--- a/Experiencia_1 - Planificación de proyecto/Actividad-1 - Autoevaluaciones_Grupo2/1.1_APT122_AutoevaluacionCompetenciasFase1 - benjamin nunez.docx
+++ b/Experiencia_1 - Planificación de proyecto/Actividad-1 - Autoevaluaciones_Grupo2/1.1_APT122_AutoevaluacionCompetenciasFase1 - benjamin nunez.docx
@@ -1,6 +1,6 @@
 
 <file path=word/document.xml><?xml version="1.0" encoding="utf-8"?>
-<w:document xmlns:wpc="http://schemas.microsoft.com/office/word/2010/wordprocessingCanvas" xmlns:cx="http://schemas.microsoft.com/office/drawing/2014/chartex" xmlns:mc="http://schemas.openxmlformats.org/markup-compatibility/2006" xmlns:o="urn:schemas-microsoft-com:office:office" xmlns:r="http://schemas.openxmlformats.org/officeDocument/2006/relationships" xmlns:m="http://schemas.openxmlformats.org/officeDocument/2006/math" xmlns:v="urn:schemas-microsoft-com:vml" xmlns:wp14="http://schemas.microsoft.com/office/word/2010/wordprocessingDrawing" xmlns:wp="http://schemas.openxmlformats.org/drawingml/2006/wordprocessingDrawing" xmlns:w10="urn:schemas-microsoft-com:office:word" xmlns:w="http://schemas.openxmlformats.org/wordprocessingml/2006/main" xmlns:w14="http://schemas.microsoft.com/office/word/2010/wordml" xmlns:w15="http://schemas.microsoft.com/office/word/2012/wordml" xmlns:w16se="http://schemas.microsoft.com/office/word/2015/wordml/symex" xmlns:wpg="http://schemas.microsoft.com/office/word/2010/wordprocessingGroup" xmlns:wpi="http://schemas.microsoft.com/office/word/2010/wordprocessingInk" xmlns:wne="http://schemas.microsoft.com/office/word/2006/wordml" xmlns:wps="http://schemas.microsoft.com/office/word/2010/wordprocessingShape" mc:Ignorable="w14 w15 w16se wp14">
+<w:document xmlns:wpc="http://schemas.microsoft.com/office/word/2010/wordprocessingCanvas" xmlns:cx="http://schemas.microsoft.com/office/drawing/2014/chartex" xmlns:cx1="http://schemas.microsoft.com/office/drawing/2015/9/8/chartex" xmlns:cx2="http://schemas.microsoft.com/office/drawing/2015/10/21/chartex" xmlns:cx3="http://schemas.microsoft.com/office/drawing/2016/5/9/chartex" xmlns:cx4="http://schemas.microsoft.com/office/drawing/2016/5/10/chartex" xmlns:cx5="http://schemas.microsoft.com/office/drawing/2016/5/11/chartex" xmlns:cx6="http://schemas.microsoft.com/office/drawing/2016/5/12/chartex" xmlns:cx7="http://schemas.microsoft.com/office/drawing/2016/5/13/chartex" xmlns:cx8="http://schemas.microsoft.com/office/drawing/2016/5/14/chartex" xmlns:mc="http://schemas.openxmlformats.org/markup-compatibility/2006" xmlns:aink="http://schemas.microsoft.com/office/drawing/2016/ink" xmlns:am3d="http://schemas.microsoft.com/office/drawing/2017/model3d" xmlns:o="urn:schemas-microsoft-com:office:office" xmlns:oel="http://schemas.microsoft.com/office/2019/extlst" xmlns:r="http://schemas.openxmlformats.org/officeDocument/2006/relationships" xmlns:m="http://schemas.openxmlformats.org/officeDocument/2006/math" xmlns:v="urn:schemas-microsoft-com:vml" xmlns:wp14="http://schemas.microsoft.com/office/word/2010/wordprocessingDrawing" xmlns:wp="http://schemas.openxmlformats.org/drawingml/2006/wordprocessingDrawing" xmlns:w10="urn:schemas-microsoft-com:office:word" xmlns:w="http://schemas.openxmlformats.org/wordprocessingml/2006/main" xmlns:w14="http://schemas.microsoft.com/office/word/2010/wordml" xmlns:w15="http://schemas.microsoft.com/office/word/2012/wordml" xmlns:w16cei="http://schemas.microsoft.com/office/word/2026/wordml/cei" xmlns:w16cex="http://schemas.microsoft.com/office/word/2018/wordml/cex" xmlns:w16cid="http://schemas.microsoft.com/office/word/2016/wordml/cid" xmlns:w16="http://schemas.microsoft.com/office/word/2018/wordml" xmlns:w16du="http://schemas.microsoft.com/office/word/2023/wordml/word16du" xmlns:w16sdtdh="http://schemas.microsoft.com/office/word/2020/wordml/sdtdatahash" xmlns:w16sdtfl="http://schemas.microsoft.com/office/word/2024/wordml/sdtformatlock" xmlns:w16se="http://schemas.microsoft.com/office/word/2015/wordml/symex" xmlns:wpg="http://schemas.microsoft.com/office/word/2010/wordprocessingGroup" xmlns:wpi="http://schemas.microsoft.com/office/word/2010/wordprocessingInk" xmlns:wne="http://schemas.microsoft.com/office/word/2006/wordml" xmlns:wps="http://schemas.microsoft.com/office/word/2010/wordprocessingShape" mc:Ignorable="w14 w15 w16se w16cid w16 w16cex w16sdtdh w16sdtfl w16du wp14">
   <w:body>
     <w:p>
       <w:pPr>
@@ -11,7 +11,7 @@
           <w:szCs w:val="26"/>
         </w:rPr>
       </w:pPr>
-      <w:bookmarkStart w:name="_Toc94815000" w:id="0"/>
+      <w:bookmarkStart w:id="0" w:name="_Toc94815000"/>
       <w:r>
         <w:rPr>
           <w:color w:val="2E74B5" w:themeColor="accent1" w:themeShade="BF"/>
@@ -54,97 +54,83 @@
         <w:t xml:space="preserve"> </w:t>
       </w:r>
     </w:p>
-    <w:p w14:noSpellErr="1">
-      <w:pPr>
-        <w:rPr>
-          <w:color w:val="auto"/>
-        </w:rPr>
-      </w:pPr>
+    <w:p>
       <w:r>
-        <w:rPr>
-          <w:color w:val="auto"/>
-        </w:rPr>
         <w:t>(complemento de la Pauta de Reflexión Definición Proyecto APT)</w:t>
       </w:r>
       <w:r>
-        <w:rPr>
-          <w:color w:val="auto"/>
-        </w:rPr>
         <w:t xml:space="preserve"> </w:t>
       </w:r>
     </w:p>
-    <w:p w14:noSpellErr="1">
+    <w:p>
       <w:pPr>
         <w:jc w:val="both"/>
         <w:rPr>
-          <w:rFonts w:eastAsia="" w:cs="Calibri" w:eastAsiaTheme="majorEastAsia" w:cstheme="minorAscii"/>
-          <w:color w:val="auto" w:themeColor="background2" w:themeShade="80"/>
+          <w:rFonts w:eastAsiaTheme="majorEastAsia"/>
+          <w:color w:val="767171" w:themeColor="background2" w:themeShade="80"/>
           <w:sz w:val="24"/>
           <w:szCs w:val="24"/>
         </w:rPr>
       </w:pPr>
     </w:p>
-    <w:p w14:noSpellErr="1">
+    <w:p>
       <w:pPr>
         <w:jc w:val="both"/>
         <w:rPr>
-          <w:rFonts w:eastAsia="" w:cs="Calibri" w:eastAsiaTheme="majorEastAsia" w:cstheme="minorAscii"/>
-          <w:color w:val="auto" w:themeColor="background2" w:themeShade="80"/>
+          <w:rFonts w:eastAsiaTheme="majorEastAsia"/>
+          <w:color w:val="767171" w:themeColor="background2" w:themeShade="80"/>
           <w:sz w:val="24"/>
           <w:szCs w:val="24"/>
         </w:rPr>
       </w:pPr>
       <w:r>
         <w:rPr>
-          <w:rFonts w:eastAsia="" w:cs="Calibri" w:eastAsiaTheme="majorEastAsia" w:cstheme="minorAscii"/>
-          <w:color w:val="auto"/>
+          <w:rFonts w:eastAsiaTheme="majorEastAsia"/>
           <w:sz w:val="24"/>
           <w:szCs w:val="24"/>
         </w:rPr>
         <w:t xml:space="preserve">Objetivo: </w:t>
       </w:r>
     </w:p>
-    <w:p w14:noSpellErr="1">
+    <w:p>
       <w:pPr>
         <w:jc w:val="both"/>
         <w:rPr>
-          <w:rFonts w:eastAsia="" w:cs="Calibri" w:eastAsiaTheme="majorEastAsia" w:cstheme="minorAscii"/>
-          <w:color w:val="auto" w:themeColor="background2" w:themeShade="80"/>
+          <w:rFonts w:eastAsiaTheme="majorEastAsia"/>
+          <w:color w:val="767171" w:themeColor="background2" w:themeShade="80"/>
           <w:sz w:val="24"/>
           <w:szCs w:val="24"/>
         </w:rPr>
       </w:pPr>
       <w:r>
         <w:rPr>
-          <w:rFonts w:eastAsia="" w:cs="Calibri" w:eastAsiaTheme="majorEastAsia" w:cstheme="minorAscii"/>
-          <w:color w:val="auto"/>
+          <w:rFonts w:eastAsiaTheme="majorEastAsia"/>
           <w:sz w:val="24"/>
           <w:szCs w:val="24"/>
         </w:rPr>
         <w:t>El objetivo de esta pauta de autoevaluación es que identifiques tus niveles de logro en las competencias de tu plan de estudio para que, a partir de tus fortalezas y oportunidades de mejora, puedas definir mejor tu proyecto APT. Esta pauta de autoevaluación es un complemento de las reflexiones iniciales de APT que también te ayudarán a definir tu Proyecto APT.</w:t>
       </w:r>
     </w:p>
-    <w:p w14:noSpellErr="1">
+    <w:p>
       <w:pPr>
         <w:jc w:val="both"/>
         <w:rPr>
-          <w:rFonts w:eastAsia="" w:cs="Calibri" w:eastAsiaTheme="majorEastAsia" w:cstheme="minorAscii"/>
-          <w:color w:val="auto" w:themeColor="background2" w:themeShade="80"/>
+          <w:rFonts w:eastAsiaTheme="majorEastAsia"/>
+          <w:color w:val="767171" w:themeColor="background2" w:themeShade="80"/>
           <w:sz w:val="24"/>
           <w:szCs w:val="24"/>
         </w:rPr>
       </w:pPr>
       <w:r>
         <w:rPr>
-          <w:rFonts w:eastAsia="" w:cs="Calibri" w:eastAsiaTheme="majorEastAsia" w:cstheme="minorAscii"/>
-          <w:color w:val="auto"/>
+          <w:rFonts w:eastAsiaTheme="majorEastAsia"/>
           <w:sz w:val="24"/>
           <w:szCs w:val="24"/>
         </w:rPr>
         <w:t xml:space="preserve">Instrucciones: </w:t>
       </w:r>
     </w:p>
-    <w:p w14:noSpellErr="1">
+    <w:p>
       <w:pPr>
         <w:pStyle w:val="Prrafodelista"/>
         <w:numPr>
@@ -153,16 +139,15 @@
         </w:numPr>
         <w:jc w:val="both"/>
         <w:rPr>
-          <w:rFonts w:eastAsia="" w:cs="Calibri" w:eastAsiaTheme="majorEastAsia" w:cstheme="minorAscii"/>
-          <w:color w:val="auto" w:themeColor="background2" w:themeShade="80"/>
+          <w:rFonts w:eastAsiaTheme="majorEastAsia"/>
+          <w:color w:val="767171" w:themeColor="background2" w:themeShade="80"/>
           <w:sz w:val="24"/>
           <w:szCs w:val="24"/>
         </w:rPr>
       </w:pPr>
       <w:r>
         <w:rPr>
-          <w:rFonts w:eastAsia="" w:cs="Calibri" w:eastAsiaTheme="majorEastAsia" w:cstheme="minorAscii"/>
-          <w:color w:val="auto"/>
+          <w:rFonts w:eastAsiaTheme="majorEastAsia"/>
           <w:sz w:val="24"/>
           <w:szCs w:val="24"/>
         </w:rPr>
@@ -170,8 +155,7 @@
       </w:r>
       <w:r>
         <w:rPr>
-          <w:rFonts w:eastAsia="" w:cs="Calibri" w:eastAsiaTheme="majorEastAsia" w:cstheme="minorAscii"/>
-          <w:color w:val="auto"/>
+          <w:rFonts w:eastAsiaTheme="majorEastAsia"/>
           <w:sz w:val="24"/>
           <w:szCs w:val="24"/>
         </w:rPr>
@@ -179,15 +163,14 @@
       </w:r>
       <w:r>
         <w:rPr>
-          <w:rFonts w:eastAsia="" w:cs="Calibri" w:eastAsiaTheme="majorEastAsia" w:cstheme="minorAscii"/>
-          <w:color w:val="auto"/>
+          <w:rFonts w:eastAsiaTheme="majorEastAsia"/>
           <w:sz w:val="24"/>
           <w:szCs w:val="24"/>
         </w:rPr>
         <w:t>te)</w:t>
       </w:r>
     </w:p>
-    <w:p w14:noSpellErr="1">
+    <w:p>
       <w:pPr>
         <w:pStyle w:val="Prrafodelista"/>
         <w:numPr>
@@ -196,23 +179,40 @@
         </w:numPr>
         <w:jc w:val="both"/>
         <w:rPr>
-          <w:rFonts w:eastAsia="" w:cs="Calibri" w:eastAsiaTheme="majorEastAsia" w:cstheme="minorAscii"/>
-          <w:color w:val="auto" w:themeColor="background2" w:themeShade="80"/>
+          <w:rFonts w:eastAsiaTheme="majorEastAsia"/>
+          <w:color w:val="767171" w:themeColor="background2" w:themeShade="80"/>
           <w:sz w:val="24"/>
           <w:szCs w:val="24"/>
         </w:rPr>
       </w:pPr>
       <w:r>
         <w:rPr>
-          <w:rFonts w:eastAsia="" w:cs="Calibri" w:eastAsiaTheme="majorEastAsia" w:cstheme="minorAscii"/>
-          <w:color w:val="auto"/>
+          <w:rFonts w:eastAsiaTheme="majorEastAsia"/>
           <w:sz w:val="24"/>
           <w:szCs w:val="24"/>
         </w:rPr>
-        <w:t xml:space="preserve">Piensa en tu proceso de aprendizaje durante el tiempo que has estudiando en Duoc UC y evalúa el nivel de logro que alcanzaste en cada competencia de tu plan de estudio. </w:t>
+        <w:t xml:space="preserve">Piensa en tu proceso de aprendizaje durante el tiempo que has </w:t>
+      </w:r>
+      <w:proofErr w:type="gramStart"/>
+      <w:r>
+        <w:rPr>
+          <w:rFonts w:eastAsiaTheme="majorEastAsia"/>
+          <w:sz w:val="24"/>
+          <w:szCs w:val="24"/>
+        </w:rPr>
+        <w:t>estudiando</w:t>
+      </w:r>
+      <w:proofErr w:type="gramEnd"/>
+      <w:r>
+        <w:rPr>
+          <w:rFonts w:eastAsiaTheme="majorEastAsia"/>
+          <w:sz w:val="24"/>
+          <w:szCs w:val="24"/>
+        </w:rPr>
+        <w:t xml:space="preserve"> en Duoc UC y evalúa el nivel de logro que alcanzaste en cada competencia de tu plan de estudio. </w:t>
       </w:r>
     </w:p>
-    <w:p w14:noSpellErr="1">
+    <w:p>
       <w:pPr>
         <w:pStyle w:val="Prrafodelista"/>
         <w:numPr>
@@ -221,30 +221,26 @@
         </w:numPr>
         <w:jc w:val="both"/>
         <w:rPr>
-          <w:rFonts w:eastAsia="" w:cs="Calibri" w:eastAsiaTheme="majorEastAsia" w:cstheme="minorAscii"/>
-          <w:color w:val="auto" w:themeColor="background2" w:themeShade="80"/>
+          <w:rFonts w:eastAsiaTheme="majorEastAsia"/>
+          <w:color w:val="767171" w:themeColor="background2" w:themeShade="80"/>
           <w:sz w:val="24"/>
           <w:szCs w:val="24"/>
         </w:rPr>
       </w:pPr>
       <w:r>
         <w:rPr>
-          <w:rFonts w:eastAsia="" w:cs="Calibri" w:eastAsiaTheme="majorEastAsia" w:cstheme="minorAscii"/>
-          <w:color w:val="auto"/>
+          <w:rFonts w:eastAsiaTheme="majorEastAsia"/>
           <w:sz w:val="24"/>
           <w:szCs w:val="24"/>
         </w:rPr>
         <w:t>Marca con una cruz el nivel de logro alcanzado para cada aprendizaje de las unidades de competencia según las siguientes categorías:</w:t>
       </w:r>
     </w:p>
-    <w:p w14:noSpellErr="1">
+    <w:p>
       <w:pPr>
         <w:pStyle w:val="Prrafodelista"/>
         <w:ind w:left="435"/>
         <w:jc w:val="both"/>
-        <w:rPr>
-          <w:color w:val="auto"/>
-        </w:rPr>
       </w:pPr>
     </w:p>
     <w:tbl>
@@ -253,12 +249,12 @@
         <w:tblW w:w="9780" w:type="dxa"/>
         <w:tblInd w:w="421" w:type="dxa"/>
         <w:tblBorders>
-          <w:top w:val="single" w:color="BFBFBF" w:themeColor="background1" w:themeShade="BF" w:sz="4" w:space="0"/>
-          <w:left w:val="single" w:color="BFBFBF" w:themeColor="background1" w:themeShade="BF" w:sz="4" w:space="0"/>
-          <w:bottom w:val="single" w:color="BFBFBF" w:themeColor="background1" w:themeShade="BF" w:sz="4" w:space="0"/>
-          <w:right w:val="single" w:color="BFBFBF" w:themeColor="background1" w:themeShade="BF" w:sz="4" w:space="0"/>
-          <w:insideH w:val="single" w:color="BFBFBF" w:themeColor="background1" w:themeShade="BF" w:sz="4" w:space="0"/>
-          <w:insideV w:val="single" w:color="BFBFBF" w:themeColor="background1" w:themeShade="BF" w:sz="4" w:space="0"/>
+          <w:top w:val="single" w:sz="4" w:space="0" w:color="BFBFBF" w:themeColor="background1" w:themeShade="BF"/>
+          <w:left w:val="single" w:sz="4" w:space="0" w:color="BFBFBF" w:themeColor="background1" w:themeShade="BF"/>
+          <w:bottom w:val="single" w:sz="4" w:space="0" w:color="BFBFBF" w:themeColor="background1" w:themeShade="BF"/>
+          <w:right w:val="single" w:sz="4" w:space="0" w:color="BFBFBF" w:themeColor="background1" w:themeShade="BF"/>
+          <w:insideH w:val="single" w:sz="4" w:space="0" w:color="BFBFBF" w:themeColor="background1" w:themeShade="BF"/>
+          <w:insideV w:val="single" w:sz="4" w:space="0" w:color="BFBFBF" w:themeColor="background1" w:themeShade="BF"/>
         </w:tblBorders>
         <w:tblLayout w:type="fixed"/>
         <w:tblLook w:val="04A0" w:firstRow="1" w:lastRow="0" w:firstColumn="1" w:lastColumn="0" w:noHBand="0" w:noVBand="1"/>
@@ -271,22 +267,19 @@
         <w:tc>
           <w:tcPr>
             <w:tcW w:w="2010" w:type="dxa"/>
-            <w:tcMar/>
           </w:tcPr>
-          <w:p w14:noSpellErr="1">
+          <w:p>
             <w:pPr>
               <w:jc w:val="center"/>
               <w:rPr>
-                <w:b w:val="1"/>
-                <w:bCs w:val="1"/>
-                <w:color w:val="auto"/>
+                <w:b/>
+                <w:bCs/>
               </w:rPr>
             </w:pPr>
             <w:r>
               <w:rPr>
-                <w:b w:val="1"/>
-                <w:bCs w:val="1"/>
-                <w:color w:val="auto"/>
+                <w:b/>
+                <w:bCs/>
               </w:rPr>
               <w:t>Categoría</w:t>
             </w:r>
@@ -295,22 +288,19 @@
         <w:tc>
           <w:tcPr>
             <w:tcW w:w="7770" w:type="dxa"/>
-            <w:tcMar/>
           </w:tcPr>
-          <w:p w14:noSpellErr="1">
+          <w:p>
             <w:pPr>
               <w:jc w:val="center"/>
               <w:rPr>
-                <w:b w:val="1"/>
-                <w:bCs w:val="1"/>
-                <w:color w:val="auto"/>
+                <w:b/>
+                <w:bCs/>
               </w:rPr>
             </w:pPr>
             <w:r>
               <w:rPr>
-                <w:b w:val="1"/>
-                <w:bCs w:val="1"/>
-                <w:color w:val="auto"/>
+                <w:b/>
+                <w:bCs/>
               </w:rPr>
               <w:t>Descripción</w:t>
             </w:r>
@@ -324,20 +314,18 @@
         <w:tc>
           <w:tcPr>
             <w:tcW w:w="2010" w:type="dxa"/>
-            <w:tcMar/>
           </w:tcPr>
-          <w:p w14:noSpellErr="1">
+          <w:p>
             <w:pPr>
               <w:pStyle w:val="Default"/>
-              <w:jc w:val="left"/>
-              <w:rPr>
-                <w:rFonts w:ascii="Calibri" w:hAnsi="Calibri" w:eastAsia="" w:cs="Calibri" w:asciiTheme="minorAscii" w:hAnsiTheme="minorAscii" w:eastAsiaTheme="majorEastAsia" w:cstheme="minorAscii"/>
-                <w:color w:val="auto" w:themeColor="background2" w:themeShade="80"/>
+              <w:rPr>
+                <w:rFonts w:asciiTheme="minorHAnsi" w:eastAsiaTheme="majorEastAsia" w:hAnsiTheme="minorHAnsi" w:cstheme="minorBidi"/>
+                <w:color w:val="767171" w:themeColor="background2" w:themeShade="80"/>
               </w:rPr>
             </w:pPr>
             <w:r>
               <w:rPr>
-                <w:rFonts w:ascii="Calibri" w:hAnsi="Calibri" w:eastAsia="" w:cs="Calibri" w:asciiTheme="minorAscii" w:hAnsiTheme="minorAscii" w:eastAsiaTheme="majorEastAsia" w:cstheme="minorAscii"/>
+                <w:rFonts w:asciiTheme="minorHAnsi" w:eastAsiaTheme="majorEastAsia" w:hAnsiTheme="minorHAnsi" w:cstheme="minorBidi"/>
                 <w:color w:val="auto"/>
               </w:rPr>
               <w:t>Excelente Dominio (ED)</w:t>
@@ -347,22 +335,19 @@
         <w:tc>
           <w:tcPr>
             <w:tcW w:w="7770" w:type="dxa"/>
-            <w:tcMar/>
           </w:tcPr>
-          <w:p w14:noSpellErr="1">
+          <w:p>
             <w:pPr>
-              <w:jc w:val="left"/>
-              <w:rPr>
-                <w:rFonts w:eastAsia="" w:cs="Calibri" w:eastAsiaTheme="majorEastAsia" w:cstheme="minorAscii"/>
-                <w:color w:val="auto" w:themeColor="background2" w:themeShade="80"/>
+              <w:rPr>
+                <w:rFonts w:eastAsiaTheme="majorEastAsia"/>
+                <w:color w:val="767171" w:themeColor="background2" w:themeShade="80"/>
                 <w:sz w:val="24"/>
                 <w:szCs w:val="24"/>
               </w:rPr>
             </w:pPr>
             <w:r>
               <w:rPr>
-                <w:rFonts w:eastAsia="" w:cs="Calibri" w:eastAsiaTheme="majorEastAsia" w:cstheme="minorAscii"/>
-                <w:color w:val="auto"/>
+                <w:rFonts w:eastAsiaTheme="majorEastAsia"/>
                 <w:sz w:val="24"/>
                 <w:szCs w:val="24"/>
               </w:rPr>
@@ -378,20 +363,18 @@
         <w:tc>
           <w:tcPr>
             <w:tcW w:w="2010" w:type="dxa"/>
-            <w:tcMar/>
           </w:tcPr>
-          <w:p w14:noSpellErr="1">
+          <w:p>
             <w:pPr>
               <w:pStyle w:val="Default"/>
-              <w:jc w:val="left"/>
-              <w:rPr>
-                <w:rFonts w:ascii="Calibri" w:hAnsi="Calibri" w:eastAsia="" w:cs="Calibri" w:asciiTheme="minorAscii" w:hAnsiTheme="minorAscii" w:eastAsiaTheme="majorEastAsia" w:cstheme="minorAscii"/>
-                <w:color w:val="auto" w:themeColor="background2" w:themeShade="80"/>
+              <w:rPr>
+                <w:rFonts w:asciiTheme="minorHAnsi" w:eastAsiaTheme="majorEastAsia" w:hAnsiTheme="minorHAnsi" w:cstheme="minorBidi"/>
+                <w:color w:val="767171" w:themeColor="background2" w:themeShade="80"/>
               </w:rPr>
             </w:pPr>
             <w:r>
               <w:rPr>
-                <w:rFonts w:ascii="Calibri" w:hAnsi="Calibri" w:eastAsia="" w:cs="Calibri" w:asciiTheme="minorAscii" w:hAnsiTheme="minorAscii" w:eastAsiaTheme="majorEastAsia" w:cstheme="minorAscii"/>
+                <w:rFonts w:asciiTheme="minorHAnsi" w:eastAsiaTheme="majorEastAsia" w:hAnsiTheme="minorHAnsi" w:cstheme="minorBidi"/>
                 <w:color w:val="auto"/>
               </w:rPr>
               <w:t xml:space="preserve">Alto Dominio (AD) </w:t>
@@ -401,22 +384,19 @@
         <w:tc>
           <w:tcPr>
             <w:tcW w:w="7770" w:type="dxa"/>
-            <w:tcMar/>
           </w:tcPr>
-          <w:p w14:noSpellErr="1">
+          <w:p>
             <w:pPr>
-              <w:jc w:val="left"/>
-              <w:rPr>
-                <w:rFonts w:eastAsia="" w:cs="Calibri" w:eastAsiaTheme="majorEastAsia" w:cstheme="minorAscii"/>
-                <w:color w:val="auto" w:themeColor="background2" w:themeShade="80"/>
+              <w:rPr>
+                <w:rFonts w:eastAsiaTheme="majorEastAsia"/>
+                <w:color w:val="767171" w:themeColor="background2" w:themeShade="80"/>
                 <w:sz w:val="24"/>
                 <w:szCs w:val="24"/>
               </w:rPr>
             </w:pPr>
             <w:r>
               <w:rPr>
-                <w:rFonts w:eastAsia="" w:cs="Calibri" w:eastAsiaTheme="majorEastAsia" w:cstheme="minorAscii"/>
-                <w:color w:val="auto"/>
+                <w:rFonts w:eastAsiaTheme="majorEastAsia"/>
                 <w:sz w:val="24"/>
                 <w:szCs w:val="24"/>
               </w:rPr>
@@ -432,20 +412,18 @@
         <w:tc>
           <w:tcPr>
             <w:tcW w:w="2010" w:type="dxa"/>
-            <w:tcMar/>
           </w:tcPr>
-          <w:p w14:noSpellErr="1">
+          <w:p>
             <w:pPr>
               <w:pStyle w:val="Default"/>
-              <w:jc w:val="left"/>
-              <w:rPr>
-                <w:rFonts w:ascii="Calibri" w:hAnsi="Calibri" w:eastAsia="" w:cs="Calibri" w:asciiTheme="minorAscii" w:hAnsiTheme="minorAscii" w:eastAsiaTheme="majorEastAsia" w:cstheme="minorAscii"/>
-                <w:color w:val="auto" w:themeColor="background2" w:themeShade="80"/>
+              <w:rPr>
+                <w:rFonts w:asciiTheme="minorHAnsi" w:eastAsiaTheme="majorEastAsia" w:hAnsiTheme="minorHAnsi" w:cstheme="minorBidi"/>
+                <w:color w:val="767171" w:themeColor="background2" w:themeShade="80"/>
               </w:rPr>
             </w:pPr>
             <w:r>
               <w:rPr>
-                <w:rFonts w:ascii="Calibri" w:hAnsi="Calibri" w:eastAsia="" w:cs="Calibri" w:asciiTheme="minorAscii" w:hAnsiTheme="minorAscii" w:eastAsiaTheme="majorEastAsia" w:cstheme="minorAscii"/>
+                <w:rFonts w:asciiTheme="minorHAnsi" w:eastAsiaTheme="majorEastAsia" w:hAnsiTheme="minorHAnsi" w:cstheme="minorBidi"/>
                 <w:color w:val="auto"/>
               </w:rPr>
               <w:t xml:space="preserve">Dominio Aceptable (DA) </w:t>
@@ -455,22 +433,19 @@
         <w:tc>
           <w:tcPr>
             <w:tcW w:w="7770" w:type="dxa"/>
-            <w:tcMar/>
           </w:tcPr>
-          <w:p w14:noSpellErr="1">
+          <w:p>
             <w:pPr>
-              <w:jc w:val="left"/>
-              <w:rPr>
-                <w:rFonts w:eastAsia="" w:cs="Calibri" w:eastAsiaTheme="majorEastAsia" w:cstheme="minorAscii"/>
-                <w:color w:val="auto" w:themeColor="background2" w:themeShade="80"/>
+              <w:rPr>
+                <w:rFonts w:eastAsiaTheme="majorEastAsia"/>
+                <w:color w:val="767171" w:themeColor="background2" w:themeShade="80"/>
                 <w:sz w:val="24"/>
                 <w:szCs w:val="24"/>
               </w:rPr>
             </w:pPr>
             <w:r>
               <w:rPr>
-                <w:rFonts w:eastAsia="" w:cs="Calibri" w:eastAsiaTheme="majorEastAsia" w:cstheme="minorAscii"/>
-                <w:color w:val="auto"/>
+                <w:rFonts w:eastAsiaTheme="majorEastAsia"/>
                 <w:sz w:val="24"/>
                 <w:szCs w:val="24"/>
               </w:rPr>
@@ -483,20 +458,18 @@
         <w:tc>
           <w:tcPr>
             <w:tcW w:w="2010" w:type="dxa"/>
-            <w:tcMar/>
           </w:tcPr>
-          <w:p w14:noSpellErr="1">
+          <w:p>
             <w:pPr>
               <w:pStyle w:val="Default"/>
-              <w:jc w:val="left"/>
-              <w:rPr>
-                <w:rFonts w:ascii="Calibri" w:hAnsi="Calibri" w:eastAsia="" w:cs="Calibri" w:asciiTheme="minorAscii" w:hAnsiTheme="minorAscii" w:eastAsiaTheme="majorEastAsia" w:cstheme="minorAscii"/>
-                <w:color w:val="auto" w:themeColor="background2" w:themeShade="80"/>
+              <w:rPr>
+                <w:rFonts w:asciiTheme="minorHAnsi" w:eastAsiaTheme="majorEastAsia" w:hAnsiTheme="minorHAnsi" w:cstheme="minorBidi"/>
+                <w:color w:val="767171" w:themeColor="background2" w:themeShade="80"/>
               </w:rPr>
             </w:pPr>
             <w:r>
               <w:rPr>
-                <w:rFonts w:ascii="Calibri" w:hAnsi="Calibri" w:eastAsia="" w:cs="Calibri" w:asciiTheme="minorAscii" w:hAnsiTheme="minorAscii" w:eastAsiaTheme="majorEastAsia" w:cstheme="minorAscii"/>
+                <w:rFonts w:asciiTheme="minorHAnsi" w:eastAsiaTheme="majorEastAsia" w:hAnsiTheme="minorHAnsi" w:cstheme="minorBidi"/>
                 <w:color w:val="auto"/>
               </w:rPr>
               <w:t>Dominio insuficiente (DP)</w:t>
@@ -506,22 +479,19 @@
         <w:tc>
           <w:tcPr>
             <w:tcW w:w="7770" w:type="dxa"/>
-            <w:tcMar/>
           </w:tcPr>
-          <w:p w14:noSpellErr="1">
+          <w:p>
             <w:pPr>
-              <w:jc w:val="left"/>
-              <w:rPr>
-                <w:rFonts w:eastAsia="" w:cs="Calibri" w:eastAsiaTheme="majorEastAsia" w:cstheme="minorAscii"/>
-                <w:color w:val="auto" w:themeColor="background2" w:themeShade="80"/>
+              <w:rPr>
+                <w:rFonts w:eastAsiaTheme="majorEastAsia"/>
+                <w:color w:val="767171" w:themeColor="background2" w:themeShade="80"/>
                 <w:sz w:val="24"/>
                 <w:szCs w:val="24"/>
               </w:rPr>
             </w:pPr>
             <w:r>
               <w:rPr>
-                <w:rFonts w:eastAsia="" w:cs="Calibri" w:eastAsiaTheme="majorEastAsia" w:cstheme="minorAscii"/>
-                <w:color w:val="auto"/>
+                <w:rFonts w:eastAsiaTheme="majorEastAsia"/>
                 <w:sz w:val="24"/>
                 <w:szCs w:val="24"/>
               </w:rPr>
@@ -529,8 +499,7 @@
             </w:r>
             <w:r>
               <w:rPr>
-                <w:rFonts w:eastAsia="" w:cs="Calibri" w:eastAsiaTheme="majorEastAsia" w:cstheme="minorAscii"/>
-                <w:color w:val="auto"/>
+                <w:rFonts w:eastAsiaTheme="majorEastAsia"/>
                 <w:sz w:val="24"/>
                 <w:szCs w:val="24"/>
               </w:rPr>
@@ -538,8 +507,7 @@
             </w:r>
             <w:r>
               <w:rPr>
-                <w:rFonts w:eastAsia="" w:cs="Calibri" w:eastAsiaTheme="majorEastAsia" w:cstheme="minorAscii"/>
-                <w:color w:val="auto"/>
+                <w:rFonts w:eastAsiaTheme="majorEastAsia"/>
                 <w:sz w:val="24"/>
                 <w:szCs w:val="24"/>
               </w:rPr>
@@ -555,71 +523,53 @@
         <w:tc>
           <w:tcPr>
             <w:tcW w:w="2010" w:type="dxa"/>
-            <w:tcMar/>
           </w:tcPr>
-          <w:p w14:noSpellErr="1">
+          <w:p>
             <w:pPr>
               <w:pStyle w:val="Default"/>
-              <w:jc w:val="left"/>
-              <w:rPr>
-                <w:rFonts w:ascii="Calibri" w:hAnsi="Calibri" w:eastAsia="" w:cs="Calibri" w:asciiTheme="minorAscii" w:hAnsiTheme="minorAscii" w:eastAsiaTheme="majorEastAsia" w:cstheme="minorAscii"/>
-                <w:color w:val="auto" w:themeColor="background2" w:themeShade="80"/>
+              <w:rPr>
+                <w:rFonts w:asciiTheme="minorHAnsi" w:eastAsiaTheme="majorEastAsia" w:hAnsiTheme="minorHAnsi" w:cstheme="minorBidi"/>
+                <w:color w:val="767171" w:themeColor="background2" w:themeShade="80"/>
               </w:rPr>
             </w:pPr>
             <w:r>
               <w:rPr>
-                <w:rFonts w:ascii="Calibri" w:hAnsi="Calibri" w:eastAsia="" w:cs="Calibri" w:asciiTheme="minorAscii" w:hAnsiTheme="minorAscii" w:eastAsiaTheme="majorEastAsia" w:cstheme="minorAscii"/>
+                <w:rFonts w:asciiTheme="minorHAnsi" w:eastAsiaTheme="majorEastAsia" w:hAnsiTheme="minorHAnsi" w:cstheme="minorBidi"/>
                 <w:color w:val="auto"/>
               </w:rPr>
-              <w:t>Dominio no logrado (</w:t>
-            </w:r>
-            <w:r>
-              <w:rPr>
-                <w:rFonts w:ascii="Calibri" w:hAnsi="Calibri" w:eastAsia="" w:cs="Calibri" w:asciiTheme="minorAscii" w:hAnsiTheme="minorAscii" w:eastAsiaTheme="majorEastAsia" w:cstheme="minorAscii"/>
-                <w:color w:val="auto"/>
-              </w:rPr>
-              <w:t>DNL</w:t>
-            </w:r>
-            <w:r>
-              <w:rPr>
-                <w:rFonts w:ascii="Calibri" w:hAnsi="Calibri" w:eastAsia="" w:cs="Calibri" w:asciiTheme="minorAscii" w:hAnsiTheme="minorAscii" w:eastAsiaTheme="majorEastAsia" w:cstheme="minorAscii"/>
-                <w:color w:val="auto"/>
-              </w:rPr>
-              <w:t>)</w:t>
+              <w:t>Dominio no logrado (DNL)</w:t>
             </w:r>
           </w:p>
         </w:tc>
         <w:tc>
           <w:tcPr>
             <w:tcW w:w="7770" w:type="dxa"/>
-            <w:tcMar/>
           </w:tcPr>
-          <w:p w14:noSpellErr="1">
+          <w:p>
             <w:pPr>
               <w:pStyle w:val="Default"/>
-              <w:jc w:val="left"/>
-              <w:rPr>
-                <w:rFonts w:ascii="Calibri" w:hAnsi="Calibri" w:eastAsia="" w:cs="Calibri" w:asciiTheme="minorAscii" w:hAnsiTheme="minorAscii" w:eastAsiaTheme="majorEastAsia" w:cstheme="minorAscii"/>
-                <w:color w:val="auto" w:themeColor="background2" w:themeShade="80"/>
+              <w:rPr>
+                <w:rFonts w:asciiTheme="minorHAnsi" w:eastAsiaTheme="majorEastAsia" w:hAnsiTheme="minorHAnsi" w:cstheme="minorBidi"/>
+                <w:color w:val="767171" w:themeColor="background2" w:themeShade="80"/>
               </w:rPr>
             </w:pPr>
             <w:r>
               <w:rPr>
-                <w:rFonts w:ascii="Calibri" w:hAnsi="Calibri" w:eastAsia="" w:cs="Calibri" w:asciiTheme="minorAscii" w:hAnsiTheme="minorAscii" w:eastAsiaTheme="majorEastAsia" w:cstheme="minorAscii"/>
+                <w:rFonts w:asciiTheme="minorHAnsi" w:eastAsiaTheme="majorEastAsia" w:hAnsiTheme="minorHAnsi" w:cstheme="minorBidi"/>
                 <w:color w:val="auto"/>
               </w:rPr>
               <w:t>Tengo un dominio no logrado de la competencia</w:t>
             </w:r>
             <w:r>
               <w:rPr>
-                <w:rFonts w:ascii="Calibri" w:hAnsi="Calibri" w:eastAsia="" w:cs="Calibri" w:asciiTheme="minorAscii" w:hAnsiTheme="minorAscii" w:eastAsiaTheme="majorEastAsia" w:cstheme="minorAscii"/>
+                <w:rFonts w:asciiTheme="minorHAnsi" w:eastAsiaTheme="majorEastAsia" w:hAnsiTheme="minorHAnsi" w:cstheme="minorBidi"/>
                 <w:color w:val="auto"/>
               </w:rPr>
               <w:t>, no</w:t>
             </w:r>
             <w:r>
               <w:rPr>
-                <w:rFonts w:ascii="Calibri" w:hAnsi="Calibri" w:eastAsia="" w:cs="Calibri" w:asciiTheme="minorAscii" w:hAnsiTheme="minorAscii" w:eastAsiaTheme="majorEastAsia" w:cstheme="minorAscii"/>
+                <w:rFonts w:asciiTheme="minorHAnsi" w:eastAsiaTheme="majorEastAsia" w:hAnsiTheme="minorHAnsi" w:cstheme="minorBidi"/>
                 <w:color w:val="auto"/>
               </w:rPr>
               <w:t xml:space="preserve"> manejo casi ningún aspecto de manera clara.</w:t>
@@ -628,30 +578,27 @@
         </w:tc>
       </w:tr>
     </w:tbl>
-    <w:p w14:noSpellErr="1">
+    <w:p>
+      <w:pPr>
+        <w:pStyle w:val="Prrafodelista"/>
+        <w:ind w:left="435"/>
+        <w:jc w:val="both"/>
+      </w:pPr>
+    </w:p>
+    <w:p>
       <w:pPr>
         <w:pStyle w:val="Prrafodelista"/>
         <w:ind w:left="435"/>
         <w:jc w:val="both"/>
         <w:rPr>
-          <w:color w:val="auto"/>
-        </w:rPr>
-      </w:pPr>
-    </w:p>
-    <w:p w14:noSpellErr="1">
-      <w:pPr>
-        <w:pStyle w:val="Prrafodelista"/>
-        <w:ind w:left="435"/>
-        <w:jc w:val="both"/>
-        <w:rPr>
-          <w:rFonts w:eastAsia="" w:cs="Calibri" w:eastAsiaTheme="majorEastAsia" w:cstheme="minorAscii"/>
-          <w:color w:val="auto" w:themeColor="background2" w:themeShade="80"/>
+          <w:rFonts w:eastAsiaTheme="majorEastAsia"/>
+          <w:color w:val="767171" w:themeColor="background2" w:themeShade="80"/>
           <w:sz w:val="24"/>
           <w:szCs w:val="24"/>
         </w:rPr>
       </w:pPr>
     </w:p>
-    <w:p w14:noSpellErr="1">
+    <w:p>
       <w:pPr>
         <w:pStyle w:val="Prrafodelista"/>
         <w:numPr>
@@ -660,43 +607,42 @@
         </w:numPr>
         <w:jc w:val="both"/>
         <w:rPr>
-          <w:rFonts w:eastAsia="" w:cs="Calibri" w:eastAsiaTheme="majorEastAsia" w:cstheme="minorAscii"/>
-          <w:color w:val="auto" w:themeColor="background2" w:themeShade="80"/>
+          <w:rFonts w:eastAsiaTheme="majorEastAsia"/>
+          <w:color w:val="767171" w:themeColor="background2" w:themeShade="80"/>
           <w:sz w:val="24"/>
           <w:szCs w:val="24"/>
         </w:rPr>
       </w:pPr>
       <w:r>
         <w:rPr>
-          <w:rFonts w:eastAsia="" w:cs="Calibri" w:eastAsiaTheme="majorEastAsia" w:cstheme="minorAscii"/>
-          <w:color w:val="auto"/>
+          <w:rFonts w:eastAsiaTheme="majorEastAsia"/>
           <w:sz w:val="24"/>
           <w:szCs w:val="24"/>
         </w:rPr>
         <w:t>En la columna de comentarios escribe por qué marcaste cada nivel.</w:t>
       </w:r>
     </w:p>
-    <w:p w14:noSpellErr="1">
+    <w:p>
       <w:pPr>
         <w:pStyle w:val="Prrafodelista"/>
         <w:ind w:left="435"/>
         <w:jc w:val="both"/>
         <w:rPr>
-          <w:rFonts w:eastAsia="" w:cs="Calibri" w:eastAsiaTheme="majorEastAsia" w:cstheme="minorAscii"/>
-          <w:color w:val="auto" w:themeColor="background2" w:themeShade="80"/>
+          <w:rFonts w:eastAsiaTheme="majorEastAsia"/>
+          <w:color w:val="767171" w:themeColor="background2" w:themeShade="80"/>
           <w:sz w:val="24"/>
           <w:szCs w:val="24"/>
         </w:rPr>
       </w:pPr>
     </w:p>
-    <w:p w14:noSpellErr="1">
+    <w:p>
       <w:pPr>
         <w:pStyle w:val="Prrafodelista"/>
         <w:ind w:left="435"/>
         <w:jc w:val="both"/>
         <w:rPr>
-          <w:rFonts w:eastAsia="" w:cs="Calibri" w:eastAsiaTheme="majorEastAsia" w:cstheme="minorAscii"/>
-          <w:color w:val="auto" w:themeColor="background2" w:themeShade="80"/>
+          <w:rFonts w:eastAsiaTheme="majorEastAsia"/>
+          <w:color w:val="767171" w:themeColor="background2" w:themeShade="80"/>
           <w:sz w:val="24"/>
           <w:szCs w:val="24"/>
         </w:rPr>
@@ -708,8 +654,7 @@
         <w:ind w:left="435"/>
         <w:jc w:val="both"/>
         <w:rPr>
-          <w:rFonts w:eastAsia="" w:cs="Calibri" w:eastAsiaTheme="majorEastAsia" w:cstheme="minorAscii"/>
-          <w:color w:val="auto"/>
+          <w:rFonts w:eastAsiaTheme="majorEastAsia"/>
           <w:sz w:val="24"/>
           <w:szCs w:val="24"/>
         </w:rPr>
@@ -721,8 +666,7 @@
         <w:ind w:left="435"/>
         <w:jc w:val="both"/>
         <w:rPr>
-          <w:rFonts w:eastAsia="" w:cs="Calibri" w:eastAsiaTheme="majorEastAsia" w:cstheme="minorAscii"/>
-          <w:color w:val="auto"/>
+          <w:rFonts w:eastAsiaTheme="majorEastAsia"/>
           <w:sz w:val="24"/>
           <w:szCs w:val="24"/>
         </w:rPr>
@@ -734,8 +678,7 @@
         <w:ind w:left="435"/>
         <w:jc w:val="both"/>
         <w:rPr>
-          <w:rFonts w:eastAsia="" w:cs="Calibri" w:eastAsiaTheme="majorEastAsia" w:cstheme="minorAscii"/>
-          <w:color w:val="auto"/>
+          <w:rFonts w:eastAsiaTheme="majorEastAsia"/>
           <w:sz w:val="24"/>
           <w:szCs w:val="24"/>
         </w:rPr>
@@ -747,8 +690,7 @@
         <w:ind w:left="435"/>
         <w:jc w:val="both"/>
         <w:rPr>
-          <w:rFonts w:eastAsia="" w:cs="Calibri" w:eastAsiaTheme="majorEastAsia" w:cstheme="minorAscii"/>
-          <w:color w:val="auto"/>
+          <w:rFonts w:eastAsiaTheme="majorEastAsia"/>
           <w:sz w:val="24"/>
           <w:szCs w:val="24"/>
         </w:rPr>
@@ -760,8 +702,7 @@
         <w:ind w:left="435"/>
         <w:jc w:val="both"/>
         <w:rPr>
-          <w:rFonts w:eastAsia="" w:cs="Calibri" w:eastAsiaTheme="majorEastAsia" w:cstheme="minorAscii"/>
-          <w:color w:val="auto"/>
+          <w:rFonts w:eastAsiaTheme="majorEastAsia"/>
           <w:sz w:val="24"/>
           <w:szCs w:val="24"/>
         </w:rPr>
@@ -773,8 +714,7 @@
         <w:ind w:left="435"/>
         <w:jc w:val="both"/>
         <w:rPr>
-          <w:rFonts w:eastAsia="" w:cs="Calibri" w:eastAsiaTheme="majorEastAsia" w:cstheme="minorAscii"/>
-          <w:color w:val="auto"/>
+          <w:rFonts w:eastAsiaTheme="majorEastAsia"/>
           <w:sz w:val="24"/>
           <w:szCs w:val="24"/>
         </w:rPr>
@@ -786,34 +726,33 @@
         <w:ind w:left="435"/>
         <w:jc w:val="both"/>
         <w:rPr>
-          <w:rFonts w:eastAsia="" w:cs="Calibri" w:eastAsiaTheme="majorEastAsia" w:cstheme="minorAscii"/>
-          <w:color w:val="auto"/>
+          <w:rFonts w:eastAsiaTheme="majorEastAsia"/>
           <w:sz w:val="24"/>
           <w:szCs w:val="24"/>
         </w:rPr>
       </w:pPr>
     </w:p>
-    <w:p w14:noSpellErr="1">
+    <w:p>
       <w:pPr>
         <w:pStyle w:val="Prrafodelista"/>
         <w:ind w:left="435"/>
         <w:jc w:val="both"/>
         <w:rPr>
-          <w:rFonts w:eastAsia="" w:cs="Calibri" w:eastAsiaTheme="majorEastAsia" w:cstheme="minorAscii"/>
-          <w:color w:val="auto" w:themeColor="background2" w:themeShade="80"/>
+          <w:rFonts w:eastAsiaTheme="majorEastAsia"/>
+          <w:color w:val="767171" w:themeColor="background2" w:themeShade="80"/>
           <w:sz w:val="24"/>
           <w:szCs w:val="24"/>
         </w:rPr>
       </w:pPr>
     </w:p>
-    <w:p w14:noSpellErr="1">
+    <w:p>
       <w:pPr>
         <w:pStyle w:val="Prrafodelista"/>
         <w:ind w:left="435"/>
         <w:jc w:val="both"/>
         <w:rPr>
-          <w:rFonts w:eastAsia="" w:cs="Calibri" w:eastAsiaTheme="majorEastAsia" w:cstheme="minorAscii"/>
-          <w:color w:val="auto" w:themeColor="background2" w:themeShade="80"/>
+          <w:rFonts w:eastAsiaTheme="majorEastAsia"/>
+          <w:color w:val="767171" w:themeColor="background2" w:themeShade="80"/>
           <w:sz w:val="24"/>
           <w:szCs w:val="24"/>
         </w:rPr>
@@ -838,24 +777,22 @@
             <w:cnfStyle w:val="001000000000" w:firstRow="0" w:lastRow="0" w:firstColumn="1" w:lastColumn="0" w:oddVBand="0" w:evenVBand="0" w:oddHBand="0" w:evenHBand="0" w:firstRowFirstColumn="0" w:firstRowLastColumn="0" w:lastRowFirstColumn="0" w:lastRowLastColumn="0"/>
             <w:tcW w:w="10076" w:type="dxa"/>
             <w:gridSpan w:val="2"/>
-            <w:tcMar/>
           </w:tcPr>
-          <w:p w14:noSpellErr="1">
+          <w:p>
             <w:pPr>
               <w:pStyle w:val="Prrafodelista"/>
               <w:ind w:left="0"/>
               <w:jc w:val="center"/>
               <w:rPr>
-                <w:rFonts w:eastAsia="" w:cs="Calibri" w:eastAsiaTheme="majorEastAsia" w:cstheme="minorAscii"/>
-                <w:color w:val="auto" w:themeColor="background2" w:themeShade="80"/>
+                <w:rFonts w:eastAsiaTheme="majorEastAsia"/>
+                <w:color w:val="767171" w:themeColor="background2" w:themeShade="80"/>
                 <w:sz w:val="24"/>
                 <w:szCs w:val="24"/>
               </w:rPr>
             </w:pPr>
             <w:r>
               <w:rPr>
-                <w:rFonts w:eastAsia="" w:cs="Calibri" w:eastAsiaTheme="majorEastAsia" w:cstheme="minorAscii"/>
-                <w:color w:val="auto"/>
+                <w:rFonts w:eastAsiaTheme="majorEastAsia"/>
                 <w:sz w:val="24"/>
                 <w:szCs w:val="24"/>
               </w:rPr>
@@ -872,28 +809,26 @@
           <w:tcPr>
             <w:cnfStyle w:val="001000000000" w:firstRow="0" w:lastRow="0" w:firstColumn="1" w:lastColumn="0" w:oddVBand="0" w:evenVBand="0" w:oddHBand="0" w:evenHBand="0" w:firstRowFirstColumn="0" w:firstRowLastColumn="0" w:lastRowFirstColumn="0" w:lastRowLastColumn="0"/>
             <w:tcW w:w="5038" w:type="dxa"/>
-            <w:tcMar/>
           </w:tcPr>
-          <w:p w14:noSpellErr="1">
+          <w:p>
             <w:pPr>
               <w:pStyle w:val="Prrafodelista"/>
               <w:ind w:left="0"/>
               <w:jc w:val="both"/>
               <w:rPr>
-                <w:rFonts w:eastAsia="" w:cs="Calibri" w:eastAsiaTheme="majorEastAsia" w:cstheme="minorAscii"/>
+                <w:rFonts w:eastAsiaTheme="majorEastAsia"/>
                 <w:b w:val="0"/>
                 <w:bCs w:val="0"/>
-                <w:color w:val="auto" w:themeColor="background2" w:themeShade="80"/>
+                <w:color w:val="767171" w:themeColor="background2" w:themeShade="80"/>
                 <w:sz w:val="24"/>
                 <w:szCs w:val="24"/>
               </w:rPr>
             </w:pPr>
             <w:r>
               <w:rPr>
-                <w:rFonts w:eastAsia="" w:cs="Calibri" w:eastAsiaTheme="majorEastAsia" w:cstheme="minorAscii"/>
+                <w:rFonts w:eastAsiaTheme="majorEastAsia"/>
                 <w:b w:val="0"/>
                 <w:bCs w:val="0"/>
-                <w:color w:val="auto"/>
                 <w:sz w:val="24"/>
                 <w:szCs w:val="24"/>
               </w:rPr>
@@ -903,23 +838,30 @@
         </w:tc>
         <w:tc>
           <w:tcPr>
-            <w:cnfStyle w:val="000000000000" w:firstRow="0" w:lastRow="0" w:firstColumn="0" w:lastColumn="0" w:oddVBand="0" w:evenVBand="0" w:oddHBand="0" w:evenHBand="0" w:firstRowFirstColumn="0" w:firstRowLastColumn="0" w:lastRowFirstColumn="0" w:lastRowLastColumn="0"/>
             <w:tcW w:w="5038" w:type="dxa"/>
-            <w:tcMar/>
           </w:tcPr>
-          <w:p w14:noSpellErr="1">
+          <w:p>
             <w:pPr>
               <w:pStyle w:val="Prrafodelista"/>
               <w:ind w:left="0"/>
               <w:jc w:val="both"/>
               <w:cnfStyle w:val="000000100000" w:firstRow="0" w:lastRow="0" w:firstColumn="0" w:lastColumn="0" w:oddVBand="0" w:evenVBand="0" w:oddHBand="1" w:evenHBand="0" w:firstRowFirstColumn="0" w:firstRowLastColumn="0" w:lastRowFirstColumn="0" w:lastRowLastColumn="0"/>
               <w:rPr>
-                <w:rFonts w:eastAsia="" w:cs="Calibri" w:eastAsiaTheme="majorEastAsia" w:cstheme="minorAscii"/>
-                <w:color w:val="auto" w:themeColor="background2" w:themeShade="80"/>
+                <w:rFonts w:eastAsiaTheme="majorEastAsia"/>
+                <w:color w:val="767171" w:themeColor="background2" w:themeShade="80"/>
                 <w:sz w:val="24"/>
                 <w:szCs w:val="24"/>
               </w:rPr>
             </w:pPr>
+            <w:r>
+              <w:rPr>
+                <w:rFonts w:eastAsiaTheme="majorEastAsia"/>
+                <w:color w:val="767171" w:themeColor="background2" w:themeShade="80"/>
+                <w:sz w:val="24"/>
+                <w:szCs w:val="24"/>
+              </w:rPr>
+              <w:t>Benjamin Tomás Núñez Arancibia</w:t>
+            </w:r>
           </w:p>
         </w:tc>
       </w:tr>
@@ -928,28 +870,26 @@
           <w:tcPr>
             <w:cnfStyle w:val="001000000000" w:firstRow="0" w:lastRow="0" w:firstColumn="1" w:lastColumn="0" w:oddVBand="0" w:evenVBand="0" w:oddHBand="0" w:evenHBand="0" w:firstRowFirstColumn="0" w:firstRowLastColumn="0" w:lastRowFirstColumn="0" w:lastRowLastColumn="0"/>
             <w:tcW w:w="5038" w:type="dxa"/>
-            <w:tcMar/>
           </w:tcPr>
-          <w:p w14:noSpellErr="1">
+          <w:p>
             <w:pPr>
               <w:pStyle w:val="Prrafodelista"/>
               <w:ind w:left="0"/>
               <w:jc w:val="both"/>
               <w:rPr>
-                <w:rFonts w:eastAsia="" w:cs="Calibri" w:eastAsiaTheme="majorEastAsia" w:cstheme="minorAscii"/>
+                <w:rFonts w:eastAsiaTheme="majorEastAsia"/>
                 <w:b w:val="0"/>
                 <w:bCs w:val="0"/>
-                <w:color w:val="auto" w:themeColor="background2" w:themeShade="80"/>
+                <w:color w:val="767171" w:themeColor="background2" w:themeShade="80"/>
                 <w:sz w:val="24"/>
                 <w:szCs w:val="24"/>
               </w:rPr>
             </w:pPr>
             <w:r>
               <w:rPr>
-                <w:rFonts w:eastAsia="" w:cs="Calibri" w:eastAsiaTheme="majorEastAsia" w:cstheme="minorAscii"/>
+                <w:rFonts w:eastAsiaTheme="majorEastAsia"/>
                 <w:b w:val="0"/>
                 <w:bCs w:val="0"/>
-                <w:color w:val="auto"/>
                 <w:sz w:val="24"/>
                 <w:szCs w:val="24"/>
               </w:rPr>
@@ -959,19 +899,17 @@
         </w:tc>
         <w:tc>
           <w:tcPr>
-            <w:cnfStyle w:val="000000000000" w:firstRow="0" w:lastRow="0" w:firstColumn="0" w:lastColumn="0" w:oddVBand="0" w:evenVBand="0" w:oddHBand="0" w:evenHBand="0" w:firstRowFirstColumn="0" w:firstRowLastColumn="0" w:lastRowFirstColumn="0" w:lastRowLastColumn="0"/>
             <w:tcW w:w="5038" w:type="dxa"/>
-            <w:tcMar/>
           </w:tcPr>
-          <w:p w14:noSpellErr="1">
+          <w:p>
             <w:pPr>
               <w:pStyle w:val="Prrafodelista"/>
               <w:ind w:left="0"/>
               <w:jc w:val="both"/>
               <w:cnfStyle w:val="000000000000" w:firstRow="0" w:lastRow="0" w:firstColumn="0" w:lastColumn="0" w:oddVBand="0" w:evenVBand="0" w:oddHBand="0" w:evenHBand="0" w:firstRowFirstColumn="0" w:firstRowLastColumn="0" w:lastRowFirstColumn="0" w:lastRowLastColumn="0"/>
               <w:rPr>
-                <w:rFonts w:eastAsia="" w:cs="Calibri" w:eastAsiaTheme="majorEastAsia" w:cstheme="minorAscii"/>
-                <w:color w:val="auto" w:themeColor="background2" w:themeShade="80"/>
+                <w:rFonts w:eastAsiaTheme="majorEastAsia"/>
+                <w:color w:val="767171" w:themeColor="background2" w:themeShade="80"/>
                 <w:sz w:val="24"/>
                 <w:szCs w:val="24"/>
               </w:rPr>
@@ -987,28 +925,26 @@
           <w:tcPr>
             <w:cnfStyle w:val="001000000000" w:firstRow="0" w:lastRow="0" w:firstColumn="1" w:lastColumn="0" w:oddVBand="0" w:evenVBand="0" w:oddHBand="0" w:evenHBand="0" w:firstRowFirstColumn="0" w:firstRowLastColumn="0" w:lastRowFirstColumn="0" w:lastRowLastColumn="0"/>
             <w:tcW w:w="5038" w:type="dxa"/>
-            <w:tcMar/>
           </w:tcPr>
-          <w:p w14:noSpellErr="1">
+          <w:p>
             <w:pPr>
               <w:pStyle w:val="Prrafodelista"/>
               <w:ind w:left="0"/>
               <w:jc w:val="both"/>
               <w:rPr>
-                <w:rFonts w:eastAsia="" w:cs="Calibri" w:eastAsiaTheme="majorEastAsia" w:cstheme="minorAscii"/>
+                <w:rFonts w:eastAsiaTheme="majorEastAsia"/>
                 <w:b w:val="0"/>
                 <w:bCs w:val="0"/>
-                <w:color w:val="auto" w:themeColor="background2" w:themeShade="80"/>
+                <w:color w:val="767171" w:themeColor="background2" w:themeShade="80"/>
                 <w:sz w:val="24"/>
                 <w:szCs w:val="24"/>
               </w:rPr>
             </w:pPr>
             <w:r>
               <w:rPr>
-                <w:rFonts w:eastAsia="" w:cs="Calibri" w:eastAsiaTheme="majorEastAsia" w:cstheme="minorAscii"/>
+                <w:rFonts w:eastAsiaTheme="majorEastAsia"/>
                 <w:b w:val="0"/>
                 <w:bCs w:val="0"/>
-                <w:color w:val="auto"/>
                 <w:sz w:val="24"/>
                 <w:szCs w:val="24"/>
               </w:rPr>
@@ -1018,19 +954,17 @@
         </w:tc>
         <w:tc>
           <w:tcPr>
-            <w:cnfStyle w:val="000000000000" w:firstRow="0" w:lastRow="0" w:firstColumn="0" w:lastColumn="0" w:oddVBand="0" w:evenVBand="0" w:oddHBand="0" w:evenHBand="0" w:firstRowFirstColumn="0" w:firstRowLastColumn="0" w:lastRowFirstColumn="0" w:lastRowLastColumn="0"/>
             <w:tcW w:w="5038" w:type="dxa"/>
-            <w:tcMar/>
           </w:tcPr>
-          <w:p w14:noSpellErr="1">
+          <w:p>
             <w:pPr>
               <w:pStyle w:val="Prrafodelista"/>
               <w:ind w:left="0"/>
               <w:jc w:val="both"/>
               <w:cnfStyle w:val="000000100000" w:firstRow="0" w:lastRow="0" w:firstColumn="0" w:lastColumn="0" w:oddVBand="0" w:evenVBand="0" w:oddHBand="1" w:evenHBand="0" w:firstRowFirstColumn="0" w:firstRowLastColumn="0" w:lastRowFirstColumn="0" w:lastRowLastColumn="0"/>
               <w:rPr>
-                <w:rFonts w:eastAsia="" w:cs="Calibri" w:eastAsiaTheme="majorEastAsia" w:cstheme="minorAscii"/>
-                <w:color w:val="auto" w:themeColor="background2" w:themeShade="80"/>
+                <w:rFonts w:eastAsiaTheme="majorEastAsia"/>
+                <w:color w:val="767171" w:themeColor="background2" w:themeShade="80"/>
                 <w:sz w:val="24"/>
                 <w:szCs w:val="24"/>
               </w:rPr>
@@ -1077,12 +1011,12 @@
         <w:tblW w:w="9923" w:type="dxa"/>
         <w:jc w:val="center"/>
         <w:tblBorders>
-          <w:top w:val="single" w:color="BFBFBF" w:themeColor="background1" w:themeShade="BF" w:sz="4" w:space="0"/>
-          <w:left w:val="single" w:color="BFBFBF" w:themeColor="background1" w:themeShade="BF" w:sz="4" w:space="0"/>
-          <w:bottom w:val="single" w:color="BFBFBF" w:themeColor="background1" w:themeShade="BF" w:sz="4" w:space="0"/>
-          <w:right w:val="single" w:color="BFBFBF" w:themeColor="background1" w:themeShade="BF" w:sz="4" w:space="0"/>
-          <w:insideH w:val="single" w:color="BFBFBF" w:themeColor="background1" w:themeShade="BF" w:sz="4" w:space="0"/>
-          <w:insideV w:val="single" w:color="BFBFBF" w:themeColor="background1" w:themeShade="BF" w:sz="4" w:space="0"/>
+          <w:top w:val="single" w:sz="4" w:space="0" w:color="BFBFBF" w:themeColor="background1" w:themeShade="BF"/>
+          <w:left w:val="single" w:sz="4" w:space="0" w:color="BFBFBF" w:themeColor="background1" w:themeShade="BF"/>
+          <w:bottom w:val="single" w:sz="4" w:space="0" w:color="BFBFBF" w:themeColor="background1" w:themeShade="BF"/>
+          <w:right w:val="single" w:sz="4" w:space="0" w:color="BFBFBF" w:themeColor="background1" w:themeShade="BF"/>
+          <w:insideH w:val="single" w:sz="4" w:space="0" w:color="BFBFBF" w:themeColor="background1" w:themeShade="BF"/>
+          <w:insideV w:val="single" w:sz="4" w:space="0" w:color="BFBFBF" w:themeColor="background1" w:themeShade="BF"/>
         </w:tblBorders>
         <w:tblLook w:val="04A0" w:firstRow="1" w:lastRow="0" w:firstColumn="1" w:lastColumn="0" w:noHBand="0" w:noVBand="1"/>
       </w:tblPr>
@@ -1104,25 +1038,22 @@
           <w:tcPr>
             <w:tcW w:w="1931" w:type="dxa"/>
             <w:vMerge w:val="restart"/>
-            <w:tcMar/>
             <w:vAlign w:val="center"/>
           </w:tcPr>
-          <w:p w14:noSpellErr="1">
+          <w:p>
             <w:pPr>
               <w:jc w:val="center"/>
               <w:rPr>
-                <w:rFonts w:cs="Calibri" w:cstheme="minorAscii"/>
-                <w:b w:val="1"/>
-                <w:bCs w:val="1"/>
+                <w:b/>
+                <w:bCs/>
                 <w:sz w:val="18"/>
                 <w:szCs w:val="18"/>
               </w:rPr>
             </w:pPr>
             <w:r>
               <w:rPr>
-                <w:rFonts w:cs="Calibri" w:cstheme="minorAscii"/>
-                <w:b w:val="1"/>
-                <w:bCs w:val="1"/>
+                <w:b/>
+                <w:bCs/>
                 <w:sz w:val="18"/>
                 <w:szCs w:val="18"/>
               </w:rPr>
@@ -1134,25 +1065,22 @@
           <w:tcPr>
             <w:tcW w:w="5435" w:type="dxa"/>
             <w:gridSpan w:val="5"/>
-            <w:tcMar/>
             <w:vAlign w:val="center"/>
           </w:tcPr>
-          <w:p w14:noSpellErr="1">
+          <w:p>
             <w:pPr>
               <w:jc w:val="center"/>
               <w:rPr>
-                <w:rFonts w:cs="Calibri" w:cstheme="minorAscii"/>
-                <w:b w:val="1"/>
-                <w:bCs w:val="1"/>
+                <w:b/>
+                <w:bCs/>
                 <w:sz w:val="18"/>
                 <w:szCs w:val="18"/>
               </w:rPr>
             </w:pPr>
             <w:r>
               <w:rPr>
-                <w:rFonts w:cs="Calibri" w:cstheme="minorAscii"/>
-                <w:b w:val="1"/>
-                <w:bCs w:val="1"/>
+                <w:b/>
+                <w:bCs/>
                 <w:sz w:val="18"/>
                 <w:szCs w:val="18"/>
               </w:rPr>
@@ -1164,41 +1092,26 @@
           <w:tcPr>
             <w:tcW w:w="2557" w:type="dxa"/>
             <w:vMerge w:val="restart"/>
-            <w:tcMar/>
             <w:vAlign w:val="center"/>
           </w:tcPr>
-          <w:p w14:noSpellErr="1">
+          <w:p>
             <w:pPr>
               <w:jc w:val="center"/>
               <w:rPr>
-                <w:rFonts w:cs="Calibri" w:cstheme="minorAscii"/>
-                <w:b w:val="1"/>
-                <w:bCs w:val="1"/>
+                <w:b/>
+                <w:bCs/>
                 <w:sz w:val="18"/>
                 <w:szCs w:val="18"/>
               </w:rPr>
             </w:pPr>
             <w:r>
               <w:rPr>
-                <w:rFonts w:cs="Calibri" w:cstheme="minorAscii"/>
-                <w:b w:val="1"/>
-                <w:bCs w:val="1"/>
+                <w:b/>
+                <w:bCs/>
                 <w:sz w:val="18"/>
                 <w:szCs w:val="18"/>
               </w:rPr>
-              <w:t>Come</w:t>
-            </w:r>
-            <w:bookmarkStart w:name="_GoBack" w:id="1"/>
-            <w:bookmarkEnd w:id="1"/>
-            <w:r>
-              <w:rPr>
-                <w:rFonts w:cs="Calibri" w:cstheme="minorAscii"/>
-                <w:b w:val="1"/>
-                <w:bCs w:val="1"/>
-                <w:sz w:val="18"/>
-                <w:szCs w:val="18"/>
-              </w:rPr>
-              <w:t>ntarios</w:t>
+              <w:t>Comentarios</w:t>
             </w:r>
           </w:p>
         </w:tc>
@@ -1212,7 +1125,6 @@
           <w:tcPr>
             <w:tcW w:w="1931" w:type="dxa"/>
             <w:vMerge/>
-            <w:tcMar/>
           </w:tcPr>
           <w:p>
             <w:pPr>
@@ -1229,25 +1141,22 @@
         <w:tc>
           <w:tcPr>
             <w:tcW w:w="1017" w:type="dxa"/>
-            <w:tcMar/>
             <w:vAlign w:val="center"/>
           </w:tcPr>
-          <w:p w14:noSpellErr="1">
+          <w:p>
             <w:pPr>
               <w:jc w:val="center"/>
               <w:rPr>
-                <w:rFonts w:cs="Calibri" w:cstheme="minorAscii"/>
-                <w:b w:val="1"/>
-                <w:bCs w:val="1"/>
+                <w:b/>
+                <w:bCs/>
                 <w:sz w:val="18"/>
                 <w:szCs w:val="18"/>
               </w:rPr>
             </w:pPr>
             <w:r>
               <w:rPr>
-                <w:rFonts w:cs="Calibri" w:cstheme="minorAscii"/>
-                <w:b w:val="1"/>
-                <w:bCs w:val="1"/>
+                <w:b/>
+                <w:bCs/>
                 <w:sz w:val="18"/>
                 <w:szCs w:val="18"/>
               </w:rPr>
@@ -1258,25 +1167,22 @@
         <w:tc>
           <w:tcPr>
             <w:tcW w:w="926" w:type="dxa"/>
-            <w:tcMar/>
             <w:vAlign w:val="center"/>
           </w:tcPr>
-          <w:p w14:noSpellErr="1">
+          <w:p>
             <w:pPr>
               <w:jc w:val="center"/>
               <w:rPr>
-                <w:rFonts w:cs="Calibri" w:cstheme="minorAscii"/>
-                <w:b w:val="1"/>
-                <w:bCs w:val="1"/>
+                <w:b/>
+                <w:bCs/>
                 <w:sz w:val="18"/>
                 <w:szCs w:val="18"/>
               </w:rPr>
             </w:pPr>
             <w:r>
               <w:rPr>
-                <w:rFonts w:cs="Calibri" w:cstheme="minorAscii"/>
-                <w:b w:val="1"/>
-                <w:bCs w:val="1"/>
+                <w:b/>
+                <w:bCs/>
                 <w:sz w:val="18"/>
                 <w:szCs w:val="18"/>
               </w:rPr>
@@ -1287,24 +1193,21 @@
         <w:tc>
           <w:tcPr>
             <w:tcW w:w="1055" w:type="dxa"/>
-            <w:tcMar/>
             <w:vAlign w:val="center"/>
           </w:tcPr>
-          <w:p w14:noSpellErr="1">
+          <w:p>
             <w:pPr>
               <w:rPr>
-                <w:rFonts w:cs="Calibri" w:cstheme="minorAscii"/>
-                <w:b w:val="1"/>
-                <w:bCs w:val="1"/>
+                <w:b/>
+                <w:bCs/>
                 <w:sz w:val="18"/>
                 <w:szCs w:val="18"/>
               </w:rPr>
             </w:pPr>
             <w:r>
               <w:rPr>
-                <w:rFonts w:cs="Calibri" w:cstheme="minorAscii"/>
-                <w:b w:val="1"/>
-                <w:bCs w:val="1"/>
+                <w:b/>
+                <w:bCs/>
                 <w:sz w:val="18"/>
                 <w:szCs w:val="18"/>
               </w:rPr>
@@ -1315,25 +1218,22 @@
         <w:tc>
           <w:tcPr>
             <w:tcW w:w="1187" w:type="dxa"/>
-            <w:tcMar/>
             <w:vAlign w:val="center"/>
           </w:tcPr>
-          <w:p w14:noSpellErr="1">
+          <w:p>
             <w:pPr>
               <w:jc w:val="center"/>
               <w:rPr>
-                <w:rFonts w:cs="Calibri" w:cstheme="minorAscii"/>
-                <w:b w:val="1"/>
-                <w:bCs w:val="1"/>
+                <w:b/>
+                <w:bCs/>
                 <w:sz w:val="18"/>
                 <w:szCs w:val="18"/>
               </w:rPr>
             </w:pPr>
             <w:r>
               <w:rPr>
-                <w:rFonts w:cs="Calibri" w:cstheme="minorAscii"/>
-                <w:b w:val="1"/>
-                <w:bCs w:val="1"/>
+                <w:b/>
+                <w:bCs/>
                 <w:sz w:val="18"/>
                 <w:szCs w:val="18"/>
               </w:rPr>
@@ -1344,25 +1244,22 @@
         <w:tc>
           <w:tcPr>
             <w:tcW w:w="1250" w:type="dxa"/>
-            <w:tcMar/>
             <w:vAlign w:val="center"/>
           </w:tcPr>
-          <w:p w14:noSpellErr="1">
+          <w:p>
             <w:pPr>
               <w:jc w:val="center"/>
               <w:rPr>
-                <w:rFonts w:cs="Calibri" w:cstheme="minorAscii"/>
-                <w:b w:val="1"/>
-                <w:bCs w:val="1"/>
+                <w:b/>
+                <w:bCs/>
                 <w:sz w:val="18"/>
                 <w:szCs w:val="18"/>
               </w:rPr>
             </w:pPr>
             <w:r>
               <w:rPr>
-                <w:rFonts w:cs="Calibri" w:cstheme="minorAscii"/>
-                <w:b w:val="1"/>
-                <w:bCs w:val="1"/>
+                <w:b/>
+                <w:bCs/>
                 <w:sz w:val="18"/>
                 <w:szCs w:val="18"/>
               </w:rPr>
@@ -1374,7 +1271,6 @@
           <w:tcPr>
             <w:tcW w:w="2557" w:type="dxa"/>
             <w:vMerge/>
-            <w:tcMar/>
           </w:tcPr>
           <w:p>
             <w:pPr>
@@ -1397,15 +1293,13 @@
         <w:tc>
           <w:tcPr>
             <w:tcW w:w="1931" w:type="dxa"/>
-            <w:tcMar/>
           </w:tcPr>
-          <w:p w14:noSpellErr="1">
+          <w:p>
             <w:pPr>
               <w:jc w:val="center"/>
               <w:rPr>
-                <w:rFonts w:cs="Calibri" w:cstheme="minorAscii"/>
-                <w:b w:val="1"/>
-                <w:bCs w:val="1"/>
+                <w:b/>
+                <w:bCs/>
                 <w:color w:val="FF0000"/>
                 <w:sz w:val="18"/>
                 <w:szCs w:val="18"/>
@@ -1416,15 +1310,13 @@
         <w:tc>
           <w:tcPr>
             <w:tcW w:w="1017" w:type="dxa"/>
-            <w:tcMar/>
           </w:tcPr>
-          <w:p w14:noSpellErr="1">
+          <w:p>
             <w:pPr>
               <w:jc w:val="center"/>
               <w:rPr>
-                <w:rFonts w:cs="Calibri" w:cstheme="minorAscii"/>
-                <w:b w:val="1"/>
-                <w:bCs w:val="1"/>
+                <w:b/>
+                <w:bCs/>
                 <w:sz w:val="18"/>
                 <w:szCs w:val="18"/>
               </w:rPr>
@@ -1434,15 +1326,13 @@
         <w:tc>
           <w:tcPr>
             <w:tcW w:w="926" w:type="dxa"/>
-            <w:tcMar/>
           </w:tcPr>
-          <w:p w14:noSpellErr="1">
+          <w:p>
             <w:pPr>
               <w:jc w:val="center"/>
               <w:rPr>
-                <w:rFonts w:cs="Calibri" w:cstheme="minorAscii"/>
-                <w:b w:val="1"/>
-                <w:bCs w:val="1"/>
+                <w:b/>
+                <w:bCs/>
                 <w:sz w:val="18"/>
                 <w:szCs w:val="18"/>
               </w:rPr>
@@ -1452,15 +1342,13 @@
         <w:tc>
           <w:tcPr>
             <w:tcW w:w="1055" w:type="dxa"/>
-            <w:tcMar/>
           </w:tcPr>
-          <w:p w14:noSpellErr="1">
+          <w:p>
             <w:pPr>
               <w:jc w:val="center"/>
               <w:rPr>
-                <w:rFonts w:cs="Calibri" w:cstheme="minorAscii"/>
-                <w:b w:val="1"/>
-                <w:bCs w:val="1"/>
+                <w:b/>
+                <w:bCs/>
                 <w:sz w:val="18"/>
                 <w:szCs w:val="18"/>
               </w:rPr>
@@ -1470,15 +1358,13 @@
         <w:tc>
           <w:tcPr>
             <w:tcW w:w="1187" w:type="dxa"/>
-            <w:tcMar/>
           </w:tcPr>
-          <w:p w14:noSpellErr="1">
+          <w:p>
             <w:pPr>
               <w:jc w:val="center"/>
               <w:rPr>
-                <w:rFonts w:cs="Calibri" w:cstheme="minorAscii"/>
-                <w:b w:val="1"/>
-                <w:bCs w:val="1"/>
+                <w:b/>
+                <w:bCs/>
                 <w:sz w:val="18"/>
                 <w:szCs w:val="18"/>
               </w:rPr>
@@ -1488,15 +1374,13 @@
         <w:tc>
           <w:tcPr>
             <w:tcW w:w="1250" w:type="dxa"/>
-            <w:tcMar/>
           </w:tcPr>
-          <w:p w14:noSpellErr="1">
+          <w:p>
             <w:pPr>
               <w:jc w:val="center"/>
               <w:rPr>
-                <w:rFonts w:cs="Calibri" w:cstheme="minorAscii"/>
-                <w:b w:val="1"/>
-                <w:bCs w:val="1"/>
+                <w:b/>
+                <w:bCs/>
                 <w:sz w:val="18"/>
                 <w:szCs w:val="18"/>
               </w:rPr>
@@ -1506,15 +1390,13 @@
         <w:tc>
           <w:tcPr>
             <w:tcW w:w="2557" w:type="dxa"/>
-            <w:tcMar/>
           </w:tcPr>
-          <w:p w14:noSpellErr="1">
+          <w:p>
             <w:pPr>
               <w:jc w:val="center"/>
               <w:rPr>
-                <w:rFonts w:cs="Calibri" w:cstheme="minorAscii"/>
-                <w:b w:val="1"/>
-                <w:bCs w:val="1"/>
+                <w:b/>
+                <w:bCs/>
                 <w:sz w:val="18"/>
                 <w:szCs w:val="18"/>
               </w:rPr>
@@ -1530,15 +1412,13 @@
         <w:tc>
           <w:tcPr>
             <w:tcW w:w="1931" w:type="dxa"/>
-            <w:tcMar/>
           </w:tcPr>
-          <w:p w14:noSpellErr="1">
+          <w:p>
             <w:pPr>
               <w:jc w:val="center"/>
               <w:rPr>
-                <w:rFonts w:cs="Calibri" w:cstheme="minorAscii"/>
-                <w:b w:val="1"/>
-                <w:bCs w:val="1"/>
+                <w:b/>
+                <w:bCs/>
                 <w:color w:val="FF0000"/>
                 <w:sz w:val="18"/>
                 <w:szCs w:val="18"/>
@@ -1549,15 +1429,13 @@
         <w:tc>
           <w:tcPr>
             <w:tcW w:w="1017" w:type="dxa"/>
-            <w:tcMar/>
           </w:tcPr>
-          <w:p w14:noSpellErr="1">
+          <w:p>
             <w:pPr>
               <w:jc w:val="center"/>
               <w:rPr>
-                <w:rFonts w:cs="Calibri" w:cstheme="minorAscii"/>
-                <w:b w:val="1"/>
-                <w:bCs w:val="1"/>
+                <w:b/>
+                <w:bCs/>
                 <w:sz w:val="18"/>
                 <w:szCs w:val="18"/>
               </w:rPr>
@@ -1567,15 +1445,13 @@
         <w:tc>
           <w:tcPr>
             <w:tcW w:w="926" w:type="dxa"/>
-            <w:tcMar/>
           </w:tcPr>
-          <w:p w14:noSpellErr="1">
+          <w:p>
             <w:pPr>
               <w:jc w:val="center"/>
               <w:rPr>
-                <w:rFonts w:cs="Calibri" w:cstheme="minorAscii"/>
-                <w:b w:val="1"/>
-                <w:bCs w:val="1"/>
+                <w:b/>
+                <w:bCs/>
                 <w:sz w:val="18"/>
                 <w:szCs w:val="18"/>
               </w:rPr>
@@ -1585,15 +1461,13 @@
         <w:tc>
           <w:tcPr>
             <w:tcW w:w="1055" w:type="dxa"/>
-            <w:tcMar/>
           </w:tcPr>
-          <w:p w14:noSpellErr="1">
+          <w:p>
             <w:pPr>
               <w:jc w:val="center"/>
               <w:rPr>
-                <w:rFonts w:cs="Calibri" w:cstheme="minorAscii"/>
-                <w:b w:val="1"/>
-                <w:bCs w:val="1"/>
+                <w:b/>
+                <w:bCs/>
                 <w:sz w:val="18"/>
                 <w:szCs w:val="18"/>
               </w:rPr>
@@ -1603,15 +1477,13 @@
         <w:tc>
           <w:tcPr>
             <w:tcW w:w="1187" w:type="dxa"/>
-            <w:tcMar/>
           </w:tcPr>
-          <w:p w14:noSpellErr="1">
+          <w:p>
             <w:pPr>
               <w:jc w:val="center"/>
               <w:rPr>
-                <w:rFonts w:cs="Calibri" w:cstheme="minorAscii"/>
-                <w:b w:val="1"/>
-                <w:bCs w:val="1"/>
+                <w:b/>
+                <w:bCs/>
                 <w:sz w:val="18"/>
                 <w:szCs w:val="18"/>
               </w:rPr>
@@ -1621,15 +1493,13 @@
         <w:tc>
           <w:tcPr>
             <w:tcW w:w="1250" w:type="dxa"/>
-            <w:tcMar/>
           </w:tcPr>
-          <w:p w14:noSpellErr="1">
+          <w:p>
             <w:pPr>
               <w:jc w:val="center"/>
               <w:rPr>
-                <w:rFonts w:cs="Calibri" w:cstheme="minorAscii"/>
-                <w:b w:val="1"/>
-                <w:bCs w:val="1"/>
+                <w:b/>
+                <w:bCs/>
                 <w:sz w:val="18"/>
                 <w:szCs w:val="18"/>
               </w:rPr>
@@ -1639,15 +1509,13 @@
         <w:tc>
           <w:tcPr>
             <w:tcW w:w="2557" w:type="dxa"/>
-            <w:tcMar/>
           </w:tcPr>
-          <w:p w14:noSpellErr="1">
+          <w:p>
             <w:pPr>
               <w:jc w:val="center"/>
               <w:rPr>
-                <w:rFonts w:cs="Calibri" w:cstheme="minorAscii"/>
-                <w:b w:val="1"/>
-                <w:bCs w:val="1"/>
+                <w:b/>
+                <w:bCs/>
                 <w:sz w:val="18"/>
                 <w:szCs w:val="18"/>
               </w:rPr>
@@ -1663,15 +1531,13 @@
         <w:tc>
           <w:tcPr>
             <w:tcW w:w="1931" w:type="dxa"/>
-            <w:tcMar/>
           </w:tcPr>
-          <w:p w14:noSpellErr="1">
+          <w:p>
             <w:pPr>
               <w:jc w:val="center"/>
               <w:rPr>
-                <w:rFonts w:cs="Calibri" w:cstheme="minorAscii"/>
-                <w:b w:val="1"/>
-                <w:bCs w:val="1"/>
+                <w:b/>
+                <w:bCs/>
                 <w:sz w:val="18"/>
                 <w:szCs w:val="18"/>
               </w:rPr>
@@ -1681,15 +1547,13 @@
         <w:tc>
           <w:tcPr>
             <w:tcW w:w="1017" w:type="dxa"/>
-            <w:tcMar/>
           </w:tcPr>
-          <w:p w14:noSpellErr="1">
+          <w:p>
             <w:pPr>
               <w:jc w:val="center"/>
               <w:rPr>
-                <w:rFonts w:cs="Calibri" w:cstheme="minorAscii"/>
-                <w:b w:val="1"/>
-                <w:bCs w:val="1"/>
+                <w:b/>
+                <w:bCs/>
                 <w:sz w:val="18"/>
                 <w:szCs w:val="18"/>
               </w:rPr>
@@ -1699,15 +1563,13 @@
         <w:tc>
           <w:tcPr>
             <w:tcW w:w="926" w:type="dxa"/>
-            <w:tcMar/>
           </w:tcPr>
-          <w:p w14:noSpellErr="1">
+          <w:p>
             <w:pPr>
               <w:jc w:val="center"/>
               <w:rPr>
-                <w:rFonts w:cs="Calibri" w:cstheme="minorAscii"/>
-                <w:b w:val="1"/>
-                <w:bCs w:val="1"/>
+                <w:b/>
+                <w:bCs/>
                 <w:sz w:val="18"/>
                 <w:szCs w:val="18"/>
               </w:rPr>
@@ -1717,15 +1579,13 @@
         <w:tc>
           <w:tcPr>
             <w:tcW w:w="1055" w:type="dxa"/>
-            <w:tcMar/>
           </w:tcPr>
-          <w:p w14:noSpellErr="1">
+          <w:p>
             <w:pPr>
               <w:jc w:val="center"/>
               <w:rPr>
-                <w:rFonts w:cs="Calibri" w:cstheme="minorAscii"/>
-                <w:b w:val="1"/>
-                <w:bCs w:val="1"/>
+                <w:b/>
+                <w:bCs/>
                 <w:sz w:val="18"/>
                 <w:szCs w:val="18"/>
               </w:rPr>
@@ -1735,15 +1595,13 @@
         <w:tc>
           <w:tcPr>
             <w:tcW w:w="1187" w:type="dxa"/>
-            <w:tcMar/>
           </w:tcPr>
-          <w:p w14:noSpellErr="1">
+          <w:p>
             <w:pPr>
               <w:jc w:val="center"/>
               <w:rPr>
-                <w:rFonts w:cs="Calibri" w:cstheme="minorAscii"/>
-                <w:b w:val="1"/>
-                <w:bCs w:val="1"/>
+                <w:b/>
+                <w:bCs/>
                 <w:sz w:val="18"/>
                 <w:szCs w:val="18"/>
               </w:rPr>
@@ -1753,15 +1611,13 @@
         <w:tc>
           <w:tcPr>
             <w:tcW w:w="1250" w:type="dxa"/>
-            <w:tcMar/>
           </w:tcPr>
-          <w:p w14:noSpellErr="1">
+          <w:p>
             <w:pPr>
               <w:jc w:val="center"/>
               <w:rPr>
-                <w:rFonts w:cs="Calibri" w:cstheme="minorAscii"/>
-                <w:b w:val="1"/>
-                <w:bCs w:val="1"/>
+                <w:b/>
+                <w:bCs/>
                 <w:sz w:val="18"/>
                 <w:szCs w:val="18"/>
               </w:rPr>
@@ -1771,15 +1627,13 @@
         <w:tc>
           <w:tcPr>
             <w:tcW w:w="2557" w:type="dxa"/>
-            <w:tcMar/>
           </w:tcPr>
-          <w:p w14:noSpellErr="1">
+          <w:p>
             <w:pPr>
               <w:jc w:val="center"/>
               <w:rPr>
-                <w:rFonts w:cs="Calibri" w:cstheme="minorAscii"/>
-                <w:b w:val="1"/>
-                <w:bCs w:val="1"/>
+                <w:b/>
+                <w:bCs/>
                 <w:sz w:val="18"/>
                 <w:szCs w:val="18"/>
               </w:rPr>
@@ -1795,15 +1649,13 @@
         <w:tc>
           <w:tcPr>
             <w:tcW w:w="1931" w:type="dxa"/>
-            <w:tcMar/>
           </w:tcPr>
-          <w:p w14:noSpellErr="1">
+          <w:p>
             <w:pPr>
               <w:jc w:val="center"/>
               <w:rPr>
-                <w:rFonts w:cs="Calibri" w:cstheme="minorAscii"/>
-                <w:b w:val="1"/>
-                <w:bCs w:val="1"/>
+                <w:b/>
+                <w:bCs/>
                 <w:sz w:val="18"/>
                 <w:szCs w:val="18"/>
               </w:rPr>
@@ -1813,15 +1665,13 @@
         <w:tc>
           <w:tcPr>
             <w:tcW w:w="1017" w:type="dxa"/>
-            <w:tcMar/>
           </w:tcPr>
-          <w:p w14:noSpellErr="1">
+          <w:p>
             <w:pPr>
               <w:jc w:val="center"/>
               <w:rPr>
-                <w:rFonts w:cs="Calibri" w:cstheme="minorAscii"/>
-                <w:b w:val="1"/>
-                <w:bCs w:val="1"/>
+                <w:b/>
+                <w:bCs/>
                 <w:sz w:val="18"/>
                 <w:szCs w:val="18"/>
               </w:rPr>
@@ -1831,15 +1681,13 @@
         <w:tc>
           <w:tcPr>
             <w:tcW w:w="926" w:type="dxa"/>
-            <w:tcMar/>
           </w:tcPr>
-          <w:p w14:noSpellErr="1">
+          <w:p>
             <w:pPr>
               <w:jc w:val="center"/>
               <w:rPr>
-                <w:rFonts w:cs="Calibri" w:cstheme="minorAscii"/>
-                <w:b w:val="1"/>
-                <w:bCs w:val="1"/>
+                <w:b/>
+                <w:bCs/>
                 <w:sz w:val="18"/>
                 <w:szCs w:val="18"/>
               </w:rPr>
@@ -1849,15 +1697,13 @@
         <w:tc>
           <w:tcPr>
             <w:tcW w:w="1055" w:type="dxa"/>
-            <w:tcMar/>
           </w:tcPr>
-          <w:p w14:noSpellErr="1">
+          <w:p>
             <w:pPr>
               <w:jc w:val="center"/>
               <w:rPr>
-                <w:rFonts w:cs="Calibri" w:cstheme="minorAscii"/>
-                <w:b w:val="1"/>
-                <w:bCs w:val="1"/>
+                <w:b/>
+                <w:bCs/>
                 <w:sz w:val="18"/>
                 <w:szCs w:val="18"/>
               </w:rPr>
@@ -1867,15 +1713,13 @@
         <w:tc>
           <w:tcPr>
             <w:tcW w:w="1187" w:type="dxa"/>
-            <w:tcMar/>
           </w:tcPr>
-          <w:p w14:noSpellErr="1">
+          <w:p>
             <w:pPr>
               <w:jc w:val="center"/>
               <w:rPr>
-                <w:rFonts w:cs="Calibri" w:cstheme="minorAscii"/>
-                <w:b w:val="1"/>
-                <w:bCs w:val="1"/>
+                <w:b/>
+                <w:bCs/>
                 <w:sz w:val="18"/>
                 <w:szCs w:val="18"/>
               </w:rPr>
@@ -1885,15 +1729,13 @@
         <w:tc>
           <w:tcPr>
             <w:tcW w:w="1250" w:type="dxa"/>
-            <w:tcMar/>
           </w:tcPr>
-          <w:p w14:noSpellErr="1">
+          <w:p>
             <w:pPr>
               <w:jc w:val="center"/>
               <w:rPr>
-                <w:rFonts w:cs="Calibri" w:cstheme="minorAscii"/>
-                <w:b w:val="1"/>
-                <w:bCs w:val="1"/>
+                <w:b/>
+                <w:bCs/>
                 <w:sz w:val="18"/>
                 <w:szCs w:val="18"/>
               </w:rPr>
@@ -1903,15 +1745,13 @@
         <w:tc>
           <w:tcPr>
             <w:tcW w:w="2557" w:type="dxa"/>
-            <w:tcMar/>
           </w:tcPr>
-          <w:p w14:noSpellErr="1">
+          <w:p>
             <w:pPr>
               <w:jc w:val="center"/>
               <w:rPr>
-                <w:rFonts w:cs="Calibri" w:cstheme="minorAscii"/>
-                <w:b w:val="1"/>
-                <w:bCs w:val="1"/>
+                <w:b/>
+                <w:bCs/>
                 <w:sz w:val="18"/>
                 <w:szCs w:val="18"/>
               </w:rPr>
@@ -1927,15 +1767,13 @@
         <w:tc>
           <w:tcPr>
             <w:tcW w:w="1931" w:type="dxa"/>
-            <w:tcMar/>
           </w:tcPr>
-          <w:p w14:noSpellErr="1">
+          <w:p>
             <w:pPr>
               <w:jc w:val="center"/>
               <w:rPr>
-                <w:rFonts w:cs="Calibri" w:cstheme="minorAscii"/>
-                <w:b w:val="1"/>
-                <w:bCs w:val="1"/>
+                <w:b/>
+                <w:bCs/>
                 <w:sz w:val="18"/>
                 <w:szCs w:val="18"/>
               </w:rPr>
@@ -1945,15 +1783,13 @@
         <w:tc>
           <w:tcPr>
             <w:tcW w:w="1017" w:type="dxa"/>
-            <w:tcMar/>
           </w:tcPr>
-          <w:p w14:noSpellErr="1">
+          <w:p>
             <w:pPr>
               <w:jc w:val="center"/>
               <w:rPr>
-                <w:rFonts w:cs="Calibri" w:cstheme="minorAscii"/>
-                <w:b w:val="1"/>
-                <w:bCs w:val="1"/>
+                <w:b/>
+                <w:bCs/>
                 <w:sz w:val="18"/>
                 <w:szCs w:val="18"/>
               </w:rPr>
@@ -1963,15 +1799,13 @@
         <w:tc>
           <w:tcPr>
             <w:tcW w:w="926" w:type="dxa"/>
-            <w:tcMar/>
           </w:tcPr>
-          <w:p w14:noSpellErr="1">
+          <w:p>
             <w:pPr>
               <w:jc w:val="center"/>
               <w:rPr>
-                <w:rFonts w:cs="Calibri" w:cstheme="minorAscii"/>
-                <w:b w:val="1"/>
-                <w:bCs w:val="1"/>
+                <w:b/>
+                <w:bCs/>
                 <w:sz w:val="18"/>
                 <w:szCs w:val="18"/>
               </w:rPr>
@@ -1981,15 +1815,13 @@
         <w:tc>
           <w:tcPr>
             <w:tcW w:w="1055" w:type="dxa"/>
-            <w:tcMar/>
           </w:tcPr>
-          <w:p w14:noSpellErr="1">
+          <w:p>
             <w:pPr>
               <w:jc w:val="center"/>
               <w:rPr>
-                <w:rFonts w:cs="Calibri" w:cstheme="minorAscii"/>
-                <w:b w:val="1"/>
-                <w:bCs w:val="1"/>
+                <w:b/>
+                <w:bCs/>
                 <w:sz w:val="18"/>
                 <w:szCs w:val="18"/>
               </w:rPr>
@@ -1999,15 +1831,13 @@
         <w:tc>
           <w:tcPr>
             <w:tcW w:w="1187" w:type="dxa"/>
-            <w:tcMar/>
           </w:tcPr>
-          <w:p w14:noSpellErr="1">
+          <w:p>
             <w:pPr>
               <w:jc w:val="center"/>
               <w:rPr>
-                <w:rFonts w:cs="Calibri" w:cstheme="minorAscii"/>
-                <w:b w:val="1"/>
-                <w:bCs w:val="1"/>
+                <w:b/>
+                <w:bCs/>
                 <w:sz w:val="18"/>
                 <w:szCs w:val="18"/>
               </w:rPr>
@@ -2017,15 +1847,13 @@
         <w:tc>
           <w:tcPr>
             <w:tcW w:w="1250" w:type="dxa"/>
-            <w:tcMar/>
           </w:tcPr>
-          <w:p w14:noSpellErr="1">
+          <w:p>
             <w:pPr>
               <w:jc w:val="center"/>
               <w:rPr>
-                <w:rFonts w:cs="Calibri" w:cstheme="minorAscii"/>
-                <w:b w:val="1"/>
-                <w:bCs w:val="1"/>
+                <w:b/>
+                <w:bCs/>
                 <w:sz w:val="18"/>
                 <w:szCs w:val="18"/>
               </w:rPr>
@@ -2035,15 +1863,13 @@
         <w:tc>
           <w:tcPr>
             <w:tcW w:w="2557" w:type="dxa"/>
-            <w:tcMar/>
           </w:tcPr>
-          <w:p w14:noSpellErr="1">
+          <w:p>
             <w:pPr>
               <w:jc w:val="center"/>
               <w:rPr>
-                <w:rFonts w:cs="Calibri" w:cstheme="minorAscii"/>
-                <w:b w:val="1"/>
-                <w:bCs w:val="1"/>
+                <w:b/>
+                <w:bCs/>
                 <w:sz w:val="18"/>
                 <w:szCs w:val="18"/>
               </w:rPr>
@@ -2059,15 +1885,13 @@
         <w:tc>
           <w:tcPr>
             <w:tcW w:w="1931" w:type="dxa"/>
-            <w:tcMar/>
           </w:tcPr>
-          <w:p w14:noSpellErr="1">
+          <w:p>
             <w:pPr>
               <w:jc w:val="center"/>
               <w:rPr>
-                <w:rFonts w:cs="Calibri" w:cstheme="minorAscii"/>
-                <w:b w:val="1"/>
-                <w:bCs w:val="1"/>
+                <w:b/>
+                <w:bCs/>
                 <w:sz w:val="18"/>
                 <w:szCs w:val="18"/>
               </w:rPr>
@@ -2077,15 +1901,13 @@
         <w:tc>
           <w:tcPr>
             <w:tcW w:w="1017" w:type="dxa"/>
-            <w:tcMar/>
           </w:tcPr>
-          <w:p w14:noSpellErr="1">
+          <w:p>
             <w:pPr>
               <w:jc w:val="center"/>
               <w:rPr>
-                <w:rFonts w:cs="Calibri" w:cstheme="minorAscii"/>
-                <w:b w:val="1"/>
-                <w:bCs w:val="1"/>
+                <w:b/>
+                <w:bCs/>
                 <w:sz w:val="18"/>
                 <w:szCs w:val="18"/>
               </w:rPr>
@@ -2095,15 +1917,13 @@
         <w:tc>
           <w:tcPr>
             <w:tcW w:w="926" w:type="dxa"/>
-            <w:tcMar/>
           </w:tcPr>
-          <w:p w14:noSpellErr="1">
+          <w:p>
             <w:pPr>
               <w:jc w:val="center"/>
               <w:rPr>
-                <w:rFonts w:cs="Calibri" w:cstheme="minorAscii"/>
-                <w:b w:val="1"/>
-                <w:bCs w:val="1"/>
+                <w:b/>
+                <w:bCs/>
                 <w:sz w:val="18"/>
                 <w:szCs w:val="18"/>
               </w:rPr>
@@ -2113,15 +1933,13 @@
         <w:tc>
           <w:tcPr>
             <w:tcW w:w="1055" w:type="dxa"/>
-            <w:tcMar/>
           </w:tcPr>
-          <w:p w14:noSpellErr="1">
+          <w:p>
             <w:pPr>
               <w:jc w:val="center"/>
               <w:rPr>
-                <w:rFonts w:cs="Calibri" w:cstheme="minorAscii"/>
-                <w:b w:val="1"/>
-                <w:bCs w:val="1"/>
+                <w:b/>
+                <w:bCs/>
                 <w:sz w:val="18"/>
                 <w:szCs w:val="18"/>
               </w:rPr>
@@ -2131,15 +1949,13 @@
         <w:tc>
           <w:tcPr>
             <w:tcW w:w="1187" w:type="dxa"/>
-            <w:tcMar/>
           </w:tcPr>
-          <w:p w14:noSpellErr="1">
+          <w:p>
             <w:pPr>
               <w:jc w:val="center"/>
               <w:rPr>
-                <w:rFonts w:cs="Calibri" w:cstheme="minorAscii"/>
-                <w:b w:val="1"/>
-                <w:bCs w:val="1"/>
+                <w:b/>
+                <w:bCs/>
                 <w:sz w:val="18"/>
                 <w:szCs w:val="18"/>
               </w:rPr>
@@ -2149,15 +1965,13 @@
         <w:tc>
           <w:tcPr>
             <w:tcW w:w="1250" w:type="dxa"/>
-            <w:tcMar/>
           </w:tcPr>
-          <w:p w14:noSpellErr="1">
+          <w:p>
             <w:pPr>
               <w:jc w:val="center"/>
               <w:rPr>
-                <w:rFonts w:cs="Calibri" w:cstheme="minorAscii"/>
-                <w:b w:val="1"/>
-                <w:bCs w:val="1"/>
+                <w:b/>
+                <w:bCs/>
                 <w:sz w:val="18"/>
                 <w:szCs w:val="18"/>
               </w:rPr>
@@ -2167,15 +1981,13 @@
         <w:tc>
           <w:tcPr>
             <w:tcW w:w="2557" w:type="dxa"/>
-            <w:tcMar/>
           </w:tcPr>
-          <w:p w14:noSpellErr="1">
+          <w:p>
             <w:pPr>
               <w:jc w:val="center"/>
               <w:rPr>
-                <w:rFonts w:cs="Calibri" w:cstheme="minorAscii"/>
-                <w:b w:val="1"/>
-                <w:bCs w:val="1"/>
+                <w:b/>
+                <w:bCs/>
                 <w:sz w:val="18"/>
                 <w:szCs w:val="18"/>
               </w:rPr>
@@ -2191,15 +2003,13 @@
         <w:tc>
           <w:tcPr>
             <w:tcW w:w="1931" w:type="dxa"/>
-            <w:tcMar/>
           </w:tcPr>
-          <w:p w14:noSpellErr="1">
+          <w:p>
             <w:pPr>
               <w:jc w:val="center"/>
               <w:rPr>
-                <w:rFonts w:cs="Calibri" w:cstheme="minorAscii"/>
-                <w:b w:val="1"/>
-                <w:bCs w:val="1"/>
+                <w:b/>
+                <w:bCs/>
                 <w:sz w:val="18"/>
                 <w:szCs w:val="18"/>
               </w:rPr>
@@ -2209,15 +2019,13 @@
         <w:tc>
           <w:tcPr>
             <w:tcW w:w="1017" w:type="dxa"/>
-            <w:tcMar/>
           </w:tcPr>
-          <w:p w14:noSpellErr="1">
+          <w:p>
             <w:pPr>
               <w:jc w:val="center"/>
               <w:rPr>
-                <w:rFonts w:cs="Calibri" w:cstheme="minorAscii"/>
-                <w:b w:val="1"/>
-                <w:bCs w:val="1"/>
+                <w:b/>
+                <w:bCs/>
                 <w:sz w:val="18"/>
                 <w:szCs w:val="18"/>
               </w:rPr>
@@ -2227,15 +2035,13 @@
         <w:tc>
           <w:tcPr>
             <w:tcW w:w="926" w:type="dxa"/>
-            <w:tcMar/>
           </w:tcPr>
-          <w:p w14:noSpellErr="1">
+          <w:p>
             <w:pPr>
               <w:jc w:val="center"/>
               <w:rPr>
-                <w:rFonts w:cs="Calibri" w:cstheme="minorAscii"/>
-                <w:b w:val="1"/>
-                <w:bCs w:val="1"/>
+                <w:b/>
+                <w:bCs/>
                 <w:sz w:val="18"/>
                 <w:szCs w:val="18"/>
               </w:rPr>
@@ -2245,15 +2051,13 @@
         <w:tc>
           <w:tcPr>
             <w:tcW w:w="1055" w:type="dxa"/>
-            <w:tcMar/>
           </w:tcPr>
-          <w:p w14:noSpellErr="1">
+          <w:p>
             <w:pPr>
               <w:jc w:val="center"/>
               <w:rPr>
-                <w:rFonts w:cs="Calibri" w:cstheme="minorAscii"/>
-                <w:b w:val="1"/>
-                <w:bCs w:val="1"/>
+                <w:b/>
+                <w:bCs/>
                 <w:sz w:val="18"/>
                 <w:szCs w:val="18"/>
               </w:rPr>
@@ -2263,15 +2067,13 @@
         <w:tc>
           <w:tcPr>
             <w:tcW w:w="1187" w:type="dxa"/>
-            <w:tcMar/>
           </w:tcPr>
-          <w:p w14:noSpellErr="1">
+          <w:p>
             <w:pPr>
               <w:jc w:val="center"/>
               <w:rPr>
-                <w:rFonts w:cs="Calibri" w:cstheme="minorAscii"/>
-                <w:b w:val="1"/>
-                <w:bCs w:val="1"/>
+                <w:b/>
+                <w:bCs/>
                 <w:sz w:val="18"/>
                 <w:szCs w:val="18"/>
               </w:rPr>
@@ -2281,15 +2083,13 @@
         <w:tc>
           <w:tcPr>
             <w:tcW w:w="1250" w:type="dxa"/>
-            <w:tcMar/>
           </w:tcPr>
-          <w:p w14:noSpellErr="1">
+          <w:p>
             <w:pPr>
               <w:jc w:val="center"/>
               <w:rPr>
-                <w:rFonts w:cs="Calibri" w:cstheme="minorAscii"/>
-                <w:b w:val="1"/>
-                <w:bCs w:val="1"/>
+                <w:b/>
+                <w:bCs/>
                 <w:sz w:val="18"/>
                 <w:szCs w:val="18"/>
               </w:rPr>
@@ -2299,15 +2099,13 @@
         <w:tc>
           <w:tcPr>
             <w:tcW w:w="2557" w:type="dxa"/>
-            <w:tcMar/>
           </w:tcPr>
-          <w:p w14:noSpellErr="1">
+          <w:p>
             <w:pPr>
               <w:jc w:val="center"/>
               <w:rPr>
-                <w:rFonts w:cs="Calibri" w:cstheme="minorAscii"/>
-                <w:b w:val="1"/>
-                <w:bCs w:val="1"/>
+                <w:b/>
+                <w:bCs/>
                 <w:sz w:val="18"/>
                 <w:szCs w:val="18"/>
               </w:rPr>
@@ -2323,15 +2121,13 @@
         <w:tc>
           <w:tcPr>
             <w:tcW w:w="1931" w:type="dxa"/>
-            <w:tcMar/>
           </w:tcPr>
-          <w:p w14:noSpellErr="1">
+          <w:p>
             <w:pPr>
               <w:jc w:val="center"/>
               <w:rPr>
-                <w:rFonts w:cs="Calibri" w:cstheme="minorAscii"/>
-                <w:b w:val="1"/>
-                <w:bCs w:val="1"/>
+                <w:b/>
+                <w:bCs/>
                 <w:sz w:val="18"/>
                 <w:szCs w:val="18"/>
               </w:rPr>
@@ -2341,15 +2137,13 @@
         <w:tc>
           <w:tcPr>
             <w:tcW w:w="1017" w:type="dxa"/>
-            <w:tcMar/>
           </w:tcPr>
-          <w:p w14:noSpellErr="1">
+          <w:p>
             <w:pPr>
               <w:jc w:val="center"/>
               <w:rPr>
-                <w:rFonts w:cs="Calibri" w:cstheme="minorAscii"/>
-                <w:b w:val="1"/>
-                <w:bCs w:val="1"/>
+                <w:b/>
+                <w:bCs/>
                 <w:sz w:val="18"/>
                 <w:szCs w:val="18"/>
               </w:rPr>
@@ -2359,15 +2153,13 @@
         <w:tc>
           <w:tcPr>
             <w:tcW w:w="926" w:type="dxa"/>
-            <w:tcMar/>
           </w:tcPr>
-          <w:p w14:noSpellErr="1">
+          <w:p>
             <w:pPr>
               <w:jc w:val="center"/>
               <w:rPr>
-                <w:rFonts w:cs="Calibri" w:cstheme="minorAscii"/>
-                <w:b w:val="1"/>
-                <w:bCs w:val="1"/>
+                <w:b/>
+                <w:bCs/>
                 <w:sz w:val="18"/>
                 <w:szCs w:val="18"/>
               </w:rPr>
@@ -2377,15 +2169,13 @@
         <w:tc>
           <w:tcPr>
             <w:tcW w:w="1055" w:type="dxa"/>
-            <w:tcMar/>
           </w:tcPr>
-          <w:p w14:noSpellErr="1">
+          <w:p>
             <w:pPr>
               <w:jc w:val="center"/>
               <w:rPr>
-                <w:rFonts w:cs="Calibri" w:cstheme="minorAscii"/>
-                <w:b w:val="1"/>
-                <w:bCs w:val="1"/>
+                <w:b/>
+                <w:bCs/>
                 <w:sz w:val="18"/>
                 <w:szCs w:val="18"/>
               </w:rPr>
@@ -2395,15 +2185,13 @@
         <w:tc>
           <w:tcPr>
             <w:tcW w:w="1187" w:type="dxa"/>
-            <w:tcMar/>
           </w:tcPr>
-          <w:p w14:noSpellErr="1">
+          <w:p>
             <w:pPr>
               <w:jc w:val="center"/>
               <w:rPr>
-                <w:rFonts w:cs="Calibri" w:cstheme="minorAscii"/>
-                <w:b w:val="1"/>
-                <w:bCs w:val="1"/>
+                <w:b/>
+                <w:bCs/>
                 <w:sz w:val="18"/>
                 <w:szCs w:val="18"/>
               </w:rPr>
@@ -2413,15 +2201,13 @@
         <w:tc>
           <w:tcPr>
             <w:tcW w:w="1250" w:type="dxa"/>
-            <w:tcMar/>
           </w:tcPr>
-          <w:p w14:noSpellErr="1">
+          <w:p>
             <w:pPr>
               <w:jc w:val="center"/>
               <w:rPr>
-                <w:rFonts w:cs="Calibri" w:cstheme="minorAscii"/>
-                <w:b w:val="1"/>
-                <w:bCs w:val="1"/>
+                <w:b/>
+                <w:bCs/>
                 <w:sz w:val="18"/>
                 <w:szCs w:val="18"/>
               </w:rPr>
@@ -2431,15 +2217,13 @@
         <w:tc>
           <w:tcPr>
             <w:tcW w:w="2557" w:type="dxa"/>
-            <w:tcMar/>
           </w:tcPr>
-          <w:p w14:noSpellErr="1">
+          <w:p>
             <w:pPr>
               <w:jc w:val="center"/>
               <w:rPr>
-                <w:rFonts w:cs="Calibri" w:cstheme="minorAscii"/>
-                <w:b w:val="1"/>
-                <w:bCs w:val="1"/>
+                <w:b/>
+                <w:bCs/>
                 <w:sz w:val="18"/>
                 <w:szCs w:val="18"/>
               </w:rPr>
@@ -2475,7 +2259,7 @@
       <w:footerReference w:type="default" r:id="rId14"/>
       <w:headerReference w:type="first" r:id="rId15"/>
       <w:footerReference w:type="first" r:id="rId16"/>
-      <w:pgSz w:w="12240" w:h="15840" w:orient="portrait" w:code="1"/>
+      <w:pgSz w:w="12240" w:h="15840" w:code="1"/>
       <w:pgMar w:top="1440" w:right="1077" w:bottom="1134" w:left="1077" w:header="567" w:footer="465" w:gutter="0"/>
       <w:pgNumType w:start="0"/>
       <w:cols w:space="708"/>
@@ -2486,7 +2270,7 @@
 </file>
 
 <file path=word/endnotes.xml><?xml version="1.0" encoding="utf-8"?>
-<w:endnotes xmlns:wpc="http://schemas.microsoft.com/office/word/2010/wordprocessingCanvas" xmlns:cx="http://schemas.microsoft.com/office/drawing/2014/chartex" xmlns:mc="http://schemas.openxmlformats.org/markup-compatibility/2006" xmlns:o="urn:schemas-microsoft-com:office:office" xmlns:r="http://schemas.openxmlformats.org/officeDocument/2006/relationships" xmlns:m="http://schemas.openxmlformats.org/officeDocument/2006/math" xmlns:v="urn:schemas-microsoft-com:vml" xmlns:wp14="http://schemas.microsoft.com/office/word/2010/wordprocessingDrawing" xmlns:wp="http://schemas.openxmlformats.org/drawingml/2006/wordprocessingDrawing" xmlns:w10="urn:schemas-microsoft-com:office:word" xmlns:w="http://schemas.openxmlformats.org/wordprocessingml/2006/main" xmlns:w14="http://schemas.microsoft.com/office/word/2010/wordml" xmlns:w15="http://schemas.microsoft.com/office/word/2012/wordml" xmlns:w16se="http://schemas.microsoft.com/office/word/2015/wordml/symex" xmlns:wpg="http://schemas.microsoft.com/office/word/2010/wordprocessingGroup" xmlns:wpi="http://schemas.microsoft.com/office/word/2010/wordprocessingInk" xmlns:wne="http://schemas.microsoft.com/office/word/2006/wordml" xmlns:wps="http://schemas.microsoft.com/office/word/2010/wordprocessingShape" mc:Ignorable="w14 w15 w16se wp14">
+<w:endnotes xmlns:wpc="http://schemas.microsoft.com/office/word/2010/wordprocessingCanvas" xmlns:cx="http://schemas.microsoft.com/office/drawing/2014/chartex" xmlns:cx1="http://schemas.microsoft.com/office/drawing/2015/9/8/chartex" xmlns:cx2="http://schemas.microsoft.com/office/drawing/2015/10/21/chartex" xmlns:cx3="http://schemas.microsoft.com/office/drawing/2016/5/9/chartex" xmlns:cx4="http://schemas.microsoft.com/office/drawing/2016/5/10/chartex" xmlns:cx5="http://schemas.microsoft.com/office/drawing/2016/5/11/chartex" xmlns:cx6="http://schemas.microsoft.com/office/drawing/2016/5/12/chartex" xmlns:cx7="http://schemas.microsoft.com/office/drawing/2016/5/13/chartex" xmlns:cx8="http://schemas.microsoft.com/office/drawing/2016/5/14/chartex" xmlns:mc="http://schemas.openxmlformats.org/markup-compatibility/2006" xmlns:aink="http://schemas.microsoft.com/office/drawing/2016/ink" xmlns:am3d="http://schemas.microsoft.com/office/drawing/2017/model3d" xmlns:o="urn:schemas-microsoft-com:office:office" xmlns:oel="http://schemas.microsoft.com/office/2019/extlst" xmlns:r="http://schemas.openxmlformats.org/officeDocument/2006/relationships" xmlns:m="http://schemas.openxmlformats.org/officeDocument/2006/math" xmlns:v="urn:schemas-microsoft-com:vml" xmlns:wp14="http://schemas.microsoft.com/office/word/2010/wordprocessingDrawing" xmlns:wp="http://schemas.openxmlformats.org/drawingml/2006/wordprocessingDrawing" xmlns:w10="urn:schemas-microsoft-com:office:word" xmlns:w="http://schemas.openxmlformats.org/wordprocessingml/2006/main" xmlns:w14="http://schemas.microsoft.com/office/word/2010/wordml" xmlns:w15="http://schemas.microsoft.com/office/word/2012/wordml" xmlns:w16cei="http://schemas.microsoft.com/office/word/2026/wordml/cei" xmlns:w16cex="http://schemas.microsoft.com/office/word/2018/wordml/cex" xmlns:w16cid="http://schemas.microsoft.com/office/word/2016/wordml/cid" xmlns:w16="http://schemas.microsoft.com/office/word/2018/wordml" xmlns:w16du="http://schemas.microsoft.com/office/word/2023/wordml/word16du" xmlns:w16sdtdh="http://schemas.microsoft.com/office/word/2020/wordml/sdtdatahash" xmlns:w16sdtfl="http://schemas.microsoft.com/office/word/2024/wordml/sdtformatlock" xmlns:w16se="http://schemas.microsoft.com/office/word/2015/wordml/symex" xmlns:wpg="http://schemas.microsoft.com/office/word/2010/wordprocessingGroup" xmlns:wpi="http://schemas.microsoft.com/office/word/2010/wordprocessingInk" xmlns:wne="http://schemas.microsoft.com/office/word/2006/wordml" xmlns:wps="http://schemas.microsoft.com/office/word/2010/wordprocessingShape" mc:Ignorable="w14 w15 w16se w16cid w16 w16cex w16sdtdh w16sdtfl w16du wp14">
   <w:endnote w:type="separator" w:id="-1">
     <w:p>
       <w:pPr>
@@ -2511,7 +2295,7 @@
 </file>
 
 <file path=word/footer1.xml><?xml version="1.0" encoding="utf-8"?>
-<w:ftr xmlns:wpc="http://schemas.microsoft.com/office/word/2010/wordprocessingCanvas" xmlns:cx="http://schemas.microsoft.com/office/drawing/2014/chartex" xmlns:mc="http://schemas.openxmlformats.org/markup-compatibility/2006" xmlns:o="urn:schemas-microsoft-com:office:office" xmlns:r="http://schemas.openxmlformats.org/officeDocument/2006/relationships" xmlns:m="http://schemas.openxmlformats.org/officeDocument/2006/math" xmlns:v="urn:schemas-microsoft-com:vml" xmlns:wp14="http://schemas.microsoft.com/office/word/2010/wordprocessingDrawing" xmlns:wp="http://schemas.openxmlformats.org/drawingml/2006/wordprocessingDrawing" xmlns:w10="urn:schemas-microsoft-com:office:word" xmlns:w="http://schemas.openxmlformats.org/wordprocessingml/2006/main" xmlns:w14="http://schemas.microsoft.com/office/word/2010/wordml" xmlns:w15="http://schemas.microsoft.com/office/word/2012/wordml" xmlns:w16se="http://schemas.microsoft.com/office/word/2015/wordml/symex" xmlns:wpg="http://schemas.microsoft.com/office/word/2010/wordprocessingGroup" xmlns:wpi="http://schemas.microsoft.com/office/word/2010/wordprocessingInk" xmlns:wne="http://schemas.microsoft.com/office/word/2006/wordml" xmlns:wps="http://schemas.microsoft.com/office/word/2010/wordprocessingShape" mc:Ignorable="w14 w15 w16se wp14">
+<w:ftr xmlns:wpc="http://schemas.microsoft.com/office/word/2010/wordprocessingCanvas" xmlns:cx="http://schemas.microsoft.com/office/drawing/2014/chartex" xmlns:cx1="http://schemas.microsoft.com/office/drawing/2015/9/8/chartex" xmlns:cx2="http://schemas.microsoft.com/office/drawing/2015/10/21/chartex" xmlns:cx3="http://schemas.microsoft.com/office/drawing/2016/5/9/chartex" xmlns:cx4="http://schemas.microsoft.com/office/drawing/2016/5/10/chartex" xmlns:cx5="http://schemas.microsoft.com/office/drawing/2016/5/11/chartex" xmlns:cx6="http://schemas.microsoft.com/office/drawing/2016/5/12/chartex" xmlns:cx7="http://schemas.microsoft.com/office/drawing/2016/5/13/chartex" xmlns:cx8="http://schemas.microsoft.com/office/drawing/2016/5/14/chartex" xmlns:mc="http://schemas.openxmlformats.org/markup-compatibility/2006" xmlns:aink="http://schemas.microsoft.com/office/drawing/2016/ink" xmlns:am3d="http://schemas.microsoft.com/office/drawing/2017/model3d" xmlns:o="urn:schemas-microsoft-com:office:office" xmlns:oel="http://schemas.microsoft.com/office/2019/extlst" xmlns:r="http://schemas.openxmlformats.org/officeDocument/2006/relationships" xmlns:m="http://schemas.openxmlformats.org/officeDocument/2006/math" xmlns:v="urn:schemas-microsoft-com:vml" xmlns:wp14="http://schemas.microsoft.com/office/word/2010/wordprocessingDrawing" xmlns:wp="http://schemas.openxmlformats.org/drawingml/2006/wordprocessingDrawing" xmlns:w10="urn:schemas-microsoft-com:office:word" xmlns:w="http://schemas.openxmlformats.org/wordprocessingml/2006/main" xmlns:w14="http://schemas.microsoft.com/office/word/2010/wordml" xmlns:w15="http://schemas.microsoft.com/office/word/2012/wordml" xmlns:w16cei="http://schemas.microsoft.com/office/word/2026/wordml/cei" xmlns:w16cex="http://schemas.microsoft.com/office/word/2018/wordml/cex" xmlns:w16cid="http://schemas.microsoft.com/office/word/2016/wordml/cid" xmlns:w16="http://schemas.microsoft.com/office/word/2018/wordml" xmlns:w16du="http://schemas.microsoft.com/office/word/2023/wordml/word16du" xmlns:w16sdtdh="http://schemas.microsoft.com/office/word/2020/wordml/sdtdatahash" xmlns:w16sdtfl="http://schemas.microsoft.com/office/word/2024/wordml/sdtformatlock" xmlns:w16se="http://schemas.microsoft.com/office/word/2015/wordml/symex" xmlns:wpg="http://schemas.microsoft.com/office/word/2010/wordprocessingGroup" xmlns:wpi="http://schemas.microsoft.com/office/word/2010/wordprocessingInk" xmlns:wne="http://schemas.microsoft.com/office/word/2006/wordml" xmlns:wps="http://schemas.microsoft.com/office/word/2010/wordprocessingShape" mc:Ignorable="w14 w15 w16se w16cid w16 w16cex w16sdtdh w16sdtfl w16du wp14">
   <w:p>
     <w:pPr>
       <w:pStyle w:val="Piedepgina"/>
@@ -2521,7 +2305,7 @@
 </file>
 
 <file path=word/footer2.xml><?xml version="1.0" encoding="utf-8"?>
-<w:ftr xmlns:wpc="http://schemas.microsoft.com/office/word/2010/wordprocessingCanvas" xmlns:cx="http://schemas.microsoft.com/office/drawing/2014/chartex" xmlns:mc="http://schemas.openxmlformats.org/markup-compatibility/2006" xmlns:o="urn:schemas-microsoft-com:office:office" xmlns:r="http://schemas.openxmlformats.org/officeDocument/2006/relationships" xmlns:m="http://schemas.openxmlformats.org/officeDocument/2006/math" xmlns:v="urn:schemas-microsoft-com:vml" xmlns:wp14="http://schemas.microsoft.com/office/word/2010/wordprocessingDrawing" xmlns:wp="http://schemas.openxmlformats.org/drawingml/2006/wordprocessingDrawing" xmlns:w10="urn:schemas-microsoft-com:office:word" xmlns:w="http://schemas.openxmlformats.org/wordprocessingml/2006/main" xmlns:w14="http://schemas.microsoft.com/office/word/2010/wordml" xmlns:w15="http://schemas.microsoft.com/office/word/2012/wordml" xmlns:w16se="http://schemas.microsoft.com/office/word/2015/wordml/symex" xmlns:wpg="http://schemas.microsoft.com/office/word/2010/wordprocessingGroup" xmlns:wpi="http://schemas.microsoft.com/office/word/2010/wordprocessingInk" xmlns:wne="http://schemas.microsoft.com/office/word/2006/wordml" xmlns:wps="http://schemas.microsoft.com/office/word/2010/wordprocessingShape" xmlns:a="http://schemas.openxmlformats.org/drawingml/2006/main" xmlns:a14="http://schemas.microsoft.com/office/drawing/2010/main" mc:Ignorable="w14 w15 w16se wp14">
+<w:ftr xmlns:wpc="http://schemas.microsoft.com/office/word/2010/wordprocessingCanvas" xmlns:cx="http://schemas.microsoft.com/office/drawing/2014/chartex" xmlns:cx1="http://schemas.microsoft.com/office/drawing/2015/9/8/chartex" xmlns:cx2="http://schemas.microsoft.com/office/drawing/2015/10/21/chartex" xmlns:cx3="http://schemas.microsoft.com/office/drawing/2016/5/9/chartex" xmlns:cx4="http://schemas.microsoft.com/office/drawing/2016/5/10/chartex" xmlns:cx5="http://schemas.microsoft.com/office/drawing/2016/5/11/chartex" xmlns:cx6="http://schemas.microsoft.com/office/drawing/2016/5/12/chartex" xmlns:cx7="http://schemas.microsoft.com/office/drawing/2016/5/13/chartex" xmlns:cx8="http://schemas.microsoft.com/office/drawing/2016/5/14/chartex" xmlns:mc="http://schemas.openxmlformats.org/markup-compatibility/2006" xmlns:aink="http://schemas.microsoft.com/office/drawing/2016/ink" xmlns:am3d="http://schemas.microsoft.com/office/drawing/2017/model3d" xmlns:o="urn:schemas-microsoft-com:office:office" xmlns:oel="http://schemas.microsoft.com/office/2019/extlst" xmlns:r="http://schemas.openxmlformats.org/officeDocument/2006/relationships" xmlns:m="http://schemas.openxmlformats.org/officeDocument/2006/math" xmlns:v="urn:schemas-microsoft-com:vml" xmlns:wp14="http://schemas.microsoft.com/office/word/2010/wordprocessingDrawing" xmlns:wp="http://schemas.openxmlformats.org/drawingml/2006/wordprocessingDrawing" xmlns:w10="urn:schemas-microsoft-com:office:word" xmlns:w="http://schemas.openxmlformats.org/wordprocessingml/2006/main" xmlns:w14="http://schemas.microsoft.com/office/word/2010/wordml" xmlns:w15="http://schemas.microsoft.com/office/word/2012/wordml" xmlns:w16cei="http://schemas.microsoft.com/office/word/2026/wordml/cei" xmlns:w16cex="http://schemas.microsoft.com/office/word/2018/wordml/cex" xmlns:w16cid="http://schemas.microsoft.com/office/word/2016/wordml/cid" xmlns:w16="http://schemas.microsoft.com/office/word/2018/wordml" xmlns:w16du="http://schemas.microsoft.com/office/word/2023/wordml/word16du" xmlns:w16sdtdh="http://schemas.microsoft.com/office/word/2020/wordml/sdtdatahash" xmlns:w16sdtfl="http://schemas.microsoft.com/office/word/2024/wordml/sdtformatlock" xmlns:w16se="http://schemas.microsoft.com/office/word/2015/wordml/symex" xmlns:wpg="http://schemas.microsoft.com/office/word/2010/wordprocessingGroup" xmlns:wpi="http://schemas.microsoft.com/office/word/2010/wordprocessingInk" xmlns:wne="http://schemas.microsoft.com/office/word/2006/wordml" xmlns:wps="http://schemas.microsoft.com/office/word/2010/wordprocessingShape" mc:Ignorable="w14 w15 w16se w16cid w16 w16cex w16sdtdh w16sdtfl w16du wp14">
   <w:sdt>
     <w:sdtPr>
       <w:id w:val="-1904276369"/>
@@ -2530,7 +2314,6 @@
         <w:docPartUnique/>
       </w:docPartObj>
     </w:sdtPr>
-    <w:sdtEndPr/>
     <w:sdtContent>
       <w:p>
         <w:pPr>
@@ -2740,7 +2523,7 @@
                 </wp:anchor>
               </w:drawing>
             </mc:Choice>
-            <mc:Fallback>
+            <mc:Fallback xmlns:a14="http://schemas.microsoft.com/office/drawing/2010/main" xmlns:a="http://schemas.openxmlformats.org/drawingml/2006/main">
               <w:pict>
                 <v:group id="Grupo 32" style="position:absolute;margin-left:0;margin-top:0;width:610.5pt;height:15pt;z-index:251659264;mso-width-percent:1000;mso-position-horizontal:center;mso-position-horizontal-relative:page;mso-position-vertical:center;mso-position-vertical-relative:bottom-margin-area;mso-width-percent:1000" coordsize="12255,300" coordorigin=",14970" o:spid="_x0000_s1026" w14:anchorId="51D00065" o:gfxdata="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">
                   <v:shapetype id="_x0000_t202" coordsize="21600,21600" o:spt="202" path="m,l,21600r21600,l21600,xe">
@@ -2809,7 +2592,7 @@
 </file>
 
 <file path=word/footer3.xml><?xml version="1.0" encoding="utf-8"?>
-<w:ftr xmlns:wpc="http://schemas.microsoft.com/office/word/2010/wordprocessingCanvas" xmlns:cx="http://schemas.microsoft.com/office/drawing/2014/chartex" xmlns:mc="http://schemas.openxmlformats.org/markup-compatibility/2006" xmlns:o="urn:schemas-microsoft-com:office:office" xmlns:r="http://schemas.openxmlformats.org/officeDocument/2006/relationships" xmlns:m="http://schemas.openxmlformats.org/officeDocument/2006/math" xmlns:v="urn:schemas-microsoft-com:vml" xmlns:wp14="http://schemas.microsoft.com/office/word/2010/wordprocessingDrawing" xmlns:wp="http://schemas.openxmlformats.org/drawingml/2006/wordprocessingDrawing" xmlns:w10="urn:schemas-microsoft-com:office:word" xmlns:w="http://schemas.openxmlformats.org/wordprocessingml/2006/main" xmlns:w14="http://schemas.microsoft.com/office/word/2010/wordml" xmlns:w15="http://schemas.microsoft.com/office/word/2012/wordml" xmlns:w16se="http://schemas.microsoft.com/office/word/2015/wordml/symex" xmlns:wpg="http://schemas.microsoft.com/office/word/2010/wordprocessingGroup" xmlns:wpi="http://schemas.microsoft.com/office/word/2010/wordprocessingInk" xmlns:wne="http://schemas.microsoft.com/office/word/2006/wordml" xmlns:wps="http://schemas.microsoft.com/office/word/2010/wordprocessingShape" mc:Ignorable="w14 w15 w16se wp14">
+<w:ftr xmlns:wpc="http://schemas.microsoft.com/office/word/2010/wordprocessingCanvas" xmlns:cx="http://schemas.microsoft.com/office/drawing/2014/chartex" xmlns:cx1="http://schemas.microsoft.com/office/drawing/2015/9/8/chartex" xmlns:cx2="http://schemas.microsoft.com/office/drawing/2015/10/21/chartex" xmlns:cx3="http://schemas.microsoft.com/office/drawing/2016/5/9/chartex" xmlns:cx4="http://schemas.microsoft.com/office/drawing/2016/5/10/chartex" xmlns:cx5="http://schemas.microsoft.com/office/drawing/2016/5/11/chartex" xmlns:cx6="http://schemas.microsoft.com/office/drawing/2016/5/12/chartex" xmlns:cx7="http://schemas.microsoft.com/office/drawing/2016/5/13/chartex" xmlns:cx8="http://schemas.microsoft.com/office/drawing/2016/5/14/chartex" xmlns:mc="http://schemas.openxmlformats.org/markup-compatibility/2006" xmlns:aink="http://schemas.microsoft.com/office/drawing/2016/ink" xmlns:am3d="http://schemas.microsoft.com/office/drawing/2017/model3d" xmlns:o="urn:schemas-microsoft-com:office:office" xmlns:oel="http://schemas.microsoft.com/office/2019/extlst" xmlns:r="http://schemas.openxmlformats.org/officeDocument/2006/relationships" xmlns:m="http://schemas.openxmlformats.org/officeDocument/2006/math" xmlns:v="urn:schemas-microsoft-com:vml" xmlns:wp14="http://schemas.microsoft.com/office/word/2010/wordprocessingDrawing" xmlns:wp="http://schemas.openxmlformats.org/drawingml/2006/wordprocessingDrawing" xmlns:w10="urn:schemas-microsoft-com:office:word" xmlns:w="http://schemas.openxmlformats.org/wordprocessingml/2006/main" xmlns:w14="http://schemas.microsoft.com/office/word/2010/wordml" xmlns:w15="http://schemas.microsoft.com/office/word/2012/wordml" xmlns:w16cei="http://schemas.microsoft.com/office/word/2026/wordml/cei" xmlns:w16cex="http://schemas.microsoft.com/office/word/2018/wordml/cex" xmlns:w16cid="http://schemas.microsoft.com/office/word/2016/wordml/cid" xmlns:w16="http://schemas.microsoft.com/office/word/2018/wordml" xmlns:w16du="http://schemas.microsoft.com/office/word/2023/wordml/word16du" xmlns:w16sdtdh="http://schemas.microsoft.com/office/word/2020/wordml/sdtdatahash" xmlns:w16sdtfl="http://schemas.microsoft.com/office/word/2024/wordml/sdtformatlock" xmlns:w16se="http://schemas.microsoft.com/office/word/2015/wordml/symex" xmlns:wpg="http://schemas.microsoft.com/office/word/2010/wordprocessingGroup" xmlns:wpi="http://schemas.microsoft.com/office/word/2010/wordprocessingInk" xmlns:wne="http://schemas.microsoft.com/office/word/2006/wordml" xmlns:wps="http://schemas.microsoft.com/office/word/2010/wordprocessingShape" mc:Ignorable="w14 w15 w16se w16cid w16 w16cex w16sdtdh w16sdtfl w16du wp14">
   <w:p>
     <w:pPr>
       <w:pStyle w:val="Piedepgina"/>
@@ -2819,7 +2602,7 @@
 </file>
 
 <file path=word/footnotes.xml><?xml version="1.0" encoding="utf-8"?>
-<w:footnotes xmlns:wpc="http://schemas.microsoft.com/office/word/2010/wordprocessingCanvas" xmlns:cx="http://schemas.microsoft.com/office/drawing/2014/chartex" xmlns:mc="http://schemas.openxmlformats.org/markup-compatibility/2006" xmlns:o="urn:schemas-microsoft-com:office:office" xmlns:r="http://schemas.openxmlformats.org/officeDocument/2006/relationships" xmlns:m="http://schemas.openxmlformats.org/officeDocument/2006/math" xmlns:v="urn:schemas-microsoft-com:vml" xmlns:wp14="http://schemas.microsoft.com/office/word/2010/wordprocessingDrawing" xmlns:wp="http://schemas.openxmlformats.org/drawingml/2006/wordprocessingDrawing" xmlns:w10="urn:schemas-microsoft-com:office:word" xmlns:w="http://schemas.openxmlformats.org/wordprocessingml/2006/main" xmlns:w14="http://schemas.microsoft.com/office/word/2010/wordml" xmlns:w15="http://schemas.microsoft.com/office/word/2012/wordml" xmlns:w16se="http://schemas.microsoft.com/office/word/2015/wordml/symex" xmlns:wpg="http://schemas.microsoft.com/office/word/2010/wordprocessingGroup" xmlns:wpi="http://schemas.microsoft.com/office/word/2010/wordprocessingInk" xmlns:wne="http://schemas.microsoft.com/office/word/2006/wordml" xmlns:wps="http://schemas.microsoft.com/office/word/2010/wordprocessingShape" mc:Ignorable="w14 w15 w16se wp14">
+<w:footnotes xmlns:wpc="http://schemas.microsoft.com/office/word/2010/wordprocessingCanvas" xmlns:cx="http://schemas.microsoft.com/office/drawing/2014/chartex" xmlns:cx1="http://schemas.microsoft.com/office/drawing/2015/9/8/chartex" xmlns:cx2="http://schemas.microsoft.com/office/drawing/2015/10/21/chartex" xmlns:cx3="http://schemas.microsoft.com/office/drawing/2016/5/9/chartex" xmlns:cx4="http://schemas.microsoft.com/office/drawing/2016/5/10/chartex" xmlns:cx5="http://schemas.microsoft.com/office/drawing/2016/5/11/chartex" xmlns:cx6="http://schemas.microsoft.com/office/drawing/2016/5/12/chartex" xmlns:cx7="http://schemas.microsoft.com/office/drawing/2016/5/13/chartex" xmlns:cx8="http://schemas.microsoft.com/office/drawing/2016/5/14/chartex" xmlns:mc="http://schemas.openxmlformats.org/markup-compatibility/2006" xmlns:aink="http://schemas.microsoft.com/office/drawing/2016/ink" xmlns:am3d="http://schemas.microsoft.com/office/drawing/2017/model3d" xmlns:o="urn:schemas-microsoft-com:office:office" xmlns:oel="http://schemas.microsoft.com/office/2019/extlst" xmlns:r="http://schemas.openxmlformats.org/officeDocument/2006/relationships" xmlns:m="http://schemas.openxmlformats.org/officeDocument/2006/math" xmlns:v="urn:schemas-microsoft-com:vml" xmlns:wp14="http://schemas.microsoft.com/office/word/2010/wordprocessingDrawing" xmlns:wp="http://schemas.openxmlformats.org/drawingml/2006/wordprocessingDrawing" xmlns:w10="urn:schemas-microsoft-com:office:word" xmlns:w="http://schemas.openxmlformats.org/wordprocessingml/2006/main" xmlns:w14="http://schemas.microsoft.com/office/word/2010/wordml" xmlns:w15="http://schemas.microsoft.com/office/word/2012/wordml" xmlns:w16cei="http://schemas.microsoft.com/office/word/2026/wordml/cei" xmlns:w16cex="http://schemas.microsoft.com/office/word/2018/wordml/cex" xmlns:w16cid="http://schemas.microsoft.com/office/word/2016/wordml/cid" xmlns:w16="http://schemas.microsoft.com/office/word/2018/wordml" xmlns:w16du="http://schemas.microsoft.com/office/word/2023/wordml/word16du" xmlns:w16sdtdh="http://schemas.microsoft.com/office/word/2020/wordml/sdtdatahash" xmlns:w16sdtfl="http://schemas.microsoft.com/office/word/2024/wordml/sdtformatlock" xmlns:w16se="http://schemas.microsoft.com/office/word/2015/wordml/symex" xmlns:wpg="http://schemas.microsoft.com/office/word/2010/wordprocessingGroup" xmlns:wpi="http://schemas.microsoft.com/office/word/2010/wordprocessingInk" xmlns:wne="http://schemas.microsoft.com/office/word/2006/wordml" xmlns:wps="http://schemas.microsoft.com/office/word/2010/wordprocessingShape" mc:Ignorable="w14 w15 w16se w16cid w16 w16cex w16sdtdh w16sdtfl w16du wp14">
   <w:footnote w:type="separator" w:id="-1">
     <w:p>
       <w:pPr>
@@ -2844,7 +2627,7 @@
 </file>
 
 <file path=word/header1.xml><?xml version="1.0" encoding="utf-8"?>
-<w:hdr xmlns:wpc="http://schemas.microsoft.com/office/word/2010/wordprocessingCanvas" xmlns:cx="http://schemas.microsoft.com/office/drawing/2014/chartex" xmlns:mc="http://schemas.openxmlformats.org/markup-compatibility/2006" xmlns:o="urn:schemas-microsoft-com:office:office" xmlns:r="http://schemas.openxmlformats.org/officeDocument/2006/relationships" xmlns:m="http://schemas.openxmlformats.org/officeDocument/2006/math" xmlns:v="urn:schemas-microsoft-com:vml" xmlns:wp14="http://schemas.microsoft.com/office/word/2010/wordprocessingDrawing" xmlns:wp="http://schemas.openxmlformats.org/drawingml/2006/wordprocessingDrawing" xmlns:w10="urn:schemas-microsoft-com:office:word" xmlns:w="http://schemas.openxmlformats.org/wordprocessingml/2006/main" xmlns:w14="http://schemas.microsoft.com/office/word/2010/wordml" xmlns:w15="http://schemas.microsoft.com/office/word/2012/wordml" xmlns:w16se="http://schemas.microsoft.com/office/word/2015/wordml/symex" xmlns:wpg="http://schemas.microsoft.com/office/word/2010/wordprocessingGroup" xmlns:wpi="http://schemas.microsoft.com/office/word/2010/wordprocessingInk" xmlns:wne="http://schemas.microsoft.com/office/word/2006/wordml" xmlns:wps="http://schemas.microsoft.com/office/word/2010/wordprocessingShape" mc:Ignorable="w14 w15 w16se wp14">
+<w:hdr xmlns:wpc="http://schemas.microsoft.com/office/word/2010/wordprocessingCanvas" xmlns:cx="http://schemas.microsoft.com/office/drawing/2014/chartex" xmlns:cx1="http://schemas.microsoft.com/office/drawing/2015/9/8/chartex" xmlns:cx2="http://schemas.microsoft.com/office/drawing/2015/10/21/chartex" xmlns:cx3="http://schemas.microsoft.com/office/drawing/2016/5/9/chartex" xmlns:cx4="http://schemas.microsoft.com/office/drawing/2016/5/10/chartex" xmlns:cx5="http://schemas.microsoft.com/office/drawing/2016/5/11/chartex" xmlns:cx6="http://schemas.microsoft.com/office/drawing/2016/5/12/chartex" xmlns:cx7="http://schemas.microsoft.com/office/drawing/2016/5/13/chartex" xmlns:cx8="http://schemas.microsoft.com/office/drawing/2016/5/14/chartex" xmlns:mc="http://schemas.openxmlformats.org/markup-compatibility/2006" xmlns:aink="http://schemas.microsoft.com/office/drawing/2016/ink" xmlns:am3d="http://schemas.microsoft.com/office/drawing/2017/model3d" xmlns:o="urn:schemas-microsoft-com:office:office" xmlns:oel="http://schemas.microsoft.com/office/2019/extlst" xmlns:r="http://schemas.openxmlformats.org/officeDocument/2006/relationships" xmlns:m="http://schemas.openxmlformats.org/officeDocument/2006/math" xmlns:v="urn:schemas-microsoft-com:vml" xmlns:wp14="http://schemas.microsoft.com/office/word/2010/wordprocessingDrawing" xmlns:wp="http://schemas.openxmlformats.org/drawingml/2006/wordprocessingDrawing" xmlns:w10="urn:schemas-microsoft-com:office:word" xmlns:w="http://schemas.openxmlformats.org/wordprocessingml/2006/main" xmlns:w14="http://schemas.microsoft.com/office/word/2010/wordml" xmlns:w15="http://schemas.microsoft.com/office/word/2012/wordml" xmlns:w16cei="http://schemas.microsoft.com/office/word/2026/wordml/cei" xmlns:w16cex="http://schemas.microsoft.com/office/word/2018/wordml/cex" xmlns:w16cid="http://schemas.microsoft.com/office/word/2016/wordml/cid" xmlns:w16="http://schemas.microsoft.com/office/word/2018/wordml" xmlns:w16du="http://schemas.microsoft.com/office/word/2023/wordml/word16du" xmlns:w16sdtdh="http://schemas.microsoft.com/office/word/2020/wordml/sdtdatahash" xmlns:w16sdtfl="http://schemas.microsoft.com/office/word/2024/wordml/sdtformatlock" xmlns:w16se="http://schemas.microsoft.com/office/word/2015/wordml/symex" xmlns:wpg="http://schemas.microsoft.com/office/word/2010/wordprocessingGroup" xmlns:wpi="http://schemas.microsoft.com/office/word/2010/wordprocessingInk" xmlns:wne="http://schemas.microsoft.com/office/word/2006/wordml" xmlns:wps="http://schemas.microsoft.com/office/word/2010/wordprocessingShape" mc:Ignorable="w14 w15 w16se w16cid w16 w16cex w16sdtdh w16sdtfl w16du wp14">
   <w:p>
     <w:pPr>
       <w:pStyle w:val="Encabezado"/>
@@ -2854,7 +2637,7 @@
 </file>
 
 <file path=word/header2.xml><?xml version="1.0" encoding="utf-8"?>
-<w:hdr xmlns:wpc="http://schemas.microsoft.com/office/word/2010/wordprocessingCanvas" xmlns:cx="http://schemas.microsoft.com/office/drawing/2014/chartex" xmlns:mc="http://schemas.openxmlformats.org/markup-compatibility/2006" xmlns:o="urn:schemas-microsoft-com:office:office" xmlns:r="http://schemas.openxmlformats.org/officeDocument/2006/relationships" xmlns:m="http://schemas.openxmlformats.org/officeDocument/2006/math" xmlns:v="urn:schemas-microsoft-com:vml" xmlns:wp14="http://schemas.microsoft.com/office/word/2010/wordprocessingDrawing" xmlns:wp="http://schemas.openxmlformats.org/drawingml/2006/wordprocessingDrawing" xmlns:w10="urn:schemas-microsoft-com:office:word" xmlns:w="http://schemas.openxmlformats.org/wordprocessingml/2006/main" xmlns:w14="http://schemas.microsoft.com/office/word/2010/wordml" xmlns:w15="http://schemas.microsoft.com/office/word/2012/wordml" xmlns:w16se="http://schemas.microsoft.com/office/word/2015/wordml/symex" xmlns:wpg="http://schemas.microsoft.com/office/word/2010/wordprocessingGroup" xmlns:wpi="http://schemas.microsoft.com/office/word/2010/wordprocessingInk" xmlns:wne="http://schemas.microsoft.com/office/word/2006/wordml" xmlns:wps="http://schemas.microsoft.com/office/word/2010/wordprocessingShape" xmlns:a="http://schemas.openxmlformats.org/drawingml/2006/main" xmlns:pic="http://schemas.openxmlformats.org/drawingml/2006/picture" xmlns:a14="http://schemas.microsoft.com/office/drawing/2010/main" mc:Ignorable="w14 w15 w16se wp14">
+<w:hdr xmlns:wpc="http://schemas.microsoft.com/office/word/2010/wordprocessingCanvas" xmlns:cx="http://schemas.microsoft.com/office/drawing/2014/chartex" xmlns:cx1="http://schemas.microsoft.com/office/drawing/2015/9/8/chartex" xmlns:cx2="http://schemas.microsoft.com/office/drawing/2015/10/21/chartex" xmlns:cx3="http://schemas.microsoft.com/office/drawing/2016/5/9/chartex" xmlns:cx4="http://schemas.microsoft.com/office/drawing/2016/5/10/chartex" xmlns:cx5="http://schemas.microsoft.com/office/drawing/2016/5/11/chartex" xmlns:cx6="http://schemas.microsoft.com/office/drawing/2016/5/12/chartex" xmlns:cx7="http://schemas.microsoft.com/office/drawing/2016/5/13/chartex" xmlns:cx8="http://schemas.microsoft.com/office/drawing/2016/5/14/chartex" xmlns:mc="http://schemas.openxmlformats.org/markup-compatibility/2006" xmlns:aink="http://schemas.microsoft.com/office/drawing/2016/ink" xmlns:am3d="http://schemas.microsoft.com/office/drawing/2017/model3d" xmlns:o="urn:schemas-microsoft-com:office:office" xmlns:oel="http://schemas.microsoft.com/office/2019/extlst" xmlns:r="http://schemas.openxmlformats.org/officeDocument/2006/relationships" xmlns:m="http://schemas.openxmlformats.org/officeDocument/2006/math" xmlns:v="urn:schemas-microsoft-com:vml" xmlns:wp14="http://schemas.microsoft.com/office/word/2010/wordprocessingDrawing" xmlns:wp="http://schemas.openxmlformats.org/drawingml/2006/wordprocessingDrawing" xmlns:w10="urn:schemas-microsoft-com:office:word" xmlns:w="http://schemas.openxmlformats.org/wordprocessingml/2006/main" xmlns:w14="http://schemas.microsoft.com/office/word/2010/wordml" xmlns:w15="http://schemas.microsoft.com/office/word/2012/wordml" xmlns:w16cei="http://schemas.microsoft.com/office/word/2026/wordml/cei" xmlns:w16cex="http://schemas.microsoft.com/office/word/2018/wordml/cex" xmlns:w16cid="http://schemas.microsoft.com/office/word/2016/wordml/cid" xmlns:w16="http://schemas.microsoft.com/office/word/2018/wordml" xmlns:w16du="http://schemas.microsoft.com/office/word/2023/wordml/word16du" xmlns:w16sdtdh="http://schemas.microsoft.com/office/word/2020/wordml/sdtdatahash" xmlns:w16sdtfl="http://schemas.microsoft.com/office/word/2024/wordml/sdtformatlock" xmlns:w16se="http://schemas.microsoft.com/office/word/2015/wordml/symex" xmlns:wpg="http://schemas.microsoft.com/office/word/2010/wordprocessingGroup" xmlns:wpi="http://schemas.microsoft.com/office/word/2010/wordprocessingInk" xmlns:wne="http://schemas.microsoft.com/office/word/2006/wordml" xmlns:wps="http://schemas.microsoft.com/office/word/2010/wordprocessingShape" mc:Ignorable="w14 w15 w16se w16cid w16 w16cex w16sdtdh w16sdtfl w16du wp14">
   <w:tbl>
     <w:tblPr>
       <w:tblStyle w:val="Tablaconcuadrcula"/>
@@ -2882,7 +2665,7 @@
         <w:p>
           <w:pPr>
             <w:rPr>
-              <w:rFonts w:ascii="Century Gothic" w:hAnsi="Century Gothic" w:eastAsia="Century Gothic" w:cs="Century Gothic"/>
+              <w:rFonts w:ascii="Century Gothic" w:eastAsia="Century Gothic" w:hAnsi="Century Gothic" w:cs="Century Gothic"/>
               <w:b/>
               <w:color w:val="1D2763"/>
               <w:sz w:val="24"/>
@@ -2891,7 +2674,7 @@
           </w:pPr>
           <w:r>
             <w:rPr>
-              <w:rFonts w:ascii="Century Gothic" w:hAnsi="Century Gothic" w:eastAsia="Century Gothic" w:cs="Century Gothic"/>
+              <w:rFonts w:ascii="Century Gothic" w:eastAsia="Century Gothic" w:hAnsi="Century Gothic" w:cs="Century Gothic"/>
               <w:b/>
               <w:color w:val="1D2763"/>
               <w:sz w:val="24"/>
@@ -2901,7 +2684,7 @@
           </w:r>
           <w:r>
             <w:rPr>
-              <w:rFonts w:ascii="Century Gothic" w:hAnsi="Century Gothic" w:eastAsia="Century Gothic" w:cs="Century Gothic"/>
+              <w:rFonts w:ascii="Century Gothic" w:eastAsia="Century Gothic" w:hAnsi="Century Gothic" w:cs="Century Gothic"/>
               <w:b/>
               <w:color w:val="1D2763"/>
               <w:sz w:val="24"/>
@@ -2913,7 +2696,7 @@
         <w:p>
           <w:pPr>
             <w:rPr>
-              <w:rFonts w:ascii="Century Gothic" w:hAnsi="Century Gothic" w:eastAsiaTheme="minorEastAsia"/>
+              <w:rFonts w:ascii="Century Gothic" w:eastAsiaTheme="minorEastAsia" w:hAnsi="Century Gothic"/>
               <w:sz w:val="2"/>
               <w:szCs w:val="2"/>
               <w:lang w:val="es-ES_tradnl" w:eastAsia="es-ES"/>
@@ -2921,7 +2704,7 @@
           </w:pPr>
           <w:r>
             <w:rPr>
-              <w:rFonts w:ascii="Century Gothic" w:hAnsi="Century Gothic" w:eastAsia="Century Gothic" w:cs="Century Gothic"/>
+              <w:rFonts w:ascii="Century Gothic" w:eastAsia="Century Gothic" w:hAnsi="Century Gothic" w:cs="Century Gothic"/>
               <w:b/>
               <w:color w:val="1D2763"/>
               <w:sz w:val="24"/>
@@ -2945,7 +2728,7 @@
           <w:pPr>
             <w:jc w:val="right"/>
             <w:rPr>
-              <w:rFonts w:ascii="Century Gothic" w:hAnsi="Century Gothic" w:eastAsiaTheme="minorEastAsia"/>
+              <w:rFonts w:ascii="Century Gothic" w:eastAsiaTheme="minorEastAsia" w:hAnsi="Century Gothic"/>
               <w:b/>
               <w:sz w:val="30"/>
               <w:szCs w:val="30"/>
@@ -3015,7 +2798,7 @@
 </file>
 
 <file path=word/header3.xml><?xml version="1.0" encoding="utf-8"?>
-<w:hdr xmlns:wpc="http://schemas.microsoft.com/office/word/2010/wordprocessingCanvas" xmlns:cx="http://schemas.microsoft.com/office/drawing/2014/chartex" xmlns:mc="http://schemas.openxmlformats.org/markup-compatibility/2006" xmlns:o="urn:schemas-microsoft-com:office:office" xmlns:r="http://schemas.openxmlformats.org/officeDocument/2006/relationships" xmlns:m="http://schemas.openxmlformats.org/officeDocument/2006/math" xmlns:v="urn:schemas-microsoft-com:vml" xmlns:wp14="http://schemas.microsoft.com/office/word/2010/wordprocessingDrawing" xmlns:wp="http://schemas.openxmlformats.org/drawingml/2006/wordprocessingDrawing" xmlns:w10="urn:schemas-microsoft-com:office:word" xmlns:w="http://schemas.openxmlformats.org/wordprocessingml/2006/main" xmlns:w14="http://schemas.microsoft.com/office/word/2010/wordml" xmlns:w15="http://schemas.microsoft.com/office/word/2012/wordml" xmlns:w16se="http://schemas.microsoft.com/office/word/2015/wordml/symex" xmlns:wpg="http://schemas.microsoft.com/office/word/2010/wordprocessingGroup" xmlns:wpi="http://schemas.microsoft.com/office/word/2010/wordprocessingInk" xmlns:wne="http://schemas.microsoft.com/office/word/2006/wordml" xmlns:wps="http://schemas.microsoft.com/office/word/2010/wordprocessingShape" xmlns:a="http://schemas.openxmlformats.org/drawingml/2006/main" xmlns:pic="http://schemas.openxmlformats.org/drawingml/2006/picture" xmlns:a14="http://schemas.microsoft.com/office/drawing/2010/main" mc:Ignorable="w14 w15 w16se wp14">
+<w:hdr xmlns:wpc="http://schemas.microsoft.com/office/word/2010/wordprocessingCanvas" xmlns:cx="http://schemas.microsoft.com/office/drawing/2014/chartex" xmlns:cx1="http://schemas.microsoft.com/office/drawing/2015/9/8/chartex" xmlns:cx2="http://schemas.microsoft.com/office/drawing/2015/10/21/chartex" xmlns:cx3="http://schemas.microsoft.com/office/drawing/2016/5/9/chartex" xmlns:cx4="http://schemas.microsoft.com/office/drawing/2016/5/10/chartex" xmlns:cx5="http://schemas.microsoft.com/office/drawing/2016/5/11/chartex" xmlns:cx6="http://schemas.microsoft.com/office/drawing/2016/5/12/chartex" xmlns:cx7="http://schemas.microsoft.com/office/drawing/2016/5/13/chartex" xmlns:cx8="http://schemas.microsoft.com/office/drawing/2016/5/14/chartex" xmlns:mc="http://schemas.openxmlformats.org/markup-compatibility/2006" xmlns:aink="http://schemas.microsoft.com/office/drawing/2016/ink" xmlns:am3d="http://schemas.microsoft.com/office/drawing/2017/model3d" xmlns:o="urn:schemas-microsoft-com:office:office" xmlns:oel="http://schemas.microsoft.com/office/2019/extlst" xmlns:r="http://schemas.openxmlformats.org/officeDocument/2006/relationships" xmlns:m="http://schemas.openxmlformats.org/officeDocument/2006/math" xmlns:v="urn:schemas-microsoft-com:vml" xmlns:wp14="http://schemas.microsoft.com/office/word/2010/wordprocessingDrawing" xmlns:wp="http://schemas.openxmlformats.org/drawingml/2006/wordprocessingDrawing" xmlns:w10="urn:schemas-microsoft-com:office:word" xmlns:w="http://schemas.openxmlformats.org/wordprocessingml/2006/main" xmlns:w14="http://schemas.microsoft.com/office/word/2010/wordml" xmlns:w15="http://schemas.microsoft.com/office/word/2012/wordml" xmlns:w16cei="http://schemas.microsoft.com/office/word/2026/wordml/cei" xmlns:w16cex="http://schemas.microsoft.com/office/word/2018/wordml/cex" xmlns:w16cid="http://schemas.microsoft.com/office/word/2016/wordml/cid" xmlns:w16="http://schemas.microsoft.com/office/word/2018/wordml" xmlns:w16du="http://schemas.microsoft.com/office/word/2023/wordml/word16du" xmlns:w16sdtdh="http://schemas.microsoft.com/office/word/2020/wordml/sdtdatahash" xmlns:w16sdtfl="http://schemas.microsoft.com/office/word/2024/wordml/sdtformatlock" xmlns:w16se="http://schemas.microsoft.com/office/word/2015/wordml/symex" xmlns:wpg="http://schemas.microsoft.com/office/word/2010/wordprocessingGroup" xmlns:wpi="http://schemas.microsoft.com/office/word/2010/wordprocessingInk" xmlns:wne="http://schemas.microsoft.com/office/word/2006/wordml" xmlns:wps="http://schemas.microsoft.com/office/word/2010/wordprocessingShape" mc:Ignorable="w14 w15 w16se w16cid w16 w16cex w16sdtdh w16sdtfl w16du wp14">
   <w:tbl>
     <w:tblPr>
       <w:tblStyle w:val="Tablaconcuadrcula"/>
@@ -3044,7 +2827,7 @@
         <w:p>
           <w:pPr>
             <w:rPr>
-              <w:rFonts w:ascii="Century Gothic" w:hAnsi="Century Gothic" w:eastAsiaTheme="minorEastAsia"/>
+              <w:rFonts w:ascii="Century Gothic" w:eastAsiaTheme="minorEastAsia" w:hAnsi="Century Gothic"/>
               <w:b/>
               <w:sz w:val="30"/>
               <w:szCs w:val="30"/>
@@ -3053,7 +2836,7 @@
           </w:pPr>
           <w:r>
             <w:rPr>
-              <w:rFonts w:ascii="Century Gothic" w:hAnsi="Century Gothic" w:eastAsiaTheme="minorEastAsia"/>
+              <w:rFonts w:ascii="Century Gothic" w:eastAsiaTheme="minorEastAsia" w:hAnsi="Century Gothic"/>
               <w:b/>
               <w:noProof/>
               <w:sz w:val="30"/>
@@ -3124,7 +2907,7 @@
         <w:p>
           <w:pPr>
             <w:rPr>
-              <w:rFonts w:ascii="Century Gothic" w:hAnsi="Century Gothic" w:eastAsiaTheme="minorEastAsia"/>
+              <w:rFonts w:ascii="Century Gothic" w:eastAsiaTheme="minorEastAsia" w:hAnsi="Century Gothic"/>
               <w:b/>
               <w:color w:val="1D2763"/>
               <w:sz w:val="24"/>
@@ -3134,7 +2917,7 @@
           </w:pPr>
           <w:r>
             <w:rPr>
-              <w:rFonts w:ascii="Century Gothic" w:hAnsi="Century Gothic" w:eastAsiaTheme="minorEastAsia"/>
+              <w:rFonts w:ascii="Century Gothic" w:eastAsiaTheme="minorEastAsia" w:hAnsi="Century Gothic"/>
               <w:b/>
               <w:color w:val="1D2763"/>
               <w:sz w:val="24"/>
@@ -3147,7 +2930,7 @@
         <w:p>
           <w:pPr>
             <w:rPr>
-              <w:rFonts w:ascii="Century Gothic" w:hAnsi="Century Gothic" w:eastAsia="Century Gothic" w:cs="Century Gothic"/>
+              <w:rFonts w:ascii="Century Gothic" w:eastAsia="Century Gothic" w:hAnsi="Century Gothic" w:cs="Century Gothic"/>
               <w:color w:val="1D2763"/>
               <w:sz w:val="24"/>
               <w:szCs w:val="24"/>
@@ -3155,7 +2938,7 @@
           </w:pPr>
           <w:r>
             <w:rPr>
-              <w:rFonts w:ascii="Century Gothic" w:hAnsi="Century Gothic" w:eastAsia="Century Gothic" w:cs="Century Gothic"/>
+              <w:rFonts w:ascii="Century Gothic" w:eastAsia="Century Gothic" w:hAnsi="Century Gothic" w:cs="Century Gothic"/>
               <w:color w:val="1D2763"/>
               <w:sz w:val="24"/>
               <w:szCs w:val="24"/>
@@ -3164,29 +2947,27 @@
           </w:r>
           <w:r>
             <w:rPr>
-              <w:rFonts w:ascii="Century Gothic" w:hAnsi="Century Gothic" w:eastAsia="Century Gothic" w:cs="Century Gothic"/>
+              <w:rFonts w:ascii="Century Gothic" w:eastAsia="Century Gothic" w:hAnsi="Century Gothic" w:cs="Century Gothic"/>
               <w:color w:val="1D2763"/>
               <w:sz w:val="24"/>
               <w:szCs w:val="24"/>
             </w:rPr>
             <w:t xml:space="preserve">en </w:t>
           </w:r>
-          <w:proofErr w:type="spellStart"/>
           <w:r>
             <w:rPr>
-              <w:rFonts w:ascii="Century Gothic" w:hAnsi="Century Gothic" w:eastAsia="Century Gothic" w:cs="Century Gothic"/>
+              <w:rFonts w:ascii="Century Gothic" w:eastAsia="Century Gothic" w:hAnsi="Century Gothic" w:cs="Century Gothic"/>
               <w:color w:val="1D2763"/>
               <w:sz w:val="24"/>
               <w:szCs w:val="24"/>
             </w:rPr>
             <w:t>Geomática</w:t>
           </w:r>
-          <w:proofErr w:type="spellEnd"/>
         </w:p>
         <w:p>
           <w:pPr>
             <w:rPr>
-              <w:rFonts w:ascii="Century Gothic" w:hAnsi="Century Gothic" w:eastAsiaTheme="minorEastAsia"/>
+              <w:rFonts w:ascii="Century Gothic" w:eastAsiaTheme="minorEastAsia" w:hAnsi="Century Gothic"/>
               <w:color w:val="1D2763"/>
               <w:sz w:val="24"/>
               <w:szCs w:val="24"/>
@@ -3195,7 +2976,7 @@
           </w:pPr>
           <w:r>
             <w:rPr>
-              <w:rFonts w:ascii="Century Gothic" w:hAnsi="Century Gothic" w:eastAsiaTheme="minorEastAsia"/>
+              <w:rFonts w:ascii="Century Gothic" w:eastAsiaTheme="minorEastAsia" w:hAnsi="Century Gothic"/>
               <w:color w:val="1D2763"/>
               <w:sz w:val="24"/>
               <w:szCs w:val="24"/>
@@ -3207,7 +2988,7 @@
         <w:p>
           <w:pPr>
             <w:rPr>
-              <w:rFonts w:ascii="Century Gothic" w:hAnsi="Century Gothic" w:eastAsiaTheme="minorEastAsia"/>
+              <w:rFonts w:ascii="Century Gothic" w:eastAsiaTheme="minorEastAsia" w:hAnsi="Century Gothic"/>
               <w:sz w:val="2"/>
               <w:szCs w:val="2"/>
               <w:lang w:val="es-ES_tradnl" w:eastAsia="es-ES"/>
@@ -3229,7 +3010,7 @@
           <w:pPr>
             <w:jc w:val="right"/>
             <w:rPr>
-              <w:rFonts w:ascii="Century Gothic" w:hAnsi="Century Gothic" w:eastAsiaTheme="minorEastAsia"/>
+              <w:rFonts w:ascii="Century Gothic" w:eastAsiaTheme="minorEastAsia" w:hAnsi="Century Gothic"/>
               <w:b/>
               <w:sz w:val="30"/>
               <w:szCs w:val="30"/>
@@ -3238,7 +3019,7 @@
           </w:pPr>
           <w:r>
             <w:rPr>
-              <w:rFonts w:ascii="Century Gothic" w:hAnsi="Century Gothic" w:eastAsiaTheme="minorEastAsia"/>
+              <w:rFonts w:ascii="Century Gothic" w:eastAsiaTheme="minorEastAsia" w:hAnsi="Century Gothic"/>
               <w:b/>
               <w:noProof/>
               <w:sz w:val="30"/>
@@ -3308,7 +3089,7 @@
 </file>
 
 <file path=word/numbering.xml><?xml version="1.0" encoding="utf-8"?>
-<w:numbering xmlns:wpc="http://schemas.microsoft.com/office/word/2010/wordprocessingCanvas" xmlns:cx="http://schemas.microsoft.com/office/drawing/2014/chartex" xmlns:mc="http://schemas.openxmlformats.org/markup-compatibility/2006" xmlns:o="urn:schemas-microsoft-com:office:office" xmlns:r="http://schemas.openxmlformats.org/officeDocument/2006/relationships" xmlns:m="http://schemas.openxmlformats.org/officeDocument/2006/math" xmlns:v="urn:schemas-microsoft-com:vml" xmlns:wp14="http://schemas.microsoft.com/office/word/2010/wordprocessingDrawing" xmlns:wp="http://schemas.openxmlformats.org/drawingml/2006/wordprocessingDrawing" xmlns:w10="urn:schemas-microsoft-com:office:word" xmlns:w="http://schemas.openxmlformats.org/wordprocessingml/2006/main" xmlns:w14="http://schemas.microsoft.com/office/word/2010/wordml" xmlns:w15="http://schemas.microsoft.com/office/word/2012/wordml" xmlns:w16se="http://schemas.microsoft.com/office/word/2015/wordml/symex" xmlns:wpg="http://schemas.microsoft.com/office/word/2010/wordprocessingGroup" xmlns:wpi="http://schemas.microsoft.com/office/word/2010/wordprocessingInk" xmlns:wne="http://schemas.microsoft.com/office/word/2006/wordml" xmlns:wps="http://schemas.microsoft.com/office/word/2010/wordprocessingShape" mc:Ignorable="w14 w15 w16se wp14">
+<w:numbering xmlns:wpc="http://schemas.microsoft.com/office/word/2010/wordprocessingCanvas" xmlns:cx="http://schemas.microsoft.com/office/drawing/2014/chartex" xmlns:cx1="http://schemas.microsoft.com/office/drawing/2015/9/8/chartex" xmlns:cx2="http://schemas.microsoft.com/office/drawing/2015/10/21/chartex" xmlns:cx3="http://schemas.microsoft.com/office/drawing/2016/5/9/chartex" xmlns:cx4="http://schemas.microsoft.com/office/drawing/2016/5/10/chartex" xmlns:cx5="http://schemas.microsoft.com/office/drawing/2016/5/11/chartex" xmlns:cx6="http://schemas.microsoft.com/office/drawing/2016/5/12/chartex" xmlns:cx7="http://schemas.microsoft.com/office/drawing/2016/5/13/chartex" xmlns:cx8="http://schemas.microsoft.com/office/drawing/2016/5/14/chartex" xmlns:mc="http://schemas.openxmlformats.org/markup-compatibility/2006" xmlns:aink="http://schemas.microsoft.com/office/drawing/2016/ink" xmlns:am3d="http://schemas.microsoft.com/office/drawing/2017/model3d" xmlns:o="urn:schemas-microsoft-com:office:office" xmlns:oel="http://schemas.microsoft.com/office/2019/extlst" xmlns:r="http://schemas.openxmlformats.org/officeDocument/2006/relationships" xmlns:m="http://schemas.openxmlformats.org/officeDocument/2006/math" xmlns:v="urn:schemas-microsoft-com:vml" xmlns:wp14="http://schemas.microsoft.com/office/word/2010/wordprocessingDrawing" xmlns:wp="http://schemas.openxmlformats.org/drawingml/2006/wordprocessingDrawing" xmlns:w10="urn:schemas-microsoft-com:office:word" xmlns:w="http://schemas.openxmlformats.org/wordprocessingml/2006/main" xmlns:w14="http://schemas.microsoft.com/office/word/2010/wordml" xmlns:w15="http://schemas.microsoft.com/office/word/2012/wordml" xmlns:w16cei="http://schemas.microsoft.com/office/word/2026/wordml/cei" xmlns:w16cex="http://schemas.microsoft.com/office/word/2018/wordml/cex" xmlns:w16cid="http://schemas.microsoft.com/office/word/2016/wordml/cid" xmlns:w16="http://schemas.microsoft.com/office/word/2018/wordml" xmlns:w16du="http://schemas.microsoft.com/office/word/2023/wordml/word16du" xmlns:w16sdtdh="http://schemas.microsoft.com/office/word/2020/wordml/sdtdatahash" xmlns:w16sdtfl="http://schemas.microsoft.com/office/word/2024/wordml/sdtformatlock" xmlns:w16se="http://schemas.microsoft.com/office/word/2015/wordml/symex" xmlns:wpg="http://schemas.microsoft.com/office/word/2010/wordprocessingGroup" xmlns:wpi="http://schemas.microsoft.com/office/word/2010/wordprocessingInk" xmlns:wne="http://schemas.microsoft.com/office/word/2006/wordml" xmlns:wps="http://schemas.microsoft.com/office/word/2010/wordprocessingShape" mc:Ignorable="w14 w15 w16se w16cid w16 w16cex w16sdtdh w16sdtfl w16du wp14">
   <w:abstractNum w:abstractNumId="0" w15:restartNumberingAfterBreak="0">
     <w:nsid w:val="049156A1"/>
     <w:multiLevelType w:val="hybridMultilevel"/>
@@ -3322,7 +3103,7 @@
         <w:ind w:left="720" w:hanging="360"/>
       </w:pPr>
       <w:rPr>
-        <w:rFonts w:hint="default" w:ascii="Calibri" w:hAnsi="Calibri"/>
+        <w:rFonts w:ascii="Calibri" w:hAnsi="Calibri" w:hint="default"/>
       </w:rPr>
     </w:lvl>
     <w:lvl w:ilvl="1" w:tplc="664283CA">
@@ -3334,7 +3115,7 @@
         <w:ind w:left="1440" w:hanging="360"/>
       </w:pPr>
       <w:rPr>
-        <w:rFonts w:hint="default" w:ascii="Courier New" w:hAnsi="Courier New"/>
+        <w:rFonts w:ascii="Courier New" w:hAnsi="Courier New" w:hint="default"/>
       </w:rPr>
     </w:lvl>
     <w:lvl w:ilvl="2" w:tplc="64FEBACE">
@@ -3346,7 +3127,7 @@
         <w:ind w:left="2160" w:hanging="360"/>
       </w:pPr>
       <w:rPr>
-        <w:rFonts w:hint="default" w:ascii="Wingdings" w:hAnsi="Wingdings"/>
+        <w:rFonts w:ascii="Wingdings" w:hAnsi="Wingdings" w:hint="default"/>
       </w:rPr>
     </w:lvl>
     <w:lvl w:ilvl="3" w:tplc="EBBADAFE">
@@ -3358,7 +3139,7 @@
         <w:ind w:left="2880" w:hanging="360"/>
       </w:pPr>
       <w:rPr>
-        <w:rFonts w:hint="default" w:ascii="Symbol" w:hAnsi="Symbol"/>
+        <w:rFonts w:ascii="Symbol" w:hAnsi="Symbol" w:hint="default"/>
       </w:rPr>
     </w:lvl>
     <w:lvl w:ilvl="4" w:tplc="BF20C764">
@@ -3370,7 +3151,7 @@
         <w:ind w:left="3600" w:hanging="360"/>
       </w:pPr>
       <w:rPr>
-        <w:rFonts w:hint="default" w:ascii="Courier New" w:hAnsi="Courier New"/>
+        <w:rFonts w:ascii="Courier New" w:hAnsi="Courier New" w:hint="default"/>
       </w:rPr>
     </w:lvl>
     <w:lvl w:ilvl="5" w:tplc="DF9E714A">
@@ -3382,7 +3163,7 @@
         <w:ind w:left="4320" w:hanging="360"/>
       </w:pPr>
       <w:rPr>
-        <w:rFonts w:hint="default" w:ascii="Wingdings" w:hAnsi="Wingdings"/>
+        <w:rFonts w:ascii="Wingdings" w:hAnsi="Wingdings" w:hint="default"/>
       </w:rPr>
     </w:lvl>
     <w:lvl w:ilvl="6" w:tplc="97DC3BFE">
@@ -3394,7 +3175,7 @@
         <w:ind w:left="5040" w:hanging="360"/>
       </w:pPr>
       <w:rPr>
-        <w:rFonts w:hint="default" w:ascii="Symbol" w:hAnsi="Symbol"/>
+        <w:rFonts w:ascii="Symbol" w:hAnsi="Symbol" w:hint="default"/>
       </w:rPr>
     </w:lvl>
     <w:lvl w:ilvl="7" w:tplc="F54C19C8">
@@ -3406,7 +3187,7 @@
         <w:ind w:left="5760" w:hanging="360"/>
       </w:pPr>
       <w:rPr>
-        <w:rFonts w:hint="default" w:ascii="Courier New" w:hAnsi="Courier New"/>
+        <w:rFonts w:ascii="Courier New" w:hAnsi="Courier New" w:hint="default"/>
       </w:rPr>
     </w:lvl>
     <w:lvl w:ilvl="8" w:tplc="767018FA">
@@ -3418,7 +3199,7 @@
         <w:ind w:left="6480" w:hanging="360"/>
       </w:pPr>
       <w:rPr>
-        <w:rFonts w:hint="default" w:ascii="Wingdings" w:hAnsi="Wingdings"/>
+        <w:rFonts w:ascii="Wingdings" w:hAnsi="Wingdings" w:hint="default"/>
       </w:rPr>
     </w:lvl>
   </w:abstractNum>
@@ -3637,7 +3418,7 @@
         <w:ind w:left="720" w:hanging="360"/>
       </w:pPr>
       <w:rPr>
-        <w:rFonts w:hint="default" w:ascii="Courier New" w:hAnsi="Courier New" w:cs="Courier New"/>
+        <w:rFonts w:ascii="Courier New" w:hAnsi="Courier New" w:cs="Courier New" w:hint="default"/>
       </w:rPr>
     </w:lvl>
     <w:lvl w:ilvl="1" w:tplc="340A0003">
@@ -3649,7 +3430,7 @@
         <w:ind w:left="1440" w:hanging="360"/>
       </w:pPr>
       <w:rPr>
-        <w:rFonts w:hint="default" w:ascii="Courier New" w:hAnsi="Courier New" w:cs="Courier New"/>
+        <w:rFonts w:ascii="Courier New" w:hAnsi="Courier New" w:cs="Courier New" w:hint="default"/>
       </w:rPr>
     </w:lvl>
     <w:lvl w:ilvl="2" w:tplc="340A0005" w:tentative="1">
@@ -3661,7 +3442,7 @@
         <w:ind w:left="2160" w:hanging="360"/>
       </w:pPr>
       <w:rPr>
-        <w:rFonts w:hint="default" w:ascii="Wingdings" w:hAnsi="Wingdings"/>
+        <w:rFonts w:ascii="Wingdings" w:hAnsi="Wingdings" w:hint="default"/>
       </w:rPr>
     </w:lvl>
     <w:lvl w:ilvl="3" w:tplc="340A0001" w:tentative="1">
@@ -3673,7 +3454,7 @@
         <w:ind w:left="2880" w:hanging="360"/>
       </w:pPr>
       <w:rPr>
-        <w:rFonts w:hint="default" w:ascii="Symbol" w:hAnsi="Symbol"/>
+        <w:rFonts w:ascii="Symbol" w:hAnsi="Symbol" w:hint="default"/>
       </w:rPr>
     </w:lvl>
     <w:lvl w:ilvl="4" w:tplc="340A0003" w:tentative="1">
@@ -3685,7 +3466,7 @@
         <w:ind w:left="3600" w:hanging="360"/>
       </w:pPr>
       <w:rPr>
-        <w:rFonts w:hint="default" w:ascii="Courier New" w:hAnsi="Courier New" w:cs="Courier New"/>
+        <w:rFonts w:ascii="Courier New" w:hAnsi="Courier New" w:cs="Courier New" w:hint="default"/>
       </w:rPr>
     </w:lvl>
     <w:lvl w:ilvl="5" w:tplc="340A0005" w:tentative="1">
@@ -3697,7 +3478,7 @@
         <w:ind w:left="4320" w:hanging="360"/>
       </w:pPr>
       <w:rPr>
-        <w:rFonts w:hint="default" w:ascii="Wingdings" w:hAnsi="Wingdings"/>
+        <w:rFonts w:ascii="Wingdings" w:hAnsi="Wingdings" w:hint="default"/>
       </w:rPr>
     </w:lvl>
     <w:lvl w:ilvl="6" w:tplc="340A0001" w:tentative="1">
@@ -3709,7 +3490,7 @@
         <w:ind w:left="5040" w:hanging="360"/>
       </w:pPr>
       <w:rPr>
-        <w:rFonts w:hint="default" w:ascii="Symbol" w:hAnsi="Symbol"/>
+        <w:rFonts w:ascii="Symbol" w:hAnsi="Symbol" w:hint="default"/>
       </w:rPr>
     </w:lvl>
     <w:lvl w:ilvl="7" w:tplc="340A0003" w:tentative="1">
@@ -3721,7 +3502,7 @@
         <w:ind w:left="5760" w:hanging="360"/>
       </w:pPr>
       <w:rPr>
-        <w:rFonts w:hint="default" w:ascii="Courier New" w:hAnsi="Courier New" w:cs="Courier New"/>
+        <w:rFonts w:ascii="Courier New" w:hAnsi="Courier New" w:cs="Courier New" w:hint="default"/>
       </w:rPr>
     </w:lvl>
     <w:lvl w:ilvl="8" w:tplc="340A0005" w:tentative="1">
@@ -3733,7 +3514,7 @@
         <w:ind w:left="6480" w:hanging="360"/>
       </w:pPr>
       <w:rPr>
-        <w:rFonts w:hint="default" w:ascii="Wingdings" w:hAnsi="Wingdings"/>
+        <w:rFonts w:ascii="Wingdings" w:hAnsi="Wingdings" w:hint="default"/>
       </w:rPr>
     </w:lvl>
   </w:abstractNum>
@@ -3750,7 +3531,7 @@
         <w:ind w:left="1080" w:hanging="360"/>
       </w:pPr>
       <w:rPr>
-        <w:rFonts w:hint="default" w:ascii="Symbol" w:hAnsi="Symbol"/>
+        <w:rFonts w:ascii="Symbol" w:hAnsi="Symbol" w:hint="default"/>
       </w:rPr>
     </w:lvl>
     <w:lvl w:ilvl="1" w:tplc="340A0019" w:tentative="1">
@@ -3839,7 +3620,7 @@
         <w:ind w:left="720" w:hanging="360"/>
       </w:pPr>
       <w:rPr>
-        <w:rFonts w:hint="default" w:ascii="Calibri" w:hAnsi="Calibri"/>
+        <w:rFonts w:ascii="Calibri" w:hAnsi="Calibri" w:hint="default"/>
       </w:rPr>
     </w:lvl>
     <w:lvl w:ilvl="1" w:tplc="3A16C246">
@@ -3851,7 +3632,7 @@
         <w:ind w:left="1440" w:hanging="360"/>
       </w:pPr>
       <w:rPr>
-        <w:rFonts w:hint="default" w:ascii="Courier New" w:hAnsi="Courier New"/>
+        <w:rFonts w:ascii="Courier New" w:hAnsi="Courier New" w:hint="default"/>
       </w:rPr>
     </w:lvl>
     <w:lvl w:ilvl="2" w:tplc="8D0223E8">
@@ -3863,7 +3644,7 @@
         <w:ind w:left="2160" w:hanging="360"/>
       </w:pPr>
       <w:rPr>
-        <w:rFonts w:hint="default" w:ascii="Wingdings" w:hAnsi="Wingdings"/>
+        <w:rFonts w:ascii="Wingdings" w:hAnsi="Wingdings" w:hint="default"/>
       </w:rPr>
     </w:lvl>
     <w:lvl w:ilvl="3" w:tplc="EB828ABC">
@@ -3875,7 +3656,7 @@
         <w:ind w:left="2880" w:hanging="360"/>
       </w:pPr>
       <w:rPr>
-        <w:rFonts w:hint="default" w:ascii="Symbol" w:hAnsi="Symbol"/>
+        <w:rFonts w:ascii="Symbol" w:hAnsi="Symbol" w:hint="default"/>
       </w:rPr>
     </w:lvl>
     <w:lvl w:ilvl="4" w:tplc="D72C6452">
@@ -3887,7 +3668,7 @@
         <w:ind w:left="3600" w:hanging="360"/>
       </w:pPr>
       <w:rPr>
-        <w:rFonts w:hint="default" w:ascii="Courier New" w:hAnsi="Courier New"/>
+        <w:rFonts w:ascii="Courier New" w:hAnsi="Courier New" w:hint="default"/>
       </w:rPr>
     </w:lvl>
     <w:lvl w:ilvl="5" w:tplc="2DAA3848">
@@ -3899,7 +3680,7 @@
         <w:ind w:left="4320" w:hanging="360"/>
       </w:pPr>
       <w:rPr>
-        <w:rFonts w:hint="default" w:ascii="Wingdings" w:hAnsi="Wingdings"/>
+        <w:rFonts w:ascii="Wingdings" w:hAnsi="Wingdings" w:hint="default"/>
       </w:rPr>
     </w:lvl>
     <w:lvl w:ilvl="6" w:tplc="AF3C392E">
@@ -3911,7 +3692,7 @@
         <w:ind w:left="5040" w:hanging="360"/>
       </w:pPr>
       <w:rPr>
-        <w:rFonts w:hint="default" w:ascii="Symbol" w:hAnsi="Symbol"/>
+        <w:rFonts w:ascii="Symbol" w:hAnsi="Symbol" w:hint="default"/>
       </w:rPr>
     </w:lvl>
     <w:lvl w:ilvl="7" w:tplc="E5C2F6FA">
@@ -3923,7 +3704,7 @@
         <w:ind w:left="5760" w:hanging="360"/>
       </w:pPr>
       <w:rPr>
-        <w:rFonts w:hint="default" w:ascii="Courier New" w:hAnsi="Courier New"/>
+        <w:rFonts w:ascii="Courier New" w:hAnsi="Courier New" w:hint="default"/>
       </w:rPr>
     </w:lvl>
     <w:lvl w:ilvl="8" w:tplc="556A4EE8">
@@ -3935,7 +3716,7 @@
         <w:ind w:left="6480" w:hanging="360"/>
       </w:pPr>
       <w:rPr>
-        <w:rFonts w:hint="default" w:ascii="Wingdings" w:hAnsi="Wingdings"/>
+        <w:rFonts w:ascii="Wingdings" w:hAnsi="Wingdings" w:hint="default"/>
       </w:rPr>
     </w:lvl>
   </w:abstractNum>
@@ -3955,7 +3736,7 @@
         <w:ind w:left="720" w:hanging="360"/>
       </w:pPr>
       <w:rPr>
-        <w:rFonts w:hint="default" w:ascii="Symbol" w:hAnsi="Symbol"/>
+        <w:rFonts w:ascii="Symbol" w:hAnsi="Symbol" w:hint="default"/>
         <w:sz w:val="20"/>
       </w:rPr>
     </w:lvl>
@@ -3971,7 +3752,7 @@
         <w:ind w:left="1440" w:hanging="360"/>
       </w:pPr>
       <w:rPr>
-        <w:rFonts w:hint="default" w:ascii="Courier New" w:hAnsi="Courier New"/>
+        <w:rFonts w:ascii="Courier New" w:hAnsi="Courier New" w:hint="default"/>
         <w:sz w:val="20"/>
       </w:rPr>
     </w:lvl>
@@ -3987,7 +3768,7 @@
         <w:ind w:left="2160" w:hanging="360"/>
       </w:pPr>
       <w:rPr>
-        <w:rFonts w:hint="default" w:ascii="Wingdings" w:hAnsi="Wingdings"/>
+        <w:rFonts w:ascii="Wingdings" w:hAnsi="Wingdings" w:hint="default"/>
         <w:sz w:val="20"/>
       </w:rPr>
     </w:lvl>
@@ -4003,7 +3784,7 @@
         <w:ind w:left="2880" w:hanging="360"/>
       </w:pPr>
       <w:rPr>
-        <w:rFonts w:hint="default" w:ascii="Wingdings" w:hAnsi="Wingdings"/>
+        <w:rFonts w:ascii="Wingdings" w:hAnsi="Wingdings" w:hint="default"/>
         <w:sz w:val="20"/>
       </w:rPr>
     </w:lvl>
@@ -4019,7 +3800,7 @@
         <w:ind w:left="3600" w:hanging="360"/>
       </w:pPr>
       <w:rPr>
-        <w:rFonts w:hint="default" w:ascii="Wingdings" w:hAnsi="Wingdings"/>
+        <w:rFonts w:ascii="Wingdings" w:hAnsi="Wingdings" w:hint="default"/>
         <w:sz w:val="20"/>
       </w:rPr>
     </w:lvl>
@@ -4035,7 +3816,7 @@
         <w:ind w:left="4320" w:hanging="360"/>
       </w:pPr>
       <w:rPr>
-        <w:rFonts w:hint="default" w:ascii="Wingdings" w:hAnsi="Wingdings"/>
+        <w:rFonts w:ascii="Wingdings" w:hAnsi="Wingdings" w:hint="default"/>
         <w:sz w:val="20"/>
       </w:rPr>
     </w:lvl>
@@ -4051,7 +3832,7 @@
         <w:ind w:left="5040" w:hanging="360"/>
       </w:pPr>
       <w:rPr>
-        <w:rFonts w:hint="default" w:ascii="Wingdings" w:hAnsi="Wingdings"/>
+        <w:rFonts w:ascii="Wingdings" w:hAnsi="Wingdings" w:hint="default"/>
         <w:sz w:val="20"/>
       </w:rPr>
     </w:lvl>
@@ -4067,7 +3848,7 @@
         <w:ind w:left="5760" w:hanging="360"/>
       </w:pPr>
       <w:rPr>
-        <w:rFonts w:hint="default" w:ascii="Wingdings" w:hAnsi="Wingdings"/>
+        <w:rFonts w:ascii="Wingdings" w:hAnsi="Wingdings" w:hint="default"/>
         <w:sz w:val="20"/>
       </w:rPr>
     </w:lvl>
@@ -4083,7 +3864,7 @@
         <w:ind w:left="6480" w:hanging="360"/>
       </w:pPr>
       <w:rPr>
-        <w:rFonts w:hint="default" w:ascii="Wingdings" w:hAnsi="Wingdings"/>
+        <w:rFonts w:ascii="Wingdings" w:hAnsi="Wingdings" w:hint="default"/>
         <w:sz w:val="20"/>
       </w:rPr>
     </w:lvl>
@@ -4104,7 +3885,7 @@
         <w:ind w:left="720" w:hanging="360"/>
       </w:pPr>
       <w:rPr>
-        <w:rFonts w:hint="default" w:ascii="Symbol" w:hAnsi="Symbol"/>
+        <w:rFonts w:ascii="Symbol" w:hAnsi="Symbol" w:hint="default"/>
         <w:sz w:val="20"/>
       </w:rPr>
     </w:lvl>
@@ -4120,7 +3901,7 @@
         <w:ind w:left="1440" w:hanging="360"/>
       </w:pPr>
       <w:rPr>
-        <w:rFonts w:hint="default" w:ascii="Courier New" w:hAnsi="Courier New"/>
+        <w:rFonts w:ascii="Courier New" w:hAnsi="Courier New" w:hint="default"/>
         <w:sz w:val="20"/>
       </w:rPr>
     </w:lvl>
@@ -4136,7 +3917,7 @@
         <w:ind w:left="2160" w:hanging="360"/>
       </w:pPr>
       <w:rPr>
-        <w:rFonts w:hint="default" w:ascii="Wingdings" w:hAnsi="Wingdings"/>
+        <w:rFonts w:ascii="Wingdings" w:hAnsi="Wingdings" w:hint="default"/>
         <w:sz w:val="20"/>
       </w:rPr>
     </w:lvl>
@@ -4152,7 +3933,7 @@
         <w:ind w:left="2880" w:hanging="360"/>
       </w:pPr>
       <w:rPr>
-        <w:rFonts w:hint="default" w:ascii="Wingdings" w:hAnsi="Wingdings"/>
+        <w:rFonts w:ascii="Wingdings" w:hAnsi="Wingdings" w:hint="default"/>
         <w:sz w:val="20"/>
       </w:rPr>
     </w:lvl>
@@ -4168,7 +3949,7 @@
         <w:ind w:left="3600" w:hanging="360"/>
       </w:pPr>
       <w:rPr>
-        <w:rFonts w:hint="default" w:ascii="Wingdings" w:hAnsi="Wingdings"/>
+        <w:rFonts w:ascii="Wingdings" w:hAnsi="Wingdings" w:hint="default"/>
         <w:sz w:val="20"/>
       </w:rPr>
     </w:lvl>
@@ -4184,7 +3965,7 @@
         <w:ind w:left="4320" w:hanging="360"/>
       </w:pPr>
       <w:rPr>
-        <w:rFonts w:hint="default" w:ascii="Wingdings" w:hAnsi="Wingdings"/>
+        <w:rFonts w:ascii="Wingdings" w:hAnsi="Wingdings" w:hint="default"/>
         <w:sz w:val="20"/>
       </w:rPr>
     </w:lvl>
@@ -4200,7 +3981,7 @@
         <w:ind w:left="5040" w:hanging="360"/>
       </w:pPr>
       <w:rPr>
-        <w:rFonts w:hint="default" w:ascii="Wingdings" w:hAnsi="Wingdings"/>
+        <w:rFonts w:ascii="Wingdings" w:hAnsi="Wingdings" w:hint="default"/>
         <w:sz w:val="20"/>
       </w:rPr>
     </w:lvl>
@@ -4216,7 +3997,7 @@
         <w:ind w:left="5760" w:hanging="360"/>
       </w:pPr>
       <w:rPr>
-        <w:rFonts w:hint="default" w:ascii="Wingdings" w:hAnsi="Wingdings"/>
+        <w:rFonts w:ascii="Wingdings" w:hAnsi="Wingdings" w:hint="default"/>
         <w:sz w:val="20"/>
       </w:rPr>
     </w:lvl>
@@ -4232,7 +4013,7 @@
         <w:ind w:left="6480" w:hanging="360"/>
       </w:pPr>
       <w:rPr>
-        <w:rFonts w:hint="default" w:ascii="Wingdings" w:hAnsi="Wingdings"/>
+        <w:rFonts w:ascii="Wingdings" w:hAnsi="Wingdings" w:hint="default"/>
         <w:sz w:val="20"/>
       </w:rPr>
     </w:lvl>
@@ -4249,7 +4030,7 @@
         <w:ind w:left="795" w:hanging="360"/>
       </w:pPr>
       <w:rPr>
-        <w:rFonts w:hint="default" w:ascii="Calibri" w:hAnsi="Calibri" w:cs="Calibri" w:eastAsiaTheme="majorEastAsia"/>
+        <w:rFonts w:ascii="Calibri" w:eastAsiaTheme="majorEastAsia" w:hAnsi="Calibri" w:cs="Calibri" w:hint="default"/>
       </w:rPr>
     </w:lvl>
     <w:lvl w:ilvl="1" w:tplc="340A0003" w:tentative="1">
@@ -4261,7 +4042,7 @@
         <w:ind w:left="1515" w:hanging="360"/>
       </w:pPr>
       <w:rPr>
-        <w:rFonts w:hint="default" w:ascii="Courier New" w:hAnsi="Courier New" w:cs="Courier New"/>
+        <w:rFonts w:ascii="Courier New" w:hAnsi="Courier New" w:cs="Courier New" w:hint="default"/>
       </w:rPr>
     </w:lvl>
     <w:lvl w:ilvl="2" w:tplc="340A0005" w:tentative="1">
@@ -4273,7 +4054,7 @@
         <w:ind w:left="2235" w:hanging="360"/>
       </w:pPr>
       <w:rPr>
-        <w:rFonts w:hint="default" w:ascii="Wingdings" w:hAnsi="Wingdings"/>
+        <w:rFonts w:ascii="Wingdings" w:hAnsi="Wingdings" w:hint="default"/>
       </w:rPr>
     </w:lvl>
     <w:lvl w:ilvl="3" w:tplc="340A0001" w:tentative="1">
@@ -4285,7 +4066,7 @@
         <w:ind w:left="2955" w:hanging="360"/>
       </w:pPr>
       <w:rPr>
-        <w:rFonts w:hint="default" w:ascii="Symbol" w:hAnsi="Symbol"/>
+        <w:rFonts w:ascii="Symbol" w:hAnsi="Symbol" w:hint="default"/>
       </w:rPr>
     </w:lvl>
     <w:lvl w:ilvl="4" w:tplc="340A0003" w:tentative="1">
@@ -4297,7 +4078,7 @@
         <w:ind w:left="3675" w:hanging="360"/>
       </w:pPr>
       <w:rPr>
-        <w:rFonts w:hint="default" w:ascii="Courier New" w:hAnsi="Courier New" w:cs="Courier New"/>
+        <w:rFonts w:ascii="Courier New" w:hAnsi="Courier New" w:cs="Courier New" w:hint="default"/>
       </w:rPr>
     </w:lvl>
     <w:lvl w:ilvl="5" w:tplc="340A0005" w:tentative="1">
@@ -4309,7 +4090,7 @@
         <w:ind w:left="4395" w:hanging="360"/>
       </w:pPr>
       <w:rPr>
-        <w:rFonts w:hint="default" w:ascii="Wingdings" w:hAnsi="Wingdings"/>
+        <w:rFonts w:ascii="Wingdings" w:hAnsi="Wingdings" w:hint="default"/>
       </w:rPr>
     </w:lvl>
     <w:lvl w:ilvl="6" w:tplc="340A0001" w:tentative="1">
@@ -4321,7 +4102,7 @@
         <w:ind w:left="5115" w:hanging="360"/>
       </w:pPr>
       <w:rPr>
-        <w:rFonts w:hint="default" w:ascii="Symbol" w:hAnsi="Symbol"/>
+        <w:rFonts w:ascii="Symbol" w:hAnsi="Symbol" w:hint="default"/>
       </w:rPr>
     </w:lvl>
     <w:lvl w:ilvl="7" w:tplc="340A0003" w:tentative="1">
@@ -4333,7 +4114,7 @@
         <w:ind w:left="5835" w:hanging="360"/>
       </w:pPr>
       <w:rPr>
-        <w:rFonts w:hint="default" w:ascii="Courier New" w:hAnsi="Courier New" w:cs="Courier New"/>
+        <w:rFonts w:ascii="Courier New" w:hAnsi="Courier New" w:cs="Courier New" w:hint="default"/>
       </w:rPr>
     </w:lvl>
     <w:lvl w:ilvl="8" w:tplc="340A0005" w:tentative="1">
@@ -4345,7 +4126,7 @@
         <w:ind w:left="6555" w:hanging="360"/>
       </w:pPr>
       <w:rPr>
-        <w:rFonts w:hint="default" w:ascii="Wingdings" w:hAnsi="Wingdings"/>
+        <w:rFonts w:ascii="Wingdings" w:hAnsi="Wingdings" w:hint="default"/>
       </w:rPr>
     </w:lvl>
   </w:abstractNum>
@@ -4543,7 +4324,7 @@
         <w:ind w:left="720" w:hanging="360"/>
       </w:pPr>
       <w:rPr>
-        <w:rFonts w:hint="default" w:ascii="Calibri" w:hAnsi="Calibri"/>
+        <w:rFonts w:ascii="Calibri" w:hAnsi="Calibri" w:hint="default"/>
       </w:rPr>
     </w:lvl>
     <w:lvl w:ilvl="1" w:tplc="7BA8418C">
@@ -4555,7 +4336,7 @@
         <w:ind w:left="1440" w:hanging="360"/>
       </w:pPr>
       <w:rPr>
-        <w:rFonts w:hint="default" w:ascii="Courier New" w:hAnsi="Courier New"/>
+        <w:rFonts w:ascii="Courier New" w:hAnsi="Courier New" w:hint="default"/>
       </w:rPr>
     </w:lvl>
     <w:lvl w:ilvl="2" w:tplc="28FA6E70">
@@ -4567,7 +4348,7 @@
         <w:ind w:left="2160" w:hanging="360"/>
       </w:pPr>
       <w:rPr>
-        <w:rFonts w:hint="default" w:ascii="Wingdings" w:hAnsi="Wingdings"/>
+        <w:rFonts w:ascii="Wingdings" w:hAnsi="Wingdings" w:hint="default"/>
       </w:rPr>
     </w:lvl>
     <w:lvl w:ilvl="3" w:tplc="5C3E139A">
@@ -4579,7 +4360,7 @@
         <w:ind w:left="2880" w:hanging="360"/>
       </w:pPr>
       <w:rPr>
-        <w:rFonts w:hint="default" w:ascii="Symbol" w:hAnsi="Symbol"/>
+        <w:rFonts w:ascii="Symbol" w:hAnsi="Symbol" w:hint="default"/>
       </w:rPr>
     </w:lvl>
     <w:lvl w:ilvl="4" w:tplc="69207BEE">
@@ -4591,7 +4372,7 @@
         <w:ind w:left="3600" w:hanging="360"/>
       </w:pPr>
       <w:rPr>
-        <w:rFonts w:hint="default" w:ascii="Courier New" w:hAnsi="Courier New"/>
+        <w:rFonts w:ascii="Courier New" w:hAnsi="Courier New" w:hint="default"/>
       </w:rPr>
     </w:lvl>
     <w:lvl w:ilvl="5" w:tplc="D2D23D0A">
@@ -4603,7 +4384,7 @@
         <w:ind w:left="4320" w:hanging="360"/>
       </w:pPr>
       <w:rPr>
-        <w:rFonts w:hint="default" w:ascii="Wingdings" w:hAnsi="Wingdings"/>
+        <w:rFonts w:ascii="Wingdings" w:hAnsi="Wingdings" w:hint="default"/>
       </w:rPr>
     </w:lvl>
     <w:lvl w:ilvl="6" w:tplc="331C20AC">
@@ -4615,7 +4396,7 @@
         <w:ind w:left="5040" w:hanging="360"/>
       </w:pPr>
       <w:rPr>
-        <w:rFonts w:hint="default" w:ascii="Symbol" w:hAnsi="Symbol"/>
+        <w:rFonts w:ascii="Symbol" w:hAnsi="Symbol" w:hint="default"/>
       </w:rPr>
     </w:lvl>
     <w:lvl w:ilvl="7" w:tplc="CCB25040">
@@ -4627,7 +4408,7 @@
         <w:ind w:left="5760" w:hanging="360"/>
       </w:pPr>
       <w:rPr>
-        <w:rFonts w:hint="default" w:ascii="Courier New" w:hAnsi="Courier New"/>
+        <w:rFonts w:ascii="Courier New" w:hAnsi="Courier New" w:hint="default"/>
       </w:rPr>
     </w:lvl>
     <w:lvl w:ilvl="8" w:tplc="1504BBB0">
@@ -4639,7 +4420,7 @@
         <w:ind w:left="6480" w:hanging="360"/>
       </w:pPr>
       <w:rPr>
-        <w:rFonts w:hint="default" w:ascii="Wingdings" w:hAnsi="Wingdings"/>
+        <w:rFonts w:ascii="Wingdings" w:hAnsi="Wingdings" w:hint="default"/>
       </w:rPr>
     </w:lvl>
   </w:abstractNum>
@@ -4757,7 +4538,7 @@
         <w:ind w:left="1440" w:hanging="360"/>
       </w:pPr>
       <w:rPr>
-        <w:rFonts w:hint="default" w:ascii="Courier New" w:hAnsi="Courier New" w:cs="Courier New"/>
+        <w:rFonts w:ascii="Courier New" w:hAnsi="Courier New" w:cs="Courier New" w:hint="default"/>
       </w:rPr>
     </w:lvl>
     <w:lvl w:ilvl="2" w:tplc="0C0A0005">
@@ -4769,7 +4550,7 @@
         <w:ind w:left="2160" w:hanging="360"/>
       </w:pPr>
       <w:rPr>
-        <w:rFonts w:hint="default" w:ascii="Wingdings" w:hAnsi="Wingdings"/>
+        <w:rFonts w:ascii="Wingdings" w:hAnsi="Wingdings" w:hint="default"/>
       </w:rPr>
     </w:lvl>
     <w:lvl w:ilvl="3" w:tplc="0C0A0001">
@@ -4781,7 +4562,7 @@
         <w:ind w:left="2880" w:hanging="360"/>
       </w:pPr>
       <w:rPr>
-        <w:rFonts w:hint="default" w:ascii="Symbol" w:hAnsi="Symbol"/>
+        <w:rFonts w:ascii="Symbol" w:hAnsi="Symbol" w:hint="default"/>
       </w:rPr>
     </w:lvl>
     <w:lvl w:ilvl="4" w:tplc="0C0A0003" w:tentative="1">
@@ -4793,7 +4574,7 @@
         <w:ind w:left="3600" w:hanging="360"/>
       </w:pPr>
       <w:rPr>
-        <w:rFonts w:hint="default" w:ascii="Courier New" w:hAnsi="Courier New" w:cs="Courier New"/>
+        <w:rFonts w:ascii="Courier New" w:hAnsi="Courier New" w:cs="Courier New" w:hint="default"/>
       </w:rPr>
     </w:lvl>
     <w:lvl w:ilvl="5" w:tplc="0C0A0005" w:tentative="1">
@@ -4805,7 +4586,7 @@
         <w:ind w:left="4320" w:hanging="360"/>
       </w:pPr>
       <w:rPr>
-        <w:rFonts w:hint="default" w:ascii="Wingdings" w:hAnsi="Wingdings"/>
+        <w:rFonts w:ascii="Wingdings" w:hAnsi="Wingdings" w:hint="default"/>
       </w:rPr>
     </w:lvl>
     <w:lvl w:ilvl="6" w:tplc="0C0A0001" w:tentative="1">
@@ -4817,7 +4598,7 @@
         <w:ind w:left="5040" w:hanging="360"/>
       </w:pPr>
       <w:rPr>
-        <w:rFonts w:hint="default" w:ascii="Symbol" w:hAnsi="Symbol"/>
+        <w:rFonts w:ascii="Symbol" w:hAnsi="Symbol" w:hint="default"/>
       </w:rPr>
     </w:lvl>
     <w:lvl w:ilvl="7" w:tplc="0C0A0003" w:tentative="1">
@@ -4829,7 +4610,7 @@
         <w:ind w:left="5760" w:hanging="360"/>
       </w:pPr>
       <w:rPr>
-        <w:rFonts w:hint="default" w:ascii="Courier New" w:hAnsi="Courier New" w:cs="Courier New"/>
+        <w:rFonts w:ascii="Courier New" w:hAnsi="Courier New" w:cs="Courier New" w:hint="default"/>
       </w:rPr>
     </w:lvl>
     <w:lvl w:ilvl="8" w:tplc="0C0A0005" w:tentative="1">
@@ -4841,7 +4622,7 @@
         <w:ind w:left="6480" w:hanging="360"/>
       </w:pPr>
       <w:rPr>
-        <w:rFonts w:hint="default" w:ascii="Wingdings" w:hAnsi="Wingdings"/>
+        <w:rFonts w:ascii="Wingdings" w:hAnsi="Wingdings" w:hint="default"/>
       </w:rPr>
     </w:lvl>
   </w:abstractNum>
@@ -4858,7 +4639,7 @@
         <w:ind w:left="720" w:hanging="360"/>
       </w:pPr>
       <w:rPr>
-        <w:rFonts w:hint="default" w:ascii="Calibri" w:hAnsi="Calibri"/>
+        <w:rFonts w:ascii="Calibri" w:hAnsi="Calibri" w:hint="default"/>
       </w:rPr>
     </w:lvl>
     <w:lvl w:ilvl="1" w:tplc="1924CBEE">
@@ -4870,7 +4651,7 @@
         <w:ind w:left="1440" w:hanging="360"/>
       </w:pPr>
       <w:rPr>
-        <w:rFonts w:hint="default" w:ascii="Courier New" w:hAnsi="Courier New"/>
+        <w:rFonts w:ascii="Courier New" w:hAnsi="Courier New" w:hint="default"/>
       </w:rPr>
     </w:lvl>
     <w:lvl w:ilvl="2" w:tplc="26C01D30">
@@ -4882,7 +4663,7 @@
         <w:ind w:left="2160" w:hanging="360"/>
       </w:pPr>
       <w:rPr>
-        <w:rFonts w:hint="default" w:ascii="Wingdings" w:hAnsi="Wingdings"/>
+        <w:rFonts w:ascii="Wingdings" w:hAnsi="Wingdings" w:hint="default"/>
       </w:rPr>
     </w:lvl>
     <w:lvl w:ilvl="3" w:tplc="3C806738">
@@ -4894,7 +4675,7 @@
         <w:ind w:left="2880" w:hanging="360"/>
       </w:pPr>
       <w:rPr>
-        <w:rFonts w:hint="default" w:ascii="Symbol" w:hAnsi="Symbol"/>
+        <w:rFonts w:ascii="Symbol" w:hAnsi="Symbol" w:hint="default"/>
       </w:rPr>
     </w:lvl>
     <w:lvl w:ilvl="4" w:tplc="5E2E886A">
@@ -4906,7 +4687,7 @@
         <w:ind w:left="3600" w:hanging="360"/>
       </w:pPr>
       <w:rPr>
-        <w:rFonts w:hint="default" w:ascii="Courier New" w:hAnsi="Courier New"/>
+        <w:rFonts w:ascii="Courier New" w:hAnsi="Courier New" w:hint="default"/>
       </w:rPr>
     </w:lvl>
     <w:lvl w:ilvl="5" w:tplc="F5626C18">
@@ -4918,7 +4699,7 @@
         <w:ind w:left="4320" w:hanging="360"/>
       </w:pPr>
       <w:rPr>
-        <w:rFonts w:hint="default" w:ascii="Wingdings" w:hAnsi="Wingdings"/>
+        <w:rFonts w:ascii="Wingdings" w:hAnsi="Wingdings" w:hint="default"/>
       </w:rPr>
     </w:lvl>
     <w:lvl w:ilvl="6" w:tplc="6D68B1B2">
@@ -4930,7 +4711,7 @@
         <w:ind w:left="5040" w:hanging="360"/>
       </w:pPr>
       <w:rPr>
-        <w:rFonts w:hint="default" w:ascii="Symbol" w:hAnsi="Symbol"/>
+        <w:rFonts w:ascii="Symbol" w:hAnsi="Symbol" w:hint="default"/>
       </w:rPr>
     </w:lvl>
     <w:lvl w:ilvl="7" w:tplc="937EB90E">
@@ -4942,7 +4723,7 @@
         <w:ind w:left="5760" w:hanging="360"/>
       </w:pPr>
       <w:rPr>
-        <w:rFonts w:hint="default" w:ascii="Courier New" w:hAnsi="Courier New"/>
+        <w:rFonts w:ascii="Courier New" w:hAnsi="Courier New" w:hint="default"/>
       </w:rPr>
     </w:lvl>
     <w:lvl w:ilvl="8" w:tplc="F53E049E">
@@ -4954,7 +4735,7 @@
         <w:ind w:left="6480" w:hanging="360"/>
       </w:pPr>
       <w:rPr>
-        <w:rFonts w:hint="default" w:ascii="Wingdings" w:hAnsi="Wingdings"/>
+        <w:rFonts w:ascii="Wingdings" w:hAnsi="Wingdings" w:hint="default"/>
       </w:rPr>
     </w:lvl>
   </w:abstractNum>
@@ -4971,7 +4752,7 @@
         <w:ind w:left="720" w:hanging="360"/>
       </w:pPr>
       <w:rPr>
-        <w:rFonts w:hint="default" w:ascii="Calibri" w:hAnsi="Calibri"/>
+        <w:rFonts w:ascii="Calibri" w:hAnsi="Calibri" w:hint="default"/>
       </w:rPr>
     </w:lvl>
     <w:lvl w:ilvl="1" w:tplc="D6D2AEA4">
@@ -4983,7 +4764,7 @@
         <w:ind w:left="1440" w:hanging="360"/>
       </w:pPr>
       <w:rPr>
-        <w:rFonts w:hint="default" w:ascii="Courier New" w:hAnsi="Courier New"/>
+        <w:rFonts w:ascii="Courier New" w:hAnsi="Courier New" w:hint="default"/>
       </w:rPr>
     </w:lvl>
     <w:lvl w:ilvl="2" w:tplc="6B7020D8">
@@ -4995,7 +4776,7 @@
         <w:ind w:left="2160" w:hanging="360"/>
       </w:pPr>
       <w:rPr>
-        <w:rFonts w:hint="default" w:ascii="Wingdings" w:hAnsi="Wingdings"/>
+        <w:rFonts w:ascii="Wingdings" w:hAnsi="Wingdings" w:hint="default"/>
       </w:rPr>
     </w:lvl>
     <w:lvl w:ilvl="3" w:tplc="572A7BA0">
@@ -5007,7 +4788,7 @@
         <w:ind w:left="2880" w:hanging="360"/>
       </w:pPr>
       <w:rPr>
-        <w:rFonts w:hint="default" w:ascii="Symbol" w:hAnsi="Symbol"/>
+        <w:rFonts w:ascii="Symbol" w:hAnsi="Symbol" w:hint="default"/>
       </w:rPr>
     </w:lvl>
     <w:lvl w:ilvl="4" w:tplc="068C773C">
@@ -5019,7 +4800,7 @@
         <w:ind w:left="3600" w:hanging="360"/>
       </w:pPr>
       <w:rPr>
-        <w:rFonts w:hint="default" w:ascii="Courier New" w:hAnsi="Courier New"/>
+        <w:rFonts w:ascii="Courier New" w:hAnsi="Courier New" w:hint="default"/>
       </w:rPr>
     </w:lvl>
     <w:lvl w:ilvl="5" w:tplc="9F68D9FE">
@@ -5031,7 +4812,7 @@
         <w:ind w:left="4320" w:hanging="360"/>
       </w:pPr>
       <w:rPr>
-        <w:rFonts w:hint="default" w:ascii="Wingdings" w:hAnsi="Wingdings"/>
+        <w:rFonts w:ascii="Wingdings" w:hAnsi="Wingdings" w:hint="default"/>
       </w:rPr>
     </w:lvl>
     <w:lvl w:ilvl="6" w:tplc="92E83A76">
@@ -5043,7 +4824,7 @@
         <w:ind w:left="5040" w:hanging="360"/>
       </w:pPr>
       <w:rPr>
-        <w:rFonts w:hint="default" w:ascii="Symbol" w:hAnsi="Symbol"/>
+        <w:rFonts w:ascii="Symbol" w:hAnsi="Symbol" w:hint="default"/>
       </w:rPr>
     </w:lvl>
     <w:lvl w:ilvl="7" w:tplc="33D860E8">
@@ -5055,7 +4836,7 @@
         <w:ind w:left="5760" w:hanging="360"/>
       </w:pPr>
       <w:rPr>
-        <w:rFonts w:hint="default" w:ascii="Courier New" w:hAnsi="Courier New"/>
+        <w:rFonts w:ascii="Courier New" w:hAnsi="Courier New" w:hint="default"/>
       </w:rPr>
     </w:lvl>
     <w:lvl w:ilvl="8" w:tplc="11D0D446">
@@ -5067,7 +4848,7 @@
         <w:ind w:left="6480" w:hanging="360"/>
       </w:pPr>
       <w:rPr>
-        <w:rFonts w:hint="default" w:ascii="Wingdings" w:hAnsi="Wingdings"/>
+        <w:rFonts w:ascii="Wingdings" w:hAnsi="Wingdings" w:hint="default"/>
       </w:rPr>
     </w:lvl>
   </w:abstractNum>
@@ -5205,7 +4986,7 @@
         <w:ind w:left="720" w:hanging="360"/>
       </w:pPr>
       <w:rPr>
-        <w:rFonts w:hint="default" w:ascii="Calibri" w:hAnsi="Calibri"/>
+        <w:rFonts w:ascii="Calibri" w:hAnsi="Calibri" w:hint="default"/>
       </w:rPr>
     </w:lvl>
     <w:lvl w:ilvl="1" w:tplc="675A797A">
@@ -5217,7 +4998,7 @@
         <w:ind w:left="1440" w:hanging="360"/>
       </w:pPr>
       <w:rPr>
-        <w:rFonts w:hint="default" w:ascii="Courier New" w:hAnsi="Courier New"/>
+        <w:rFonts w:ascii="Courier New" w:hAnsi="Courier New" w:hint="default"/>
       </w:rPr>
     </w:lvl>
     <w:lvl w:ilvl="2" w:tplc="AC665D0C">
@@ -5229,7 +5010,7 @@
         <w:ind w:left="2160" w:hanging="360"/>
       </w:pPr>
       <w:rPr>
-        <w:rFonts w:hint="default" w:ascii="Wingdings" w:hAnsi="Wingdings"/>
+        <w:rFonts w:ascii="Wingdings" w:hAnsi="Wingdings" w:hint="default"/>
       </w:rPr>
     </w:lvl>
     <w:lvl w:ilvl="3" w:tplc="0CD0F12A">
@@ -5241,7 +5022,7 @@
         <w:ind w:left="2880" w:hanging="360"/>
       </w:pPr>
       <w:rPr>
-        <w:rFonts w:hint="default" w:ascii="Symbol" w:hAnsi="Symbol"/>
+        <w:rFonts w:ascii="Symbol" w:hAnsi="Symbol" w:hint="default"/>
       </w:rPr>
     </w:lvl>
     <w:lvl w:ilvl="4" w:tplc="781C248C">
@@ -5253,7 +5034,7 @@
         <w:ind w:left="3600" w:hanging="360"/>
       </w:pPr>
       <w:rPr>
-        <w:rFonts w:hint="default" w:ascii="Courier New" w:hAnsi="Courier New"/>
+        <w:rFonts w:ascii="Courier New" w:hAnsi="Courier New" w:hint="default"/>
       </w:rPr>
     </w:lvl>
     <w:lvl w:ilvl="5" w:tplc="5FCC81E6">
@@ -5265,7 +5046,7 @@
         <w:ind w:left="4320" w:hanging="360"/>
       </w:pPr>
       <w:rPr>
-        <w:rFonts w:hint="default" w:ascii="Wingdings" w:hAnsi="Wingdings"/>
+        <w:rFonts w:ascii="Wingdings" w:hAnsi="Wingdings" w:hint="default"/>
       </w:rPr>
     </w:lvl>
     <w:lvl w:ilvl="6" w:tplc="C1661BD2">
@@ -5277,7 +5058,7 @@
         <w:ind w:left="5040" w:hanging="360"/>
       </w:pPr>
       <w:rPr>
-        <w:rFonts w:hint="default" w:ascii="Symbol" w:hAnsi="Symbol"/>
+        <w:rFonts w:ascii="Symbol" w:hAnsi="Symbol" w:hint="default"/>
       </w:rPr>
     </w:lvl>
     <w:lvl w:ilvl="7" w:tplc="A8DEDA9C">
@@ -5289,7 +5070,7 @@
         <w:ind w:left="5760" w:hanging="360"/>
       </w:pPr>
       <w:rPr>
-        <w:rFonts w:hint="default" w:ascii="Courier New" w:hAnsi="Courier New"/>
+        <w:rFonts w:ascii="Courier New" w:hAnsi="Courier New" w:hint="default"/>
       </w:rPr>
     </w:lvl>
     <w:lvl w:ilvl="8" w:tplc="1CF6867A">
@@ -5301,7 +5082,7 @@
         <w:ind w:left="6480" w:hanging="360"/>
       </w:pPr>
       <w:rPr>
-        <w:rFonts w:hint="default" w:ascii="Wingdings" w:hAnsi="Wingdings"/>
+        <w:rFonts w:ascii="Wingdings" w:hAnsi="Wingdings" w:hint="default"/>
       </w:rPr>
     </w:lvl>
   </w:abstractNum>
@@ -5404,7 +5185,7 @@
         <w:ind w:left="720" w:hanging="360"/>
       </w:pPr>
       <w:rPr>
-        <w:rFonts w:hint="default" w:ascii="Calibri" w:hAnsi="Calibri"/>
+        <w:rFonts w:ascii="Calibri" w:hAnsi="Calibri" w:hint="default"/>
       </w:rPr>
     </w:lvl>
     <w:lvl w:ilvl="1" w:tplc="DB9A30B2">
@@ -5416,7 +5197,7 @@
         <w:ind w:left="1440" w:hanging="360"/>
       </w:pPr>
       <w:rPr>
-        <w:rFonts w:hint="default" w:ascii="Courier New" w:hAnsi="Courier New"/>
+        <w:rFonts w:ascii="Courier New" w:hAnsi="Courier New" w:hint="default"/>
       </w:rPr>
     </w:lvl>
     <w:lvl w:ilvl="2" w:tplc="7DE2CFC6">
@@ -5428,7 +5209,7 @@
         <w:ind w:left="2160" w:hanging="360"/>
       </w:pPr>
       <w:rPr>
-        <w:rFonts w:hint="default" w:ascii="Wingdings" w:hAnsi="Wingdings"/>
+        <w:rFonts w:ascii="Wingdings" w:hAnsi="Wingdings" w:hint="default"/>
       </w:rPr>
     </w:lvl>
     <w:lvl w:ilvl="3" w:tplc="871E1674">
@@ -5440,7 +5221,7 @@
         <w:ind w:left="2880" w:hanging="360"/>
       </w:pPr>
       <w:rPr>
-        <w:rFonts w:hint="default" w:ascii="Symbol" w:hAnsi="Symbol"/>
+        <w:rFonts w:ascii="Symbol" w:hAnsi="Symbol" w:hint="default"/>
       </w:rPr>
     </w:lvl>
     <w:lvl w:ilvl="4" w:tplc="A63A9624">
@@ -5452,7 +5233,7 @@
         <w:ind w:left="3600" w:hanging="360"/>
       </w:pPr>
       <w:rPr>
-        <w:rFonts w:hint="default" w:ascii="Courier New" w:hAnsi="Courier New"/>
+        <w:rFonts w:ascii="Courier New" w:hAnsi="Courier New" w:hint="default"/>
       </w:rPr>
     </w:lvl>
     <w:lvl w:ilvl="5" w:tplc="6958F4FA">
@@ -5464,7 +5245,7 @@
         <w:ind w:left="4320" w:hanging="360"/>
       </w:pPr>
       <w:rPr>
-        <w:rFonts w:hint="default" w:ascii="Wingdings" w:hAnsi="Wingdings"/>
+        <w:rFonts w:ascii="Wingdings" w:hAnsi="Wingdings" w:hint="default"/>
       </w:rPr>
     </w:lvl>
     <w:lvl w:ilvl="6" w:tplc="C73E509E">
@@ -5476,7 +5257,7 @@
         <w:ind w:left="5040" w:hanging="360"/>
       </w:pPr>
       <w:rPr>
-        <w:rFonts w:hint="default" w:ascii="Symbol" w:hAnsi="Symbol"/>
+        <w:rFonts w:ascii="Symbol" w:hAnsi="Symbol" w:hint="default"/>
       </w:rPr>
     </w:lvl>
     <w:lvl w:ilvl="7" w:tplc="3A424AFA">
@@ -5488,7 +5269,7 @@
         <w:ind w:left="5760" w:hanging="360"/>
       </w:pPr>
       <w:rPr>
-        <w:rFonts w:hint="default" w:ascii="Courier New" w:hAnsi="Courier New"/>
+        <w:rFonts w:ascii="Courier New" w:hAnsi="Courier New" w:hint="default"/>
       </w:rPr>
     </w:lvl>
     <w:lvl w:ilvl="8" w:tplc="EB384440">
@@ -5500,7 +5281,7 @@
         <w:ind w:left="6480" w:hanging="360"/>
       </w:pPr>
       <w:rPr>
-        <w:rFonts w:hint="default" w:ascii="Wingdings" w:hAnsi="Wingdings"/>
+        <w:rFonts w:ascii="Wingdings" w:hAnsi="Wingdings" w:hint="default"/>
       </w:rPr>
     </w:lvl>
   </w:abstractNum>
@@ -5517,7 +5298,7 @@
         <w:ind w:left="720" w:hanging="360"/>
       </w:pPr>
       <w:rPr>
-        <w:rFonts w:hint="default" w:ascii="Courier New" w:hAnsi="Courier New" w:cs="Courier New"/>
+        <w:rFonts w:ascii="Courier New" w:hAnsi="Courier New" w:cs="Courier New" w:hint="default"/>
       </w:rPr>
     </w:lvl>
     <w:lvl w:ilvl="1" w:tplc="340A0003" w:tentative="1">
@@ -5529,7 +5310,7 @@
         <w:ind w:left="1440" w:hanging="360"/>
       </w:pPr>
       <w:rPr>
-        <w:rFonts w:hint="default" w:ascii="Courier New" w:hAnsi="Courier New" w:cs="Courier New"/>
+        <w:rFonts w:ascii="Courier New" w:hAnsi="Courier New" w:cs="Courier New" w:hint="default"/>
       </w:rPr>
     </w:lvl>
     <w:lvl w:ilvl="2" w:tplc="340A0005" w:tentative="1">
@@ -5541,7 +5322,7 @@
         <w:ind w:left="2160" w:hanging="360"/>
       </w:pPr>
       <w:rPr>
-        <w:rFonts w:hint="default" w:ascii="Wingdings" w:hAnsi="Wingdings"/>
+        <w:rFonts w:ascii="Wingdings" w:hAnsi="Wingdings" w:hint="default"/>
       </w:rPr>
     </w:lvl>
     <w:lvl w:ilvl="3" w:tplc="340A0001" w:tentative="1">
@@ -5553,7 +5334,7 @@
         <w:ind w:left="2880" w:hanging="360"/>
       </w:pPr>
       <w:rPr>
-        <w:rFonts w:hint="default" w:ascii="Symbol" w:hAnsi="Symbol"/>
+        <w:rFonts w:ascii="Symbol" w:hAnsi="Symbol" w:hint="default"/>
       </w:rPr>
     </w:lvl>
     <w:lvl w:ilvl="4" w:tplc="340A0003" w:tentative="1">
@@ -5565,7 +5346,7 @@
         <w:ind w:left="3600" w:hanging="360"/>
       </w:pPr>
       <w:rPr>
-        <w:rFonts w:hint="default" w:ascii="Courier New" w:hAnsi="Courier New" w:cs="Courier New"/>
+        <w:rFonts w:ascii="Courier New" w:hAnsi="Courier New" w:cs="Courier New" w:hint="default"/>
       </w:rPr>
     </w:lvl>
     <w:lvl w:ilvl="5" w:tplc="340A0005" w:tentative="1">
@@ -5577,7 +5358,7 @@
         <w:ind w:left="4320" w:hanging="360"/>
       </w:pPr>
       <w:rPr>
-        <w:rFonts w:hint="default" w:ascii="Wingdings" w:hAnsi="Wingdings"/>
+        <w:rFonts w:ascii="Wingdings" w:hAnsi="Wingdings" w:hint="default"/>
       </w:rPr>
     </w:lvl>
     <w:lvl w:ilvl="6" w:tplc="340A0001" w:tentative="1">
@@ -5589,7 +5370,7 @@
         <w:ind w:left="5040" w:hanging="360"/>
       </w:pPr>
       <w:rPr>
-        <w:rFonts w:hint="default" w:ascii="Symbol" w:hAnsi="Symbol"/>
+        <w:rFonts w:ascii="Symbol" w:hAnsi="Symbol" w:hint="default"/>
       </w:rPr>
     </w:lvl>
     <w:lvl w:ilvl="7" w:tplc="340A0003" w:tentative="1">
@@ -5601,7 +5382,7 @@
         <w:ind w:left="5760" w:hanging="360"/>
       </w:pPr>
       <w:rPr>
-        <w:rFonts w:hint="default" w:ascii="Courier New" w:hAnsi="Courier New" w:cs="Courier New"/>
+        <w:rFonts w:ascii="Courier New" w:hAnsi="Courier New" w:cs="Courier New" w:hint="default"/>
       </w:rPr>
     </w:lvl>
     <w:lvl w:ilvl="8" w:tplc="340A0005" w:tentative="1">
@@ -5613,7 +5394,7 @@
         <w:ind w:left="6480" w:hanging="360"/>
       </w:pPr>
       <w:rPr>
-        <w:rFonts w:hint="default" w:ascii="Wingdings" w:hAnsi="Wingdings"/>
+        <w:rFonts w:ascii="Wingdings" w:hAnsi="Wingdings" w:hint="default"/>
       </w:rPr>
     </w:lvl>
   </w:abstractNum>
@@ -5630,7 +5411,7 @@
         <w:ind w:left="720" w:hanging="360"/>
       </w:pPr>
       <w:rPr>
-        <w:rFonts w:hint="default" w:ascii="Calibri" w:hAnsi="Calibri"/>
+        <w:rFonts w:ascii="Calibri" w:hAnsi="Calibri" w:hint="default"/>
       </w:rPr>
     </w:lvl>
     <w:lvl w:ilvl="1" w:tplc="999A4F62">
@@ -5642,7 +5423,7 @@
         <w:ind w:left="1440" w:hanging="360"/>
       </w:pPr>
       <w:rPr>
-        <w:rFonts w:hint="default" w:ascii="Courier New" w:hAnsi="Courier New"/>
+        <w:rFonts w:ascii="Courier New" w:hAnsi="Courier New" w:hint="default"/>
       </w:rPr>
     </w:lvl>
     <w:lvl w:ilvl="2" w:tplc="E1868F08">
@@ -5654,7 +5435,7 @@
         <w:ind w:left="2160" w:hanging="360"/>
       </w:pPr>
       <w:rPr>
-        <w:rFonts w:hint="default" w:ascii="Wingdings" w:hAnsi="Wingdings"/>
+        <w:rFonts w:ascii="Wingdings" w:hAnsi="Wingdings" w:hint="default"/>
       </w:rPr>
     </w:lvl>
     <w:lvl w:ilvl="3" w:tplc="8794AE56">
@@ -5666,7 +5447,7 @@
         <w:ind w:left="2880" w:hanging="360"/>
       </w:pPr>
       <w:rPr>
-        <w:rFonts w:hint="default" w:ascii="Symbol" w:hAnsi="Symbol"/>
+        <w:rFonts w:ascii="Symbol" w:hAnsi="Symbol" w:hint="default"/>
       </w:rPr>
     </w:lvl>
     <w:lvl w:ilvl="4" w:tplc="8D6AB998">
@@ -5678,7 +5459,7 @@
         <w:ind w:left="3600" w:hanging="360"/>
       </w:pPr>
       <w:rPr>
-        <w:rFonts w:hint="default" w:ascii="Courier New" w:hAnsi="Courier New"/>
+        <w:rFonts w:ascii="Courier New" w:hAnsi="Courier New" w:hint="default"/>
       </w:rPr>
     </w:lvl>
     <w:lvl w:ilvl="5" w:tplc="A4B0706A">
@@ -5690,7 +5471,7 @@
         <w:ind w:left="4320" w:hanging="360"/>
       </w:pPr>
       <w:rPr>
-        <w:rFonts w:hint="default" w:ascii="Wingdings" w:hAnsi="Wingdings"/>
+        <w:rFonts w:ascii="Wingdings" w:hAnsi="Wingdings" w:hint="default"/>
       </w:rPr>
     </w:lvl>
     <w:lvl w:ilvl="6" w:tplc="2376BCD2">
@@ -5702,7 +5483,7 @@
         <w:ind w:left="5040" w:hanging="360"/>
       </w:pPr>
       <w:rPr>
-        <w:rFonts w:hint="default" w:ascii="Symbol" w:hAnsi="Symbol"/>
+        <w:rFonts w:ascii="Symbol" w:hAnsi="Symbol" w:hint="default"/>
       </w:rPr>
     </w:lvl>
     <w:lvl w:ilvl="7" w:tplc="48F8A7A2">
@@ -5714,7 +5495,7 @@
         <w:ind w:left="5760" w:hanging="360"/>
       </w:pPr>
       <w:rPr>
-        <w:rFonts w:hint="default" w:ascii="Courier New" w:hAnsi="Courier New"/>
+        <w:rFonts w:ascii="Courier New" w:hAnsi="Courier New" w:hint="default"/>
       </w:rPr>
     </w:lvl>
     <w:lvl w:ilvl="8" w:tplc="8F1CA8EA">
@@ -5726,7 +5507,7 @@
         <w:ind w:left="6480" w:hanging="360"/>
       </w:pPr>
       <w:rPr>
-        <w:rFonts w:hint="default" w:ascii="Wingdings" w:hAnsi="Wingdings"/>
+        <w:rFonts w:ascii="Wingdings" w:hAnsi="Wingdings" w:hint="default"/>
       </w:rPr>
     </w:lvl>
   </w:abstractNum>
@@ -5743,7 +5524,7 @@
         <w:ind w:left="720" w:hanging="360"/>
       </w:pPr>
       <w:rPr>
-        <w:rFonts w:hint="default" w:ascii="Symbol" w:hAnsi="Symbol"/>
+        <w:rFonts w:ascii="Symbol" w:hAnsi="Symbol" w:hint="default"/>
       </w:rPr>
     </w:lvl>
     <w:lvl w:ilvl="1" w:tplc="340A0003" w:tentative="1">
@@ -5755,7 +5536,7 @@
         <w:ind w:left="1440" w:hanging="360"/>
       </w:pPr>
       <w:rPr>
-        <w:rFonts w:hint="default" w:ascii="Courier New" w:hAnsi="Courier New" w:cs="Courier New"/>
+        <w:rFonts w:ascii="Courier New" w:hAnsi="Courier New" w:cs="Courier New" w:hint="default"/>
       </w:rPr>
     </w:lvl>
     <w:lvl w:ilvl="2" w:tplc="340A0005" w:tentative="1">
@@ -5767,7 +5548,7 @@
         <w:ind w:left="2160" w:hanging="360"/>
       </w:pPr>
       <w:rPr>
-        <w:rFonts w:hint="default" w:ascii="Wingdings" w:hAnsi="Wingdings"/>
+        <w:rFonts w:ascii="Wingdings" w:hAnsi="Wingdings" w:hint="default"/>
       </w:rPr>
     </w:lvl>
     <w:lvl w:ilvl="3" w:tplc="340A0001" w:tentative="1">
@@ -5779,7 +5560,7 @@
         <w:ind w:left="2880" w:hanging="360"/>
       </w:pPr>
       <w:rPr>
-        <w:rFonts w:hint="default" w:ascii="Symbol" w:hAnsi="Symbol"/>
+        <w:rFonts w:ascii="Symbol" w:hAnsi="Symbol" w:hint="default"/>
       </w:rPr>
     </w:lvl>
     <w:lvl w:ilvl="4" w:tplc="340A0003" w:tentative="1">
@@ -5791,7 +5572,7 @@
         <w:ind w:left="3600" w:hanging="360"/>
       </w:pPr>
       <w:rPr>
-        <w:rFonts w:hint="default" w:ascii="Courier New" w:hAnsi="Courier New" w:cs="Courier New"/>
+        <w:rFonts w:ascii="Courier New" w:hAnsi="Courier New" w:cs="Courier New" w:hint="default"/>
       </w:rPr>
     </w:lvl>
     <w:lvl w:ilvl="5" w:tplc="340A0005" w:tentative="1">
@@ -5803,7 +5584,7 @@
         <w:ind w:left="4320" w:hanging="360"/>
       </w:pPr>
       <w:rPr>
-        <w:rFonts w:hint="default" w:ascii="Wingdings" w:hAnsi="Wingdings"/>
+        <w:rFonts w:ascii="Wingdings" w:hAnsi="Wingdings" w:hint="default"/>
       </w:rPr>
     </w:lvl>
     <w:lvl w:ilvl="6" w:tplc="340A0001" w:tentative="1">
@@ -5815,7 +5596,7 @@
         <w:ind w:left="5040" w:hanging="360"/>
       </w:pPr>
       <w:rPr>
-        <w:rFonts w:hint="default" w:ascii="Symbol" w:hAnsi="Symbol"/>
+        <w:rFonts w:ascii="Symbol" w:hAnsi="Symbol" w:hint="default"/>
       </w:rPr>
     </w:lvl>
     <w:lvl w:ilvl="7" w:tplc="340A0003" w:tentative="1">
@@ -5827,7 +5608,7 @@
         <w:ind w:left="5760" w:hanging="360"/>
       </w:pPr>
       <w:rPr>
-        <w:rFonts w:hint="default" w:ascii="Courier New" w:hAnsi="Courier New" w:cs="Courier New"/>
+        <w:rFonts w:ascii="Courier New" w:hAnsi="Courier New" w:cs="Courier New" w:hint="default"/>
       </w:rPr>
     </w:lvl>
     <w:lvl w:ilvl="8" w:tplc="340A0005" w:tentative="1">
@@ -5839,7 +5620,7 @@
         <w:ind w:left="6480" w:hanging="360"/>
       </w:pPr>
       <w:rPr>
-        <w:rFonts w:hint="default" w:ascii="Wingdings" w:hAnsi="Wingdings"/>
+        <w:rFonts w:ascii="Wingdings" w:hAnsi="Wingdings" w:hint="default"/>
       </w:rPr>
     </w:lvl>
   </w:abstractNum>
@@ -5856,7 +5637,7 @@
         <w:ind w:left="720" w:hanging="360"/>
       </w:pPr>
       <w:rPr>
-        <w:rFonts w:hint="default" w:ascii="Calibri" w:hAnsi="Calibri"/>
+        <w:rFonts w:ascii="Calibri" w:hAnsi="Calibri" w:hint="default"/>
       </w:rPr>
     </w:lvl>
     <w:lvl w:ilvl="1" w:tplc="87B83D86">
@@ -5868,7 +5649,7 @@
         <w:ind w:left="1440" w:hanging="360"/>
       </w:pPr>
       <w:rPr>
-        <w:rFonts w:hint="default" w:ascii="Courier New" w:hAnsi="Courier New"/>
+        <w:rFonts w:ascii="Courier New" w:hAnsi="Courier New" w:hint="default"/>
       </w:rPr>
     </w:lvl>
     <w:lvl w:ilvl="2" w:tplc="987A2E38">
@@ -5880,7 +5661,7 @@
         <w:ind w:left="2160" w:hanging="360"/>
       </w:pPr>
       <w:rPr>
-        <w:rFonts w:hint="default" w:ascii="Wingdings" w:hAnsi="Wingdings"/>
+        <w:rFonts w:ascii="Wingdings" w:hAnsi="Wingdings" w:hint="default"/>
       </w:rPr>
     </w:lvl>
     <w:lvl w:ilvl="3" w:tplc="96DC0B46">
@@ -5892,7 +5673,7 @@
         <w:ind w:left="2880" w:hanging="360"/>
       </w:pPr>
       <w:rPr>
-        <w:rFonts w:hint="default" w:ascii="Symbol" w:hAnsi="Symbol"/>
+        <w:rFonts w:ascii="Symbol" w:hAnsi="Symbol" w:hint="default"/>
       </w:rPr>
     </w:lvl>
     <w:lvl w:ilvl="4" w:tplc="F1C480B2">
@@ -5904,7 +5685,7 @@
         <w:ind w:left="3600" w:hanging="360"/>
       </w:pPr>
       <w:rPr>
-        <w:rFonts w:hint="default" w:ascii="Courier New" w:hAnsi="Courier New"/>
+        <w:rFonts w:ascii="Courier New" w:hAnsi="Courier New" w:hint="default"/>
       </w:rPr>
     </w:lvl>
     <w:lvl w:ilvl="5" w:tplc="9EDCD9EA">
@@ -5916,7 +5697,7 @@
         <w:ind w:left="4320" w:hanging="360"/>
       </w:pPr>
       <w:rPr>
-        <w:rFonts w:hint="default" w:ascii="Wingdings" w:hAnsi="Wingdings"/>
+        <w:rFonts w:ascii="Wingdings" w:hAnsi="Wingdings" w:hint="default"/>
       </w:rPr>
     </w:lvl>
     <w:lvl w:ilvl="6" w:tplc="9D569B4C">
@@ -5928,7 +5709,7 @@
         <w:ind w:left="5040" w:hanging="360"/>
       </w:pPr>
       <w:rPr>
-        <w:rFonts w:hint="default" w:ascii="Symbol" w:hAnsi="Symbol"/>
+        <w:rFonts w:ascii="Symbol" w:hAnsi="Symbol" w:hint="default"/>
       </w:rPr>
     </w:lvl>
     <w:lvl w:ilvl="7" w:tplc="31E0AFE6">
@@ -5940,7 +5721,7 @@
         <w:ind w:left="5760" w:hanging="360"/>
       </w:pPr>
       <w:rPr>
-        <w:rFonts w:hint="default" w:ascii="Courier New" w:hAnsi="Courier New"/>
+        <w:rFonts w:ascii="Courier New" w:hAnsi="Courier New" w:hint="default"/>
       </w:rPr>
     </w:lvl>
     <w:lvl w:ilvl="8" w:tplc="879A905E">
@@ -5952,7 +5733,7 @@
         <w:ind w:left="6480" w:hanging="360"/>
       </w:pPr>
       <w:rPr>
-        <w:rFonts w:hint="default" w:ascii="Wingdings" w:hAnsi="Wingdings"/>
+        <w:rFonts w:ascii="Wingdings" w:hAnsi="Wingdings" w:hint="default"/>
       </w:rPr>
     </w:lvl>
   </w:abstractNum>
@@ -5969,7 +5750,7 @@
         <w:ind w:left="720" w:hanging="360"/>
       </w:pPr>
       <w:rPr>
-        <w:rFonts w:hint="default" w:ascii="Calibri" w:hAnsi="Calibri"/>
+        <w:rFonts w:ascii="Calibri" w:hAnsi="Calibri" w:hint="default"/>
       </w:rPr>
     </w:lvl>
     <w:lvl w:ilvl="1" w:tplc="C95A1BDA">
@@ -5981,7 +5762,7 @@
         <w:ind w:left="1440" w:hanging="360"/>
       </w:pPr>
       <w:rPr>
-        <w:rFonts w:hint="default" w:ascii="Courier New" w:hAnsi="Courier New"/>
+        <w:rFonts w:ascii="Courier New" w:hAnsi="Courier New" w:hint="default"/>
       </w:rPr>
     </w:lvl>
     <w:lvl w:ilvl="2" w:tplc="F9D60A72">
@@ -5993,7 +5774,7 @@
         <w:ind w:left="2160" w:hanging="360"/>
       </w:pPr>
       <w:rPr>
-        <w:rFonts w:hint="default" w:ascii="Wingdings" w:hAnsi="Wingdings"/>
+        <w:rFonts w:ascii="Wingdings" w:hAnsi="Wingdings" w:hint="default"/>
       </w:rPr>
     </w:lvl>
     <w:lvl w:ilvl="3" w:tplc="F320D2DC">
@@ -6005,7 +5786,7 @@
         <w:ind w:left="2880" w:hanging="360"/>
       </w:pPr>
       <w:rPr>
-        <w:rFonts w:hint="default" w:ascii="Symbol" w:hAnsi="Symbol"/>
+        <w:rFonts w:ascii="Symbol" w:hAnsi="Symbol" w:hint="default"/>
       </w:rPr>
     </w:lvl>
     <w:lvl w:ilvl="4" w:tplc="FD901FAC">
@@ -6017,7 +5798,7 @@
         <w:ind w:left="3600" w:hanging="360"/>
       </w:pPr>
       <w:rPr>
-        <w:rFonts w:hint="default" w:ascii="Courier New" w:hAnsi="Courier New"/>
+        <w:rFonts w:ascii="Courier New" w:hAnsi="Courier New" w:hint="default"/>
       </w:rPr>
     </w:lvl>
     <w:lvl w:ilvl="5" w:tplc="785258B8">
@@ -6029,7 +5810,7 @@
         <w:ind w:left="4320" w:hanging="360"/>
       </w:pPr>
       <w:rPr>
-        <w:rFonts w:hint="default" w:ascii="Wingdings" w:hAnsi="Wingdings"/>
+        <w:rFonts w:ascii="Wingdings" w:hAnsi="Wingdings" w:hint="default"/>
       </w:rPr>
     </w:lvl>
     <w:lvl w:ilvl="6" w:tplc="E57EC41E">
@@ -6041,7 +5822,7 @@
         <w:ind w:left="5040" w:hanging="360"/>
       </w:pPr>
       <w:rPr>
-        <w:rFonts w:hint="default" w:ascii="Symbol" w:hAnsi="Symbol"/>
+        <w:rFonts w:ascii="Symbol" w:hAnsi="Symbol" w:hint="default"/>
       </w:rPr>
     </w:lvl>
     <w:lvl w:ilvl="7" w:tplc="2CD8AE24">
@@ -6053,7 +5834,7 @@
         <w:ind w:left="5760" w:hanging="360"/>
       </w:pPr>
       <w:rPr>
-        <w:rFonts w:hint="default" w:ascii="Courier New" w:hAnsi="Courier New"/>
+        <w:rFonts w:ascii="Courier New" w:hAnsi="Courier New" w:hint="default"/>
       </w:rPr>
     </w:lvl>
     <w:lvl w:ilvl="8" w:tplc="3CE80D20">
@@ -6065,7 +5846,7 @@
         <w:ind w:left="6480" w:hanging="360"/>
       </w:pPr>
       <w:rPr>
-        <w:rFonts w:hint="default" w:ascii="Wingdings" w:hAnsi="Wingdings"/>
+        <w:rFonts w:ascii="Wingdings" w:hAnsi="Wingdings" w:hint="default"/>
       </w:rPr>
     </w:lvl>
   </w:abstractNum>
@@ -6198,7 +5979,7 @@
         <w:ind w:left="720" w:hanging="360"/>
       </w:pPr>
       <w:rPr>
-        <w:rFonts w:hint="default" w:ascii="Symbol" w:hAnsi="Symbol"/>
+        <w:rFonts w:ascii="Symbol" w:hAnsi="Symbol" w:hint="default"/>
         <w:sz w:val="20"/>
       </w:rPr>
     </w:lvl>
@@ -6214,7 +5995,7 @@
         <w:ind w:left="1440" w:hanging="360"/>
       </w:pPr>
       <w:rPr>
-        <w:rFonts w:hint="default" w:ascii="Courier New" w:hAnsi="Courier New"/>
+        <w:rFonts w:ascii="Courier New" w:hAnsi="Courier New" w:hint="default"/>
         <w:sz w:val="20"/>
       </w:rPr>
     </w:lvl>
@@ -6230,7 +6011,7 @@
         <w:ind w:left="2160" w:hanging="360"/>
       </w:pPr>
       <w:rPr>
-        <w:rFonts w:hint="default" w:ascii="Wingdings" w:hAnsi="Wingdings"/>
+        <w:rFonts w:ascii="Wingdings" w:hAnsi="Wingdings" w:hint="default"/>
         <w:sz w:val="20"/>
       </w:rPr>
     </w:lvl>
@@ -6246,7 +6027,7 @@
         <w:ind w:left="2880" w:hanging="360"/>
       </w:pPr>
       <w:rPr>
-        <w:rFonts w:hint="default" w:ascii="Wingdings" w:hAnsi="Wingdings"/>
+        <w:rFonts w:ascii="Wingdings" w:hAnsi="Wingdings" w:hint="default"/>
         <w:sz w:val="20"/>
       </w:rPr>
     </w:lvl>
@@ -6262,7 +6043,7 @@
         <w:ind w:left="3600" w:hanging="360"/>
       </w:pPr>
       <w:rPr>
-        <w:rFonts w:hint="default" w:ascii="Wingdings" w:hAnsi="Wingdings"/>
+        <w:rFonts w:ascii="Wingdings" w:hAnsi="Wingdings" w:hint="default"/>
         <w:sz w:val="20"/>
       </w:rPr>
     </w:lvl>
@@ -6278,7 +6059,7 @@
         <w:ind w:left="4320" w:hanging="360"/>
       </w:pPr>
       <w:rPr>
-        <w:rFonts w:hint="default" w:ascii="Wingdings" w:hAnsi="Wingdings"/>
+        <w:rFonts w:ascii="Wingdings" w:hAnsi="Wingdings" w:hint="default"/>
         <w:sz w:val="20"/>
       </w:rPr>
     </w:lvl>
@@ -6294,7 +6075,7 @@
         <w:ind w:left="5040" w:hanging="360"/>
       </w:pPr>
       <w:rPr>
-        <w:rFonts w:hint="default" w:ascii="Wingdings" w:hAnsi="Wingdings"/>
+        <w:rFonts w:ascii="Wingdings" w:hAnsi="Wingdings" w:hint="default"/>
         <w:sz w:val="20"/>
       </w:rPr>
     </w:lvl>
@@ -6310,7 +6091,7 @@
         <w:ind w:left="5760" w:hanging="360"/>
       </w:pPr>
       <w:rPr>
-        <w:rFonts w:hint="default" w:ascii="Wingdings" w:hAnsi="Wingdings"/>
+        <w:rFonts w:ascii="Wingdings" w:hAnsi="Wingdings" w:hint="default"/>
         <w:sz w:val="20"/>
       </w:rPr>
     </w:lvl>
@@ -6326,7 +6107,7 @@
         <w:ind w:left="6480" w:hanging="360"/>
       </w:pPr>
       <w:rPr>
-        <w:rFonts w:hint="default" w:ascii="Wingdings" w:hAnsi="Wingdings"/>
+        <w:rFonts w:ascii="Wingdings" w:hAnsi="Wingdings" w:hint="default"/>
         <w:sz w:val="20"/>
       </w:rPr>
     </w:lvl>
@@ -6347,7 +6128,7 @@
         <w:ind w:left="720" w:hanging="360"/>
       </w:pPr>
       <w:rPr>
-        <w:rFonts w:hint="default" w:ascii="Symbol" w:hAnsi="Symbol"/>
+        <w:rFonts w:ascii="Symbol" w:hAnsi="Symbol" w:hint="default"/>
         <w:sz w:val="20"/>
       </w:rPr>
     </w:lvl>
@@ -6363,7 +6144,7 @@
         <w:ind w:left="1440" w:hanging="360"/>
       </w:pPr>
       <w:rPr>
-        <w:rFonts w:hint="default" w:ascii="Courier New" w:hAnsi="Courier New"/>
+        <w:rFonts w:ascii="Courier New" w:hAnsi="Courier New" w:hint="default"/>
         <w:sz w:val="20"/>
       </w:rPr>
     </w:lvl>
@@ -6379,7 +6160,7 @@
         <w:ind w:left="2160" w:hanging="360"/>
       </w:pPr>
       <w:rPr>
-        <w:rFonts w:hint="default" w:ascii="Wingdings" w:hAnsi="Wingdings"/>
+        <w:rFonts w:ascii="Wingdings" w:hAnsi="Wingdings" w:hint="default"/>
         <w:sz w:val="20"/>
       </w:rPr>
     </w:lvl>
@@ -6395,7 +6176,7 @@
         <w:ind w:left="2880" w:hanging="360"/>
       </w:pPr>
       <w:rPr>
-        <w:rFonts w:hint="default" w:ascii="Wingdings" w:hAnsi="Wingdings"/>
+        <w:rFonts w:ascii="Wingdings" w:hAnsi="Wingdings" w:hint="default"/>
         <w:sz w:val="20"/>
       </w:rPr>
     </w:lvl>
@@ -6411,7 +6192,7 @@
         <w:ind w:left="3600" w:hanging="360"/>
       </w:pPr>
       <w:rPr>
-        <w:rFonts w:hint="default" w:ascii="Wingdings" w:hAnsi="Wingdings"/>
+        <w:rFonts w:ascii="Wingdings" w:hAnsi="Wingdings" w:hint="default"/>
         <w:sz w:val="20"/>
       </w:rPr>
     </w:lvl>
@@ -6427,7 +6208,7 @@
         <w:ind w:left="4320" w:hanging="360"/>
       </w:pPr>
       <w:rPr>
-        <w:rFonts w:hint="default" w:ascii="Wingdings" w:hAnsi="Wingdings"/>
+        <w:rFonts w:ascii="Wingdings" w:hAnsi="Wingdings" w:hint="default"/>
         <w:sz w:val="20"/>
       </w:rPr>
     </w:lvl>
@@ -6443,7 +6224,7 @@
         <w:ind w:left="5040" w:hanging="360"/>
       </w:pPr>
       <w:rPr>
-        <w:rFonts w:hint="default" w:ascii="Wingdings" w:hAnsi="Wingdings"/>
+        <w:rFonts w:ascii="Wingdings" w:hAnsi="Wingdings" w:hint="default"/>
         <w:sz w:val="20"/>
       </w:rPr>
     </w:lvl>
@@ -6459,7 +6240,7 @@
         <w:ind w:left="5760" w:hanging="360"/>
       </w:pPr>
       <w:rPr>
-        <w:rFonts w:hint="default" w:ascii="Wingdings" w:hAnsi="Wingdings"/>
+        <w:rFonts w:ascii="Wingdings" w:hAnsi="Wingdings" w:hint="default"/>
         <w:sz w:val="20"/>
       </w:rPr>
     </w:lvl>
@@ -6475,7 +6256,7 @@
         <w:ind w:left="6480" w:hanging="360"/>
       </w:pPr>
       <w:rPr>
-        <w:rFonts w:hint="default" w:ascii="Wingdings" w:hAnsi="Wingdings"/>
+        <w:rFonts w:ascii="Wingdings" w:hAnsi="Wingdings" w:hint="default"/>
         <w:sz w:val="20"/>
       </w:rPr>
     </w:lvl>
@@ -6496,7 +6277,7 @@
         <w:ind w:left="720" w:hanging="360"/>
       </w:pPr>
       <w:rPr>
-        <w:rFonts w:hint="default" w:ascii="Symbol" w:hAnsi="Symbol"/>
+        <w:rFonts w:ascii="Symbol" w:hAnsi="Symbol" w:hint="default"/>
         <w:sz w:val="20"/>
       </w:rPr>
     </w:lvl>
@@ -6512,7 +6293,7 @@
         <w:ind w:left="1440" w:hanging="360"/>
       </w:pPr>
       <w:rPr>
-        <w:rFonts w:hint="default" w:ascii="Courier New" w:hAnsi="Courier New"/>
+        <w:rFonts w:ascii="Courier New" w:hAnsi="Courier New" w:hint="default"/>
         <w:sz w:val="20"/>
       </w:rPr>
     </w:lvl>
@@ -6528,7 +6309,7 @@
         <w:ind w:left="2160" w:hanging="360"/>
       </w:pPr>
       <w:rPr>
-        <w:rFonts w:hint="default" w:ascii="Wingdings" w:hAnsi="Wingdings"/>
+        <w:rFonts w:ascii="Wingdings" w:hAnsi="Wingdings" w:hint="default"/>
         <w:sz w:val="20"/>
       </w:rPr>
     </w:lvl>
@@ -6544,7 +6325,7 @@
         <w:ind w:left="2880" w:hanging="360"/>
       </w:pPr>
       <w:rPr>
-        <w:rFonts w:hint="default" w:ascii="Wingdings" w:hAnsi="Wingdings"/>
+        <w:rFonts w:ascii="Wingdings" w:hAnsi="Wingdings" w:hint="default"/>
         <w:sz w:val="20"/>
       </w:rPr>
     </w:lvl>
@@ -6560,7 +6341,7 @@
         <w:ind w:left="3600" w:hanging="360"/>
       </w:pPr>
       <w:rPr>
-        <w:rFonts w:hint="default" w:ascii="Wingdings" w:hAnsi="Wingdings"/>
+        <w:rFonts w:ascii="Wingdings" w:hAnsi="Wingdings" w:hint="default"/>
         <w:sz w:val="20"/>
       </w:rPr>
     </w:lvl>
@@ -6576,7 +6357,7 @@
         <w:ind w:left="4320" w:hanging="360"/>
       </w:pPr>
       <w:rPr>
-        <w:rFonts w:hint="default" w:ascii="Wingdings" w:hAnsi="Wingdings"/>
+        <w:rFonts w:ascii="Wingdings" w:hAnsi="Wingdings" w:hint="default"/>
         <w:sz w:val="20"/>
       </w:rPr>
     </w:lvl>
@@ -6592,7 +6373,7 @@
         <w:ind w:left="5040" w:hanging="360"/>
       </w:pPr>
       <w:rPr>
-        <w:rFonts w:hint="default" w:ascii="Wingdings" w:hAnsi="Wingdings"/>
+        <w:rFonts w:ascii="Wingdings" w:hAnsi="Wingdings" w:hint="default"/>
         <w:sz w:val="20"/>
       </w:rPr>
     </w:lvl>
@@ -6608,7 +6389,7 @@
         <w:ind w:left="5760" w:hanging="360"/>
       </w:pPr>
       <w:rPr>
-        <w:rFonts w:hint="default" w:ascii="Wingdings" w:hAnsi="Wingdings"/>
+        <w:rFonts w:ascii="Wingdings" w:hAnsi="Wingdings" w:hint="default"/>
         <w:sz w:val="20"/>
       </w:rPr>
     </w:lvl>
@@ -6624,7 +6405,7 @@
         <w:ind w:left="6480" w:hanging="360"/>
       </w:pPr>
       <w:rPr>
-        <w:rFonts w:hint="default" w:ascii="Wingdings" w:hAnsi="Wingdings"/>
+        <w:rFonts w:ascii="Wingdings" w:hAnsi="Wingdings" w:hint="default"/>
         <w:sz w:val="20"/>
       </w:rPr>
     </w:lvl>
@@ -6642,7 +6423,7 @@
         <w:ind w:left="720" w:hanging="360"/>
       </w:pPr>
       <w:rPr>
-        <w:rFonts w:asciiTheme="minorHAnsi" w:hAnsiTheme="minorHAnsi" w:eastAsiaTheme="minorHAnsi" w:cstheme="minorBidi"/>
+        <w:rFonts w:asciiTheme="minorHAnsi" w:eastAsiaTheme="minorHAnsi" w:hAnsiTheme="minorHAnsi" w:cstheme="minorBidi"/>
       </w:rPr>
     </w:lvl>
     <w:lvl w:ilvl="1" w:tplc="340A0019" w:tentative="1">
@@ -6731,7 +6512,7 @@
         <w:ind w:left="720" w:hanging="360"/>
       </w:pPr>
       <w:rPr>
-        <w:rFonts w:hint="default" w:ascii="Courier New" w:hAnsi="Courier New" w:cs="Courier New"/>
+        <w:rFonts w:ascii="Courier New" w:hAnsi="Courier New" w:cs="Courier New" w:hint="default"/>
       </w:rPr>
     </w:lvl>
     <w:lvl w:ilvl="1" w:tplc="04090003" w:tentative="1">
@@ -6743,7 +6524,7 @@
         <w:ind w:left="1440" w:hanging="360"/>
       </w:pPr>
       <w:rPr>
-        <w:rFonts w:hint="default" w:ascii="Courier New" w:hAnsi="Courier New" w:cs="Courier New"/>
+        <w:rFonts w:ascii="Courier New" w:hAnsi="Courier New" w:cs="Courier New" w:hint="default"/>
       </w:rPr>
     </w:lvl>
     <w:lvl w:ilvl="2" w:tplc="04090005" w:tentative="1">
@@ -6755,7 +6536,7 @@
         <w:ind w:left="2160" w:hanging="360"/>
       </w:pPr>
       <w:rPr>
-        <w:rFonts w:hint="default" w:ascii="Wingdings" w:hAnsi="Wingdings"/>
+        <w:rFonts w:ascii="Wingdings" w:hAnsi="Wingdings" w:hint="default"/>
       </w:rPr>
     </w:lvl>
     <w:lvl w:ilvl="3" w:tplc="04090001" w:tentative="1">
@@ -6767,7 +6548,7 @@
         <w:ind w:left="2880" w:hanging="360"/>
       </w:pPr>
       <w:rPr>
-        <w:rFonts w:hint="default" w:ascii="Symbol" w:hAnsi="Symbol"/>
+        <w:rFonts w:ascii="Symbol" w:hAnsi="Symbol" w:hint="default"/>
       </w:rPr>
     </w:lvl>
     <w:lvl w:ilvl="4" w:tplc="04090003" w:tentative="1">
@@ -6779,7 +6560,7 @@
         <w:ind w:left="3600" w:hanging="360"/>
       </w:pPr>
       <w:rPr>
-        <w:rFonts w:hint="default" w:ascii="Courier New" w:hAnsi="Courier New" w:cs="Courier New"/>
+        <w:rFonts w:ascii="Courier New" w:hAnsi="Courier New" w:cs="Courier New" w:hint="default"/>
       </w:rPr>
     </w:lvl>
     <w:lvl w:ilvl="5" w:tplc="04090005" w:tentative="1">
@@ -6791,7 +6572,7 @@
         <w:ind w:left="4320" w:hanging="360"/>
       </w:pPr>
       <w:rPr>
-        <w:rFonts w:hint="default" w:ascii="Wingdings" w:hAnsi="Wingdings"/>
+        <w:rFonts w:ascii="Wingdings" w:hAnsi="Wingdings" w:hint="default"/>
       </w:rPr>
     </w:lvl>
     <w:lvl w:ilvl="6" w:tplc="04090001" w:tentative="1">
@@ -6803,7 +6584,7 @@
         <w:ind w:left="5040" w:hanging="360"/>
       </w:pPr>
       <w:rPr>
-        <w:rFonts w:hint="default" w:ascii="Symbol" w:hAnsi="Symbol"/>
+        <w:rFonts w:ascii="Symbol" w:hAnsi="Symbol" w:hint="default"/>
       </w:rPr>
     </w:lvl>
     <w:lvl w:ilvl="7" w:tplc="04090003" w:tentative="1">
@@ -6815,7 +6596,7 @@
         <w:ind w:left="5760" w:hanging="360"/>
       </w:pPr>
       <w:rPr>
-        <w:rFonts w:hint="default" w:ascii="Courier New" w:hAnsi="Courier New" w:cs="Courier New"/>
+        <w:rFonts w:ascii="Courier New" w:hAnsi="Courier New" w:cs="Courier New" w:hint="default"/>
       </w:rPr>
     </w:lvl>
     <w:lvl w:ilvl="8" w:tplc="04090005" w:tentative="1">
@@ -6827,7 +6608,7 @@
         <w:ind w:left="6480" w:hanging="360"/>
       </w:pPr>
       <w:rPr>
-        <w:rFonts w:hint="default" w:ascii="Wingdings" w:hAnsi="Wingdings"/>
+        <w:rFonts w:ascii="Wingdings" w:hAnsi="Wingdings" w:hint="default"/>
       </w:rPr>
     </w:lvl>
   </w:abstractNum>
@@ -7025,7 +6806,7 @@
         <w:ind w:left="720" w:hanging="360"/>
       </w:pPr>
       <w:rPr>
-        <w:rFonts w:hint="default" w:ascii="Symbol" w:hAnsi="Symbol"/>
+        <w:rFonts w:ascii="Symbol" w:hAnsi="Symbol" w:hint="default"/>
         <w:sz w:val="20"/>
       </w:rPr>
     </w:lvl>
@@ -7041,7 +6822,7 @@
         <w:ind w:left="1440" w:hanging="360"/>
       </w:pPr>
       <w:rPr>
-        <w:rFonts w:hint="default" w:ascii="Courier New" w:hAnsi="Courier New"/>
+        <w:rFonts w:ascii="Courier New" w:hAnsi="Courier New" w:hint="default"/>
         <w:sz w:val="20"/>
       </w:rPr>
     </w:lvl>
@@ -7057,7 +6838,7 @@
         <w:ind w:left="2160" w:hanging="360"/>
       </w:pPr>
       <w:rPr>
-        <w:rFonts w:hint="default" w:ascii="Wingdings" w:hAnsi="Wingdings"/>
+        <w:rFonts w:ascii="Wingdings" w:hAnsi="Wingdings" w:hint="default"/>
         <w:sz w:val="20"/>
       </w:rPr>
     </w:lvl>
@@ -7073,7 +6854,7 @@
         <w:ind w:left="2880" w:hanging="360"/>
       </w:pPr>
       <w:rPr>
-        <w:rFonts w:hint="default" w:ascii="Wingdings" w:hAnsi="Wingdings"/>
+        <w:rFonts w:ascii="Wingdings" w:hAnsi="Wingdings" w:hint="default"/>
         <w:sz w:val="20"/>
       </w:rPr>
     </w:lvl>
@@ -7089,7 +6870,7 @@
         <w:ind w:left="3600" w:hanging="360"/>
       </w:pPr>
       <w:rPr>
-        <w:rFonts w:hint="default" w:ascii="Wingdings" w:hAnsi="Wingdings"/>
+        <w:rFonts w:ascii="Wingdings" w:hAnsi="Wingdings" w:hint="default"/>
         <w:sz w:val="20"/>
       </w:rPr>
     </w:lvl>
@@ -7105,7 +6886,7 @@
         <w:ind w:left="4320" w:hanging="360"/>
       </w:pPr>
       <w:rPr>
-        <w:rFonts w:hint="default" w:ascii="Wingdings" w:hAnsi="Wingdings"/>
+        <w:rFonts w:ascii="Wingdings" w:hAnsi="Wingdings" w:hint="default"/>
         <w:sz w:val="20"/>
       </w:rPr>
     </w:lvl>
@@ -7121,7 +6902,7 @@
         <w:ind w:left="5040" w:hanging="360"/>
       </w:pPr>
       <w:rPr>
-        <w:rFonts w:hint="default" w:ascii="Wingdings" w:hAnsi="Wingdings"/>
+        <w:rFonts w:ascii="Wingdings" w:hAnsi="Wingdings" w:hint="default"/>
         <w:sz w:val="20"/>
       </w:rPr>
     </w:lvl>
@@ -7137,7 +6918,7 @@
         <w:ind w:left="5760" w:hanging="360"/>
       </w:pPr>
       <w:rPr>
-        <w:rFonts w:hint="default" w:ascii="Wingdings" w:hAnsi="Wingdings"/>
+        <w:rFonts w:ascii="Wingdings" w:hAnsi="Wingdings" w:hint="default"/>
         <w:sz w:val="20"/>
       </w:rPr>
     </w:lvl>
@@ -7153,7 +6934,7 @@
         <w:ind w:left="6480" w:hanging="360"/>
       </w:pPr>
       <w:rPr>
-        <w:rFonts w:hint="default" w:ascii="Wingdings" w:hAnsi="Wingdings"/>
+        <w:rFonts w:ascii="Wingdings" w:hAnsi="Wingdings" w:hint="default"/>
         <w:sz w:val="20"/>
       </w:rPr>
     </w:lvl>
@@ -7171,7 +6952,7 @@
         <w:ind w:left="720" w:hanging="360"/>
       </w:pPr>
       <w:rPr>
-        <w:rFonts w:hint="default" w:ascii="Courier New" w:hAnsi="Courier New" w:cs="Courier New"/>
+        <w:rFonts w:ascii="Courier New" w:hAnsi="Courier New" w:cs="Courier New" w:hint="default"/>
       </w:rPr>
     </w:lvl>
     <w:lvl w:ilvl="1" w:tplc="340A0003" w:tentative="1">
@@ -7183,7 +6964,7 @@
         <w:ind w:left="1440" w:hanging="360"/>
       </w:pPr>
       <w:rPr>
-        <w:rFonts w:hint="default" w:ascii="Courier New" w:hAnsi="Courier New" w:cs="Courier New"/>
+        <w:rFonts w:ascii="Courier New" w:hAnsi="Courier New" w:cs="Courier New" w:hint="default"/>
       </w:rPr>
     </w:lvl>
     <w:lvl w:ilvl="2" w:tplc="340A0005" w:tentative="1">
@@ -7195,7 +6976,7 @@
         <w:ind w:left="2160" w:hanging="360"/>
       </w:pPr>
       <w:rPr>
-        <w:rFonts w:hint="default" w:ascii="Wingdings" w:hAnsi="Wingdings"/>
+        <w:rFonts w:ascii="Wingdings" w:hAnsi="Wingdings" w:hint="default"/>
       </w:rPr>
     </w:lvl>
     <w:lvl w:ilvl="3" w:tplc="340A0001" w:tentative="1">
@@ -7207,7 +6988,7 @@
         <w:ind w:left="2880" w:hanging="360"/>
       </w:pPr>
       <w:rPr>
-        <w:rFonts w:hint="default" w:ascii="Symbol" w:hAnsi="Symbol"/>
+        <w:rFonts w:ascii="Symbol" w:hAnsi="Symbol" w:hint="default"/>
       </w:rPr>
     </w:lvl>
     <w:lvl w:ilvl="4" w:tplc="340A0003" w:tentative="1">
@@ -7219,7 +7000,7 @@
         <w:ind w:left="3600" w:hanging="360"/>
       </w:pPr>
       <w:rPr>
-        <w:rFonts w:hint="default" w:ascii="Courier New" w:hAnsi="Courier New" w:cs="Courier New"/>
+        <w:rFonts w:ascii="Courier New" w:hAnsi="Courier New" w:cs="Courier New" w:hint="default"/>
       </w:rPr>
     </w:lvl>
     <w:lvl w:ilvl="5" w:tplc="340A0005" w:tentative="1">
@@ -7231,7 +7012,7 @@
         <w:ind w:left="4320" w:hanging="360"/>
       </w:pPr>
       <w:rPr>
-        <w:rFonts w:hint="default" w:ascii="Wingdings" w:hAnsi="Wingdings"/>
+        <w:rFonts w:ascii="Wingdings" w:hAnsi="Wingdings" w:hint="default"/>
       </w:rPr>
     </w:lvl>
     <w:lvl w:ilvl="6" w:tplc="340A0001" w:tentative="1">
@@ -7243,7 +7024,7 @@
         <w:ind w:left="5040" w:hanging="360"/>
       </w:pPr>
       <w:rPr>
-        <w:rFonts w:hint="default" w:ascii="Symbol" w:hAnsi="Symbol"/>
+        <w:rFonts w:ascii="Symbol" w:hAnsi="Symbol" w:hint="default"/>
       </w:rPr>
     </w:lvl>
     <w:lvl w:ilvl="7" w:tplc="340A0003" w:tentative="1">
@@ -7255,7 +7036,7 @@
         <w:ind w:left="5760" w:hanging="360"/>
       </w:pPr>
       <w:rPr>
-        <w:rFonts w:hint="default" w:ascii="Courier New" w:hAnsi="Courier New" w:cs="Courier New"/>
+        <w:rFonts w:ascii="Courier New" w:hAnsi="Courier New" w:cs="Courier New" w:hint="default"/>
       </w:rPr>
     </w:lvl>
     <w:lvl w:ilvl="8" w:tplc="340A0005" w:tentative="1">
@@ -7267,7 +7048,7 @@
         <w:ind w:left="6480" w:hanging="360"/>
       </w:pPr>
       <w:rPr>
-        <w:rFonts w:hint="default" w:ascii="Wingdings" w:hAnsi="Wingdings"/>
+        <w:rFonts w:ascii="Wingdings" w:hAnsi="Wingdings" w:hint="default"/>
       </w:rPr>
     </w:lvl>
   </w:abstractNum>
@@ -7284,7 +7065,7 @@
         <w:ind w:left="720" w:hanging="360"/>
       </w:pPr>
       <w:rPr>
-        <w:rFonts w:hint="default" w:ascii="Calibri" w:hAnsi="Calibri"/>
+        <w:rFonts w:ascii="Calibri" w:hAnsi="Calibri" w:hint="default"/>
       </w:rPr>
     </w:lvl>
     <w:lvl w:ilvl="1" w:tplc="C7FED0CA">
@@ -7296,7 +7077,7 @@
         <w:ind w:left="1440" w:hanging="360"/>
       </w:pPr>
       <w:rPr>
-        <w:rFonts w:hint="default" w:ascii="Courier New" w:hAnsi="Courier New"/>
+        <w:rFonts w:ascii="Courier New" w:hAnsi="Courier New" w:hint="default"/>
       </w:rPr>
     </w:lvl>
     <w:lvl w:ilvl="2" w:tplc="86C23E5C">
@@ -7308,7 +7089,7 @@
         <w:ind w:left="2160" w:hanging="360"/>
       </w:pPr>
       <w:rPr>
-        <w:rFonts w:hint="default" w:ascii="Wingdings" w:hAnsi="Wingdings"/>
+        <w:rFonts w:ascii="Wingdings" w:hAnsi="Wingdings" w:hint="default"/>
       </w:rPr>
     </w:lvl>
     <w:lvl w:ilvl="3" w:tplc="DD349284">
@@ -7320,7 +7101,7 @@
         <w:ind w:left="2880" w:hanging="360"/>
       </w:pPr>
       <w:rPr>
-        <w:rFonts w:hint="default" w:ascii="Symbol" w:hAnsi="Symbol"/>
+        <w:rFonts w:ascii="Symbol" w:hAnsi="Symbol" w:hint="default"/>
       </w:rPr>
     </w:lvl>
     <w:lvl w:ilvl="4" w:tplc="7BF6162E">
@@ -7332,7 +7113,7 @@
         <w:ind w:left="3600" w:hanging="360"/>
       </w:pPr>
       <w:rPr>
-        <w:rFonts w:hint="default" w:ascii="Courier New" w:hAnsi="Courier New"/>
+        <w:rFonts w:ascii="Courier New" w:hAnsi="Courier New" w:hint="default"/>
       </w:rPr>
     </w:lvl>
     <w:lvl w:ilvl="5" w:tplc="5B08AE58">
@@ -7344,7 +7125,7 @@
         <w:ind w:left="4320" w:hanging="360"/>
       </w:pPr>
       <w:rPr>
-        <w:rFonts w:hint="default" w:ascii="Wingdings" w:hAnsi="Wingdings"/>
+        <w:rFonts w:ascii="Wingdings" w:hAnsi="Wingdings" w:hint="default"/>
       </w:rPr>
     </w:lvl>
     <w:lvl w:ilvl="6" w:tplc="1722F02E">
@@ -7356,7 +7137,7 @@
         <w:ind w:left="5040" w:hanging="360"/>
       </w:pPr>
       <w:rPr>
-        <w:rFonts w:hint="default" w:ascii="Symbol" w:hAnsi="Symbol"/>
+        <w:rFonts w:ascii="Symbol" w:hAnsi="Symbol" w:hint="default"/>
       </w:rPr>
     </w:lvl>
     <w:lvl w:ilvl="7" w:tplc="C8E47964">
@@ -7368,7 +7149,7 @@
         <w:ind w:left="5760" w:hanging="360"/>
       </w:pPr>
       <w:rPr>
-        <w:rFonts w:hint="default" w:ascii="Courier New" w:hAnsi="Courier New"/>
+        <w:rFonts w:ascii="Courier New" w:hAnsi="Courier New" w:hint="default"/>
       </w:rPr>
     </w:lvl>
     <w:lvl w:ilvl="8" w:tplc="8516FD8A">
@@ -7380,7 +7161,7 @@
         <w:ind w:left="6480" w:hanging="360"/>
       </w:pPr>
       <w:rPr>
-        <w:rFonts w:hint="default" w:ascii="Wingdings" w:hAnsi="Wingdings"/>
+        <w:rFonts w:ascii="Wingdings" w:hAnsi="Wingdings" w:hint="default"/>
       </w:rPr>
     </w:lvl>
   </w:abstractNum>
@@ -7397,7 +7178,7 @@
         <w:ind w:left="720" w:hanging="360"/>
       </w:pPr>
       <w:rPr>
-        <w:rFonts w:hint="default" w:ascii="Courier New" w:hAnsi="Courier New" w:cs="Courier New"/>
+        <w:rFonts w:ascii="Courier New" w:hAnsi="Courier New" w:cs="Courier New" w:hint="default"/>
       </w:rPr>
     </w:lvl>
     <w:lvl w:ilvl="1" w:tplc="340A0003" w:tentative="1">
@@ -7409,7 +7190,7 @@
         <w:ind w:left="1440" w:hanging="360"/>
       </w:pPr>
       <w:rPr>
-        <w:rFonts w:hint="default" w:ascii="Courier New" w:hAnsi="Courier New" w:cs="Courier New"/>
+        <w:rFonts w:ascii="Courier New" w:hAnsi="Courier New" w:cs="Courier New" w:hint="default"/>
       </w:rPr>
     </w:lvl>
     <w:lvl w:ilvl="2" w:tplc="340A0005" w:tentative="1">
@@ -7421,7 +7202,7 @@
         <w:ind w:left="2160" w:hanging="360"/>
       </w:pPr>
       <w:rPr>
-        <w:rFonts w:hint="default" w:ascii="Wingdings" w:hAnsi="Wingdings"/>
+        <w:rFonts w:ascii="Wingdings" w:hAnsi="Wingdings" w:hint="default"/>
       </w:rPr>
     </w:lvl>
     <w:lvl w:ilvl="3" w:tplc="340A0001" w:tentative="1">
@@ -7433,7 +7214,7 @@
         <w:ind w:left="2880" w:hanging="360"/>
       </w:pPr>
       <w:rPr>
-        <w:rFonts w:hint="default" w:ascii="Symbol" w:hAnsi="Symbol"/>
+        <w:rFonts w:ascii="Symbol" w:hAnsi="Symbol" w:hint="default"/>
       </w:rPr>
     </w:lvl>
     <w:lvl w:ilvl="4" w:tplc="340A0003" w:tentative="1">
@@ -7445,7 +7226,7 @@
         <w:ind w:left="3600" w:hanging="360"/>
       </w:pPr>
       <w:rPr>
-        <w:rFonts w:hint="default" w:ascii="Courier New" w:hAnsi="Courier New" w:cs="Courier New"/>
+        <w:rFonts w:ascii="Courier New" w:hAnsi="Courier New" w:cs="Courier New" w:hint="default"/>
       </w:rPr>
     </w:lvl>
     <w:lvl w:ilvl="5" w:tplc="340A0005" w:tentative="1">
@@ -7457,7 +7238,7 @@
         <w:ind w:left="4320" w:hanging="360"/>
       </w:pPr>
       <w:rPr>
-        <w:rFonts w:hint="default" w:ascii="Wingdings" w:hAnsi="Wingdings"/>
+        <w:rFonts w:ascii="Wingdings" w:hAnsi="Wingdings" w:hint="default"/>
       </w:rPr>
     </w:lvl>
     <w:lvl w:ilvl="6" w:tplc="340A0001" w:tentative="1">
@@ -7469,7 +7250,7 @@
         <w:ind w:left="5040" w:hanging="360"/>
       </w:pPr>
       <w:rPr>
-        <w:rFonts w:hint="default" w:ascii="Symbol" w:hAnsi="Symbol"/>
+        <w:rFonts w:ascii="Symbol" w:hAnsi="Symbol" w:hint="default"/>
       </w:rPr>
     </w:lvl>
     <w:lvl w:ilvl="7" w:tplc="340A0003" w:tentative="1">
@@ -7481,7 +7262,7 @@
         <w:ind w:left="5760" w:hanging="360"/>
       </w:pPr>
       <w:rPr>
-        <w:rFonts w:hint="default" w:ascii="Courier New" w:hAnsi="Courier New" w:cs="Courier New"/>
+        <w:rFonts w:ascii="Courier New" w:hAnsi="Courier New" w:cs="Courier New" w:hint="default"/>
       </w:rPr>
     </w:lvl>
     <w:lvl w:ilvl="8" w:tplc="340A0005" w:tentative="1">
@@ -7493,7 +7274,7 @@
         <w:ind w:left="6480" w:hanging="360"/>
       </w:pPr>
       <w:rPr>
-        <w:rFonts w:hint="default" w:ascii="Wingdings" w:hAnsi="Wingdings"/>
+        <w:rFonts w:ascii="Wingdings" w:hAnsi="Wingdings" w:hint="default"/>
       </w:rPr>
     </w:lvl>
   </w:abstractNum>
@@ -7599,7 +7380,7 @@
         <w:ind w:left="720" w:hanging="360"/>
       </w:pPr>
       <w:rPr>
-        <w:rFonts w:hint="default" w:ascii="Symbol" w:hAnsi="Symbol"/>
+        <w:rFonts w:ascii="Symbol" w:hAnsi="Symbol" w:hint="default"/>
         <w:sz w:val="20"/>
       </w:rPr>
     </w:lvl>
@@ -7615,7 +7396,7 @@
         <w:ind w:left="1440" w:hanging="360"/>
       </w:pPr>
       <w:rPr>
-        <w:rFonts w:hint="default" w:ascii="Courier New" w:hAnsi="Courier New"/>
+        <w:rFonts w:ascii="Courier New" w:hAnsi="Courier New" w:hint="default"/>
         <w:sz w:val="20"/>
       </w:rPr>
     </w:lvl>
@@ -7631,7 +7412,7 @@
         <w:ind w:left="2160" w:hanging="360"/>
       </w:pPr>
       <w:rPr>
-        <w:rFonts w:hint="default" w:ascii="Wingdings" w:hAnsi="Wingdings"/>
+        <w:rFonts w:ascii="Wingdings" w:hAnsi="Wingdings" w:hint="default"/>
         <w:sz w:val="20"/>
       </w:rPr>
     </w:lvl>
@@ -7647,7 +7428,7 @@
         <w:ind w:left="2880" w:hanging="360"/>
       </w:pPr>
       <w:rPr>
-        <w:rFonts w:hint="default" w:ascii="Wingdings" w:hAnsi="Wingdings"/>
+        <w:rFonts w:ascii="Wingdings" w:hAnsi="Wingdings" w:hint="default"/>
         <w:sz w:val="20"/>
       </w:rPr>
     </w:lvl>
@@ -7663,7 +7444,7 @@
         <w:ind w:left="3600" w:hanging="360"/>
       </w:pPr>
       <w:rPr>
-        <w:rFonts w:hint="default" w:ascii="Wingdings" w:hAnsi="Wingdings"/>
+        <w:rFonts w:ascii="Wingdings" w:hAnsi="Wingdings" w:hint="default"/>
         <w:sz w:val="20"/>
       </w:rPr>
     </w:lvl>
@@ -7679,7 +7460,7 @@
         <w:ind w:left="4320" w:hanging="360"/>
       </w:pPr>
       <w:rPr>
-        <w:rFonts w:hint="default" w:ascii="Wingdings" w:hAnsi="Wingdings"/>
+        <w:rFonts w:ascii="Wingdings" w:hAnsi="Wingdings" w:hint="default"/>
         <w:sz w:val="20"/>
       </w:rPr>
     </w:lvl>
@@ -7695,7 +7476,7 @@
         <w:ind w:left="5040" w:hanging="360"/>
       </w:pPr>
       <w:rPr>
-        <w:rFonts w:hint="default" w:ascii="Wingdings" w:hAnsi="Wingdings"/>
+        <w:rFonts w:ascii="Wingdings" w:hAnsi="Wingdings" w:hint="default"/>
         <w:sz w:val="20"/>
       </w:rPr>
     </w:lvl>
@@ -7711,7 +7492,7 @@
         <w:ind w:left="5760" w:hanging="360"/>
       </w:pPr>
       <w:rPr>
-        <w:rFonts w:hint="default" w:ascii="Wingdings" w:hAnsi="Wingdings"/>
+        <w:rFonts w:ascii="Wingdings" w:hAnsi="Wingdings" w:hint="default"/>
         <w:sz w:val="20"/>
       </w:rPr>
     </w:lvl>
@@ -7727,7 +7508,7 @@
         <w:ind w:left="6480" w:hanging="360"/>
       </w:pPr>
       <w:rPr>
-        <w:rFonts w:hint="default" w:ascii="Wingdings" w:hAnsi="Wingdings"/>
+        <w:rFonts w:ascii="Wingdings" w:hAnsi="Wingdings" w:hint="default"/>
         <w:sz w:val="20"/>
       </w:rPr>
     </w:lvl>
@@ -7748,7 +7529,7 @@
         <w:ind w:left="720" w:hanging="360"/>
       </w:pPr>
       <w:rPr>
-        <w:rFonts w:hint="default" w:ascii="Symbol" w:hAnsi="Symbol"/>
+        <w:rFonts w:ascii="Symbol" w:hAnsi="Symbol" w:hint="default"/>
         <w:sz w:val="20"/>
       </w:rPr>
     </w:lvl>
@@ -7764,7 +7545,7 @@
         <w:ind w:left="1440" w:hanging="360"/>
       </w:pPr>
       <w:rPr>
-        <w:rFonts w:hint="default" w:ascii="Courier New" w:hAnsi="Courier New"/>
+        <w:rFonts w:ascii="Courier New" w:hAnsi="Courier New" w:hint="default"/>
         <w:sz w:val="20"/>
       </w:rPr>
     </w:lvl>
@@ -7780,7 +7561,7 @@
         <w:ind w:left="2160" w:hanging="360"/>
       </w:pPr>
       <w:rPr>
-        <w:rFonts w:hint="default" w:ascii="Wingdings" w:hAnsi="Wingdings"/>
+        <w:rFonts w:ascii="Wingdings" w:hAnsi="Wingdings" w:hint="default"/>
         <w:sz w:val="20"/>
       </w:rPr>
     </w:lvl>
@@ -7796,7 +7577,7 @@
         <w:ind w:left="2880" w:hanging="360"/>
       </w:pPr>
       <w:rPr>
-        <w:rFonts w:hint="default" w:ascii="Wingdings" w:hAnsi="Wingdings"/>
+        <w:rFonts w:ascii="Wingdings" w:hAnsi="Wingdings" w:hint="default"/>
         <w:sz w:val="20"/>
       </w:rPr>
     </w:lvl>
@@ -7812,7 +7593,7 @@
         <w:ind w:left="3600" w:hanging="360"/>
       </w:pPr>
       <w:rPr>
-        <w:rFonts w:hint="default" w:ascii="Wingdings" w:hAnsi="Wingdings"/>
+        <w:rFonts w:ascii="Wingdings" w:hAnsi="Wingdings" w:hint="default"/>
         <w:sz w:val="20"/>
       </w:rPr>
     </w:lvl>
@@ -7828,7 +7609,7 @@
         <w:ind w:left="4320" w:hanging="360"/>
       </w:pPr>
       <w:rPr>
-        <w:rFonts w:hint="default" w:ascii="Wingdings" w:hAnsi="Wingdings"/>
+        <w:rFonts w:ascii="Wingdings" w:hAnsi="Wingdings" w:hint="default"/>
         <w:sz w:val="20"/>
       </w:rPr>
     </w:lvl>
@@ -7844,7 +7625,7 @@
         <w:ind w:left="5040" w:hanging="360"/>
       </w:pPr>
       <w:rPr>
-        <w:rFonts w:hint="default" w:ascii="Wingdings" w:hAnsi="Wingdings"/>
+        <w:rFonts w:ascii="Wingdings" w:hAnsi="Wingdings" w:hint="default"/>
         <w:sz w:val="20"/>
       </w:rPr>
     </w:lvl>
@@ -7860,7 +7641,7 @@
         <w:ind w:left="5760" w:hanging="360"/>
       </w:pPr>
       <w:rPr>
-        <w:rFonts w:hint="default" w:ascii="Wingdings" w:hAnsi="Wingdings"/>
+        <w:rFonts w:ascii="Wingdings" w:hAnsi="Wingdings" w:hint="default"/>
         <w:sz w:val="20"/>
       </w:rPr>
     </w:lvl>
@@ -7876,7 +7657,7 @@
         <w:ind w:left="6480" w:hanging="360"/>
       </w:pPr>
       <w:rPr>
-        <w:rFonts w:hint="default" w:ascii="Wingdings" w:hAnsi="Wingdings"/>
+        <w:rFonts w:ascii="Wingdings" w:hAnsi="Wingdings" w:hint="default"/>
         <w:sz w:val="20"/>
       </w:rPr>
     </w:lvl>
@@ -7894,7 +7675,7 @@
         <w:ind w:left="720" w:hanging="360"/>
       </w:pPr>
       <w:rPr>
-        <w:rFonts w:hint="default" w:ascii="Calibri" w:hAnsi="Calibri"/>
+        <w:rFonts w:ascii="Calibri" w:hAnsi="Calibri" w:hint="default"/>
       </w:rPr>
     </w:lvl>
     <w:lvl w:ilvl="1" w:tplc="2D126756">
@@ -7906,7 +7687,7 @@
         <w:ind w:left="1440" w:hanging="360"/>
       </w:pPr>
       <w:rPr>
-        <w:rFonts w:hint="default" w:ascii="Courier New" w:hAnsi="Courier New"/>
+        <w:rFonts w:ascii="Courier New" w:hAnsi="Courier New" w:hint="default"/>
       </w:rPr>
     </w:lvl>
     <w:lvl w:ilvl="2" w:tplc="C8FC02CC">
@@ -7918,7 +7699,7 @@
         <w:ind w:left="2160" w:hanging="360"/>
       </w:pPr>
       <w:rPr>
-        <w:rFonts w:hint="default" w:ascii="Wingdings" w:hAnsi="Wingdings"/>
+        <w:rFonts w:ascii="Wingdings" w:hAnsi="Wingdings" w:hint="default"/>
       </w:rPr>
     </w:lvl>
     <w:lvl w:ilvl="3" w:tplc="888CC67E">
@@ -7930,7 +7711,7 @@
         <w:ind w:left="2880" w:hanging="360"/>
       </w:pPr>
       <w:rPr>
-        <w:rFonts w:hint="default" w:ascii="Symbol" w:hAnsi="Symbol"/>
+        <w:rFonts w:ascii="Symbol" w:hAnsi="Symbol" w:hint="default"/>
       </w:rPr>
     </w:lvl>
     <w:lvl w:ilvl="4" w:tplc="43BCF606">
@@ -7942,7 +7723,7 @@
         <w:ind w:left="3600" w:hanging="360"/>
       </w:pPr>
       <w:rPr>
-        <w:rFonts w:hint="default" w:ascii="Courier New" w:hAnsi="Courier New"/>
+        <w:rFonts w:ascii="Courier New" w:hAnsi="Courier New" w:hint="default"/>
       </w:rPr>
     </w:lvl>
     <w:lvl w:ilvl="5" w:tplc="E8FC99C8">
@@ -7954,7 +7735,7 @@
         <w:ind w:left="4320" w:hanging="360"/>
       </w:pPr>
       <w:rPr>
-        <w:rFonts w:hint="default" w:ascii="Wingdings" w:hAnsi="Wingdings"/>
+        <w:rFonts w:ascii="Wingdings" w:hAnsi="Wingdings" w:hint="default"/>
       </w:rPr>
     </w:lvl>
     <w:lvl w:ilvl="6" w:tplc="F5BEFF8E">
@@ -7966,7 +7747,7 @@
         <w:ind w:left="5040" w:hanging="360"/>
       </w:pPr>
       <w:rPr>
-        <w:rFonts w:hint="default" w:ascii="Symbol" w:hAnsi="Symbol"/>
+        <w:rFonts w:ascii="Symbol" w:hAnsi="Symbol" w:hint="default"/>
       </w:rPr>
     </w:lvl>
     <w:lvl w:ilvl="7" w:tplc="B30E8FD4">
@@ -7978,7 +7759,7 @@
         <w:ind w:left="5760" w:hanging="360"/>
       </w:pPr>
       <w:rPr>
-        <w:rFonts w:hint="default" w:ascii="Courier New" w:hAnsi="Courier New"/>
+        <w:rFonts w:ascii="Courier New" w:hAnsi="Courier New" w:hint="default"/>
       </w:rPr>
     </w:lvl>
     <w:lvl w:ilvl="8" w:tplc="516637CC">
@@ -7990,131 +7771,131 @@
         <w:ind w:left="6480" w:hanging="360"/>
       </w:pPr>
       <w:rPr>
-        <w:rFonts w:hint="default" w:ascii="Wingdings" w:hAnsi="Wingdings"/>
+        <w:rFonts w:ascii="Wingdings" w:hAnsi="Wingdings" w:hint="default"/>
       </w:rPr>
     </w:lvl>
   </w:abstractNum>
-  <w:num w:numId="1">
+  <w:num w:numId="1" w16cid:durableId="1488204768">
     <w:abstractNumId w:val="3"/>
   </w:num>
-  <w:num w:numId="2">
+  <w:num w:numId="2" w16cid:durableId="1319267482">
     <w:abstractNumId w:val="9"/>
   </w:num>
-  <w:num w:numId="3">
+  <w:num w:numId="3" w16cid:durableId="839926355">
     <w:abstractNumId w:val="13"/>
   </w:num>
-  <w:num w:numId="4">
+  <w:num w:numId="4" w16cid:durableId="1335524977">
     <w:abstractNumId w:val="29"/>
   </w:num>
-  <w:num w:numId="5">
+  <w:num w:numId="5" w16cid:durableId="2115830889">
     <w:abstractNumId w:val="31"/>
   </w:num>
-  <w:num w:numId="6">
+  <w:num w:numId="6" w16cid:durableId="1911306597">
     <w:abstractNumId w:val="4"/>
   </w:num>
-  <w:num w:numId="7">
+  <w:num w:numId="7" w16cid:durableId="1955558174">
     <w:abstractNumId w:val="12"/>
   </w:num>
-  <w:num w:numId="8">
+  <w:num w:numId="8" w16cid:durableId="472137794">
     <w:abstractNumId w:val="20"/>
   </w:num>
-  <w:num w:numId="9">
+  <w:num w:numId="9" w16cid:durableId="2102069532">
     <w:abstractNumId w:val="16"/>
   </w:num>
-  <w:num w:numId="10">
+  <w:num w:numId="10" w16cid:durableId="577596753">
     <w:abstractNumId w:val="10"/>
   </w:num>
-  <w:num w:numId="11">
+  <w:num w:numId="11" w16cid:durableId="550922257">
     <w:abstractNumId w:val="25"/>
   </w:num>
-  <w:num w:numId="12">
+  <w:num w:numId="12" w16cid:durableId="1097486240">
     <w:abstractNumId w:val="36"/>
   </w:num>
-  <w:num w:numId="13">
+  <w:num w:numId="13" w16cid:durableId="1681659865">
     <w:abstractNumId w:val="30"/>
   </w:num>
-  <w:num w:numId="14">
+  <w:num w:numId="14" w16cid:durableId="1000429172">
     <w:abstractNumId w:val="1"/>
   </w:num>
-  <w:num w:numId="15">
+  <w:num w:numId="15" w16cid:durableId="43455277">
     <w:abstractNumId w:val="37"/>
   </w:num>
-  <w:num w:numId="16">
+  <w:num w:numId="16" w16cid:durableId="1740246558">
     <w:abstractNumId w:val="22"/>
   </w:num>
-  <w:num w:numId="17">
+  <w:num w:numId="17" w16cid:durableId="650986182">
     <w:abstractNumId w:val="18"/>
   </w:num>
-  <w:num w:numId="18">
+  <w:num w:numId="18" w16cid:durableId="1330985518">
     <w:abstractNumId w:val="32"/>
   </w:num>
-  <w:num w:numId="19">
+  <w:num w:numId="19" w16cid:durableId="1084642520">
     <w:abstractNumId w:val="11"/>
   </w:num>
-  <w:num w:numId="20">
+  <w:num w:numId="20" w16cid:durableId="1800104450">
     <w:abstractNumId w:val="40"/>
   </w:num>
-  <w:num w:numId="21">
+  <w:num w:numId="21" w16cid:durableId="993484072">
     <w:abstractNumId w:val="35"/>
   </w:num>
-  <w:num w:numId="22">
+  <w:num w:numId="22" w16cid:durableId="1253783014">
     <w:abstractNumId w:val="14"/>
   </w:num>
-  <w:num w:numId="23">
+  <w:num w:numId="23" w16cid:durableId="2030329375">
     <w:abstractNumId w:val="15"/>
   </w:num>
-  <w:num w:numId="24">
+  <w:num w:numId="24" w16cid:durableId="83453300">
     <w:abstractNumId w:val="5"/>
   </w:num>
-  <w:num w:numId="25">
+  <w:num w:numId="25" w16cid:durableId="1896432825">
     <w:abstractNumId w:val="17"/>
   </w:num>
-  <w:num w:numId="26">
+  <w:num w:numId="26" w16cid:durableId="1190413824">
     <w:abstractNumId w:val="21"/>
   </w:num>
-  <w:num w:numId="27">
+  <w:num w:numId="27" w16cid:durableId="820997320">
     <w:abstractNumId w:val="24"/>
   </w:num>
-  <w:num w:numId="28">
+  <w:num w:numId="28" w16cid:durableId="1822892163">
     <w:abstractNumId w:val="0"/>
   </w:num>
-  <w:num w:numId="29">
+  <w:num w:numId="29" w16cid:durableId="260450501">
     <w:abstractNumId w:val="19"/>
   </w:num>
-  <w:num w:numId="30">
+  <w:num w:numId="30" w16cid:durableId="2145922592">
     <w:abstractNumId w:val="23"/>
   </w:num>
-  <w:num w:numId="31">
+  <w:num w:numId="31" w16cid:durableId="871767044">
     <w:abstractNumId w:val="2"/>
   </w:num>
-  <w:num w:numId="32">
+  <w:num w:numId="32" w16cid:durableId="1799102285">
     <w:abstractNumId w:val="7"/>
   </w:num>
-  <w:num w:numId="33">
+  <w:num w:numId="33" w16cid:durableId="1348947929">
     <w:abstractNumId w:val="33"/>
   </w:num>
-  <w:num w:numId="34">
+  <w:num w:numId="34" w16cid:durableId="49620376">
     <w:abstractNumId w:val="39"/>
   </w:num>
-  <w:num w:numId="35">
+  <w:num w:numId="35" w16cid:durableId="1721905280">
     <w:abstractNumId w:val="6"/>
   </w:num>
-  <w:num w:numId="36">
+  <w:num w:numId="36" w16cid:durableId="287398666">
     <w:abstractNumId w:val="26"/>
   </w:num>
-  <w:num w:numId="37">
+  <w:num w:numId="37" w16cid:durableId="1981155524">
     <w:abstractNumId w:val="38"/>
   </w:num>
-  <w:num w:numId="38">
+  <w:num w:numId="38" w16cid:durableId="851067876">
     <w:abstractNumId w:val="28"/>
   </w:num>
-  <w:num w:numId="39">
+  <w:num w:numId="39" w16cid:durableId="678503351">
     <w:abstractNumId w:val="27"/>
   </w:num>
-  <w:num w:numId="40">
+  <w:num w:numId="40" w16cid:durableId="1028289068">
     <w:abstractNumId w:val="34"/>
   </w:num>
-  <w:num w:numId="41">
+  <w:num w:numId="41" w16cid:durableId="1683507182">
     <w:abstractNumId w:val="8"/>
   </w:num>
   <w:numIdMacAtCleanup w:val="18"/>
@@ -8122,11 +7903,11 @@
 </file>
 
 <file path=word/styles.xml><?xml version="1.0" encoding="utf-8"?>
-<w:styles xmlns:mc="http://schemas.openxmlformats.org/markup-compatibility/2006" xmlns:r="http://schemas.openxmlformats.org/officeDocument/2006/relationships" xmlns:w="http://schemas.openxmlformats.org/wordprocessingml/2006/main" xmlns:w14="http://schemas.microsoft.com/office/word/2010/wordml" xmlns:w15="http://schemas.microsoft.com/office/word/2012/wordml" xmlns:w16se="http://schemas.microsoft.com/office/word/2015/wordml/symex" mc:Ignorable="w14 w15 w16se">
+<w:styles xmlns:mc="http://schemas.openxmlformats.org/markup-compatibility/2006" xmlns:r="http://schemas.openxmlformats.org/officeDocument/2006/relationships" xmlns:w="http://schemas.openxmlformats.org/wordprocessingml/2006/main" xmlns:w14="http://schemas.microsoft.com/office/word/2010/wordml" xmlns:w15="http://schemas.microsoft.com/office/word/2012/wordml" xmlns:w16cex="http://schemas.microsoft.com/office/word/2018/wordml/cex" xmlns:w16cid="http://schemas.microsoft.com/office/word/2016/wordml/cid" xmlns:w16="http://schemas.microsoft.com/office/word/2018/wordml" xmlns:w16du="http://schemas.microsoft.com/office/word/2023/wordml/word16du" xmlns:w16sdtdh="http://schemas.microsoft.com/office/word/2020/wordml/sdtdatahash" xmlns:w16sdtfl="http://schemas.microsoft.com/office/word/2024/wordml/sdtformatlock" xmlns:w16se="http://schemas.microsoft.com/office/word/2015/wordml/symex" mc:Ignorable="w14 w15 w16se w16cid w16 w16cex w16sdtdh w16sdtfl w16du">
   <w:docDefaults>
     <w:rPrDefault>
       <w:rPr>
-        <w:rFonts w:asciiTheme="minorHAnsi" w:hAnsiTheme="minorHAnsi" w:eastAsiaTheme="minorHAnsi" w:cstheme="minorBidi"/>
+        <w:rFonts w:asciiTheme="minorHAnsi" w:eastAsiaTheme="minorHAnsi" w:hAnsiTheme="minorHAnsi" w:cstheme="minorBidi"/>
         <w:sz w:val="22"/>
         <w:szCs w:val="22"/>
         <w:lang w:val="es-CL" w:eastAsia="en-US" w:bidi="ar-SA"/>
@@ -8138,17 +7919,17 @@
       </w:pPr>
     </w:pPrDefault>
   </w:docDefaults>
-  <w:latentStyles w:defLockedState="0" w:defUIPriority="99" w:defSemiHidden="0" w:defUnhideWhenUsed="0" w:defQFormat="0" w:count="371">
+  <w:latentStyles w:defLockedState="0" w:defUIPriority="99" w:defSemiHidden="0" w:defUnhideWhenUsed="0" w:defQFormat="0" w:count="376">
     <w:lsdException w:name="Normal" w:uiPriority="0" w:qFormat="1"/>
     <w:lsdException w:name="heading 1" w:uiPriority="9" w:qFormat="1"/>
-    <w:lsdException w:name="heading 2" w:uiPriority="9" w:semiHidden="1" w:unhideWhenUsed="1" w:qFormat="1"/>
-    <w:lsdException w:name="heading 3" w:uiPriority="9" w:semiHidden="1" w:unhideWhenUsed="1" w:qFormat="1"/>
-    <w:lsdException w:name="heading 4" w:uiPriority="9" w:semiHidden="1" w:unhideWhenUsed="1" w:qFormat="1"/>
-    <w:lsdException w:name="heading 5" w:uiPriority="9" w:semiHidden="1" w:unhideWhenUsed="1" w:qFormat="1"/>
-    <w:lsdException w:name="heading 6" w:uiPriority="9" w:semiHidden="1" w:unhideWhenUsed="1" w:qFormat="1"/>
-    <w:lsdException w:name="heading 7" w:uiPriority="9" w:semiHidden="1" w:unhideWhenUsed="1" w:qFormat="1"/>
-    <w:lsdException w:name="heading 8" w:uiPriority="9" w:semiHidden="1" w:unhideWhenUsed="1" w:qFormat="1"/>
-    <w:lsdException w:name="heading 9" w:uiPriority="9" w:semiHidden="1" w:unhideWhenUsed="1" w:qFormat="1"/>
+    <w:lsdException w:name="heading 2" w:semiHidden="1" w:uiPriority="9" w:unhideWhenUsed="1" w:qFormat="1"/>
+    <w:lsdException w:name="heading 3" w:semiHidden="1" w:uiPriority="9" w:unhideWhenUsed="1" w:qFormat="1"/>
+    <w:lsdException w:name="heading 4" w:semiHidden="1" w:uiPriority="9" w:unhideWhenUsed="1" w:qFormat="1"/>
+    <w:lsdException w:name="heading 5" w:semiHidden="1" w:uiPriority="9" w:unhideWhenUsed="1" w:qFormat="1"/>
+    <w:lsdException w:name="heading 6" w:semiHidden="1" w:uiPriority="9" w:unhideWhenUsed="1" w:qFormat="1"/>
+    <w:lsdException w:name="heading 7" w:semiHidden="1" w:uiPriority="9" w:unhideWhenUsed="1" w:qFormat="1"/>
+    <w:lsdException w:name="heading 8" w:semiHidden="1" w:uiPriority="9" w:unhideWhenUsed="1" w:qFormat="1"/>
+    <w:lsdException w:name="heading 9" w:semiHidden="1" w:uiPriority="9" w:unhideWhenUsed="1" w:qFormat="1"/>
     <w:lsdException w:name="index 1" w:semiHidden="1" w:unhideWhenUsed="1"/>
     <w:lsdException w:name="index 2" w:semiHidden="1" w:unhideWhenUsed="1"/>
     <w:lsdException w:name="index 3" w:semiHidden="1" w:unhideWhenUsed="1"/>
@@ -8158,26 +7939,26 @@
     <w:lsdException w:name="index 7" w:semiHidden="1" w:unhideWhenUsed="1"/>
     <w:lsdException w:name="index 8" w:semiHidden="1" w:unhideWhenUsed="1"/>
     <w:lsdException w:name="index 9" w:semiHidden="1" w:unhideWhenUsed="1"/>
-    <w:lsdException w:name="toc 1" w:uiPriority="39" w:semiHidden="1" w:unhideWhenUsed="1"/>
-    <w:lsdException w:name="toc 2" w:uiPriority="39" w:semiHidden="1" w:unhideWhenUsed="1"/>
-    <w:lsdException w:name="toc 3" w:uiPriority="39" w:semiHidden="1" w:unhideWhenUsed="1"/>
-    <w:lsdException w:name="toc 4" w:uiPriority="39" w:semiHidden="1" w:unhideWhenUsed="1"/>
-    <w:lsdException w:name="toc 5" w:uiPriority="39" w:semiHidden="1" w:unhideWhenUsed="1"/>
-    <w:lsdException w:name="toc 6" w:uiPriority="39" w:semiHidden="1" w:unhideWhenUsed="1"/>
-    <w:lsdException w:name="toc 7" w:uiPriority="39" w:semiHidden="1" w:unhideWhenUsed="1"/>
-    <w:lsdException w:name="toc 8" w:uiPriority="39" w:semiHidden="1" w:unhideWhenUsed="1"/>
-    <w:lsdException w:name="toc 9" w:uiPriority="39" w:semiHidden="1" w:unhideWhenUsed="1"/>
+    <w:lsdException w:name="toc 1" w:semiHidden="1" w:uiPriority="39" w:unhideWhenUsed="1"/>
+    <w:lsdException w:name="toc 2" w:semiHidden="1" w:uiPriority="39" w:unhideWhenUsed="1"/>
+    <w:lsdException w:name="toc 3" w:semiHidden="1" w:uiPriority="39" w:unhideWhenUsed="1"/>
+    <w:lsdException w:name="toc 4" w:semiHidden="1" w:uiPriority="39" w:unhideWhenUsed="1"/>
+    <w:lsdException w:name="toc 5" w:semiHidden="1" w:uiPriority="39" w:unhideWhenUsed="1"/>
+    <w:lsdException w:name="toc 6" w:semiHidden="1" w:uiPriority="39" w:unhideWhenUsed="1"/>
+    <w:lsdException w:name="toc 7" w:semiHidden="1" w:uiPriority="39" w:unhideWhenUsed="1"/>
+    <w:lsdException w:name="toc 8" w:semiHidden="1" w:uiPriority="39" w:unhideWhenUsed="1"/>
+    <w:lsdException w:name="toc 9" w:semiHidden="1" w:uiPriority="39" w:unhideWhenUsed="1"/>
     <w:lsdException w:name="Normal Indent" w:semiHidden="1" w:unhideWhenUsed="1"/>
     <w:lsdException w:name="footnote text" w:semiHidden="1" w:unhideWhenUsed="1"/>
     <w:lsdException w:name="annotation text" w:semiHidden="1" w:unhideWhenUsed="1"/>
-    <w:lsdException w:name="header" w:uiPriority="0" w:semiHidden="1" w:unhideWhenUsed="1"/>
+    <w:lsdException w:name="header" w:semiHidden="1" w:uiPriority="0" w:unhideWhenUsed="1"/>
     <w:lsdException w:name="footer" w:semiHidden="1" w:unhideWhenUsed="1"/>
     <w:lsdException w:name="index heading" w:semiHidden="1" w:unhideWhenUsed="1"/>
-    <w:lsdException w:name="caption" w:uiPriority="35" w:semiHidden="1" w:unhideWhenUsed="1" w:qFormat="1"/>
+    <w:lsdException w:name="caption" w:semiHidden="1" w:uiPriority="35" w:unhideWhenUsed="1" w:qFormat="1"/>
     <w:lsdException w:name="table of figures" w:semiHidden="1" w:unhideWhenUsed="1"/>
     <w:lsdException w:name="envelope address" w:semiHidden="1" w:unhideWhenUsed="1"/>
     <w:lsdException w:name="envelope return" w:semiHidden="1" w:unhideWhenUsed="1"/>
-    <w:lsdException w:name="footnote reference" w:uiPriority="0" w:semiHidden="1" w:unhideWhenUsed="1"/>
+    <w:lsdException w:name="footnote reference" w:semiHidden="1" w:uiPriority="0" w:unhideWhenUsed="1"/>
     <w:lsdException w:name="annotation reference" w:semiHidden="1" w:unhideWhenUsed="1"/>
     <w:lsdException w:name="line number" w:semiHidden="1" w:unhideWhenUsed="1"/>
     <w:lsdException w:name="page number" w:semiHidden="1" w:unhideWhenUsed="1"/>
@@ -8204,7 +7985,7 @@
     <w:lsdException w:name="Title" w:uiPriority="10" w:qFormat="1"/>
     <w:lsdException w:name="Closing" w:semiHidden="1" w:unhideWhenUsed="1"/>
     <w:lsdException w:name="Signature" w:semiHidden="1" w:unhideWhenUsed="1"/>
-    <w:lsdException w:name="Default Paragraph Font" w:uiPriority="1" w:semiHidden="1" w:unhideWhenUsed="1"/>
+    <w:lsdException w:name="Default Paragraph Font" w:semiHidden="1" w:uiPriority="1" w:unhideWhenUsed="1"/>
     <w:lsdException w:name="Body Text" w:semiHidden="1" w:unhideWhenUsed="1"/>
     <w:lsdException w:name="Body Text Indent" w:semiHidden="1" w:unhideWhenUsed="1"/>
     <w:lsdException w:name="List Continue" w:semiHidden="1" w:unhideWhenUsed="1"/>
@@ -8404,8 +8185,8 @@
     <w:lsdException w:name="Subtle Reference" w:uiPriority="31" w:qFormat="1"/>
     <w:lsdException w:name="Intense Reference" w:uiPriority="32" w:qFormat="1"/>
     <w:lsdException w:name="Book Title" w:uiPriority="33" w:qFormat="1"/>
-    <w:lsdException w:name="Bibliography" w:uiPriority="37" w:semiHidden="1" w:unhideWhenUsed="1"/>
-    <w:lsdException w:name="TOC Heading" w:uiPriority="39" w:semiHidden="1" w:unhideWhenUsed="1" w:qFormat="1"/>
+    <w:lsdException w:name="Bibliography" w:semiHidden="1" w:uiPriority="37" w:unhideWhenUsed="1"/>
+    <w:lsdException w:name="TOC Heading" w:semiHidden="1" w:uiPriority="39" w:unhideWhenUsed="1" w:qFormat="1"/>
     <w:lsdException w:name="Plain Table 1" w:uiPriority="41"/>
     <w:lsdException w:name="Plain Table 2" w:uiPriority="42"/>
     <w:lsdException w:name="Plain Table 3" w:uiPriority="43"/>
@@ -8510,8 +8291,13 @@
     <w:lsdException w:name="List Table 5 Dark Accent 6" w:uiPriority="50"/>
     <w:lsdException w:name="List Table 6 Colorful Accent 6" w:uiPriority="51"/>
     <w:lsdException w:name="List Table 7 Colorful Accent 6" w:uiPriority="52"/>
+    <w:lsdException w:name="Mention" w:semiHidden="1" w:unhideWhenUsed="1"/>
+    <w:lsdException w:name="Smart Hyperlink" w:semiHidden="1" w:unhideWhenUsed="1"/>
+    <w:lsdException w:name="Hashtag" w:semiHidden="1" w:unhideWhenUsed="1"/>
+    <w:lsdException w:name="Unresolved Mention" w:semiHidden="1" w:unhideWhenUsed="1"/>
+    <w:lsdException w:name="Smart Link" w:semiHidden="1" w:unhideWhenUsed="1"/>
   </w:latentStyles>
-  <w:style w:type="paragraph" w:styleId="Normal" w:default="1">
+  <w:style w:type="paragraph" w:default="1" w:styleId="Normal">
     <w:name w:val="Normal"/>
     <w:qFormat/>
   </w:style>
@@ -8530,7 +8316,7 @@
       <w:outlineLvl w:val="0"/>
     </w:pPr>
     <w:rPr>
-      <w:rFonts w:asciiTheme="majorHAnsi" w:hAnsiTheme="majorHAnsi" w:eastAsiaTheme="majorEastAsia" w:cstheme="majorBidi"/>
+      <w:rFonts w:asciiTheme="majorHAnsi" w:eastAsiaTheme="majorEastAsia" w:hAnsiTheme="majorHAnsi" w:cstheme="majorBidi"/>
       <w:color w:val="2E74B5" w:themeColor="accent1" w:themeShade="BF"/>
       <w:sz w:val="32"/>
       <w:szCs w:val="32"/>
@@ -8552,7 +8338,7 @@
       <w:outlineLvl w:val="1"/>
     </w:pPr>
     <w:rPr>
-      <w:rFonts w:asciiTheme="majorHAnsi" w:hAnsiTheme="majorHAnsi" w:eastAsiaTheme="majorEastAsia" w:cstheme="majorBidi"/>
+      <w:rFonts w:asciiTheme="majorHAnsi" w:eastAsiaTheme="majorEastAsia" w:hAnsiTheme="majorHAnsi" w:cstheme="majorBidi"/>
       <w:color w:val="2E74B5" w:themeColor="accent1" w:themeShade="BF"/>
       <w:sz w:val="26"/>
       <w:szCs w:val="26"/>
@@ -8574,19 +8360,19 @@
       <w:outlineLvl w:val="2"/>
     </w:pPr>
     <w:rPr>
-      <w:rFonts w:asciiTheme="majorHAnsi" w:hAnsiTheme="majorHAnsi" w:eastAsiaTheme="majorEastAsia" w:cstheme="majorBidi"/>
+      <w:rFonts w:asciiTheme="majorHAnsi" w:eastAsiaTheme="majorEastAsia" w:hAnsiTheme="majorHAnsi" w:cstheme="majorBidi"/>
       <w:color w:val="1F4D78" w:themeColor="accent1" w:themeShade="7F"/>
       <w:sz w:val="24"/>
       <w:szCs w:val="24"/>
     </w:rPr>
   </w:style>
-  <w:style w:type="character" w:styleId="Fuentedeprrafopredeter" w:default="1">
+  <w:style w:type="character" w:default="1" w:styleId="Fuentedeprrafopredeter">
     <w:name w:val="Default Paragraph Font"/>
     <w:uiPriority w:val="1"/>
     <w:semiHidden/>
     <w:unhideWhenUsed/>
   </w:style>
-  <w:style w:type="table" w:styleId="Tablanormal" w:default="1">
+  <w:style w:type="table" w:default="1" w:styleId="Tablanormal">
     <w:name w:val="Normal Table"/>
     <w:uiPriority w:val="99"/>
     <w:semiHidden/>
@@ -8601,7 +8387,7 @@
       </w:tblCellMar>
     </w:tblPr>
   </w:style>
-  <w:style w:type="numbering" w:styleId="Sinlista" w:default="1">
+  <w:style w:type="numbering" w:default="1" w:styleId="Sinlista">
     <w:name w:val="No List"/>
     <w:uiPriority w:val="99"/>
     <w:semiHidden/>
@@ -8621,7 +8407,7 @@
       <w:lang w:eastAsia="es-CL"/>
     </w:rPr>
   </w:style>
-  <w:style w:type="character" w:styleId="SinespaciadoCar" w:customStyle="1">
+  <w:style w:type="character" w:customStyle="1" w:styleId="SinespaciadoCar">
     <w:name w:val="Sin espaciado Car"/>
     <w:basedOn w:val="Fuentedeprrafopredeter"/>
     <w:link w:val="Sinespaciado"/>
@@ -8645,21 +8431,21 @@
       <w:contextualSpacing/>
     </w:pPr>
     <w:rPr>
-      <w:rFonts w:asciiTheme="majorHAnsi" w:hAnsiTheme="majorHAnsi" w:eastAsiaTheme="majorEastAsia" w:cstheme="majorBidi"/>
+      <w:rFonts w:asciiTheme="majorHAnsi" w:eastAsiaTheme="majorEastAsia" w:hAnsiTheme="majorHAnsi" w:cstheme="majorBidi"/>
       <w:spacing w:val="-10"/>
       <w:kern w:val="28"/>
       <w:sz w:val="56"/>
       <w:szCs w:val="56"/>
     </w:rPr>
   </w:style>
-  <w:style w:type="character" w:styleId="TtuloCar" w:customStyle="1">
+  <w:style w:type="character" w:customStyle="1" w:styleId="TtuloCar">
     <w:name w:val="Título Car"/>
     <w:basedOn w:val="Fuentedeprrafopredeter"/>
     <w:link w:val="Ttulo"/>
     <w:uiPriority w:val="10"/>
     <w:rsid w:val="00E73CFF"/>
     <w:rPr>
-      <w:rFonts w:asciiTheme="majorHAnsi" w:hAnsiTheme="majorHAnsi" w:eastAsiaTheme="majorEastAsia" w:cstheme="majorBidi"/>
+      <w:rFonts w:asciiTheme="majorHAnsi" w:eastAsiaTheme="majorEastAsia" w:hAnsiTheme="majorHAnsi" w:cstheme="majorBidi"/>
       <w:spacing w:val="-10"/>
       <w:kern w:val="28"/>
       <w:sz w:val="56"/>
@@ -8676,12 +8462,12 @@
     </w:pPr>
     <w:tblPr>
       <w:tblBorders>
-        <w:top w:val="single" w:color="auto" w:sz="4" w:space="0"/>
-        <w:left w:val="single" w:color="auto" w:sz="4" w:space="0"/>
-        <w:bottom w:val="single" w:color="auto" w:sz="4" w:space="0"/>
-        <w:right w:val="single" w:color="auto" w:sz="4" w:space="0"/>
-        <w:insideH w:val="single" w:color="auto" w:sz="4" w:space="0"/>
-        <w:insideV w:val="single" w:color="auto" w:sz="4" w:space="0"/>
+        <w:top w:val="single" w:sz="4" w:space="0" w:color="auto"/>
+        <w:left w:val="single" w:sz="4" w:space="0" w:color="auto"/>
+        <w:bottom w:val="single" w:sz="4" w:space="0" w:color="auto"/>
+        <w:right w:val="single" w:sz="4" w:space="0" w:color="auto"/>
+        <w:insideH w:val="single" w:sz="4" w:space="0" w:color="auto"/>
+        <w:insideV w:val="single" w:sz="4" w:space="0" w:color="auto"/>
       </w:tblBorders>
     </w:tblPr>
   </w:style>
@@ -8699,7 +8485,7 @@
       <w:spacing w:after="0" w:line="240" w:lineRule="auto"/>
     </w:pPr>
   </w:style>
-  <w:style w:type="character" w:styleId="EncabezadoCar" w:customStyle="1">
+  <w:style w:type="character" w:customStyle="1" w:styleId="EncabezadoCar">
     <w:name w:val="Encabezado Car"/>
     <w:basedOn w:val="Fuentedeprrafopredeter"/>
     <w:link w:val="Encabezado"/>
@@ -8720,14 +8506,14 @@
       <w:spacing w:after="0" w:line="240" w:lineRule="auto"/>
     </w:pPr>
   </w:style>
-  <w:style w:type="character" w:styleId="PiedepginaCar" w:customStyle="1">
+  <w:style w:type="character" w:customStyle="1" w:styleId="PiedepginaCar">
     <w:name w:val="Pie de página Car"/>
     <w:basedOn w:val="Fuentedeprrafopredeter"/>
     <w:link w:val="Piedepgina"/>
     <w:uiPriority w:val="99"/>
     <w:rsid w:val="00DF38AE"/>
   </w:style>
-  <w:style w:type="table" w:styleId="Tablanormal11" w:customStyle="1">
+  <w:style w:type="table" w:customStyle="1" w:styleId="Tablanormal11">
     <w:name w:val="Tabla normal 11"/>
     <w:basedOn w:val="Tablanormal"/>
     <w:uiPriority w:val="41"/>
@@ -8739,12 +8525,12 @@
       <w:tblStyleRowBandSize w:val="1"/>
       <w:tblStyleColBandSize w:val="1"/>
       <w:tblBorders>
-        <w:top w:val="single" w:color="BFBFBF" w:themeColor="background1" w:themeShade="BF" w:sz="4" w:space="0"/>
-        <w:left w:val="single" w:color="BFBFBF" w:themeColor="background1" w:themeShade="BF" w:sz="4" w:space="0"/>
-        <w:bottom w:val="single" w:color="BFBFBF" w:themeColor="background1" w:themeShade="BF" w:sz="4" w:space="0"/>
-        <w:right w:val="single" w:color="BFBFBF" w:themeColor="background1" w:themeShade="BF" w:sz="4" w:space="0"/>
-        <w:insideH w:val="single" w:color="BFBFBF" w:themeColor="background1" w:themeShade="BF" w:sz="4" w:space="0"/>
-        <w:insideV w:val="single" w:color="BFBFBF" w:themeColor="background1" w:themeShade="BF" w:sz="4" w:space="0"/>
+        <w:top w:val="single" w:sz="4" w:space="0" w:color="BFBFBF" w:themeColor="background1" w:themeShade="BF"/>
+        <w:left w:val="single" w:sz="4" w:space="0" w:color="BFBFBF" w:themeColor="background1" w:themeShade="BF"/>
+        <w:bottom w:val="single" w:sz="4" w:space="0" w:color="BFBFBF" w:themeColor="background1" w:themeShade="BF"/>
+        <w:right w:val="single" w:sz="4" w:space="0" w:color="BFBFBF" w:themeColor="background1" w:themeShade="BF"/>
+        <w:insideH w:val="single" w:sz="4" w:space="0" w:color="BFBFBF" w:themeColor="background1" w:themeShade="BF"/>
+        <w:insideV w:val="single" w:sz="4" w:space="0" w:color="BFBFBF" w:themeColor="background1" w:themeShade="BF"/>
       </w:tblBorders>
     </w:tblPr>
     <w:tblStylePr w:type="firstRow">
@@ -8761,7 +8547,7 @@
       <w:tblPr/>
       <w:tcPr>
         <w:tcBorders>
-          <w:top w:val="double" w:color="BFBFBF" w:themeColor="background1" w:themeShade="BF" w:sz="4" w:space="0"/>
+          <w:top w:val="double" w:sz="4" w:space="0" w:color="BFBFBF" w:themeColor="background1" w:themeShade="BF"/>
         </w:tcBorders>
       </w:tcPr>
     </w:tblStylePr>
@@ -8819,7 +8605,7 @@
       <w:szCs w:val="18"/>
     </w:rPr>
   </w:style>
-  <w:style w:type="character" w:styleId="TextodegloboCar" w:customStyle="1">
+  <w:style w:type="character" w:customStyle="1" w:styleId="TextodegloboCar">
     <w:name w:val="Texto de globo Car"/>
     <w:basedOn w:val="Fuentedeprrafopredeter"/>
     <w:link w:val="Textodeglobo"/>
@@ -8832,40 +8618,40 @@
       <w:szCs w:val="18"/>
     </w:rPr>
   </w:style>
-  <w:style w:type="character" w:styleId="Ttulo1Car" w:customStyle="1">
+  <w:style w:type="character" w:customStyle="1" w:styleId="Ttulo1Car">
     <w:name w:val="Título 1 Car"/>
     <w:basedOn w:val="Fuentedeprrafopredeter"/>
     <w:link w:val="Ttulo1"/>
     <w:uiPriority w:val="9"/>
     <w:rsid w:val="00FE4ABA"/>
     <w:rPr>
-      <w:rFonts w:asciiTheme="majorHAnsi" w:hAnsiTheme="majorHAnsi" w:eastAsiaTheme="majorEastAsia" w:cstheme="majorBidi"/>
+      <w:rFonts w:asciiTheme="majorHAnsi" w:eastAsiaTheme="majorEastAsia" w:hAnsiTheme="majorHAnsi" w:cstheme="majorBidi"/>
       <w:color w:val="2E74B5" w:themeColor="accent1" w:themeShade="BF"/>
       <w:sz w:val="32"/>
       <w:szCs w:val="32"/>
     </w:rPr>
   </w:style>
-  <w:style w:type="character" w:styleId="Ttulo2Car" w:customStyle="1">
+  <w:style w:type="character" w:customStyle="1" w:styleId="Ttulo2Car">
     <w:name w:val="Título 2 Car"/>
     <w:basedOn w:val="Fuentedeprrafopredeter"/>
     <w:link w:val="Ttulo2"/>
     <w:uiPriority w:val="9"/>
     <w:rsid w:val="00FE4ABA"/>
     <w:rPr>
-      <w:rFonts w:asciiTheme="majorHAnsi" w:hAnsiTheme="majorHAnsi" w:eastAsiaTheme="majorEastAsia" w:cstheme="majorBidi"/>
+      <w:rFonts w:asciiTheme="majorHAnsi" w:eastAsiaTheme="majorEastAsia" w:hAnsiTheme="majorHAnsi" w:cstheme="majorBidi"/>
       <w:color w:val="2E74B5" w:themeColor="accent1" w:themeShade="BF"/>
       <w:sz w:val="26"/>
       <w:szCs w:val="26"/>
     </w:rPr>
   </w:style>
-  <w:style w:type="character" w:styleId="Ttulo3Car" w:customStyle="1">
+  <w:style w:type="character" w:customStyle="1" w:styleId="Ttulo3Car">
     <w:name w:val="Título 3 Car"/>
     <w:basedOn w:val="Fuentedeprrafopredeter"/>
     <w:link w:val="Ttulo3"/>
     <w:uiPriority w:val="9"/>
     <w:rsid w:val="00FE4ABA"/>
     <w:rPr>
-      <w:rFonts w:asciiTheme="majorHAnsi" w:hAnsiTheme="majorHAnsi" w:eastAsiaTheme="majorEastAsia" w:cstheme="majorBidi"/>
+      <w:rFonts w:asciiTheme="majorHAnsi" w:eastAsiaTheme="majorEastAsia" w:hAnsiTheme="majorHAnsi" w:cstheme="majorBidi"/>
       <w:color w:val="1F4D78" w:themeColor="accent1" w:themeShade="7F"/>
       <w:sz w:val="24"/>
       <w:szCs w:val="24"/>
@@ -8881,7 +8667,7 @@
       <w:spacing w:before="100" w:beforeAutospacing="1" w:after="100" w:afterAutospacing="1" w:line="240" w:lineRule="auto"/>
     </w:pPr>
     <w:rPr>
-      <w:rFonts w:ascii="Times New Roman" w:hAnsi="Times New Roman" w:eastAsia="Times New Roman" w:cs="Times New Roman"/>
+      <w:rFonts w:ascii="Times New Roman" w:eastAsia="Times New Roman" w:hAnsi="Times New Roman" w:cs="Times New Roman"/>
       <w:sz w:val="24"/>
       <w:szCs w:val="24"/>
       <w:lang w:eastAsia="es-CL"/>
@@ -8914,7 +8700,7 @@
       <w:szCs w:val="20"/>
     </w:rPr>
   </w:style>
-  <w:style w:type="character" w:styleId="TextocomentarioCar" w:customStyle="1">
+  <w:style w:type="character" w:customStyle="1" w:styleId="TextocomentarioCar">
     <w:name w:val="Texto comentario Car"/>
     <w:basedOn w:val="Fuentedeprrafopredeter"/>
     <w:link w:val="Textocomentario"/>
@@ -8939,7 +8725,7 @@
       <w:bCs/>
     </w:rPr>
   </w:style>
-  <w:style w:type="character" w:styleId="AsuntodelcomentarioCar" w:customStyle="1">
+  <w:style w:type="character" w:customStyle="1" w:styleId="AsuntodelcomentarioCar">
     <w:name w:val="Asunto del comentario Car"/>
     <w:basedOn w:val="TextocomentarioCar"/>
     <w:link w:val="Asuntodelcomentario"/>
@@ -8953,7 +8739,7 @@
       <w:szCs w:val="20"/>
     </w:rPr>
   </w:style>
-  <w:style w:type="table" w:styleId="Tablaconcuadrcula1clara-nfasis11" w:customStyle="1">
+  <w:style w:type="table" w:customStyle="1" w:styleId="Tablaconcuadrcula1clara-nfasis11">
     <w:name w:val="Tabla con cuadrícula 1 clara - Énfasis 11"/>
     <w:basedOn w:val="Tablanormal"/>
     <w:uiPriority w:val="46"/>
@@ -8965,12 +8751,12 @@
       <w:tblStyleRowBandSize w:val="1"/>
       <w:tblStyleColBandSize w:val="1"/>
       <w:tblBorders>
-        <w:top w:val="single" w:color="BDD6EE" w:themeColor="accent1" w:themeTint="66" w:sz="4" w:space="0"/>
-        <w:left w:val="single" w:color="BDD6EE" w:themeColor="accent1" w:themeTint="66" w:sz="4" w:space="0"/>
-        <w:bottom w:val="single" w:color="BDD6EE" w:themeColor="accent1" w:themeTint="66" w:sz="4" w:space="0"/>
-        <w:right w:val="single" w:color="BDD6EE" w:themeColor="accent1" w:themeTint="66" w:sz="4" w:space="0"/>
-        <w:insideH w:val="single" w:color="BDD6EE" w:themeColor="accent1" w:themeTint="66" w:sz="4" w:space="0"/>
-        <w:insideV w:val="single" w:color="BDD6EE" w:themeColor="accent1" w:themeTint="66" w:sz="4" w:space="0"/>
+        <w:top w:val="single" w:sz="4" w:space="0" w:color="BDD6EE" w:themeColor="accent1" w:themeTint="66"/>
+        <w:left w:val="single" w:sz="4" w:space="0" w:color="BDD6EE" w:themeColor="accent1" w:themeTint="66"/>
+        <w:bottom w:val="single" w:sz="4" w:space="0" w:color="BDD6EE" w:themeColor="accent1" w:themeTint="66"/>
+        <w:right w:val="single" w:sz="4" w:space="0" w:color="BDD6EE" w:themeColor="accent1" w:themeTint="66"/>
+        <w:insideH w:val="single" w:sz="4" w:space="0" w:color="BDD6EE" w:themeColor="accent1" w:themeTint="66"/>
+        <w:insideV w:val="single" w:sz="4" w:space="0" w:color="BDD6EE" w:themeColor="accent1" w:themeTint="66"/>
       </w:tblBorders>
     </w:tblPr>
     <w:tblStylePr w:type="firstRow">
@@ -8981,7 +8767,7 @@
       <w:tblPr/>
       <w:tcPr>
         <w:tcBorders>
-          <w:bottom w:val="single" w:color="9CC2E5" w:themeColor="accent1" w:themeTint="99" w:sz="12" w:space="0"/>
+          <w:bottom w:val="single" w:sz="12" w:space="0" w:color="9CC2E5" w:themeColor="accent1" w:themeTint="99"/>
         </w:tcBorders>
       </w:tcPr>
     </w:tblStylePr>
@@ -8993,7 +8779,7 @@
       <w:tblPr/>
       <w:tcPr>
         <w:tcBorders>
-          <w:top w:val="double" w:color="9CC2E5" w:themeColor="accent1" w:themeTint="99" w:sz="2" w:space="0"/>
+          <w:top w:val="double" w:sz="2" w:space="0" w:color="9CC2E5" w:themeColor="accent1" w:themeTint="99"/>
         </w:tcBorders>
       </w:tcPr>
     </w:tblStylePr>
@@ -9021,7 +8807,7 @@
       <w:u w:val="single"/>
     </w:rPr>
   </w:style>
-  <w:style w:type="character" w:styleId="Mencinsinresolver1" w:customStyle="1">
+  <w:style w:type="character" w:customStyle="1" w:styleId="Mencinsinresolver1">
     <w:name w:val="Mención sin resolver1"/>
     <w:basedOn w:val="Fuentedeprrafopredeter"/>
     <w:uiPriority w:val="99"/>
@@ -9050,7 +8836,7 @@
       <w:ind w:left="432" w:right="1080"/>
     </w:pPr>
     <w:rPr>
-      <w:rFonts w:asciiTheme="majorHAnsi" w:hAnsiTheme="majorHAnsi" w:eastAsiaTheme="majorEastAsia" w:cstheme="majorBidi"/>
+      <w:rFonts w:asciiTheme="majorHAnsi" w:eastAsiaTheme="majorEastAsia" w:hAnsiTheme="majorHAnsi" w:cstheme="majorBidi"/>
       <w:caps/>
       <w:color w:val="5B9BD5" w:themeColor="accent1"/>
       <w:kern w:val="20"/>
@@ -9059,14 +8845,14 @@
       <w:lang w:val="en-US" w:eastAsia="ja-JP"/>
     </w:rPr>
   </w:style>
-  <w:style w:type="character" w:styleId="SubttuloCar" w:customStyle="1">
+  <w:style w:type="character" w:customStyle="1" w:styleId="SubttuloCar">
     <w:name w:val="Subtítulo Car"/>
     <w:basedOn w:val="Fuentedeprrafopredeter"/>
     <w:link w:val="Subttulo"/>
     <w:uiPriority w:val="19"/>
     <w:rsid w:val="00446FDE"/>
     <w:rPr>
-      <w:rFonts w:asciiTheme="majorHAnsi" w:hAnsiTheme="majorHAnsi" w:eastAsiaTheme="majorEastAsia" w:cstheme="majorBidi"/>
+      <w:rFonts w:asciiTheme="majorHAnsi" w:eastAsiaTheme="majorEastAsia" w:hAnsiTheme="majorHAnsi" w:cstheme="majorBidi"/>
       <w:caps/>
       <w:color w:val="5B9BD5" w:themeColor="accent1"/>
       <w:kern w:val="20"/>
@@ -9075,7 +8861,7 @@
       <w:lang w:val="en-US" w:eastAsia="ja-JP"/>
     </w:rPr>
   </w:style>
-  <w:style w:type="table" w:styleId="Tablafinanciera" w:customStyle="1">
+  <w:style w:type="table" w:customStyle="1" w:styleId="Tablafinanciera">
     <w:name w:val="Tabla financiera"/>
     <w:basedOn w:val="Tablanormal"/>
     <w:uiPriority w:val="99"/>
@@ -9093,7 +8879,7 @@
     </w:rPr>
     <w:tblPr>
       <w:tblBorders>
-        <w:insideH w:val="single" w:color="D9D9D9" w:themeColor="background1" w:themeShade="D9" w:sz="4" w:space="0"/>
+        <w:insideH w:val="single" w:sz="4" w:space="0" w:color="D9D9D9" w:themeColor="background1" w:themeShade="D9"/>
       </w:tblBorders>
       <w:tblCellMar>
         <w:left w:w="0" w:type="dxa"/>
@@ -9145,7 +8931,7 @@
     </w:tblPr>
     <w:tblStylePr w:type="firstRow">
       <w:rPr>
-        <w:rFonts w:asciiTheme="majorHAnsi" w:hAnsiTheme="majorHAnsi" w:eastAsiaTheme="majorEastAsia" w:cstheme="majorBidi"/>
+        <w:rFonts w:asciiTheme="majorHAnsi" w:eastAsiaTheme="majorEastAsia" w:hAnsiTheme="majorHAnsi" w:cstheme="majorBidi"/>
         <w:i/>
         <w:iCs/>
         <w:sz w:val="26"/>
@@ -9153,14 +8939,14 @@
       <w:tblPr/>
       <w:tcPr>
         <w:tcBorders>
-          <w:bottom w:val="single" w:color="7F7F7F" w:themeColor="text1" w:themeTint="80" w:sz="4" w:space="0"/>
+          <w:bottom w:val="single" w:sz="4" w:space="0" w:color="7F7F7F" w:themeColor="text1" w:themeTint="80"/>
         </w:tcBorders>
         <w:shd w:val="clear" w:color="auto" w:fill="FFFFFF" w:themeFill="background1"/>
       </w:tcPr>
     </w:tblStylePr>
     <w:tblStylePr w:type="lastRow">
       <w:rPr>
-        <w:rFonts w:asciiTheme="majorHAnsi" w:hAnsiTheme="majorHAnsi" w:eastAsiaTheme="majorEastAsia" w:cstheme="majorBidi"/>
+        <w:rFonts w:asciiTheme="majorHAnsi" w:eastAsiaTheme="majorEastAsia" w:hAnsiTheme="majorHAnsi" w:cstheme="majorBidi"/>
         <w:i/>
         <w:iCs/>
         <w:sz w:val="26"/>
@@ -9168,7 +8954,7 @@
       <w:tblPr/>
       <w:tcPr>
         <w:tcBorders>
-          <w:top w:val="single" w:color="7F7F7F" w:themeColor="text1" w:themeTint="80" w:sz="4" w:space="0"/>
+          <w:top w:val="single" w:sz="4" w:space="0" w:color="7F7F7F" w:themeColor="text1" w:themeTint="80"/>
         </w:tcBorders>
         <w:shd w:val="clear" w:color="auto" w:fill="FFFFFF" w:themeFill="background1"/>
       </w:tcPr>
@@ -9178,7 +8964,7 @@
         <w:jc w:val="right"/>
       </w:pPr>
       <w:rPr>
-        <w:rFonts w:asciiTheme="majorHAnsi" w:hAnsiTheme="majorHAnsi" w:eastAsiaTheme="majorEastAsia" w:cstheme="majorBidi"/>
+        <w:rFonts w:asciiTheme="majorHAnsi" w:eastAsiaTheme="majorEastAsia" w:hAnsiTheme="majorHAnsi" w:cstheme="majorBidi"/>
         <w:i/>
         <w:iCs/>
         <w:sz w:val="26"/>
@@ -9186,14 +8972,14 @@
       <w:tblPr/>
       <w:tcPr>
         <w:tcBorders>
-          <w:right w:val="single" w:color="7F7F7F" w:themeColor="text1" w:themeTint="80" w:sz="4" w:space="0"/>
+          <w:right w:val="single" w:sz="4" w:space="0" w:color="7F7F7F" w:themeColor="text1" w:themeTint="80"/>
         </w:tcBorders>
         <w:shd w:val="clear" w:color="auto" w:fill="FFFFFF" w:themeFill="background1"/>
       </w:tcPr>
     </w:tblStylePr>
     <w:tblStylePr w:type="lastCol">
       <w:rPr>
-        <w:rFonts w:asciiTheme="majorHAnsi" w:hAnsiTheme="majorHAnsi" w:eastAsiaTheme="majorEastAsia" w:cstheme="majorBidi"/>
+        <w:rFonts w:asciiTheme="majorHAnsi" w:eastAsiaTheme="majorEastAsia" w:hAnsiTheme="majorHAnsi" w:cstheme="majorBidi"/>
         <w:i/>
         <w:iCs/>
         <w:sz w:val="26"/>
@@ -9201,7 +8987,7 @@
       <w:tblPr/>
       <w:tcPr>
         <w:tcBorders>
-          <w:left w:val="single" w:color="7F7F7F" w:themeColor="text1" w:themeTint="80" w:sz="4" w:space="0"/>
+          <w:left w:val="single" w:sz="4" w:space="0" w:color="7F7F7F" w:themeColor="text1" w:themeTint="80"/>
         </w:tcBorders>
         <w:shd w:val="clear" w:color="auto" w:fill="FFFFFF" w:themeFill="background1"/>
       </w:tcPr>
@@ -9263,9 +9049,9 @@
       <w:tblStyleRowBandSize w:val="1"/>
       <w:tblStyleColBandSize w:val="1"/>
       <w:tblBorders>
-        <w:top w:val="single" w:color="8EAADB" w:themeColor="accent5" w:themeTint="99" w:sz="4" w:space="0"/>
-        <w:bottom w:val="single" w:color="8EAADB" w:themeColor="accent5" w:themeTint="99" w:sz="4" w:space="0"/>
-        <w:insideH w:val="single" w:color="8EAADB" w:themeColor="accent5" w:themeTint="99" w:sz="4" w:space="0"/>
+        <w:top w:val="single" w:sz="4" w:space="0" w:color="8EAADB" w:themeColor="accent5" w:themeTint="99"/>
+        <w:bottom w:val="single" w:sz="4" w:space="0" w:color="8EAADB" w:themeColor="accent5" w:themeTint="99"/>
+        <w:insideH w:val="single" w:sz="4" w:space="0" w:color="8EAADB" w:themeColor="accent5" w:themeTint="99"/>
       </w:tblBorders>
     </w:tblPr>
     <w:tblStylePr w:type="firstRow">
@@ -9305,7 +9091,7 @@
       </w:tcPr>
     </w:tblStylePr>
   </w:style>
-  <w:style w:type="paragraph" w:styleId="3CBD5A742C28424DA5172AD252E32316" w:customStyle="1">
+  <w:style w:type="paragraph" w:customStyle="1" w:styleId="3CBD5A742C28424DA5172AD252E32316">
     <w:name w:val="3CBD5A742C28424DA5172AD252E32316"/>
     <w:rsid w:val="00E53696"/>
     <w:pPr>
@@ -9331,7 +9117,7 @@
       <w:lang w:eastAsia="es-CL"/>
     </w:rPr>
   </w:style>
-  <w:style w:type="character" w:styleId="PrrafodelistaCar" w:customStyle="1">
+  <w:style w:type="character" w:customStyle="1" w:styleId="PrrafodelistaCar">
     <w:name w:val="Párrafo de lista Car"/>
     <w:link w:val="Prrafodelista"/>
     <w:uiPriority w:val="34"/>
@@ -9385,7 +9171,7 @@
     <w:rsid w:val="00C04221"/>
     <w:pPr>
       <w:pBdr>
-        <w:bottom w:val="single" w:color="5B9BD5" w:themeColor="accent1" w:sz="4" w:space="4"/>
+        <w:bottom w:val="single" w:sz="4" w:space="4" w:color="5B9BD5" w:themeColor="accent1"/>
       </w:pBdr>
       <w:spacing w:before="200" w:after="280" w:line="276" w:lineRule="auto"/>
       <w:ind w:left="936" w:right="936"/>
@@ -9398,7 +9184,7 @@
       <w:color w:val="5B9BD5" w:themeColor="accent1"/>
     </w:rPr>
   </w:style>
-  <w:style w:type="character" w:styleId="CitadestacadaCar" w:customStyle="1">
+  <w:style w:type="character" w:customStyle="1" w:styleId="CitadestacadaCar">
     <w:name w:val="Cita destacada Car"/>
     <w:basedOn w:val="Fuentedeprrafopredeter"/>
     <w:link w:val="Citadestacada"/>
@@ -9450,7 +9236,7 @@
       <w:lang w:val="es-ES"/>
     </w:rPr>
   </w:style>
-  <w:style w:type="character" w:styleId="TextonotapieCar" w:customStyle="1">
+  <w:style w:type="character" w:customStyle="1" w:styleId="TextonotapieCar">
     <w:name w:val="Texto nota pie Car"/>
     <w:basedOn w:val="Fuentedeprrafopredeter"/>
     <w:link w:val="Textonotapie"/>
@@ -9472,12 +9258,12 @@
       <w:vertAlign w:val="superscript"/>
     </w:rPr>
   </w:style>
-  <w:style w:type="character" w:styleId="normaltextrun" w:customStyle="1">
+  <w:style w:type="character" w:customStyle="1" w:styleId="normaltextrun">
     <w:name w:val="normaltextrun"/>
     <w:basedOn w:val="Fuentedeprrafopredeter"/>
     <w:rsid w:val="0024234D"/>
   </w:style>
-  <w:style w:type="paragraph" w:styleId="Default" w:customStyle="1">
+  <w:style w:type="paragraph" w:customStyle="1" w:styleId="Default">
     <w:name w:val="Default"/>
     <w:rsid w:val="00E454BE"/>
     <w:pPr>
@@ -9493,7 +9279,7 @@
       <w:szCs w:val="24"/>
     </w:rPr>
   </w:style>
-  <w:style w:type="table" w:styleId="Cuadrculadetablaclara">
+  <w:style w:type="table" w:styleId="Tablaconcuadrculaclara">
     <w:name w:val="Grid Table Light"/>
     <w:basedOn w:val="Tablanormal"/>
     <w:uiPriority w:val="40"/>
@@ -9503,19 +9289,19 @@
     </w:pPr>
     <w:tblPr>
       <w:tblBorders>
-        <w:top w:val="single" w:color="BFBFBF" w:themeColor="background1" w:themeShade="BF" w:sz="4" w:space="0"/>
-        <w:left w:val="single" w:color="BFBFBF" w:themeColor="background1" w:themeShade="BF" w:sz="4" w:space="0"/>
-        <w:bottom w:val="single" w:color="BFBFBF" w:themeColor="background1" w:themeShade="BF" w:sz="4" w:space="0"/>
-        <w:right w:val="single" w:color="BFBFBF" w:themeColor="background1" w:themeShade="BF" w:sz="4" w:space="0"/>
-        <w:insideH w:val="single" w:color="BFBFBF" w:themeColor="background1" w:themeShade="BF" w:sz="4" w:space="0"/>
-        <w:insideV w:val="single" w:color="BFBFBF" w:themeColor="background1" w:themeShade="BF" w:sz="4" w:space="0"/>
+        <w:top w:val="single" w:sz="4" w:space="0" w:color="BFBFBF" w:themeColor="background1" w:themeShade="BF"/>
+        <w:left w:val="single" w:sz="4" w:space="0" w:color="BFBFBF" w:themeColor="background1" w:themeShade="BF"/>
+        <w:bottom w:val="single" w:sz="4" w:space="0" w:color="BFBFBF" w:themeColor="background1" w:themeShade="BF"/>
+        <w:right w:val="single" w:sz="4" w:space="0" w:color="BFBFBF" w:themeColor="background1" w:themeShade="BF"/>
+        <w:insideH w:val="single" w:sz="4" w:space="0" w:color="BFBFBF" w:themeColor="background1" w:themeShade="BF"/>
+        <w:insideV w:val="single" w:sz="4" w:space="0" w:color="BFBFBF" w:themeColor="background1" w:themeShade="BF"/>
       </w:tblBorders>
     </w:tblPr>
   </w:style>
-  <w:style w:type="table" w:styleId="Cuadrculadetablaclara1" w:customStyle="1">
+  <w:style w:type="table" w:customStyle="1" w:styleId="Cuadrculadetablaclara1">
     <w:name w:val="Cuadrícula de tabla clara1"/>
     <w:basedOn w:val="Tablanormal"/>
-    <w:next w:val="Cuadrculadetablaclara"/>
+    <w:next w:val="Tablaconcuadrculaclara"/>
     <w:uiPriority w:val="40"/>
     <w:rsid w:val="00943DF1"/>
     <w:pPr>
@@ -9523,16 +9309,16 @@
     </w:pPr>
     <w:tblPr>
       <w:tblBorders>
-        <w:top w:val="single" w:color="BFBFBF" w:themeColor="background1" w:themeShade="BF" w:sz="4" w:space="0"/>
-        <w:left w:val="single" w:color="BFBFBF" w:themeColor="background1" w:themeShade="BF" w:sz="4" w:space="0"/>
-        <w:bottom w:val="single" w:color="BFBFBF" w:themeColor="background1" w:themeShade="BF" w:sz="4" w:space="0"/>
-        <w:right w:val="single" w:color="BFBFBF" w:themeColor="background1" w:themeShade="BF" w:sz="4" w:space="0"/>
-        <w:insideH w:val="single" w:color="BFBFBF" w:themeColor="background1" w:themeShade="BF" w:sz="4" w:space="0"/>
-        <w:insideV w:val="single" w:color="BFBFBF" w:themeColor="background1" w:themeShade="BF" w:sz="4" w:space="0"/>
+        <w:top w:val="single" w:sz="4" w:space="0" w:color="BFBFBF" w:themeColor="background1" w:themeShade="BF"/>
+        <w:left w:val="single" w:sz="4" w:space="0" w:color="BFBFBF" w:themeColor="background1" w:themeShade="BF"/>
+        <w:bottom w:val="single" w:sz="4" w:space="0" w:color="BFBFBF" w:themeColor="background1" w:themeShade="BF"/>
+        <w:right w:val="single" w:sz="4" w:space="0" w:color="BFBFBF" w:themeColor="background1" w:themeShade="BF"/>
+        <w:insideH w:val="single" w:sz="4" w:space="0" w:color="BFBFBF" w:themeColor="background1" w:themeShade="BF"/>
+        <w:insideV w:val="single" w:sz="4" w:space="0" w:color="BFBFBF" w:themeColor="background1" w:themeShade="BF"/>
       </w:tblBorders>
     </w:tblPr>
   </w:style>
-  <w:style w:type="paragraph" w:styleId="m4042760116434134222msolistparagraph" w:customStyle="1">
+  <w:style w:type="paragraph" w:customStyle="1" w:styleId="m4042760116434134222msolistparagraph">
     <w:name w:val="m_4042760116434134222msolistparagraph"/>
     <w:basedOn w:val="Normal"/>
     <w:rsid w:val="004F1A46"/>
@@ -9540,7 +9326,7 @@
       <w:spacing w:before="100" w:beforeAutospacing="1" w:after="100" w:afterAutospacing="1" w:line="240" w:lineRule="auto"/>
     </w:pPr>
     <w:rPr>
-      <w:rFonts w:ascii="Times New Roman" w:hAnsi="Times New Roman" w:eastAsia="Times New Roman" w:cs="Times New Roman"/>
+      <w:rFonts w:ascii="Times New Roman" w:eastAsia="Times New Roman" w:hAnsi="Times New Roman" w:cs="Times New Roman"/>
       <w:sz w:val="24"/>
       <w:szCs w:val="24"/>
       <w:lang w:eastAsia="es-CL"/>
@@ -9568,12 +9354,12 @@
       <w:tblStyleRowBandSize w:val="1"/>
       <w:tblStyleColBandSize w:val="1"/>
       <w:tblBorders>
-        <w:top w:val="single" w:color="BFBFBF" w:themeColor="background1" w:themeShade="BF" w:sz="4" w:space="0"/>
-        <w:left w:val="single" w:color="BFBFBF" w:themeColor="background1" w:themeShade="BF" w:sz="4" w:space="0"/>
-        <w:bottom w:val="single" w:color="BFBFBF" w:themeColor="background1" w:themeShade="BF" w:sz="4" w:space="0"/>
-        <w:right w:val="single" w:color="BFBFBF" w:themeColor="background1" w:themeShade="BF" w:sz="4" w:space="0"/>
-        <w:insideH w:val="single" w:color="BFBFBF" w:themeColor="background1" w:themeShade="BF" w:sz="4" w:space="0"/>
-        <w:insideV w:val="single" w:color="BFBFBF" w:themeColor="background1" w:themeShade="BF" w:sz="4" w:space="0"/>
+        <w:top w:val="single" w:sz="4" w:space="0" w:color="BFBFBF" w:themeColor="background1" w:themeShade="BF"/>
+        <w:left w:val="single" w:sz="4" w:space="0" w:color="BFBFBF" w:themeColor="background1" w:themeShade="BF"/>
+        <w:bottom w:val="single" w:sz="4" w:space="0" w:color="BFBFBF" w:themeColor="background1" w:themeShade="BF"/>
+        <w:right w:val="single" w:sz="4" w:space="0" w:color="BFBFBF" w:themeColor="background1" w:themeShade="BF"/>
+        <w:insideH w:val="single" w:sz="4" w:space="0" w:color="BFBFBF" w:themeColor="background1" w:themeShade="BF"/>
+        <w:insideV w:val="single" w:sz="4" w:space="0" w:color="BFBFBF" w:themeColor="background1" w:themeShade="BF"/>
       </w:tblBorders>
     </w:tblPr>
     <w:tblStylePr w:type="firstRow">
@@ -9590,7 +9376,7 @@
       <w:tblPr/>
       <w:tcPr>
         <w:tcBorders>
-          <w:top w:val="double" w:color="BFBFBF" w:themeColor="background1" w:themeShade="BF" w:sz="4" w:space="0"/>
+          <w:top w:val="double" w:sz="4" w:space="0" w:color="BFBFBF" w:themeColor="background1" w:themeShade="BF"/>
         </w:tcBorders>
       </w:tcPr>
     </w:tblStylePr>
@@ -9620,39 +9406,6 @@
     </w:tblStylePr>
   </w:style>
 </w:styles>
-</file>
-
-<file path=word/glossary/document.xml><?xml version="1.0" encoding="utf-8"?>
-<w:glossaryDocument xmlns:w14="http://schemas.microsoft.com/office/word/2010/wordml" xmlns:w="http://schemas.openxmlformats.org/wordprocessingml/2006/main">
-  <w:docParts>
-    <w:docPart>
-      <w:docPartPr>
-        <w:name w:val="DefaultPlaceholder_1081868574"/>
-        <w:category>
-          <w:name w:val="General"/>
-          <w:gallery w:val="placeholder"/>
-        </w:category>
-        <w:types>
-          <w:type w:val="bbPlcHdr"/>
-        </w:types>
-        <w:behaviors>
-          <w:behavior w:val="content"/>
-        </w:behaviors>
-        <w:guid w:val="{febe2cea-47d9-4876-b9ad-828c9f147816}"/>
-      </w:docPartPr>
-      <w:docPartBody>
-        <w:p>
-          <w:r>
-            <w:rPr>
-              <w:rStyle w:val="PlaceholderText"/>
-            </w:rPr>
-            <w:t/>
-          </w:r>
-        </w:p>
-      </w:docPartBody>
-    </w:docPart>
-  </w:docParts>
-</w:glossaryDocument>
 </file>
 
 <file path=word/theme/theme1.xml><?xml version="1.0" encoding="utf-8"?>
@@ -9917,21 +9670,10 @@
 </file>
 
 <file path=customXml/item1.xml><?xml version="1.0" encoding="utf-8"?>
-<?mso-contentType ?>
-<FormTemplates xmlns="http://schemas.microsoft.com/sharepoint/v3/contenttype/forms">
-  <Display>DocumentLibraryForm</Display>
-  <Edit>DocumentLibraryForm</Edit>
-  <New>DocumentLibraryForm</New>
-</FormTemplates>
+<b:Sources xmlns:b="http://schemas.openxmlformats.org/officeDocument/2006/bibliography" xmlns="http://schemas.openxmlformats.org/officeDocument/2006/bibliography" SelectedStyle="\APASixthEditionOfficeOnline.xsl" StyleName="APA" Version="6"/>
 </file>
 
 <file path=customXml/item2.xml><?xml version="1.0" encoding="utf-8"?>
-<p:properties xmlns:p="http://schemas.microsoft.com/office/2006/metadata/properties" xmlns:xsi="http://www.w3.org/2001/XMLSchema-instance" xmlns:pc="http://schemas.microsoft.com/office/infopath/2007/PartnerControls">
-  <documentManagement/>
-</p:properties>
-</file>
-
-<file path=customXml/item3.xml><?xml version="1.0" encoding="utf-8"?>
 <ct:contentTypeSchema xmlns:ct="http://schemas.microsoft.com/office/2006/metadata/contentType" xmlns:ma="http://schemas.microsoft.com/office/2006/metadata/properties/metaAttributes" ct:_="" ma:_="" ma:contentTypeName="Documento" ma:contentTypeID="0x010100E96778489EE7714D8BD12CC105EB918B" ma:contentTypeVersion="2" ma:contentTypeDescription="Crear nuevo documento." ma:contentTypeScope="" ma:versionID="416c5c7ae9b5d54d83875cd3c65194e3">
   <xsd:schema xmlns:xsd="http://www.w3.org/2001/XMLSchema" xmlns:xs="http://www.w3.org/2001/XMLSchema" xmlns:p="http://schemas.microsoft.com/office/2006/metadata/properties" xmlns:ns2="126e8a1c-9ea9-435a-ac89-d06c80d62e30" targetNamespace="http://schemas.microsoft.com/office/2006/metadata/properties" ma:root="true" ma:fieldsID="70a237c842677bd850644f8595079f5e" ns2:_="">
     <xsd:import namespace="126e8a1c-9ea9-435a-ac89-d06c80d62e30"/>
@@ -10063,37 +9805,60 @@
 </ct:contentTypeSchema>
 </file>
 
+<file path=customXml/item3.xml><?xml version="1.0" encoding="utf-8"?>
+<p:properties xmlns:p="http://schemas.microsoft.com/office/2006/metadata/properties" xmlns:xsi="http://www.w3.org/2001/XMLSchema-instance" xmlns:pc="http://schemas.microsoft.com/office/infopath/2007/PartnerControls">
+  <documentManagement/>
+</p:properties>
+</file>
+
 <file path=customXml/item4.xml><?xml version="1.0" encoding="utf-8"?>
-<b:Sources xmlns:b="http://schemas.openxmlformats.org/officeDocument/2006/bibliography" xmlns="http://schemas.openxmlformats.org/officeDocument/2006/bibliography" SelectedStyle="\APASixthEditionOfficeOnline.xsl" StyleName="APA" Version="6"/>
+<?mso-contentType ?>
+<FormTemplates xmlns="http://schemas.microsoft.com/sharepoint/v3/contenttype/forms">
+  <Display>DocumentLibraryForm</Display>
+  <Edit>DocumentLibraryForm</Edit>
+  <New>DocumentLibraryForm</New>
+</FormTemplates>
 </file>
 
 <file path=customXml/itemProps1.xml><?xml version="1.0" encoding="utf-8"?>
+<ds:datastoreItem xmlns:ds="http://schemas.openxmlformats.org/officeDocument/2006/customXml" ds:itemID="{6E8A10B9-B765-4F0B-A47F-7CB788CD8F65}">
+  <ds:schemaRefs>
+    <ds:schemaRef ds:uri="http://schemas.openxmlformats.org/officeDocument/2006/bibliography"/>
+  </ds:schemaRefs>
+</ds:datastoreItem>
+</file>
+
+<file path=customXml/itemProps2.xml><?xml version="1.0" encoding="utf-8"?>
+<ds:datastoreItem xmlns:ds="http://schemas.openxmlformats.org/officeDocument/2006/customXml" ds:itemID="{767CD2D5-7A6C-47C3-9B54-C4225C74DD0B}">
+  <ds:schemaRefs>
+    <ds:schemaRef ds:uri="http://schemas.microsoft.com/office/2006/metadata/contentType"/>
+    <ds:schemaRef ds:uri="http://schemas.microsoft.com/office/2006/metadata/properties/metaAttributes"/>
+    <ds:schemaRef ds:uri="http://www.w3.org/2001/XMLSchema"/>
+    <ds:schemaRef ds:uri="http://schemas.microsoft.com/office/2006/metadata/properties"/>
+    <ds:schemaRef ds:uri="126e8a1c-9ea9-435a-ac89-d06c80d62e30"/>
+    <ds:schemaRef ds:uri="http://schemas.microsoft.com/office/2006/documentManagement/types"/>
+    <ds:schemaRef ds:uri="http://schemas.microsoft.com/office/infopath/2007/PartnerControls"/>
+    <ds:schemaRef ds:uri="http://schemas.openxmlformats.org/package/2006/metadata/core-properties"/>
+    <ds:schemaRef ds:uri="http://purl.org/dc/elements/1.1/"/>
+    <ds:schemaRef ds:uri="http://purl.org/dc/terms/"/>
+    <ds:schemaRef ds:uri="http://schemas.microsoft.com/internal/obd"/>
+  </ds:schemaRefs>
+</ds:datastoreItem>
+</file>
+
+<file path=customXml/itemProps3.xml><?xml version="1.0" encoding="utf-8"?>
+<ds:datastoreItem xmlns:ds="http://schemas.openxmlformats.org/officeDocument/2006/customXml" ds:itemID="{5F1783E3-BA1C-4CA3-8E32-C9B378BBED03}">
+  <ds:schemaRefs>
+    <ds:schemaRef ds:uri="http://schemas.microsoft.com/office/2006/metadata/properties"/>
+    <ds:schemaRef ds:uri="http://schemas.microsoft.com/office/infopath/2007/PartnerControls"/>
+  </ds:schemaRefs>
+</ds:datastoreItem>
+</file>
+
+<file path=customXml/itemProps4.xml><?xml version="1.0" encoding="utf-8"?>
 <ds:datastoreItem xmlns:ds="http://schemas.openxmlformats.org/officeDocument/2006/customXml" ds:itemID="{DABAA964-10BA-4DBC-ABF2-CDEAC0FAF7AA}">
   <ds:schemaRefs>
     <ds:schemaRef ds:uri="http://schemas.microsoft.com/sharepoint/v3/contenttype/forms"/>
   </ds:schemaRefs>
 </ds:datastoreItem>
-</file>
-
-<file path=customXml/itemProps2.xml><?xml version="1.0" encoding="utf-8"?>
-<ds:datastoreItem xmlns:ds="http://schemas.openxmlformats.org/officeDocument/2006/customXml" ds:itemID="{5F1783E3-BA1C-4CA3-8E32-C9B378BBED03}">
-  <ds:schemaRefs>
-    <ds:schemaRef ds:uri="http://schemas.microsoft.com/office/2006/metadata/properties"/>
-    <ds:schemaRef ds:uri="http://schemas.microsoft.com/office/infopath/2007/PartnerControls"/>
-    <ds:schemaRef ds:uri="322f9391-964b-48b6-b3b0-13a7ac8a75d6"/>
-    <ds:schemaRef ds:uri="c2ef7064-63f7-4dcd-87f2-3580cf294d1c"/>
-  </ds:schemaRefs>
-</ds:datastoreItem>
-</file>
-
-<file path=customXml/itemProps3.xml><?xml version="1.0" encoding="utf-8"?>
-<ds:datastoreItem xmlns:ds="http://schemas.openxmlformats.org/officeDocument/2006/customXml" ds:itemID="{767CD2D5-7A6C-47C3-9B54-C4225C74DD0B}"/>
-</file>
-
-<file path=customXml/itemProps4.xml><?xml version="1.0" encoding="utf-8"?>
-<ds:datastoreItem xmlns:ds="http://schemas.openxmlformats.org/officeDocument/2006/customXml" ds:itemID="{6E8A10B9-B765-4F0B-A47F-7CB788CD8F65}">
-  <ds:schemaRefs>
-    <ds:schemaRef ds:uri="http://schemas.openxmlformats.org/officeDocument/2006/bibliography"/>
-  </ds:schemaRefs>
-</ds:datastoreItem>
 </file>
--- a/Experiencia_1 - Planificación de proyecto/Actividad-1 - Autoevaluaciones_Grupo2/1.1_APT122_AutoevaluacionCompetenciasFase1 - benjamin nunez.docx
+++ b/Experiencia_1 - Planificación de proyecto/Actividad-1 - Autoevaluaciones_Grupo2/1.1_APT122_AutoevaluacionCompetenciasFase1 - benjamin nunez.docx
@@ -191,25 +191,7 @@
           <w:sz w:val="24"/>
           <w:szCs w:val="24"/>
         </w:rPr>
-        <w:t xml:space="preserve">Piensa en tu proceso de aprendizaje durante el tiempo que has </w:t>
-      </w:r>
-      <w:proofErr w:type="gramStart"/>
-      <w:r>
-        <w:rPr>
-          <w:rFonts w:eastAsiaTheme="majorEastAsia"/>
-          <w:sz w:val="24"/>
-          <w:szCs w:val="24"/>
-        </w:rPr>
-        <w:t>estudiando</w:t>
-      </w:r>
-      <w:proofErr w:type="gramEnd"/>
-      <w:r>
-        <w:rPr>
-          <w:rFonts w:eastAsiaTheme="majorEastAsia"/>
-          <w:sz w:val="24"/>
-          <w:szCs w:val="24"/>
-        </w:rPr>
-        <w:t xml:space="preserve"> en Duoc UC y evalúa el nivel de logro que alcanzaste en cada competencia de tu plan de estudio. </w:t>
+        <w:t xml:space="preserve">Piensa en tu proceso de aprendizaje durante el tiempo que has estudiando en Duoc UC y evalúa el nivel de logro que alcanzaste en cada competencia de tu plan de estudio. </w:t>
       </w:r>
     </w:p>
     <w:p>
@@ -798,6 +780,14 @@
               </w:rPr>
               <w:t>Escuela</w:t>
             </w:r>
+            <w:r>
+              <w:rPr>
+                <w:rFonts w:eastAsiaTheme="majorEastAsia"/>
+                <w:sz w:val="24"/>
+                <w:szCs w:val="24"/>
+              </w:rPr>
+              <w:t xml:space="preserve"> de informática y telecomunicaciones</w:t>
+            </w:r>
           </w:p>
         </w:tc>
       </w:tr>
@@ -860,7 +850,25 @@
                 <w:sz w:val="24"/>
                 <w:szCs w:val="24"/>
               </w:rPr>
-              <w:t>Benjamin Tomás Núñez Arancibia</w:t>
+              <w:t>Benjam</w:t>
+            </w:r>
+            <w:r>
+              <w:rPr>
+                <w:rFonts w:eastAsiaTheme="majorEastAsia"/>
+                <w:color w:val="767171" w:themeColor="background2" w:themeShade="80"/>
+                <w:sz w:val="24"/>
+                <w:szCs w:val="24"/>
+              </w:rPr>
+              <w:t>í</w:t>
+            </w:r>
+            <w:r>
+              <w:rPr>
+                <w:rFonts w:eastAsiaTheme="majorEastAsia"/>
+                <w:color w:val="767171" w:themeColor="background2" w:themeShade="80"/>
+                <w:sz w:val="24"/>
+                <w:szCs w:val="24"/>
+              </w:rPr>
+              <w:t>n Tomás Núñez Arancibia</w:t>
             </w:r>
           </w:p>
         </w:tc>
@@ -969,6 +977,15 @@
                 <w:szCs w:val="24"/>
               </w:rPr>
             </w:pPr>
+            <w:r>
+              <w:rPr>
+                <w:rFonts w:eastAsiaTheme="majorEastAsia"/>
+                <w:color w:val="767171" w:themeColor="background2" w:themeShade="80"/>
+                <w:sz w:val="24"/>
+                <w:szCs w:val="24"/>
+              </w:rPr>
+              <w:t xml:space="preserve">Año 2023 </w:t>
+            </w:r>
           </w:p>
         </w:tc>
       </w:tr>
@@ -1186,7 +1203,7 @@
                 <w:sz w:val="18"/>
                 <w:szCs w:val="18"/>
               </w:rPr>
-              <w:t xml:space="preserve"> Alto Dominio</w:t>
+              <w:t>Alto Dominio</w:t>
             </w:r>
           </w:p>
         </w:tc>
@@ -1197,6 +1214,7 @@
           </w:tcPr>
           <w:p>
             <w:pPr>
+              <w:jc w:val="center"/>
               <w:rPr>
                 <w:b/>
                 <w:bCs/>
@@ -1237,7 +1255,7 @@
                 <w:sz w:val="18"/>
                 <w:szCs w:val="18"/>
               </w:rPr>
-              <w:t xml:space="preserve">Dominio Insuficiente </w:t>
+              <w:t>Dominio Insuficiente</w:t>
             </w:r>
           </w:p>
         </w:tc>
@@ -1293,7 +1311,46 @@
         <w:tc>
           <w:tcPr>
             <w:tcW w:w="1931" w:type="dxa"/>
-          </w:tcPr>
+            <w:vAlign w:val="center"/>
+          </w:tcPr>
+          <w:p>
+            <w:pPr>
+              <w:jc w:val="center"/>
+              <w:rPr>
+                <w:b/>
+                <w:bCs/>
+                <w:sz w:val="18"/>
+                <w:szCs w:val="18"/>
+              </w:rPr>
+            </w:pPr>
+            <w:r>
+              <w:rPr>
+                <w:b/>
+                <w:bCs/>
+                <w:sz w:val="18"/>
+                <w:szCs w:val="18"/>
+              </w:rPr>
+              <w:t xml:space="preserve">Ofrecer propuestas de solución informática analizando de forma integral los procesos </w:t>
+            </w:r>
+            <w:r>
+              <w:rPr>
+                <w:b/>
+                <w:bCs/>
+                <w:sz w:val="18"/>
+                <w:szCs w:val="18"/>
+              </w:rPr>
+              <w:t>de acuerdo con</w:t>
+            </w:r>
+            <w:r>
+              <w:rPr>
+                <w:b/>
+                <w:bCs/>
+                <w:sz w:val="18"/>
+                <w:szCs w:val="18"/>
+              </w:rPr>
+              <w:t xml:space="preserve"> los</w:t>
+            </w:r>
+          </w:p>
           <w:p>
             <w:pPr>
               <w:jc w:val="center"/>
@@ -1305,11 +1362,21 @@
                 <w:szCs w:val="18"/>
               </w:rPr>
             </w:pPr>
+            <w:r>
+              <w:rPr>
+                <w:b/>
+                <w:bCs/>
+                <w:sz w:val="18"/>
+                <w:szCs w:val="18"/>
+              </w:rPr>
+              <w:t>requerimientos de la organización.</w:t>
+            </w:r>
           </w:p>
         </w:tc>
         <w:tc>
           <w:tcPr>
             <w:tcW w:w="1017" w:type="dxa"/>
+            <w:vAlign w:val="center"/>
           </w:tcPr>
           <w:p>
             <w:pPr>
@@ -1326,6 +1393,7 @@
         <w:tc>
           <w:tcPr>
             <w:tcW w:w="926" w:type="dxa"/>
+            <w:vAlign w:val="center"/>
           </w:tcPr>
           <w:p>
             <w:pPr>
@@ -1342,6 +1410,7 @@
         <w:tc>
           <w:tcPr>
             <w:tcW w:w="1055" w:type="dxa"/>
+            <w:vAlign w:val="center"/>
           </w:tcPr>
           <w:p>
             <w:pPr>
@@ -1358,6 +1427,7 @@
         <w:tc>
           <w:tcPr>
             <w:tcW w:w="1187" w:type="dxa"/>
+            <w:vAlign w:val="center"/>
           </w:tcPr>
           <w:p>
             <w:pPr>
@@ -1374,6 +1444,7 @@
         <w:tc>
           <w:tcPr>
             <w:tcW w:w="1250" w:type="dxa"/>
+            <w:vAlign w:val="center"/>
           </w:tcPr>
           <w:p>
             <w:pPr>
@@ -1390,6 +1461,7 @@
         <w:tc>
           <w:tcPr>
             <w:tcW w:w="2557" w:type="dxa"/>
+            <w:vAlign w:val="center"/>
           </w:tcPr>
           <w:p>
             <w:pPr>
@@ -1412,6 +1484,7 @@
         <w:tc>
           <w:tcPr>
             <w:tcW w:w="1931" w:type="dxa"/>
+            <w:vAlign w:val="center"/>
           </w:tcPr>
           <w:p>
             <w:pPr>
@@ -1424,11 +1497,21 @@
                 <w:szCs w:val="18"/>
               </w:rPr>
             </w:pPr>
+            <w:r>
+              <w:rPr>
+                <w:b/>
+                <w:bCs/>
+                <w:sz w:val="18"/>
+                <w:szCs w:val="18"/>
+              </w:rPr>
+              <w:t>Desarrollar una solución de software utilizando técnicas que permitan sistematizar el proceso de desarrollo y mantenimiento, asegurando el logro de los objetivos.</w:t>
+            </w:r>
           </w:p>
         </w:tc>
         <w:tc>
           <w:tcPr>
             <w:tcW w:w="1017" w:type="dxa"/>
+            <w:vAlign w:val="center"/>
           </w:tcPr>
           <w:p>
             <w:pPr>
@@ -1445,6 +1528,7 @@
         <w:tc>
           <w:tcPr>
             <w:tcW w:w="926" w:type="dxa"/>
+            <w:vAlign w:val="center"/>
           </w:tcPr>
           <w:p>
             <w:pPr>
@@ -1461,6 +1545,7 @@
         <w:tc>
           <w:tcPr>
             <w:tcW w:w="1055" w:type="dxa"/>
+            <w:vAlign w:val="center"/>
           </w:tcPr>
           <w:p>
             <w:pPr>
@@ -1477,6 +1562,7 @@
         <w:tc>
           <w:tcPr>
             <w:tcW w:w="1187" w:type="dxa"/>
+            <w:vAlign w:val="center"/>
           </w:tcPr>
           <w:p>
             <w:pPr>
@@ -1493,6 +1579,7 @@
         <w:tc>
           <w:tcPr>
             <w:tcW w:w="1250" w:type="dxa"/>
+            <w:vAlign w:val="center"/>
           </w:tcPr>
           <w:p>
             <w:pPr>
@@ -1509,6 +1596,7 @@
         <w:tc>
           <w:tcPr>
             <w:tcW w:w="2557" w:type="dxa"/>
+            <w:vAlign w:val="center"/>
           </w:tcPr>
           <w:p>
             <w:pPr>
@@ -1531,22 +1619,33 @@
         <w:tc>
           <w:tcPr>
             <w:tcW w:w="1931" w:type="dxa"/>
-          </w:tcPr>
-          <w:p>
-            <w:pPr>
-              <w:jc w:val="center"/>
-              <w:rPr>
-                <w:b/>
-                <w:bCs/>
-                <w:sz w:val="18"/>
-                <w:szCs w:val="18"/>
-              </w:rPr>
-            </w:pPr>
+            <w:vAlign w:val="center"/>
+          </w:tcPr>
+          <w:p>
+            <w:pPr>
+              <w:jc w:val="center"/>
+              <w:rPr>
+                <w:b/>
+                <w:bCs/>
+                <w:sz w:val="18"/>
+                <w:szCs w:val="18"/>
+              </w:rPr>
+            </w:pPr>
+            <w:r>
+              <w:rPr>
+                <w:b/>
+                <w:bCs/>
+                <w:sz w:val="18"/>
+                <w:szCs w:val="18"/>
+              </w:rPr>
+              <w:t>Construir Modelos de datos para soportar los requerimientos de la organización acuerdo a un diseño definido y escalable en el tiempo.</w:t>
+            </w:r>
           </w:p>
         </w:tc>
         <w:tc>
           <w:tcPr>
             <w:tcW w:w="1017" w:type="dxa"/>
+            <w:vAlign w:val="center"/>
           </w:tcPr>
           <w:p>
             <w:pPr>
@@ -1563,6 +1662,7 @@
         <w:tc>
           <w:tcPr>
             <w:tcW w:w="926" w:type="dxa"/>
+            <w:vAlign w:val="center"/>
           </w:tcPr>
           <w:p>
             <w:pPr>
@@ -1579,6 +1679,7 @@
         <w:tc>
           <w:tcPr>
             <w:tcW w:w="1055" w:type="dxa"/>
+            <w:vAlign w:val="center"/>
           </w:tcPr>
           <w:p>
             <w:pPr>
@@ -1595,6 +1696,7 @@
         <w:tc>
           <w:tcPr>
             <w:tcW w:w="1187" w:type="dxa"/>
+            <w:vAlign w:val="center"/>
           </w:tcPr>
           <w:p>
             <w:pPr>
@@ -1611,6 +1713,7 @@
         <w:tc>
           <w:tcPr>
             <w:tcW w:w="1250" w:type="dxa"/>
+            <w:vAlign w:val="center"/>
           </w:tcPr>
           <w:p>
             <w:pPr>
@@ -1627,6 +1730,7 @@
         <w:tc>
           <w:tcPr>
             <w:tcW w:w="2557" w:type="dxa"/>
+            <w:vAlign w:val="center"/>
           </w:tcPr>
           <w:p>
             <w:pPr>
@@ -1649,22 +1753,51 @@
         <w:tc>
           <w:tcPr>
             <w:tcW w:w="1931" w:type="dxa"/>
-          </w:tcPr>
-          <w:p>
-            <w:pPr>
-              <w:jc w:val="center"/>
-              <w:rPr>
-                <w:b/>
-                <w:bCs/>
-                <w:sz w:val="18"/>
-                <w:szCs w:val="18"/>
-              </w:rPr>
-            </w:pPr>
+            <w:vAlign w:val="center"/>
+          </w:tcPr>
+          <w:p>
+            <w:pPr>
+              <w:jc w:val="center"/>
+              <w:rPr>
+                <w:b/>
+                <w:bCs/>
+                <w:sz w:val="18"/>
+                <w:szCs w:val="18"/>
+              </w:rPr>
+            </w:pPr>
+            <w:r>
+              <w:rPr>
+                <w:b/>
+                <w:bCs/>
+                <w:sz w:val="18"/>
+                <w:szCs w:val="18"/>
+              </w:rPr>
+              <w:t xml:space="preserve">Programar consultas o rutinas para manipular información de una base de datos </w:t>
+            </w:r>
+            <w:r>
+              <w:rPr>
+                <w:b/>
+                <w:bCs/>
+                <w:sz w:val="18"/>
+                <w:szCs w:val="18"/>
+              </w:rPr>
+              <w:t>de acuerdo con</w:t>
+            </w:r>
+            <w:r>
+              <w:rPr>
+                <w:b/>
+                <w:bCs/>
+                <w:sz w:val="18"/>
+                <w:szCs w:val="18"/>
+              </w:rPr>
+              <w:t xml:space="preserve"> los requerimientos de la organización.</w:t>
+            </w:r>
           </w:p>
         </w:tc>
         <w:tc>
           <w:tcPr>
             <w:tcW w:w="1017" w:type="dxa"/>
+            <w:vAlign w:val="center"/>
           </w:tcPr>
           <w:p>
             <w:pPr>
@@ -1681,6 +1814,7 @@
         <w:tc>
           <w:tcPr>
             <w:tcW w:w="926" w:type="dxa"/>
+            <w:vAlign w:val="center"/>
           </w:tcPr>
           <w:p>
             <w:pPr>
@@ -1697,6 +1831,7 @@
         <w:tc>
           <w:tcPr>
             <w:tcW w:w="1055" w:type="dxa"/>
+            <w:vAlign w:val="center"/>
           </w:tcPr>
           <w:p>
             <w:pPr>
@@ -1713,6 +1848,7 @@
         <w:tc>
           <w:tcPr>
             <w:tcW w:w="1187" w:type="dxa"/>
+            <w:vAlign w:val="center"/>
           </w:tcPr>
           <w:p>
             <w:pPr>
@@ -1729,6 +1865,7 @@
         <w:tc>
           <w:tcPr>
             <w:tcW w:w="1250" w:type="dxa"/>
+            <w:vAlign w:val="center"/>
           </w:tcPr>
           <w:p>
             <w:pPr>
@@ -1745,6 +1882,7 @@
         <w:tc>
           <w:tcPr>
             <w:tcW w:w="2557" w:type="dxa"/>
+            <w:vAlign w:val="center"/>
           </w:tcPr>
           <w:p>
             <w:pPr>
@@ -1767,22 +1905,43 @@
         <w:tc>
           <w:tcPr>
             <w:tcW w:w="1931" w:type="dxa"/>
-          </w:tcPr>
-          <w:p>
-            <w:pPr>
-              <w:jc w:val="center"/>
-              <w:rPr>
-                <w:b/>
-                <w:bCs/>
-                <w:sz w:val="18"/>
-                <w:szCs w:val="18"/>
-              </w:rPr>
-            </w:pPr>
+            <w:vAlign w:val="center"/>
+          </w:tcPr>
+          <w:p>
+            <w:pPr>
+              <w:jc w:val="center"/>
+              <w:rPr>
+                <w:b/>
+                <w:bCs/>
+                <w:sz w:val="18"/>
+                <w:szCs w:val="18"/>
+              </w:rPr>
+            </w:pPr>
+            <w:r>
+              <w:rPr>
+                <w:b/>
+                <w:bCs/>
+                <w:sz w:val="18"/>
+                <w:szCs w:val="18"/>
+              </w:rPr>
+              <w:t xml:space="preserve">Construir programas y rutinas de variada complejidad para dar solución a requerimientos de la organización, acordes a tecnologías de mercado y utilizando </w:t>
+            </w:r>
+            <w:r>
+              <w:rPr>
+                <w:b/>
+                <w:bCs/>
+                <w:sz w:val="18"/>
+                <w:szCs w:val="18"/>
+              </w:rPr>
+              <w:lastRenderedPageBreak/>
+              <w:t>buenas prácticas de codificación.</w:t>
+            </w:r>
           </w:p>
         </w:tc>
         <w:tc>
           <w:tcPr>
             <w:tcW w:w="1017" w:type="dxa"/>
+            <w:vAlign w:val="center"/>
           </w:tcPr>
           <w:p>
             <w:pPr>
@@ -1799,6 +1958,7 @@
         <w:tc>
           <w:tcPr>
             <w:tcW w:w="926" w:type="dxa"/>
+            <w:vAlign w:val="center"/>
           </w:tcPr>
           <w:p>
             <w:pPr>
@@ -1815,6 +1975,7 @@
         <w:tc>
           <w:tcPr>
             <w:tcW w:w="1055" w:type="dxa"/>
+            <w:vAlign w:val="center"/>
           </w:tcPr>
           <w:p>
             <w:pPr>
@@ -1831,6 +1992,7 @@
         <w:tc>
           <w:tcPr>
             <w:tcW w:w="1187" w:type="dxa"/>
+            <w:vAlign w:val="center"/>
           </w:tcPr>
           <w:p>
             <w:pPr>
@@ -1847,6 +2009,7 @@
         <w:tc>
           <w:tcPr>
             <w:tcW w:w="1250" w:type="dxa"/>
+            <w:vAlign w:val="center"/>
           </w:tcPr>
           <w:p>
             <w:pPr>
@@ -1863,6 +2026,7 @@
         <w:tc>
           <w:tcPr>
             <w:tcW w:w="2557" w:type="dxa"/>
+            <w:vAlign w:val="center"/>
           </w:tcPr>
           <w:p>
             <w:pPr>
@@ -1885,22 +2049,33 @@
         <w:tc>
           <w:tcPr>
             <w:tcW w:w="1931" w:type="dxa"/>
-          </w:tcPr>
-          <w:p>
-            <w:pPr>
-              <w:jc w:val="center"/>
-              <w:rPr>
-                <w:b/>
-                <w:bCs/>
-                <w:sz w:val="18"/>
-                <w:szCs w:val="18"/>
-              </w:rPr>
-            </w:pPr>
+            <w:vAlign w:val="center"/>
+          </w:tcPr>
+          <w:p>
+            <w:pPr>
+              <w:jc w:val="center"/>
+              <w:rPr>
+                <w:b/>
+                <w:bCs/>
+                <w:sz w:val="18"/>
+                <w:szCs w:val="18"/>
+              </w:rPr>
+            </w:pPr>
+            <w:r>
+              <w:rPr>
+                <w:b/>
+                <w:bCs/>
+                <w:sz w:val="18"/>
+                <w:szCs w:val="18"/>
+              </w:rPr>
+              <w:t>Realizar pruebas de certificación tanto de los productos como de los procesos utilizando buenas prácticas definidas por la industria.</w:t>
+            </w:r>
           </w:p>
         </w:tc>
         <w:tc>
           <w:tcPr>
             <w:tcW w:w="1017" w:type="dxa"/>
+            <w:vAlign w:val="center"/>
           </w:tcPr>
           <w:p>
             <w:pPr>
@@ -1917,6 +2092,7 @@
         <w:tc>
           <w:tcPr>
             <w:tcW w:w="926" w:type="dxa"/>
+            <w:vAlign w:val="center"/>
           </w:tcPr>
           <w:p>
             <w:pPr>
@@ -1933,6 +2109,7 @@
         <w:tc>
           <w:tcPr>
             <w:tcW w:w="1055" w:type="dxa"/>
+            <w:vAlign w:val="center"/>
           </w:tcPr>
           <w:p>
             <w:pPr>
@@ -1949,6 +2126,7 @@
         <w:tc>
           <w:tcPr>
             <w:tcW w:w="1187" w:type="dxa"/>
+            <w:vAlign w:val="center"/>
           </w:tcPr>
           <w:p>
             <w:pPr>
@@ -1965,6 +2143,7 @@
         <w:tc>
           <w:tcPr>
             <w:tcW w:w="1250" w:type="dxa"/>
+            <w:vAlign w:val="center"/>
           </w:tcPr>
           <w:p>
             <w:pPr>
@@ -1981,6 +2160,7 @@
         <w:tc>
           <w:tcPr>
             <w:tcW w:w="2557" w:type="dxa"/>
+            <w:vAlign w:val="center"/>
           </w:tcPr>
           <w:p>
             <w:pPr>
@@ -2003,22 +2183,33 @@
         <w:tc>
           <w:tcPr>
             <w:tcW w:w="1931" w:type="dxa"/>
-          </w:tcPr>
-          <w:p>
-            <w:pPr>
-              <w:jc w:val="center"/>
-              <w:rPr>
-                <w:b/>
-                <w:bCs/>
-                <w:sz w:val="18"/>
-                <w:szCs w:val="18"/>
-              </w:rPr>
-            </w:pPr>
+            <w:vAlign w:val="center"/>
+          </w:tcPr>
+          <w:p>
+            <w:pPr>
+              <w:jc w:val="center"/>
+              <w:rPr>
+                <w:b/>
+                <w:bCs/>
+                <w:sz w:val="18"/>
+                <w:szCs w:val="18"/>
+              </w:rPr>
+            </w:pPr>
+            <w:r>
+              <w:rPr>
+                <w:b/>
+                <w:bCs/>
+                <w:sz w:val="18"/>
+                <w:szCs w:val="18"/>
+              </w:rPr>
+              <w:t>Construir el modelo arquitectónico de una solución sistémica que soporte los procesos de negocio de acuerdo los requerimientos de la organización y estándares industria.</w:t>
+            </w:r>
           </w:p>
         </w:tc>
         <w:tc>
           <w:tcPr>
             <w:tcW w:w="1017" w:type="dxa"/>
+            <w:vAlign w:val="center"/>
           </w:tcPr>
           <w:p>
             <w:pPr>
@@ -2035,6 +2226,7 @@
         <w:tc>
           <w:tcPr>
             <w:tcW w:w="926" w:type="dxa"/>
+            <w:vAlign w:val="center"/>
           </w:tcPr>
           <w:p>
             <w:pPr>
@@ -2051,6 +2243,7 @@
         <w:tc>
           <w:tcPr>
             <w:tcW w:w="1055" w:type="dxa"/>
+            <w:vAlign w:val="center"/>
           </w:tcPr>
           <w:p>
             <w:pPr>
@@ -2067,6 +2260,7 @@
         <w:tc>
           <w:tcPr>
             <w:tcW w:w="1187" w:type="dxa"/>
+            <w:vAlign w:val="center"/>
           </w:tcPr>
           <w:p>
             <w:pPr>
@@ -2083,6 +2277,7 @@
         <w:tc>
           <w:tcPr>
             <w:tcW w:w="1250" w:type="dxa"/>
+            <w:vAlign w:val="center"/>
           </w:tcPr>
           <w:p>
             <w:pPr>
@@ -2099,6 +2294,7 @@
         <w:tc>
           <w:tcPr>
             <w:tcW w:w="2557" w:type="dxa"/>
+            <w:vAlign w:val="center"/>
           </w:tcPr>
           <w:p>
             <w:pPr>
@@ -2121,22 +2317,51 @@
         <w:tc>
           <w:tcPr>
             <w:tcW w:w="1931" w:type="dxa"/>
-          </w:tcPr>
-          <w:p>
-            <w:pPr>
-              <w:jc w:val="center"/>
-              <w:rPr>
-                <w:b/>
-                <w:bCs/>
-                <w:sz w:val="18"/>
-                <w:szCs w:val="18"/>
-              </w:rPr>
-            </w:pPr>
+            <w:vAlign w:val="center"/>
+          </w:tcPr>
+          <w:p>
+            <w:pPr>
+              <w:jc w:val="center"/>
+              <w:rPr>
+                <w:b/>
+                <w:bCs/>
+                <w:sz w:val="18"/>
+                <w:szCs w:val="18"/>
+              </w:rPr>
+            </w:pPr>
+            <w:r>
+              <w:rPr>
+                <w:b/>
+                <w:bCs/>
+                <w:sz w:val="18"/>
+                <w:szCs w:val="18"/>
+              </w:rPr>
+              <w:t xml:space="preserve">Implementar soluciones sistémicas integrales para automatizar u optimizar procesos de negocio </w:t>
+            </w:r>
+            <w:r>
+              <w:rPr>
+                <w:b/>
+                <w:bCs/>
+                <w:sz w:val="18"/>
+                <w:szCs w:val="18"/>
+              </w:rPr>
+              <w:t>de acuerdo con</w:t>
+            </w:r>
+            <w:r>
+              <w:rPr>
+                <w:b/>
+                <w:bCs/>
+                <w:sz w:val="18"/>
+                <w:szCs w:val="18"/>
+              </w:rPr>
+              <w:t xml:space="preserve"> las necesidades de la organización.</w:t>
+            </w:r>
           </w:p>
         </w:tc>
         <w:tc>
           <w:tcPr>
             <w:tcW w:w="1017" w:type="dxa"/>
+            <w:vAlign w:val="center"/>
           </w:tcPr>
           <w:p>
             <w:pPr>
@@ -2153,6 +2378,7 @@
         <w:tc>
           <w:tcPr>
             <w:tcW w:w="926" w:type="dxa"/>
+            <w:vAlign w:val="center"/>
           </w:tcPr>
           <w:p>
             <w:pPr>
@@ -2169,6 +2395,7 @@
         <w:tc>
           <w:tcPr>
             <w:tcW w:w="1055" w:type="dxa"/>
+            <w:vAlign w:val="center"/>
           </w:tcPr>
           <w:p>
             <w:pPr>
@@ -2185,6 +2412,7 @@
         <w:tc>
           <w:tcPr>
             <w:tcW w:w="1187" w:type="dxa"/>
+            <w:vAlign w:val="center"/>
           </w:tcPr>
           <w:p>
             <w:pPr>
@@ -2201,6 +2429,7 @@
         <w:tc>
           <w:tcPr>
             <w:tcW w:w="1250" w:type="dxa"/>
+            <w:vAlign w:val="center"/>
           </w:tcPr>
           <w:p>
             <w:pPr>
@@ -2217,6 +2446,1716 @@
         <w:tc>
           <w:tcPr>
             <w:tcW w:w="2557" w:type="dxa"/>
+            <w:vAlign w:val="center"/>
+          </w:tcPr>
+          <w:p>
+            <w:pPr>
+              <w:jc w:val="center"/>
+              <w:rPr>
+                <w:b/>
+                <w:bCs/>
+                <w:sz w:val="18"/>
+                <w:szCs w:val="18"/>
+              </w:rPr>
+            </w:pPr>
+          </w:p>
+        </w:tc>
+      </w:tr>
+      <w:tr>
+        <w:trPr>
+          <w:trHeight w:val="576"/>
+          <w:jc w:val="center"/>
+        </w:trPr>
+        <w:tc>
+          <w:tcPr>
+            <w:tcW w:w="1931" w:type="dxa"/>
+            <w:vAlign w:val="center"/>
+          </w:tcPr>
+          <w:p>
+            <w:pPr>
+              <w:jc w:val="center"/>
+              <w:rPr>
+                <w:b/>
+                <w:bCs/>
+                <w:sz w:val="18"/>
+                <w:szCs w:val="18"/>
+              </w:rPr>
+            </w:pPr>
+            <w:r>
+              <w:rPr>
+                <w:b/>
+                <w:bCs/>
+                <w:sz w:val="18"/>
+                <w:szCs w:val="18"/>
+              </w:rPr>
+              <w:t>Resolver las vulnerabilidades sistémicas para asegurar que el software construido cumple las normas de seguridad exigidas por la industria.</w:t>
+            </w:r>
+          </w:p>
+        </w:tc>
+        <w:tc>
+          <w:tcPr>
+            <w:tcW w:w="1017" w:type="dxa"/>
+            <w:vAlign w:val="center"/>
+          </w:tcPr>
+          <w:p>
+            <w:pPr>
+              <w:jc w:val="center"/>
+              <w:rPr>
+                <w:b/>
+                <w:bCs/>
+                <w:sz w:val="18"/>
+                <w:szCs w:val="18"/>
+              </w:rPr>
+            </w:pPr>
+          </w:p>
+        </w:tc>
+        <w:tc>
+          <w:tcPr>
+            <w:tcW w:w="926" w:type="dxa"/>
+            <w:vAlign w:val="center"/>
+          </w:tcPr>
+          <w:p>
+            <w:pPr>
+              <w:jc w:val="center"/>
+              <w:rPr>
+                <w:b/>
+                <w:bCs/>
+                <w:sz w:val="18"/>
+                <w:szCs w:val="18"/>
+              </w:rPr>
+            </w:pPr>
+          </w:p>
+        </w:tc>
+        <w:tc>
+          <w:tcPr>
+            <w:tcW w:w="1055" w:type="dxa"/>
+            <w:vAlign w:val="center"/>
+          </w:tcPr>
+          <w:p>
+            <w:pPr>
+              <w:jc w:val="center"/>
+              <w:rPr>
+                <w:b/>
+                <w:bCs/>
+                <w:sz w:val="18"/>
+                <w:szCs w:val="18"/>
+              </w:rPr>
+            </w:pPr>
+          </w:p>
+        </w:tc>
+        <w:tc>
+          <w:tcPr>
+            <w:tcW w:w="1187" w:type="dxa"/>
+            <w:vAlign w:val="center"/>
+          </w:tcPr>
+          <w:p>
+            <w:pPr>
+              <w:jc w:val="center"/>
+              <w:rPr>
+                <w:b/>
+                <w:bCs/>
+                <w:sz w:val="18"/>
+                <w:szCs w:val="18"/>
+              </w:rPr>
+            </w:pPr>
+          </w:p>
+        </w:tc>
+        <w:tc>
+          <w:tcPr>
+            <w:tcW w:w="1250" w:type="dxa"/>
+            <w:vAlign w:val="center"/>
+          </w:tcPr>
+          <w:p>
+            <w:pPr>
+              <w:jc w:val="center"/>
+              <w:rPr>
+                <w:b/>
+                <w:bCs/>
+                <w:sz w:val="18"/>
+                <w:szCs w:val="18"/>
+              </w:rPr>
+            </w:pPr>
+          </w:p>
+        </w:tc>
+        <w:tc>
+          <w:tcPr>
+            <w:tcW w:w="2557" w:type="dxa"/>
+            <w:vAlign w:val="center"/>
+          </w:tcPr>
+          <w:p>
+            <w:pPr>
+              <w:jc w:val="center"/>
+              <w:rPr>
+                <w:b/>
+                <w:bCs/>
+                <w:sz w:val="18"/>
+                <w:szCs w:val="18"/>
+              </w:rPr>
+            </w:pPr>
+          </w:p>
+        </w:tc>
+      </w:tr>
+      <w:tr>
+        <w:trPr>
+          <w:trHeight w:val="576"/>
+          <w:jc w:val="center"/>
+        </w:trPr>
+        <w:tc>
+          <w:tcPr>
+            <w:tcW w:w="1931" w:type="dxa"/>
+            <w:vAlign w:val="center"/>
+          </w:tcPr>
+          <w:p>
+            <w:pPr>
+              <w:jc w:val="center"/>
+              <w:rPr>
+                <w:b/>
+                <w:bCs/>
+                <w:sz w:val="18"/>
+                <w:szCs w:val="18"/>
+              </w:rPr>
+            </w:pPr>
+            <w:r>
+              <w:rPr>
+                <w:b/>
+                <w:bCs/>
+                <w:sz w:val="18"/>
+                <w:szCs w:val="18"/>
+              </w:rPr>
+              <w:t>Gestionar proyectos informáticos, ofreciendo alternativas para la toma de decisiones de acuerdo a los requerimientos de la organización.</w:t>
+            </w:r>
+          </w:p>
+        </w:tc>
+        <w:tc>
+          <w:tcPr>
+            <w:tcW w:w="1017" w:type="dxa"/>
+            <w:vAlign w:val="center"/>
+          </w:tcPr>
+          <w:p>
+            <w:pPr>
+              <w:jc w:val="center"/>
+              <w:rPr>
+                <w:b/>
+                <w:bCs/>
+                <w:sz w:val="18"/>
+                <w:szCs w:val="18"/>
+              </w:rPr>
+            </w:pPr>
+          </w:p>
+        </w:tc>
+        <w:tc>
+          <w:tcPr>
+            <w:tcW w:w="926" w:type="dxa"/>
+            <w:vAlign w:val="center"/>
+          </w:tcPr>
+          <w:p>
+            <w:pPr>
+              <w:jc w:val="center"/>
+              <w:rPr>
+                <w:b/>
+                <w:bCs/>
+                <w:sz w:val="18"/>
+                <w:szCs w:val="18"/>
+              </w:rPr>
+            </w:pPr>
+          </w:p>
+        </w:tc>
+        <w:tc>
+          <w:tcPr>
+            <w:tcW w:w="1055" w:type="dxa"/>
+            <w:vAlign w:val="center"/>
+          </w:tcPr>
+          <w:p>
+            <w:pPr>
+              <w:jc w:val="center"/>
+              <w:rPr>
+                <w:b/>
+                <w:bCs/>
+                <w:sz w:val="18"/>
+                <w:szCs w:val="18"/>
+              </w:rPr>
+            </w:pPr>
+          </w:p>
+        </w:tc>
+        <w:tc>
+          <w:tcPr>
+            <w:tcW w:w="1187" w:type="dxa"/>
+            <w:vAlign w:val="center"/>
+          </w:tcPr>
+          <w:p>
+            <w:pPr>
+              <w:jc w:val="center"/>
+              <w:rPr>
+                <w:b/>
+                <w:bCs/>
+                <w:sz w:val="18"/>
+                <w:szCs w:val="18"/>
+              </w:rPr>
+            </w:pPr>
+          </w:p>
+        </w:tc>
+        <w:tc>
+          <w:tcPr>
+            <w:tcW w:w="1250" w:type="dxa"/>
+            <w:vAlign w:val="center"/>
+          </w:tcPr>
+          <w:p>
+            <w:pPr>
+              <w:jc w:val="center"/>
+              <w:rPr>
+                <w:b/>
+                <w:bCs/>
+                <w:sz w:val="18"/>
+                <w:szCs w:val="18"/>
+              </w:rPr>
+            </w:pPr>
+          </w:p>
+        </w:tc>
+        <w:tc>
+          <w:tcPr>
+            <w:tcW w:w="2557" w:type="dxa"/>
+            <w:vAlign w:val="center"/>
+          </w:tcPr>
+          <w:p>
+            <w:pPr>
+              <w:jc w:val="center"/>
+              <w:rPr>
+                <w:b/>
+                <w:bCs/>
+                <w:sz w:val="18"/>
+                <w:szCs w:val="18"/>
+              </w:rPr>
+            </w:pPr>
+          </w:p>
+        </w:tc>
+      </w:tr>
+      <w:tr>
+        <w:trPr>
+          <w:trHeight w:val="576"/>
+          <w:jc w:val="center"/>
+        </w:trPr>
+        <w:tc>
+          <w:tcPr>
+            <w:tcW w:w="1931" w:type="dxa"/>
+            <w:vAlign w:val="center"/>
+          </w:tcPr>
+          <w:p>
+            <w:pPr>
+              <w:jc w:val="center"/>
+              <w:rPr>
+                <w:b/>
+                <w:bCs/>
+                <w:sz w:val="18"/>
+                <w:szCs w:val="18"/>
+              </w:rPr>
+            </w:pPr>
+            <w:r>
+              <w:rPr>
+                <w:b/>
+                <w:bCs/>
+                <w:sz w:val="18"/>
+                <w:szCs w:val="18"/>
+              </w:rPr>
+              <w:t xml:space="preserve">Desarrollar la transformación de grandes volúmenes de datos para la obtención de información y conocimiento de la organización a fin de apoyar la toma de decisiones y la mejora de los procesos de negocio, </w:t>
+            </w:r>
+            <w:r>
+              <w:rPr>
+                <w:b/>
+                <w:bCs/>
+                <w:sz w:val="18"/>
+                <w:szCs w:val="18"/>
+              </w:rPr>
+              <w:t>de acuerdo con</w:t>
+            </w:r>
+            <w:r>
+              <w:rPr>
+                <w:b/>
+                <w:bCs/>
+                <w:sz w:val="18"/>
+                <w:szCs w:val="18"/>
+              </w:rPr>
+              <w:t xml:space="preserve"> las necesidades de la organización</w:t>
+            </w:r>
+          </w:p>
+        </w:tc>
+        <w:tc>
+          <w:tcPr>
+            <w:tcW w:w="1017" w:type="dxa"/>
+            <w:vAlign w:val="center"/>
+          </w:tcPr>
+          <w:p>
+            <w:pPr>
+              <w:jc w:val="center"/>
+              <w:rPr>
+                <w:b/>
+                <w:bCs/>
+                <w:sz w:val="18"/>
+                <w:szCs w:val="18"/>
+              </w:rPr>
+            </w:pPr>
+          </w:p>
+        </w:tc>
+        <w:tc>
+          <w:tcPr>
+            <w:tcW w:w="926" w:type="dxa"/>
+            <w:vAlign w:val="center"/>
+          </w:tcPr>
+          <w:p>
+            <w:pPr>
+              <w:jc w:val="center"/>
+              <w:rPr>
+                <w:b/>
+                <w:bCs/>
+                <w:sz w:val="18"/>
+                <w:szCs w:val="18"/>
+              </w:rPr>
+            </w:pPr>
+          </w:p>
+        </w:tc>
+        <w:tc>
+          <w:tcPr>
+            <w:tcW w:w="1055" w:type="dxa"/>
+            <w:vAlign w:val="center"/>
+          </w:tcPr>
+          <w:p>
+            <w:pPr>
+              <w:jc w:val="center"/>
+              <w:rPr>
+                <w:b/>
+                <w:bCs/>
+                <w:sz w:val="18"/>
+                <w:szCs w:val="18"/>
+              </w:rPr>
+            </w:pPr>
+          </w:p>
+        </w:tc>
+        <w:tc>
+          <w:tcPr>
+            <w:tcW w:w="1187" w:type="dxa"/>
+            <w:vAlign w:val="center"/>
+          </w:tcPr>
+          <w:p>
+            <w:pPr>
+              <w:jc w:val="center"/>
+              <w:rPr>
+                <w:b/>
+                <w:bCs/>
+                <w:sz w:val="18"/>
+                <w:szCs w:val="18"/>
+              </w:rPr>
+            </w:pPr>
+          </w:p>
+        </w:tc>
+        <w:tc>
+          <w:tcPr>
+            <w:tcW w:w="1250" w:type="dxa"/>
+            <w:vAlign w:val="center"/>
+          </w:tcPr>
+          <w:p>
+            <w:pPr>
+              <w:jc w:val="center"/>
+              <w:rPr>
+                <w:b/>
+                <w:bCs/>
+                <w:sz w:val="18"/>
+                <w:szCs w:val="18"/>
+              </w:rPr>
+            </w:pPr>
+          </w:p>
+        </w:tc>
+        <w:tc>
+          <w:tcPr>
+            <w:tcW w:w="2557" w:type="dxa"/>
+            <w:vAlign w:val="center"/>
+          </w:tcPr>
+          <w:p>
+            <w:pPr>
+              <w:jc w:val="center"/>
+              <w:rPr>
+                <w:b/>
+                <w:bCs/>
+                <w:sz w:val="18"/>
+                <w:szCs w:val="18"/>
+              </w:rPr>
+            </w:pPr>
+          </w:p>
+        </w:tc>
+      </w:tr>
+      <w:tr>
+        <w:trPr>
+          <w:trHeight w:val="576"/>
+          <w:jc w:val="center"/>
+        </w:trPr>
+        <w:tc>
+          <w:tcPr>
+            <w:tcW w:w="1931" w:type="dxa"/>
+            <w:vAlign w:val="center"/>
+          </w:tcPr>
+          <w:p>
+            <w:pPr>
+              <w:jc w:val="center"/>
+              <w:rPr>
+                <w:b/>
+                <w:bCs/>
+                <w:sz w:val="18"/>
+                <w:szCs w:val="18"/>
+              </w:rPr>
+            </w:pPr>
+            <w:r>
+              <w:rPr>
+                <w:b/>
+                <w:bCs/>
+                <w:sz w:val="18"/>
+                <w:szCs w:val="18"/>
+              </w:rPr>
+              <w:lastRenderedPageBreak/>
+              <w:t xml:space="preserve">Resolver situaciones problemáticas de la vida cotidiana, educación superior y mundo laboral, utilizando operaciones básicas con números, expresiones algebraicas, razonamiento matemático básico y formas y espacio, </w:t>
+            </w:r>
+            <w:r>
+              <w:rPr>
+                <w:b/>
+                <w:bCs/>
+                <w:sz w:val="18"/>
+                <w:szCs w:val="18"/>
+              </w:rPr>
+              <w:t>de acuerdo con</w:t>
+            </w:r>
+            <w:r>
+              <w:rPr>
+                <w:b/>
+                <w:bCs/>
+                <w:sz w:val="18"/>
+                <w:szCs w:val="18"/>
+              </w:rPr>
+              <w:t xml:space="preserve"> requerimientos.</w:t>
+            </w:r>
+          </w:p>
+        </w:tc>
+        <w:tc>
+          <w:tcPr>
+            <w:tcW w:w="1017" w:type="dxa"/>
+            <w:vAlign w:val="center"/>
+          </w:tcPr>
+          <w:p>
+            <w:pPr>
+              <w:jc w:val="center"/>
+              <w:rPr>
+                <w:b/>
+                <w:bCs/>
+                <w:sz w:val="18"/>
+                <w:szCs w:val="18"/>
+              </w:rPr>
+            </w:pPr>
+          </w:p>
+        </w:tc>
+        <w:tc>
+          <w:tcPr>
+            <w:tcW w:w="926" w:type="dxa"/>
+            <w:vAlign w:val="center"/>
+          </w:tcPr>
+          <w:p>
+            <w:pPr>
+              <w:jc w:val="center"/>
+              <w:rPr>
+                <w:b/>
+                <w:bCs/>
+                <w:sz w:val="18"/>
+                <w:szCs w:val="18"/>
+              </w:rPr>
+            </w:pPr>
+          </w:p>
+        </w:tc>
+        <w:tc>
+          <w:tcPr>
+            <w:tcW w:w="1055" w:type="dxa"/>
+            <w:vAlign w:val="center"/>
+          </w:tcPr>
+          <w:p>
+            <w:pPr>
+              <w:jc w:val="center"/>
+              <w:rPr>
+                <w:b/>
+                <w:bCs/>
+                <w:sz w:val="18"/>
+                <w:szCs w:val="18"/>
+              </w:rPr>
+            </w:pPr>
+          </w:p>
+        </w:tc>
+        <w:tc>
+          <w:tcPr>
+            <w:tcW w:w="1187" w:type="dxa"/>
+            <w:vAlign w:val="center"/>
+          </w:tcPr>
+          <w:p>
+            <w:pPr>
+              <w:jc w:val="center"/>
+              <w:rPr>
+                <w:b/>
+                <w:bCs/>
+                <w:sz w:val="18"/>
+                <w:szCs w:val="18"/>
+              </w:rPr>
+            </w:pPr>
+          </w:p>
+        </w:tc>
+        <w:tc>
+          <w:tcPr>
+            <w:tcW w:w="1250" w:type="dxa"/>
+            <w:vAlign w:val="center"/>
+          </w:tcPr>
+          <w:p>
+            <w:pPr>
+              <w:jc w:val="center"/>
+              <w:rPr>
+                <w:b/>
+                <w:bCs/>
+                <w:sz w:val="18"/>
+                <w:szCs w:val="18"/>
+              </w:rPr>
+            </w:pPr>
+          </w:p>
+        </w:tc>
+        <w:tc>
+          <w:tcPr>
+            <w:tcW w:w="2557" w:type="dxa"/>
+            <w:vAlign w:val="center"/>
+          </w:tcPr>
+          <w:p>
+            <w:pPr>
+              <w:jc w:val="center"/>
+              <w:rPr>
+                <w:b/>
+                <w:bCs/>
+                <w:sz w:val="18"/>
+                <w:szCs w:val="18"/>
+              </w:rPr>
+            </w:pPr>
+          </w:p>
+        </w:tc>
+      </w:tr>
+      <w:tr>
+        <w:trPr>
+          <w:trHeight w:val="576"/>
+          <w:jc w:val="center"/>
+        </w:trPr>
+        <w:tc>
+          <w:tcPr>
+            <w:tcW w:w="1931" w:type="dxa"/>
+            <w:vAlign w:val="center"/>
+          </w:tcPr>
+          <w:p>
+            <w:pPr>
+              <w:jc w:val="center"/>
+              <w:rPr>
+                <w:b/>
+                <w:bCs/>
+                <w:sz w:val="18"/>
+                <w:szCs w:val="18"/>
+              </w:rPr>
+            </w:pPr>
+            <w:r>
+              <w:rPr>
+                <w:b/>
+                <w:bCs/>
+                <w:sz w:val="18"/>
+                <w:szCs w:val="18"/>
+              </w:rPr>
+              <w:t xml:space="preserve">Resolver situaciones problemáticas de la vida cotidiana, educación superior y mundo laboral, utilizando elementos de las matemáticas discretas y relaciones funcionales, </w:t>
+            </w:r>
+            <w:r>
+              <w:rPr>
+                <w:b/>
+                <w:bCs/>
+                <w:sz w:val="18"/>
+                <w:szCs w:val="18"/>
+              </w:rPr>
+              <w:t>de acuerdo con</w:t>
+            </w:r>
+            <w:r>
+              <w:rPr>
+                <w:b/>
+                <w:bCs/>
+                <w:sz w:val="18"/>
+                <w:szCs w:val="18"/>
+              </w:rPr>
+              <w:t xml:space="preserve"> requerimientos.</w:t>
+            </w:r>
+          </w:p>
+        </w:tc>
+        <w:tc>
+          <w:tcPr>
+            <w:tcW w:w="1017" w:type="dxa"/>
+            <w:vAlign w:val="center"/>
+          </w:tcPr>
+          <w:p>
+            <w:pPr>
+              <w:jc w:val="center"/>
+              <w:rPr>
+                <w:b/>
+                <w:bCs/>
+                <w:sz w:val="18"/>
+                <w:szCs w:val="18"/>
+              </w:rPr>
+            </w:pPr>
+          </w:p>
+        </w:tc>
+        <w:tc>
+          <w:tcPr>
+            <w:tcW w:w="926" w:type="dxa"/>
+            <w:vAlign w:val="center"/>
+          </w:tcPr>
+          <w:p>
+            <w:pPr>
+              <w:jc w:val="center"/>
+              <w:rPr>
+                <w:b/>
+                <w:bCs/>
+                <w:sz w:val="18"/>
+                <w:szCs w:val="18"/>
+              </w:rPr>
+            </w:pPr>
+          </w:p>
+        </w:tc>
+        <w:tc>
+          <w:tcPr>
+            <w:tcW w:w="1055" w:type="dxa"/>
+            <w:vAlign w:val="center"/>
+          </w:tcPr>
+          <w:p>
+            <w:pPr>
+              <w:jc w:val="center"/>
+              <w:rPr>
+                <w:b/>
+                <w:bCs/>
+                <w:sz w:val="18"/>
+                <w:szCs w:val="18"/>
+              </w:rPr>
+            </w:pPr>
+          </w:p>
+        </w:tc>
+        <w:tc>
+          <w:tcPr>
+            <w:tcW w:w="1187" w:type="dxa"/>
+            <w:vAlign w:val="center"/>
+          </w:tcPr>
+          <w:p>
+            <w:pPr>
+              <w:jc w:val="center"/>
+              <w:rPr>
+                <w:b/>
+                <w:bCs/>
+                <w:sz w:val="18"/>
+                <w:szCs w:val="18"/>
+              </w:rPr>
+            </w:pPr>
+          </w:p>
+        </w:tc>
+        <w:tc>
+          <w:tcPr>
+            <w:tcW w:w="1250" w:type="dxa"/>
+            <w:vAlign w:val="center"/>
+          </w:tcPr>
+          <w:p>
+            <w:pPr>
+              <w:jc w:val="center"/>
+              <w:rPr>
+                <w:b/>
+                <w:bCs/>
+                <w:sz w:val="18"/>
+                <w:szCs w:val="18"/>
+              </w:rPr>
+            </w:pPr>
+          </w:p>
+        </w:tc>
+        <w:tc>
+          <w:tcPr>
+            <w:tcW w:w="2557" w:type="dxa"/>
+            <w:vAlign w:val="center"/>
+          </w:tcPr>
+          <w:p>
+            <w:pPr>
+              <w:jc w:val="center"/>
+              <w:rPr>
+                <w:b/>
+                <w:bCs/>
+                <w:sz w:val="18"/>
+                <w:szCs w:val="18"/>
+              </w:rPr>
+            </w:pPr>
+          </w:p>
+        </w:tc>
+      </w:tr>
+      <w:tr>
+        <w:trPr>
+          <w:trHeight w:val="576"/>
+          <w:jc w:val="center"/>
+        </w:trPr>
+        <w:tc>
+          <w:tcPr>
+            <w:tcW w:w="1931" w:type="dxa"/>
+            <w:vAlign w:val="center"/>
+          </w:tcPr>
+          <w:p>
+            <w:pPr>
+              <w:jc w:val="center"/>
+              <w:rPr>
+                <w:b/>
+                <w:bCs/>
+                <w:sz w:val="18"/>
+                <w:szCs w:val="18"/>
+              </w:rPr>
+            </w:pPr>
+            <w:r>
+              <w:rPr>
+                <w:b/>
+                <w:bCs/>
+                <w:sz w:val="18"/>
+                <w:szCs w:val="18"/>
+              </w:rPr>
+              <w:t xml:space="preserve">Resolver situaciones problemáticas de la educación superior y mundo laboral, utilizando elementos de la estadística descriptiva, </w:t>
+            </w:r>
+            <w:r>
+              <w:rPr>
+                <w:b/>
+                <w:bCs/>
+                <w:sz w:val="18"/>
+                <w:szCs w:val="18"/>
+              </w:rPr>
+              <w:t>de acuerdo con</w:t>
+            </w:r>
+            <w:r>
+              <w:rPr>
+                <w:b/>
+                <w:bCs/>
+                <w:sz w:val="18"/>
+                <w:szCs w:val="18"/>
+              </w:rPr>
+              <w:t xml:space="preserve"> requerimientos.</w:t>
+            </w:r>
+          </w:p>
+        </w:tc>
+        <w:tc>
+          <w:tcPr>
+            <w:tcW w:w="1017" w:type="dxa"/>
+            <w:vAlign w:val="center"/>
+          </w:tcPr>
+          <w:p>
+            <w:pPr>
+              <w:jc w:val="center"/>
+              <w:rPr>
+                <w:b/>
+                <w:bCs/>
+                <w:sz w:val="18"/>
+                <w:szCs w:val="18"/>
+              </w:rPr>
+            </w:pPr>
+          </w:p>
+        </w:tc>
+        <w:tc>
+          <w:tcPr>
+            <w:tcW w:w="926" w:type="dxa"/>
+            <w:vAlign w:val="center"/>
+          </w:tcPr>
+          <w:p>
+            <w:pPr>
+              <w:jc w:val="center"/>
+              <w:rPr>
+                <w:b/>
+                <w:bCs/>
+                <w:sz w:val="18"/>
+                <w:szCs w:val="18"/>
+              </w:rPr>
+            </w:pPr>
+          </w:p>
+        </w:tc>
+        <w:tc>
+          <w:tcPr>
+            <w:tcW w:w="1055" w:type="dxa"/>
+            <w:vAlign w:val="center"/>
+          </w:tcPr>
+          <w:p>
+            <w:pPr>
+              <w:jc w:val="center"/>
+              <w:rPr>
+                <w:b/>
+                <w:bCs/>
+                <w:sz w:val="18"/>
+                <w:szCs w:val="18"/>
+              </w:rPr>
+            </w:pPr>
+          </w:p>
+        </w:tc>
+        <w:tc>
+          <w:tcPr>
+            <w:tcW w:w="1187" w:type="dxa"/>
+            <w:vAlign w:val="center"/>
+          </w:tcPr>
+          <w:p>
+            <w:pPr>
+              <w:jc w:val="center"/>
+              <w:rPr>
+                <w:b/>
+                <w:bCs/>
+                <w:sz w:val="18"/>
+                <w:szCs w:val="18"/>
+              </w:rPr>
+            </w:pPr>
+          </w:p>
+        </w:tc>
+        <w:tc>
+          <w:tcPr>
+            <w:tcW w:w="1250" w:type="dxa"/>
+            <w:vAlign w:val="center"/>
+          </w:tcPr>
+          <w:p>
+            <w:pPr>
+              <w:jc w:val="center"/>
+              <w:rPr>
+                <w:b/>
+                <w:bCs/>
+                <w:sz w:val="18"/>
+                <w:szCs w:val="18"/>
+              </w:rPr>
+            </w:pPr>
+          </w:p>
+        </w:tc>
+        <w:tc>
+          <w:tcPr>
+            <w:tcW w:w="2557" w:type="dxa"/>
+            <w:vAlign w:val="center"/>
+          </w:tcPr>
+          <w:p>
+            <w:pPr>
+              <w:jc w:val="center"/>
+              <w:rPr>
+                <w:b/>
+                <w:bCs/>
+                <w:sz w:val="18"/>
+                <w:szCs w:val="18"/>
+              </w:rPr>
+            </w:pPr>
+          </w:p>
+        </w:tc>
+      </w:tr>
+      <w:tr>
+        <w:trPr>
+          <w:trHeight w:val="576"/>
+          <w:jc w:val="center"/>
+        </w:trPr>
+        <w:tc>
+          <w:tcPr>
+            <w:tcW w:w="1931" w:type="dxa"/>
+            <w:vAlign w:val="center"/>
+          </w:tcPr>
+          <w:p>
+            <w:pPr>
+              <w:jc w:val="center"/>
+              <w:rPr>
+                <w:b/>
+                <w:bCs/>
+                <w:sz w:val="18"/>
+                <w:szCs w:val="18"/>
+              </w:rPr>
+            </w:pPr>
+            <w:r>
+              <w:rPr>
+                <w:b/>
+                <w:bCs/>
+                <w:sz w:val="18"/>
+                <w:szCs w:val="18"/>
+              </w:rPr>
+              <w:t>Comunicar en forma oral o escrita, aplicando herramientas lingüístico-pragmáticas y estrategias de comprensión que permiten la solución de problemas comunicativos en los contextos académicos, de acuerdo al marco común de referencia de las lenguas.</w:t>
+            </w:r>
+          </w:p>
+        </w:tc>
+        <w:tc>
+          <w:tcPr>
+            <w:tcW w:w="1017" w:type="dxa"/>
+            <w:vAlign w:val="center"/>
+          </w:tcPr>
+          <w:p>
+            <w:pPr>
+              <w:jc w:val="center"/>
+              <w:rPr>
+                <w:b/>
+                <w:bCs/>
+                <w:sz w:val="18"/>
+                <w:szCs w:val="18"/>
+              </w:rPr>
+            </w:pPr>
+          </w:p>
+        </w:tc>
+        <w:tc>
+          <w:tcPr>
+            <w:tcW w:w="926" w:type="dxa"/>
+            <w:vAlign w:val="center"/>
+          </w:tcPr>
+          <w:p>
+            <w:pPr>
+              <w:jc w:val="center"/>
+              <w:rPr>
+                <w:b/>
+                <w:bCs/>
+                <w:sz w:val="18"/>
+                <w:szCs w:val="18"/>
+              </w:rPr>
+            </w:pPr>
+          </w:p>
+        </w:tc>
+        <w:tc>
+          <w:tcPr>
+            <w:tcW w:w="1055" w:type="dxa"/>
+            <w:vAlign w:val="center"/>
+          </w:tcPr>
+          <w:p>
+            <w:pPr>
+              <w:jc w:val="center"/>
+              <w:rPr>
+                <w:b/>
+                <w:bCs/>
+                <w:sz w:val="18"/>
+                <w:szCs w:val="18"/>
+              </w:rPr>
+            </w:pPr>
+          </w:p>
+        </w:tc>
+        <w:tc>
+          <w:tcPr>
+            <w:tcW w:w="1187" w:type="dxa"/>
+            <w:vAlign w:val="center"/>
+          </w:tcPr>
+          <w:p>
+            <w:pPr>
+              <w:jc w:val="center"/>
+              <w:rPr>
+                <w:b/>
+                <w:bCs/>
+                <w:sz w:val="18"/>
+                <w:szCs w:val="18"/>
+              </w:rPr>
+            </w:pPr>
+          </w:p>
+        </w:tc>
+        <w:tc>
+          <w:tcPr>
+            <w:tcW w:w="1250" w:type="dxa"/>
+            <w:vAlign w:val="center"/>
+          </w:tcPr>
+          <w:p>
+            <w:pPr>
+              <w:jc w:val="center"/>
+              <w:rPr>
+                <w:b/>
+                <w:bCs/>
+                <w:sz w:val="18"/>
+                <w:szCs w:val="18"/>
+              </w:rPr>
+            </w:pPr>
+          </w:p>
+        </w:tc>
+        <w:tc>
+          <w:tcPr>
+            <w:tcW w:w="2557" w:type="dxa"/>
+            <w:vAlign w:val="center"/>
+          </w:tcPr>
+          <w:p>
+            <w:pPr>
+              <w:jc w:val="center"/>
+              <w:rPr>
+                <w:b/>
+                <w:bCs/>
+                <w:sz w:val="18"/>
+                <w:szCs w:val="18"/>
+              </w:rPr>
+            </w:pPr>
+          </w:p>
+        </w:tc>
+      </w:tr>
+      <w:tr>
+        <w:trPr>
+          <w:trHeight w:val="576"/>
+          <w:jc w:val="center"/>
+        </w:trPr>
+        <w:tc>
+          <w:tcPr>
+            <w:tcW w:w="1931" w:type="dxa"/>
+            <w:vAlign w:val="center"/>
+          </w:tcPr>
+          <w:p>
+            <w:pPr>
+              <w:jc w:val="center"/>
+              <w:rPr>
+                <w:b/>
+                <w:bCs/>
+                <w:sz w:val="18"/>
+                <w:szCs w:val="18"/>
+              </w:rPr>
+            </w:pPr>
+            <w:r>
+              <w:rPr>
+                <w:b/>
+                <w:bCs/>
+                <w:sz w:val="18"/>
+                <w:szCs w:val="18"/>
+              </w:rPr>
+              <w:t xml:space="preserve">Comunicarse de forma oral y escrita usando el idioma inglés en situaciones </w:t>
+            </w:r>
+            <w:r>
+              <w:rPr>
+                <w:b/>
+                <w:bCs/>
+                <w:sz w:val="18"/>
+                <w:szCs w:val="18"/>
+              </w:rPr>
+              <w:t>sociolaborales</w:t>
+            </w:r>
+            <w:r>
+              <w:rPr>
+                <w:b/>
+                <w:bCs/>
+                <w:sz w:val="18"/>
+                <w:szCs w:val="18"/>
+              </w:rPr>
+              <w:t xml:space="preserve"> a un nivel intermedio, según la Tabla de </w:t>
+            </w:r>
+            <w:r>
+              <w:rPr>
+                <w:b/>
+                <w:bCs/>
+                <w:sz w:val="18"/>
+                <w:szCs w:val="18"/>
+              </w:rPr>
+              <w:lastRenderedPageBreak/>
+              <w:t>Competencias TOEIC y CEFR.</w:t>
+            </w:r>
+          </w:p>
+        </w:tc>
+        <w:tc>
+          <w:tcPr>
+            <w:tcW w:w="1017" w:type="dxa"/>
+            <w:vAlign w:val="center"/>
+          </w:tcPr>
+          <w:p>
+            <w:pPr>
+              <w:jc w:val="center"/>
+              <w:rPr>
+                <w:b/>
+                <w:bCs/>
+                <w:sz w:val="18"/>
+                <w:szCs w:val="18"/>
+              </w:rPr>
+            </w:pPr>
+          </w:p>
+        </w:tc>
+        <w:tc>
+          <w:tcPr>
+            <w:tcW w:w="926" w:type="dxa"/>
+            <w:vAlign w:val="center"/>
+          </w:tcPr>
+          <w:p>
+            <w:pPr>
+              <w:jc w:val="center"/>
+              <w:rPr>
+                <w:b/>
+                <w:bCs/>
+                <w:sz w:val="18"/>
+                <w:szCs w:val="18"/>
+              </w:rPr>
+            </w:pPr>
+          </w:p>
+        </w:tc>
+        <w:tc>
+          <w:tcPr>
+            <w:tcW w:w="1055" w:type="dxa"/>
+            <w:vAlign w:val="center"/>
+          </w:tcPr>
+          <w:p>
+            <w:pPr>
+              <w:jc w:val="center"/>
+              <w:rPr>
+                <w:b/>
+                <w:bCs/>
+                <w:sz w:val="18"/>
+                <w:szCs w:val="18"/>
+              </w:rPr>
+            </w:pPr>
+          </w:p>
+        </w:tc>
+        <w:tc>
+          <w:tcPr>
+            <w:tcW w:w="1187" w:type="dxa"/>
+            <w:vAlign w:val="center"/>
+          </w:tcPr>
+          <w:p>
+            <w:pPr>
+              <w:jc w:val="center"/>
+              <w:rPr>
+                <w:b/>
+                <w:bCs/>
+                <w:sz w:val="18"/>
+                <w:szCs w:val="18"/>
+              </w:rPr>
+            </w:pPr>
+          </w:p>
+        </w:tc>
+        <w:tc>
+          <w:tcPr>
+            <w:tcW w:w="1250" w:type="dxa"/>
+            <w:vAlign w:val="center"/>
+          </w:tcPr>
+          <w:p>
+            <w:pPr>
+              <w:jc w:val="center"/>
+              <w:rPr>
+                <w:b/>
+                <w:bCs/>
+                <w:sz w:val="18"/>
+                <w:szCs w:val="18"/>
+              </w:rPr>
+            </w:pPr>
+          </w:p>
+        </w:tc>
+        <w:tc>
+          <w:tcPr>
+            <w:tcW w:w="2557" w:type="dxa"/>
+            <w:vAlign w:val="center"/>
+          </w:tcPr>
+          <w:p>
+            <w:pPr>
+              <w:jc w:val="center"/>
+              <w:rPr>
+                <w:b/>
+                <w:bCs/>
+                <w:sz w:val="18"/>
+                <w:szCs w:val="18"/>
+              </w:rPr>
+            </w:pPr>
+          </w:p>
+        </w:tc>
+      </w:tr>
+      <w:tr>
+        <w:trPr>
+          <w:trHeight w:val="576"/>
+          <w:jc w:val="center"/>
+        </w:trPr>
+        <w:tc>
+          <w:tcPr>
+            <w:tcW w:w="1931" w:type="dxa"/>
+            <w:vAlign w:val="center"/>
+          </w:tcPr>
+          <w:p>
+            <w:pPr>
+              <w:jc w:val="center"/>
+              <w:rPr>
+                <w:b/>
+                <w:bCs/>
+                <w:sz w:val="18"/>
+                <w:szCs w:val="18"/>
+              </w:rPr>
+            </w:pPr>
+            <w:r>
+              <w:rPr>
+                <w:b/>
+                <w:bCs/>
+                <w:sz w:val="18"/>
+                <w:szCs w:val="18"/>
+              </w:rPr>
+              <w:t>Comunicarse usando el idioma inglés en situaciones laborales a un nivel intermedio relacionado con su área de especialización, según la Tabla de Competencias TOEIC y CEFR.</w:t>
+            </w:r>
+          </w:p>
+        </w:tc>
+        <w:tc>
+          <w:tcPr>
+            <w:tcW w:w="1017" w:type="dxa"/>
+            <w:vAlign w:val="center"/>
+          </w:tcPr>
+          <w:p>
+            <w:pPr>
+              <w:jc w:val="center"/>
+              <w:rPr>
+                <w:b/>
+                <w:bCs/>
+                <w:sz w:val="18"/>
+                <w:szCs w:val="18"/>
+              </w:rPr>
+            </w:pPr>
+          </w:p>
+        </w:tc>
+        <w:tc>
+          <w:tcPr>
+            <w:tcW w:w="926" w:type="dxa"/>
+            <w:vAlign w:val="center"/>
+          </w:tcPr>
+          <w:p>
+            <w:pPr>
+              <w:jc w:val="center"/>
+              <w:rPr>
+                <w:b/>
+                <w:bCs/>
+                <w:sz w:val="18"/>
+                <w:szCs w:val="18"/>
+              </w:rPr>
+            </w:pPr>
+          </w:p>
+        </w:tc>
+        <w:tc>
+          <w:tcPr>
+            <w:tcW w:w="1055" w:type="dxa"/>
+            <w:vAlign w:val="center"/>
+          </w:tcPr>
+          <w:p>
+            <w:pPr>
+              <w:jc w:val="center"/>
+              <w:rPr>
+                <w:b/>
+                <w:bCs/>
+                <w:sz w:val="18"/>
+                <w:szCs w:val="18"/>
+              </w:rPr>
+            </w:pPr>
+          </w:p>
+        </w:tc>
+        <w:tc>
+          <w:tcPr>
+            <w:tcW w:w="1187" w:type="dxa"/>
+            <w:vAlign w:val="center"/>
+          </w:tcPr>
+          <w:p>
+            <w:pPr>
+              <w:jc w:val="center"/>
+              <w:rPr>
+                <w:b/>
+                <w:bCs/>
+                <w:sz w:val="18"/>
+                <w:szCs w:val="18"/>
+              </w:rPr>
+            </w:pPr>
+          </w:p>
+        </w:tc>
+        <w:tc>
+          <w:tcPr>
+            <w:tcW w:w="1250" w:type="dxa"/>
+            <w:vAlign w:val="center"/>
+          </w:tcPr>
+          <w:p>
+            <w:pPr>
+              <w:jc w:val="center"/>
+              <w:rPr>
+                <w:b/>
+                <w:bCs/>
+                <w:sz w:val="18"/>
+                <w:szCs w:val="18"/>
+              </w:rPr>
+            </w:pPr>
+          </w:p>
+        </w:tc>
+        <w:tc>
+          <w:tcPr>
+            <w:tcW w:w="2557" w:type="dxa"/>
+            <w:vAlign w:val="center"/>
+          </w:tcPr>
+          <w:p>
+            <w:pPr>
+              <w:jc w:val="center"/>
+              <w:rPr>
+                <w:b/>
+                <w:bCs/>
+                <w:sz w:val="18"/>
+                <w:szCs w:val="18"/>
+              </w:rPr>
+            </w:pPr>
+          </w:p>
+        </w:tc>
+      </w:tr>
+      <w:tr>
+        <w:trPr>
+          <w:trHeight w:val="576"/>
+          <w:jc w:val="center"/>
+        </w:trPr>
+        <w:tc>
+          <w:tcPr>
+            <w:tcW w:w="1931" w:type="dxa"/>
+            <w:vAlign w:val="center"/>
+          </w:tcPr>
+          <w:p>
+            <w:pPr>
+              <w:jc w:val="center"/>
+              <w:rPr>
+                <w:b/>
+                <w:bCs/>
+                <w:sz w:val="18"/>
+                <w:szCs w:val="18"/>
+              </w:rPr>
+            </w:pPr>
+            <w:r>
+              <w:rPr>
+                <w:b/>
+                <w:bCs/>
+                <w:sz w:val="18"/>
+                <w:szCs w:val="18"/>
+              </w:rPr>
+              <w:t>Desarrollar la propia habilidad emprendedora, a través de experiencias en el ámbito de la especialidad.</w:t>
+            </w:r>
+          </w:p>
+        </w:tc>
+        <w:tc>
+          <w:tcPr>
+            <w:tcW w:w="1017" w:type="dxa"/>
+            <w:vAlign w:val="center"/>
+          </w:tcPr>
+          <w:p>
+            <w:pPr>
+              <w:jc w:val="center"/>
+              <w:rPr>
+                <w:b/>
+                <w:bCs/>
+                <w:sz w:val="18"/>
+                <w:szCs w:val="18"/>
+              </w:rPr>
+            </w:pPr>
+          </w:p>
+        </w:tc>
+        <w:tc>
+          <w:tcPr>
+            <w:tcW w:w="926" w:type="dxa"/>
+            <w:vAlign w:val="center"/>
+          </w:tcPr>
+          <w:p>
+            <w:pPr>
+              <w:jc w:val="center"/>
+              <w:rPr>
+                <w:b/>
+                <w:bCs/>
+                <w:sz w:val="18"/>
+                <w:szCs w:val="18"/>
+              </w:rPr>
+            </w:pPr>
+          </w:p>
+        </w:tc>
+        <w:tc>
+          <w:tcPr>
+            <w:tcW w:w="1055" w:type="dxa"/>
+            <w:vAlign w:val="center"/>
+          </w:tcPr>
+          <w:p>
+            <w:pPr>
+              <w:jc w:val="center"/>
+              <w:rPr>
+                <w:b/>
+                <w:bCs/>
+                <w:sz w:val="18"/>
+                <w:szCs w:val="18"/>
+              </w:rPr>
+            </w:pPr>
+          </w:p>
+        </w:tc>
+        <w:tc>
+          <w:tcPr>
+            <w:tcW w:w="1187" w:type="dxa"/>
+            <w:vAlign w:val="center"/>
+          </w:tcPr>
+          <w:p>
+            <w:pPr>
+              <w:jc w:val="center"/>
+              <w:rPr>
+                <w:b/>
+                <w:bCs/>
+                <w:sz w:val="18"/>
+                <w:szCs w:val="18"/>
+              </w:rPr>
+            </w:pPr>
+          </w:p>
+        </w:tc>
+        <w:tc>
+          <w:tcPr>
+            <w:tcW w:w="1250" w:type="dxa"/>
+            <w:vAlign w:val="center"/>
+          </w:tcPr>
+          <w:p>
+            <w:pPr>
+              <w:jc w:val="center"/>
+              <w:rPr>
+                <w:b/>
+                <w:bCs/>
+                <w:sz w:val="18"/>
+                <w:szCs w:val="18"/>
+              </w:rPr>
+            </w:pPr>
+          </w:p>
+        </w:tc>
+        <w:tc>
+          <w:tcPr>
+            <w:tcW w:w="2557" w:type="dxa"/>
+            <w:vAlign w:val="center"/>
+          </w:tcPr>
+          <w:p>
+            <w:pPr>
+              <w:jc w:val="center"/>
+              <w:rPr>
+                <w:b/>
+                <w:bCs/>
+                <w:sz w:val="18"/>
+                <w:szCs w:val="18"/>
+              </w:rPr>
+            </w:pPr>
+          </w:p>
+        </w:tc>
+      </w:tr>
+      <w:tr>
+        <w:trPr>
+          <w:trHeight w:val="576"/>
+          <w:jc w:val="center"/>
+        </w:trPr>
+        <w:tc>
+          <w:tcPr>
+            <w:tcW w:w="1931" w:type="dxa"/>
+            <w:vAlign w:val="center"/>
+          </w:tcPr>
+          <w:p>
+            <w:pPr>
+              <w:jc w:val="center"/>
+              <w:rPr>
+                <w:b/>
+                <w:bCs/>
+                <w:sz w:val="18"/>
+                <w:szCs w:val="18"/>
+              </w:rPr>
+            </w:pPr>
+            <w:r>
+              <w:rPr>
+                <w:b/>
+                <w:bCs/>
+                <w:sz w:val="18"/>
+                <w:szCs w:val="18"/>
+              </w:rPr>
+              <w:t>Elaborar proyectos innovadores que agreguen valor a contextos sociales y productivos, de acuerdo a las necesidades del entorno.</w:t>
+            </w:r>
+          </w:p>
+        </w:tc>
+        <w:tc>
+          <w:tcPr>
+            <w:tcW w:w="1017" w:type="dxa"/>
+            <w:vAlign w:val="center"/>
+          </w:tcPr>
+          <w:p>
+            <w:pPr>
+              <w:jc w:val="center"/>
+              <w:rPr>
+                <w:b/>
+                <w:bCs/>
+                <w:sz w:val="18"/>
+                <w:szCs w:val="18"/>
+              </w:rPr>
+            </w:pPr>
+          </w:p>
+        </w:tc>
+        <w:tc>
+          <w:tcPr>
+            <w:tcW w:w="926" w:type="dxa"/>
+            <w:vAlign w:val="center"/>
+          </w:tcPr>
+          <w:p>
+            <w:pPr>
+              <w:jc w:val="center"/>
+              <w:rPr>
+                <w:b/>
+                <w:bCs/>
+                <w:sz w:val="18"/>
+                <w:szCs w:val="18"/>
+              </w:rPr>
+            </w:pPr>
+          </w:p>
+        </w:tc>
+        <w:tc>
+          <w:tcPr>
+            <w:tcW w:w="1055" w:type="dxa"/>
+            <w:vAlign w:val="center"/>
+          </w:tcPr>
+          <w:p>
+            <w:pPr>
+              <w:jc w:val="center"/>
+              <w:rPr>
+                <w:b/>
+                <w:bCs/>
+                <w:sz w:val="18"/>
+                <w:szCs w:val="18"/>
+              </w:rPr>
+            </w:pPr>
+          </w:p>
+        </w:tc>
+        <w:tc>
+          <w:tcPr>
+            <w:tcW w:w="1187" w:type="dxa"/>
+            <w:vAlign w:val="center"/>
+          </w:tcPr>
+          <w:p>
+            <w:pPr>
+              <w:jc w:val="center"/>
+              <w:rPr>
+                <w:b/>
+                <w:bCs/>
+                <w:sz w:val="18"/>
+                <w:szCs w:val="18"/>
+              </w:rPr>
+            </w:pPr>
+          </w:p>
+        </w:tc>
+        <w:tc>
+          <w:tcPr>
+            <w:tcW w:w="1250" w:type="dxa"/>
+            <w:vAlign w:val="center"/>
+          </w:tcPr>
+          <w:p>
+            <w:pPr>
+              <w:jc w:val="center"/>
+              <w:rPr>
+                <w:b/>
+                <w:bCs/>
+                <w:sz w:val="18"/>
+                <w:szCs w:val="18"/>
+              </w:rPr>
+            </w:pPr>
+          </w:p>
+        </w:tc>
+        <w:tc>
+          <w:tcPr>
+            <w:tcW w:w="2557" w:type="dxa"/>
+            <w:vAlign w:val="center"/>
+          </w:tcPr>
+          <w:p>
+            <w:pPr>
+              <w:jc w:val="center"/>
+              <w:rPr>
+                <w:b/>
+                <w:bCs/>
+                <w:sz w:val="18"/>
+                <w:szCs w:val="18"/>
+              </w:rPr>
+            </w:pPr>
+          </w:p>
+        </w:tc>
+      </w:tr>
+      <w:tr>
+        <w:trPr>
+          <w:trHeight w:val="576"/>
+          <w:jc w:val="center"/>
+        </w:trPr>
+        <w:tc>
+          <w:tcPr>
+            <w:tcW w:w="1931" w:type="dxa"/>
+            <w:vAlign w:val="center"/>
+          </w:tcPr>
+          <w:p>
+            <w:pPr>
+              <w:jc w:val="center"/>
+              <w:rPr>
+                <w:b/>
+                <w:bCs/>
+                <w:sz w:val="18"/>
+                <w:szCs w:val="18"/>
+              </w:rPr>
+            </w:pPr>
+            <w:r>
+              <w:rPr>
+                <w:b/>
+                <w:bCs/>
+                <w:sz w:val="18"/>
+                <w:szCs w:val="18"/>
+              </w:rPr>
+              <w:t>Reconocer un desempeño correcto en situaciones de la profesión o especialidad en el área de la informática.</w:t>
+            </w:r>
+          </w:p>
+        </w:tc>
+        <w:tc>
+          <w:tcPr>
+            <w:tcW w:w="1017" w:type="dxa"/>
+            <w:vAlign w:val="center"/>
+          </w:tcPr>
+          <w:p>
+            <w:pPr>
+              <w:jc w:val="center"/>
+              <w:rPr>
+                <w:b/>
+                <w:bCs/>
+                <w:sz w:val="18"/>
+                <w:szCs w:val="18"/>
+              </w:rPr>
+            </w:pPr>
+          </w:p>
+        </w:tc>
+        <w:tc>
+          <w:tcPr>
+            <w:tcW w:w="926" w:type="dxa"/>
+            <w:vAlign w:val="center"/>
+          </w:tcPr>
+          <w:p>
+            <w:pPr>
+              <w:jc w:val="center"/>
+              <w:rPr>
+                <w:b/>
+                <w:bCs/>
+                <w:sz w:val="18"/>
+                <w:szCs w:val="18"/>
+              </w:rPr>
+            </w:pPr>
+          </w:p>
+        </w:tc>
+        <w:tc>
+          <w:tcPr>
+            <w:tcW w:w="1055" w:type="dxa"/>
+            <w:vAlign w:val="center"/>
+          </w:tcPr>
+          <w:p>
+            <w:pPr>
+              <w:jc w:val="center"/>
+              <w:rPr>
+                <w:b/>
+                <w:bCs/>
+                <w:sz w:val="18"/>
+                <w:szCs w:val="18"/>
+              </w:rPr>
+            </w:pPr>
+          </w:p>
+        </w:tc>
+        <w:tc>
+          <w:tcPr>
+            <w:tcW w:w="1187" w:type="dxa"/>
+            <w:vAlign w:val="center"/>
+          </w:tcPr>
+          <w:p>
+            <w:pPr>
+              <w:jc w:val="center"/>
+              <w:rPr>
+                <w:b/>
+                <w:bCs/>
+                <w:sz w:val="18"/>
+                <w:szCs w:val="18"/>
+              </w:rPr>
+            </w:pPr>
+          </w:p>
+        </w:tc>
+        <w:tc>
+          <w:tcPr>
+            <w:tcW w:w="1250" w:type="dxa"/>
+            <w:vAlign w:val="center"/>
+          </w:tcPr>
+          <w:p>
+            <w:pPr>
+              <w:jc w:val="center"/>
+              <w:rPr>
+                <w:b/>
+                <w:bCs/>
+                <w:sz w:val="18"/>
+                <w:szCs w:val="18"/>
+              </w:rPr>
+            </w:pPr>
+          </w:p>
+        </w:tc>
+        <w:tc>
+          <w:tcPr>
+            <w:tcW w:w="2557" w:type="dxa"/>
+            <w:vAlign w:val="center"/>
           </w:tcPr>
           <w:p>
             <w:pPr>
@@ -2234,8 +4173,6 @@
     </w:tbl>
     <w:p>
       <w:pPr>
-        <w:pStyle w:val="Prrafodelista"/>
-        <w:ind w:left="435"/>
         <w:rPr>
           <w:rFonts w:cstheme="minorHAnsi"/>
           <w:sz w:val="20"/>
@@ -2523,14 +4460,14 @@
                 </wp:anchor>
               </w:drawing>
             </mc:Choice>
-            <mc:Fallback xmlns:a14="http://schemas.microsoft.com/office/drawing/2010/main" xmlns:a="http://schemas.openxmlformats.org/drawingml/2006/main">
+            <mc:Fallback>
               <w:pict>
-                <v:group id="Grupo 32" style="position:absolute;margin-left:0;margin-top:0;width:610.5pt;height:15pt;z-index:251659264;mso-width-percent:1000;mso-position-horizontal:center;mso-position-horizontal-relative:page;mso-position-vertical:center;mso-position-vertical-relative:bottom-margin-area;mso-width-percent:1000" coordsize="12255,300" coordorigin=",14970" o:spid="_x0000_s1026" w14:anchorId="51D00065" o:gfxdata="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">
+                <v:group w14:anchorId="51D00065" id="Grupo 32" o:spid="_x0000_s1026" style="position:absolute;margin-left:0;margin-top:0;width:610.5pt;height:15pt;z-index:251659264;mso-width-percent:1000;mso-position-horizontal:center;mso-position-horizontal-relative:page;mso-position-vertical:center;mso-position-vertical-relative:bottom-margin-area;mso-width-percent:1000" coordorigin=",14970" coordsize="12255,300" o:gfxdata="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">
                   <v:shapetype id="_x0000_t202" coordsize="21600,21600" o:spt="202" path="m,l,21600r21600,l21600,xe">
                     <v:stroke joinstyle="miter"/>
                     <v:path gradientshapeok="t" o:connecttype="rect"/>
                   </v:shapetype>
-                  <v:shape id="Text Box 25" style="position:absolute;left:10803;top:14982;width:659;height:288;visibility:visible;mso-wrap-style:square;v-text-anchor:top" o:spid="_x0000_s1027" filled="f" stroked="f" type="#_x0000_t202" o:gfxdata="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">
+                  <v:shape id="Text Box 25" o:spid="_x0000_s1027" type="#_x0000_t202" style="position:absolute;left:10803;top:14982;width:659;height:288;visibility:visible;mso-wrap-style:square;v-text-anchor:top" o:gfxdata="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" filled="f" stroked="f">
                     <v:textbox inset="0,0,0,0">
                       <w:txbxContent>
                         <w:p>
@@ -2564,20 +4501,20 @@
                       </w:txbxContent>
                     </v:textbox>
                   </v:shape>
-                  <v:group id="Group 31" style="position:absolute;top:14970;width:12255;height:230;flip:x" coordsize="12255,230" coordorigin="-8,14978" o:spid="_x0000_s1028" o:gfxdata="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">
-                    <v:shapetype id="_x0000_t34" coordsize="21600,21600" o:oned="t" filled="f" o:spt="34" adj="10800" path="m,l@0,0@0,21600,21600,21600e">
+                  <v:group id="Group 31" o:spid="_x0000_s1028" style="position:absolute;top:14970;width:12255;height:230;flip:x" coordorigin="-8,14978" coordsize="12255,230" o:gfxdata="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">
+                    <v:shapetype id="_x0000_t34" coordsize="21600,21600" o:spt="34" o:oned="t" adj="10800" path="m,l@0,0@0,21600,21600,21600e" filled="f">
                       <v:stroke joinstyle="miter"/>
                       <v:formulas>
                         <v:f eqn="val #0"/>
                       </v:formulas>
-                      <v:path fillok="f" arrowok="t" o:connecttype="none"/>
+                      <v:path arrowok="t" fillok="f" o:connecttype="none"/>
                       <v:handles>
                         <v:h position="#0,center"/>
                       </v:handles>
                       <o:lock v:ext="edit" shapetype="t"/>
                     </v:shapetype>
-                    <v:shape id="AutoShape 27" style="position:absolute;left:-8;top:14978;width:1260;height:230;flip:y;visibility:visible;mso-wrap-style:square" o:spid="_x0000_s1029" strokecolor="#a5a5a5" o:connectortype="elbow" type="#_x0000_t34" o:gfxdata="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"/>
-                    <v:shape id="AutoShape 28" style="position:absolute;left:1252;top:14978;width:10995;height:230;rotation:180;visibility:visible;mso-wrap-style:square" o:spid="_x0000_s1030" strokecolor="#a5a5a5" o:connectortype="elbow" type="#_x0000_t34" adj="20904" o:gfxdata="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"/>
+                    <v:shape id="AutoShape 27" o:spid="_x0000_s1029" type="#_x0000_t34" style="position:absolute;left:-8;top:14978;width:1260;height:230;flip:y;visibility:visible;mso-wrap-style:square" o:connectortype="elbow" o:gfxdata="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" strokecolor="#a5a5a5"/>
+                    <v:shape id="AutoShape 28" o:spid="_x0000_s1030" type="#_x0000_t34" style="position:absolute;left:1252;top:14978;width:10995;height:230;rotation:180;visibility:visible;mso-wrap-style:square" o:connectortype="elbow" o:gfxdata="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" adj="20904" strokecolor="#a5a5a5"/>
                   </v:group>
                   <w10:wrap anchorx="page" anchory="margin"/>
                 </v:group>
@@ -8369,7 +10306,6 @@
   <w:style w:type="character" w:default="1" w:styleId="Fuentedeprrafopredeter">
     <w:name w:val="Default Paragraph Font"/>
     <w:uiPriority w:val="1"/>
-    <w:semiHidden/>
     <w:unhideWhenUsed/>
   </w:style>
   <w:style w:type="table" w:default="1" w:styleId="Tablanormal">
@@ -9670,10 +11606,6 @@
 </file>
 
 <file path=customXml/item1.xml><?xml version="1.0" encoding="utf-8"?>
-<b:Sources xmlns:b="http://schemas.openxmlformats.org/officeDocument/2006/bibliography" xmlns="http://schemas.openxmlformats.org/officeDocument/2006/bibliography" SelectedStyle="\APASixthEditionOfficeOnline.xsl" StyleName="APA" Version="6"/>
-</file>
-
-<file path=customXml/item2.xml><?xml version="1.0" encoding="utf-8"?>
 <ct:contentTypeSchema xmlns:ct="http://schemas.microsoft.com/office/2006/metadata/contentType" xmlns:ma="http://schemas.microsoft.com/office/2006/metadata/properties/metaAttributes" ct:_="" ma:_="" ma:contentTypeName="Documento" ma:contentTypeID="0x010100E96778489EE7714D8BD12CC105EB918B" ma:contentTypeVersion="2" ma:contentTypeDescription="Crear nuevo documento." ma:contentTypeScope="" ma:versionID="416c5c7ae9b5d54d83875cd3c65194e3">
   <xsd:schema xmlns:xsd="http://www.w3.org/2001/XMLSchema" xmlns:xs="http://www.w3.org/2001/XMLSchema" xmlns:p="http://schemas.microsoft.com/office/2006/metadata/properties" xmlns:ns2="126e8a1c-9ea9-435a-ac89-d06c80d62e30" targetNamespace="http://schemas.microsoft.com/office/2006/metadata/properties" ma:root="true" ma:fieldsID="70a237c842677bd850644f8595079f5e" ns2:_="">
     <xsd:import namespace="126e8a1c-9ea9-435a-ac89-d06c80d62e30"/>
@@ -9805,13 +11737,11 @@
 </ct:contentTypeSchema>
 </file>
 
-<file path=customXml/item3.xml><?xml version="1.0" encoding="utf-8"?>
-<p:properties xmlns:p="http://schemas.microsoft.com/office/2006/metadata/properties" xmlns:xsi="http://www.w3.org/2001/XMLSchema-instance" xmlns:pc="http://schemas.microsoft.com/office/infopath/2007/PartnerControls">
-  <documentManagement/>
-</p:properties>
+<file path=customXml/item2.xml><?xml version="1.0" encoding="utf-8"?>
+<b:Sources xmlns:b="http://schemas.openxmlformats.org/officeDocument/2006/bibliography" xmlns="http://schemas.openxmlformats.org/officeDocument/2006/bibliography" SelectedStyle="\APASixthEditionOfficeOnline.xsl" StyleName="APA" Version="6"/>
 </file>
 
-<file path=customXml/item4.xml><?xml version="1.0" encoding="utf-8"?>
+<file path=customXml/item3.xml><?xml version="1.0" encoding="utf-8"?>
 <?mso-contentType ?>
 <FormTemplates xmlns="http://schemas.microsoft.com/sharepoint/v3/contenttype/forms">
   <Display>DocumentLibraryForm</Display>
@@ -9820,15 +11750,13 @@
 </FormTemplates>
 </file>
 
-<file path=customXml/itemProps1.xml><?xml version="1.0" encoding="utf-8"?>
-<ds:datastoreItem xmlns:ds="http://schemas.openxmlformats.org/officeDocument/2006/customXml" ds:itemID="{6E8A10B9-B765-4F0B-A47F-7CB788CD8F65}">
-  <ds:schemaRefs>
-    <ds:schemaRef ds:uri="http://schemas.openxmlformats.org/officeDocument/2006/bibliography"/>
-  </ds:schemaRefs>
-</ds:datastoreItem>
+<file path=customXml/item4.xml><?xml version="1.0" encoding="utf-8"?>
+<p:properties xmlns:p="http://schemas.microsoft.com/office/2006/metadata/properties" xmlns:xsi="http://www.w3.org/2001/XMLSchema-instance" xmlns:pc="http://schemas.microsoft.com/office/infopath/2007/PartnerControls">
+  <documentManagement/>
+</p:properties>
 </file>
 
-<file path=customXml/itemProps2.xml><?xml version="1.0" encoding="utf-8"?>
+<file path=customXml/itemProps1.xml><?xml version="1.0" encoding="utf-8"?>
 <ds:datastoreItem xmlns:ds="http://schemas.openxmlformats.org/officeDocument/2006/customXml" ds:itemID="{767CD2D5-7A6C-47C3-9B54-C4225C74DD0B}">
   <ds:schemaRefs>
     <ds:schemaRef ds:uri="http://schemas.microsoft.com/office/2006/metadata/contentType"/>
@@ -9846,19 +11774,27 @@
 </ds:datastoreItem>
 </file>
 
+<file path=customXml/itemProps2.xml><?xml version="1.0" encoding="utf-8"?>
+<ds:datastoreItem xmlns:ds="http://schemas.openxmlformats.org/officeDocument/2006/customXml" ds:itemID="{6E8A10B9-B765-4F0B-A47F-7CB788CD8F65}">
+  <ds:schemaRefs>
+    <ds:schemaRef ds:uri="http://schemas.openxmlformats.org/officeDocument/2006/bibliography"/>
+  </ds:schemaRefs>
+</ds:datastoreItem>
+</file>
+
 <file path=customXml/itemProps3.xml><?xml version="1.0" encoding="utf-8"?>
+<ds:datastoreItem xmlns:ds="http://schemas.openxmlformats.org/officeDocument/2006/customXml" ds:itemID="{DABAA964-10BA-4DBC-ABF2-CDEAC0FAF7AA}">
+  <ds:schemaRefs>
+    <ds:schemaRef ds:uri="http://schemas.microsoft.com/sharepoint/v3/contenttype/forms"/>
+  </ds:schemaRefs>
+</ds:datastoreItem>
+</file>
+
+<file path=customXml/itemProps4.xml><?xml version="1.0" encoding="utf-8"?>
 <ds:datastoreItem xmlns:ds="http://schemas.openxmlformats.org/officeDocument/2006/customXml" ds:itemID="{5F1783E3-BA1C-4CA3-8E32-C9B378BBED03}">
   <ds:schemaRefs>
     <ds:schemaRef ds:uri="http://schemas.microsoft.com/office/2006/metadata/properties"/>
     <ds:schemaRef ds:uri="http://schemas.microsoft.com/office/infopath/2007/PartnerControls"/>
   </ds:schemaRefs>
 </ds:datastoreItem>
-</file>
-
-<file path=customXml/itemProps4.xml><?xml version="1.0" encoding="utf-8"?>
-<ds:datastoreItem xmlns:ds="http://schemas.openxmlformats.org/officeDocument/2006/customXml" ds:itemID="{DABAA964-10BA-4DBC-ABF2-CDEAC0FAF7AA}">
-  <ds:schemaRefs>
-    <ds:schemaRef ds:uri="http://schemas.microsoft.com/sharepoint/v3/contenttype/forms"/>
-  </ds:schemaRefs>
-</ds:datastoreItem>
 </file>
--- a/Experiencia_1 - Planificación de proyecto/Actividad-1 - Autoevaluaciones_Grupo2/1.1_APT122_AutoevaluacionCompetenciasFase1 - benjamin nunez.docx
+++ b/Experiencia_1 - Planificación de proyecto/Actividad-1 - Autoevaluaciones_Grupo2/1.1_APT122_AutoevaluacionCompetenciasFase1 - benjamin nunez.docx
@@ -191,7 +191,23 @@
           <w:sz w:val="24"/>
           <w:szCs w:val="24"/>
         </w:rPr>
-        <w:t xml:space="preserve">Piensa en tu proceso de aprendizaje durante el tiempo que has estudiando en Duoc UC y evalúa el nivel de logro que alcanzaste en cada competencia de tu plan de estudio. </w:t>
+        <w:t xml:space="preserve">Piensa en tu proceso de aprendizaje durante el tiempo que has </w:t>
+      </w:r>
+      <w:r>
+        <w:rPr>
+          <w:rFonts w:eastAsiaTheme="majorEastAsia"/>
+          <w:sz w:val="24"/>
+          <w:szCs w:val="24"/>
+        </w:rPr>
+        <w:t>estudiado</w:t>
+      </w:r>
+      <w:r>
+        <w:rPr>
+          <w:rFonts w:eastAsiaTheme="majorEastAsia"/>
+          <w:sz w:val="24"/>
+          <w:szCs w:val="24"/>
+        </w:rPr>
+        <w:t xml:space="preserve"> en Duoc UC y evalúa el nivel de logro que alcanzaste en cada competencia de tu plan de estudio. </w:t>
       </w:r>
     </w:p>
     <w:p>
@@ -1330,25 +1346,7 @@
                 <w:sz w:val="18"/>
                 <w:szCs w:val="18"/>
               </w:rPr>
-              <w:t xml:space="preserve">Ofrecer propuestas de solución informática analizando de forma integral los procesos </w:t>
-            </w:r>
-            <w:r>
-              <w:rPr>
-                <w:b/>
-                <w:bCs/>
-                <w:sz w:val="18"/>
-                <w:szCs w:val="18"/>
-              </w:rPr>
-              <w:t>de acuerdo con</w:t>
-            </w:r>
-            <w:r>
-              <w:rPr>
-                <w:b/>
-                <w:bCs/>
-                <w:sz w:val="18"/>
-                <w:szCs w:val="18"/>
-              </w:rPr>
-              <w:t xml:space="preserve"> los</w:t>
+              <w:t>Ofrecer propuestas de solución informática analizando de forma integral los procesos de acuerdo con los</w:t>
             </w:r>
           </w:p>
           <w:p>
@@ -1405,6 +1403,15 @@
                 <w:szCs w:val="18"/>
               </w:rPr>
             </w:pPr>
+            <w:r>
+              <w:rPr>
+                <w:b/>
+                <w:bCs/>
+                <w:sz w:val="28"/>
+                <w:szCs w:val="28"/>
+              </w:rPr>
+              <w:t>x</w:t>
+            </w:r>
           </w:p>
         </w:tc>
         <w:tc>
@@ -1536,10 +1543,19 @@
               <w:rPr>
                 <w:b/>
                 <w:bCs/>
-                <w:sz w:val="18"/>
-                <w:szCs w:val="18"/>
-              </w:rPr>
-            </w:pPr>
+                <w:sz w:val="28"/>
+                <w:szCs w:val="28"/>
+              </w:rPr>
+            </w:pPr>
+            <w:r>
+              <w:rPr>
+                <w:b/>
+                <w:bCs/>
+                <w:sz w:val="28"/>
+                <w:szCs w:val="28"/>
+              </w:rPr>
+              <w:t>x</w:t>
+            </w:r>
           </w:p>
         </w:tc>
         <w:tc>
@@ -1674,6 +1690,15 @@
                 <w:szCs w:val="18"/>
               </w:rPr>
             </w:pPr>
+            <w:r>
+              <w:rPr>
+                <w:b/>
+                <w:bCs/>
+                <w:sz w:val="28"/>
+                <w:szCs w:val="28"/>
+              </w:rPr>
+              <w:t>x</w:t>
+            </w:r>
           </w:p>
         </w:tc>
         <w:tc>
@@ -1772,43 +1797,34 @@
                 <w:sz w:val="18"/>
                 <w:szCs w:val="18"/>
               </w:rPr>
-              <w:t xml:space="preserve">Programar consultas o rutinas para manipular información de una base de datos </w:t>
+              <w:t>Programar consultas o rutinas para manipular información de una base de datos de acuerdo con los requerimientos de la organización.</w:t>
             </w:r>
+          </w:p>
+        </w:tc>
+        <w:tc>
+          <w:tcPr>
+            <w:tcW w:w="1017" w:type="dxa"/>
+            <w:vAlign w:val="center"/>
+          </w:tcPr>
+          <w:p>
+            <w:pPr>
+              <w:jc w:val="center"/>
+              <w:rPr>
+                <w:b/>
+                <w:bCs/>
+                <w:sz w:val="18"/>
+                <w:szCs w:val="18"/>
+              </w:rPr>
+            </w:pPr>
             <w:r>
               <w:rPr>
                 <w:b/>
                 <w:bCs/>
-                <w:sz w:val="18"/>
-                <w:szCs w:val="18"/>
-              </w:rPr>
-              <w:t>de acuerdo con</w:t>
+                <w:sz w:val="28"/>
+                <w:szCs w:val="28"/>
+              </w:rPr>
+              <w:t>x</w:t>
             </w:r>
-            <w:r>
-              <w:rPr>
-                <w:b/>
-                <w:bCs/>
-                <w:sz w:val="18"/>
-                <w:szCs w:val="18"/>
-              </w:rPr>
-              <w:t xml:space="preserve"> los requerimientos de la organización.</w:t>
-            </w:r>
-          </w:p>
-        </w:tc>
-        <w:tc>
-          <w:tcPr>
-            <w:tcW w:w="1017" w:type="dxa"/>
-            <w:vAlign w:val="center"/>
-          </w:tcPr>
-          <w:p>
-            <w:pPr>
-              <w:jc w:val="center"/>
-              <w:rPr>
-                <w:b/>
-                <w:bCs/>
-                <w:sz w:val="18"/>
-                <w:szCs w:val="18"/>
-              </w:rPr>
-            </w:pPr>
           </w:p>
         </w:tc>
         <w:tc>
@@ -1987,6 +2003,15 @@
                 <w:szCs w:val="18"/>
               </w:rPr>
             </w:pPr>
+            <w:r>
+              <w:rPr>
+                <w:b/>
+                <w:bCs/>
+                <w:sz w:val="28"/>
+                <w:szCs w:val="28"/>
+              </w:rPr>
+              <w:t>x</w:t>
+            </w:r>
           </w:p>
         </w:tc>
         <w:tc>
@@ -2121,6 +2146,15 @@
                 <w:szCs w:val="18"/>
               </w:rPr>
             </w:pPr>
+            <w:r>
+              <w:rPr>
+                <w:b/>
+                <w:bCs/>
+                <w:sz w:val="28"/>
+                <w:szCs w:val="28"/>
+              </w:rPr>
+              <w:t>x</w:t>
+            </w:r>
           </w:p>
         </w:tc>
         <w:tc>
@@ -2255,6 +2289,15 @@
                 <w:szCs w:val="18"/>
               </w:rPr>
             </w:pPr>
+            <w:r>
+              <w:rPr>
+                <w:b/>
+                <w:bCs/>
+                <w:sz w:val="28"/>
+                <w:szCs w:val="28"/>
+              </w:rPr>
+              <w:t>x</w:t>
+            </w:r>
           </w:p>
         </w:tc>
         <w:tc>
@@ -2336,60 +2379,51 @@
                 <w:sz w:val="18"/>
                 <w:szCs w:val="18"/>
               </w:rPr>
-              <w:t xml:space="preserve">Implementar soluciones sistémicas integrales para automatizar u optimizar procesos de negocio </w:t>
+              <w:t>Implementar soluciones sistémicas integrales para automatizar u optimizar procesos de negocio de acuerdo con las necesidades de la organización.</w:t>
             </w:r>
+          </w:p>
+        </w:tc>
+        <w:tc>
+          <w:tcPr>
+            <w:tcW w:w="1017" w:type="dxa"/>
+            <w:vAlign w:val="center"/>
+          </w:tcPr>
+          <w:p>
+            <w:pPr>
+              <w:jc w:val="center"/>
+              <w:rPr>
+                <w:b/>
+                <w:bCs/>
+                <w:sz w:val="18"/>
+                <w:szCs w:val="18"/>
+              </w:rPr>
+            </w:pPr>
+          </w:p>
+        </w:tc>
+        <w:tc>
+          <w:tcPr>
+            <w:tcW w:w="926" w:type="dxa"/>
+            <w:vAlign w:val="center"/>
+          </w:tcPr>
+          <w:p>
+            <w:pPr>
+              <w:jc w:val="center"/>
+              <w:rPr>
+                <w:b/>
+                <w:bCs/>
+                <w:sz w:val="18"/>
+                <w:szCs w:val="18"/>
+              </w:rPr>
+            </w:pPr>
             <w:r>
               <w:rPr>
                 <w:b/>
                 <w:bCs/>
-                <w:sz w:val="18"/>
-                <w:szCs w:val="18"/>
-              </w:rPr>
-              <w:t>de acuerdo con</w:t>
+                <w:sz w:val="28"/>
+                <w:szCs w:val="28"/>
+              </w:rPr>
+              <w:t>x</w:t>
             </w:r>
-            <w:r>
-              <w:rPr>
-                <w:b/>
-                <w:bCs/>
-                <w:sz w:val="18"/>
-                <w:szCs w:val="18"/>
-              </w:rPr>
-              <w:t xml:space="preserve"> las necesidades de la organización.</w:t>
-            </w:r>
-          </w:p>
-        </w:tc>
-        <w:tc>
-          <w:tcPr>
-            <w:tcW w:w="1017" w:type="dxa"/>
-            <w:vAlign w:val="center"/>
-          </w:tcPr>
-          <w:p>
-            <w:pPr>
-              <w:jc w:val="center"/>
-              <w:rPr>
-                <w:b/>
-                <w:bCs/>
-                <w:sz w:val="18"/>
-                <w:szCs w:val="18"/>
-              </w:rPr>
-            </w:pPr>
-          </w:p>
-        </w:tc>
-        <w:tc>
-          <w:tcPr>
-            <w:tcW w:w="926" w:type="dxa"/>
-            <w:vAlign w:val="center"/>
-          </w:tcPr>
-          <w:p>
-            <w:pPr>
-              <w:jc w:val="center"/>
-              <w:rPr>
-                <w:b/>
-                <w:bCs/>
-                <w:sz w:val="18"/>
-                <w:szCs w:val="18"/>
-              </w:rPr>
-            </w:pPr>
           </w:p>
         </w:tc>
         <w:tc>
@@ -2541,6 +2575,15 @@
                 <w:szCs w:val="18"/>
               </w:rPr>
             </w:pPr>
+            <w:r>
+              <w:rPr>
+                <w:b/>
+                <w:bCs/>
+                <w:sz w:val="28"/>
+                <w:szCs w:val="28"/>
+              </w:rPr>
+              <w:t>x</w:t>
+            </w:r>
           </w:p>
         </w:tc>
         <w:tc>
@@ -2622,7 +2665,7 @@
                 <w:sz w:val="18"/>
                 <w:szCs w:val="18"/>
               </w:rPr>
-              <w:t>Gestionar proyectos informáticos, ofreciendo alternativas para la toma de decisiones de acuerdo a los requerimientos de la organización.</w:t>
+              <w:t>Gestionar proyectos informáticos, ofreciendo alternativas para la toma de decisiones de acuerdo con los requerimientos de la organización.</w:t>
             </w:r>
           </w:p>
         </w:tc>
@@ -2658,6 +2701,15 @@
                 <w:szCs w:val="18"/>
               </w:rPr>
             </w:pPr>
+            <w:r>
+              <w:rPr>
+                <w:b/>
+                <w:bCs/>
+                <w:sz w:val="28"/>
+                <w:szCs w:val="28"/>
+              </w:rPr>
+              <w:t>x</w:t>
+            </w:r>
           </w:p>
         </w:tc>
         <w:tc>
@@ -2756,43 +2808,34 @@
                 <w:sz w:val="18"/>
                 <w:szCs w:val="18"/>
               </w:rPr>
-              <w:t xml:space="preserve">Desarrollar la transformación de grandes volúmenes de datos para la obtención de información y conocimiento de la organización a fin de apoyar la toma de decisiones y la mejora de los procesos de negocio, </w:t>
+              <w:t>Desarrollar la transformación de grandes volúmenes de datos para la obtención de información y conocimiento de la organización a fin de apoyar la toma de decisiones y la mejora de los procesos de negocio, de acuerdo con las necesidades de la organización</w:t>
             </w:r>
+          </w:p>
+        </w:tc>
+        <w:tc>
+          <w:tcPr>
+            <w:tcW w:w="1017" w:type="dxa"/>
+            <w:vAlign w:val="center"/>
+          </w:tcPr>
+          <w:p>
+            <w:pPr>
+              <w:jc w:val="center"/>
+              <w:rPr>
+                <w:b/>
+                <w:bCs/>
+                <w:sz w:val="18"/>
+                <w:szCs w:val="18"/>
+              </w:rPr>
+            </w:pPr>
             <w:r>
               <w:rPr>
                 <w:b/>
                 <w:bCs/>
-                <w:sz w:val="18"/>
-                <w:szCs w:val="18"/>
-              </w:rPr>
-              <w:t>de acuerdo con</w:t>
+                <w:sz w:val="28"/>
+                <w:szCs w:val="28"/>
+              </w:rPr>
+              <w:t>x</w:t>
             </w:r>
-            <w:r>
-              <w:rPr>
-                <w:b/>
-                <w:bCs/>
-                <w:sz w:val="18"/>
-                <w:szCs w:val="18"/>
-              </w:rPr>
-              <w:t xml:space="preserve"> las necesidades de la organización</w:t>
-            </w:r>
-          </w:p>
-        </w:tc>
-        <w:tc>
-          <w:tcPr>
-            <w:tcW w:w="1017" w:type="dxa"/>
-            <w:vAlign w:val="center"/>
-          </w:tcPr>
-          <w:p>
-            <w:pPr>
-              <w:jc w:val="center"/>
-              <w:rPr>
-                <w:b/>
-                <w:bCs/>
-                <w:sz w:val="18"/>
-                <w:szCs w:val="18"/>
-              </w:rPr>
-            </w:pPr>
           </w:p>
         </w:tc>
         <w:tc>
@@ -2909,60 +2952,51 @@
                 <w:szCs w:val="18"/>
               </w:rPr>
               <w:lastRenderedPageBreak/>
-              <w:t xml:space="preserve">Resolver situaciones problemáticas de la vida cotidiana, educación superior y mundo laboral, utilizando operaciones básicas con números, expresiones algebraicas, razonamiento matemático básico y formas y espacio, </w:t>
+              <w:t>Resolver situaciones problemáticas de la vida cotidiana, educación superior y mundo laboral, utilizando operaciones básicas con números, expresiones algebraicas, razonamiento matemático básico y formas y espacio, de acuerdo con requerimientos.</w:t>
             </w:r>
+          </w:p>
+        </w:tc>
+        <w:tc>
+          <w:tcPr>
+            <w:tcW w:w="1017" w:type="dxa"/>
+            <w:vAlign w:val="center"/>
+          </w:tcPr>
+          <w:p>
+            <w:pPr>
+              <w:jc w:val="center"/>
+              <w:rPr>
+                <w:b/>
+                <w:bCs/>
+                <w:sz w:val="18"/>
+                <w:szCs w:val="18"/>
+              </w:rPr>
+            </w:pPr>
+          </w:p>
+        </w:tc>
+        <w:tc>
+          <w:tcPr>
+            <w:tcW w:w="926" w:type="dxa"/>
+            <w:vAlign w:val="center"/>
+          </w:tcPr>
+          <w:p>
+            <w:pPr>
+              <w:jc w:val="center"/>
+              <w:rPr>
+                <w:b/>
+                <w:bCs/>
+                <w:sz w:val="18"/>
+                <w:szCs w:val="18"/>
+              </w:rPr>
+            </w:pPr>
             <w:r>
               <w:rPr>
                 <w:b/>
                 <w:bCs/>
-                <w:sz w:val="18"/>
-                <w:szCs w:val="18"/>
-              </w:rPr>
-              <w:t>de acuerdo con</w:t>
+                <w:sz w:val="28"/>
+                <w:szCs w:val="28"/>
+              </w:rPr>
+              <w:t>x</w:t>
             </w:r>
-            <w:r>
-              <w:rPr>
-                <w:b/>
-                <w:bCs/>
-                <w:sz w:val="18"/>
-                <w:szCs w:val="18"/>
-              </w:rPr>
-              <w:t xml:space="preserve"> requerimientos.</w:t>
-            </w:r>
-          </w:p>
-        </w:tc>
-        <w:tc>
-          <w:tcPr>
-            <w:tcW w:w="1017" w:type="dxa"/>
-            <w:vAlign w:val="center"/>
-          </w:tcPr>
-          <w:p>
-            <w:pPr>
-              <w:jc w:val="center"/>
-              <w:rPr>
-                <w:b/>
-                <w:bCs/>
-                <w:sz w:val="18"/>
-                <w:szCs w:val="18"/>
-              </w:rPr>
-            </w:pPr>
-          </w:p>
-        </w:tc>
-        <w:tc>
-          <w:tcPr>
-            <w:tcW w:w="926" w:type="dxa"/>
-            <w:vAlign w:val="center"/>
-          </w:tcPr>
-          <w:p>
-            <w:pPr>
-              <w:jc w:val="center"/>
-              <w:rPr>
-                <w:b/>
-                <w:bCs/>
-                <w:sz w:val="18"/>
-                <w:szCs w:val="18"/>
-              </w:rPr>
-            </w:pPr>
           </w:p>
         </w:tc>
         <w:tc>
@@ -3061,77 +3095,68 @@
                 <w:sz w:val="18"/>
                 <w:szCs w:val="18"/>
               </w:rPr>
-              <w:t xml:space="preserve">Resolver situaciones problemáticas de la vida cotidiana, educación superior y mundo laboral, utilizando elementos de las matemáticas discretas y relaciones funcionales, </w:t>
+              <w:t>Resolver situaciones problemáticas de la vida cotidiana, educación superior y mundo laboral, utilizando elementos de las matemáticas discretas y relaciones funcionales, de acuerdo con requerimientos.</w:t>
             </w:r>
+          </w:p>
+        </w:tc>
+        <w:tc>
+          <w:tcPr>
+            <w:tcW w:w="1017" w:type="dxa"/>
+            <w:vAlign w:val="center"/>
+          </w:tcPr>
+          <w:p>
+            <w:pPr>
+              <w:jc w:val="center"/>
+              <w:rPr>
+                <w:b/>
+                <w:bCs/>
+                <w:sz w:val="18"/>
+                <w:szCs w:val="18"/>
+              </w:rPr>
+            </w:pPr>
+          </w:p>
+        </w:tc>
+        <w:tc>
+          <w:tcPr>
+            <w:tcW w:w="926" w:type="dxa"/>
+            <w:vAlign w:val="center"/>
+          </w:tcPr>
+          <w:p>
+            <w:pPr>
+              <w:jc w:val="center"/>
+              <w:rPr>
+                <w:b/>
+                <w:bCs/>
+                <w:sz w:val="18"/>
+                <w:szCs w:val="18"/>
+              </w:rPr>
+            </w:pPr>
+          </w:p>
+        </w:tc>
+        <w:tc>
+          <w:tcPr>
+            <w:tcW w:w="1055" w:type="dxa"/>
+            <w:vAlign w:val="center"/>
+          </w:tcPr>
+          <w:p>
+            <w:pPr>
+              <w:jc w:val="center"/>
+              <w:rPr>
+                <w:b/>
+                <w:bCs/>
+                <w:sz w:val="18"/>
+                <w:szCs w:val="18"/>
+              </w:rPr>
+            </w:pPr>
             <w:r>
               <w:rPr>
                 <w:b/>
                 <w:bCs/>
-                <w:sz w:val="18"/>
-                <w:szCs w:val="18"/>
-              </w:rPr>
-              <w:t>de acuerdo con</w:t>
+                <w:sz w:val="28"/>
+                <w:szCs w:val="28"/>
+              </w:rPr>
+              <w:t>x</w:t>
             </w:r>
-            <w:r>
-              <w:rPr>
-                <w:b/>
-                <w:bCs/>
-                <w:sz w:val="18"/>
-                <w:szCs w:val="18"/>
-              </w:rPr>
-              <w:t xml:space="preserve"> requerimientos.</w:t>
-            </w:r>
-          </w:p>
-        </w:tc>
-        <w:tc>
-          <w:tcPr>
-            <w:tcW w:w="1017" w:type="dxa"/>
-            <w:vAlign w:val="center"/>
-          </w:tcPr>
-          <w:p>
-            <w:pPr>
-              <w:jc w:val="center"/>
-              <w:rPr>
-                <w:b/>
-                <w:bCs/>
-                <w:sz w:val="18"/>
-                <w:szCs w:val="18"/>
-              </w:rPr>
-            </w:pPr>
-          </w:p>
-        </w:tc>
-        <w:tc>
-          <w:tcPr>
-            <w:tcW w:w="926" w:type="dxa"/>
-            <w:vAlign w:val="center"/>
-          </w:tcPr>
-          <w:p>
-            <w:pPr>
-              <w:jc w:val="center"/>
-              <w:rPr>
-                <w:b/>
-                <w:bCs/>
-                <w:sz w:val="18"/>
-                <w:szCs w:val="18"/>
-              </w:rPr>
-            </w:pPr>
-          </w:p>
-        </w:tc>
-        <w:tc>
-          <w:tcPr>
-            <w:tcW w:w="1055" w:type="dxa"/>
-            <w:vAlign w:val="center"/>
-          </w:tcPr>
-          <w:p>
-            <w:pPr>
-              <w:jc w:val="center"/>
-              <w:rPr>
-                <w:b/>
-                <w:bCs/>
-                <w:sz w:val="18"/>
-                <w:szCs w:val="18"/>
-              </w:rPr>
-            </w:pPr>
           </w:p>
         </w:tc>
         <w:tc>
@@ -3213,60 +3238,51 @@
                 <w:sz w:val="18"/>
                 <w:szCs w:val="18"/>
               </w:rPr>
-              <w:t xml:space="preserve">Resolver situaciones problemáticas de la educación superior y mundo laboral, utilizando elementos de la estadística descriptiva, </w:t>
+              <w:t>Resolver situaciones problemáticas de la educación superior y mundo laboral, utilizando elementos de la estadística descriptiva, de acuerdo con requerimientos.</w:t>
             </w:r>
+          </w:p>
+        </w:tc>
+        <w:tc>
+          <w:tcPr>
+            <w:tcW w:w="1017" w:type="dxa"/>
+            <w:vAlign w:val="center"/>
+          </w:tcPr>
+          <w:p>
+            <w:pPr>
+              <w:jc w:val="center"/>
+              <w:rPr>
+                <w:b/>
+                <w:bCs/>
+                <w:sz w:val="18"/>
+                <w:szCs w:val="18"/>
+              </w:rPr>
+            </w:pPr>
+          </w:p>
+        </w:tc>
+        <w:tc>
+          <w:tcPr>
+            <w:tcW w:w="926" w:type="dxa"/>
+            <w:vAlign w:val="center"/>
+          </w:tcPr>
+          <w:p>
+            <w:pPr>
+              <w:jc w:val="center"/>
+              <w:rPr>
+                <w:b/>
+                <w:bCs/>
+                <w:sz w:val="18"/>
+                <w:szCs w:val="18"/>
+              </w:rPr>
+            </w:pPr>
             <w:r>
               <w:rPr>
                 <w:b/>
                 <w:bCs/>
-                <w:sz w:val="18"/>
-                <w:szCs w:val="18"/>
-              </w:rPr>
-              <w:t>de acuerdo con</w:t>
+                <w:sz w:val="28"/>
+                <w:szCs w:val="28"/>
+              </w:rPr>
+              <w:t>x</w:t>
             </w:r>
-            <w:r>
-              <w:rPr>
-                <w:b/>
-                <w:bCs/>
-                <w:sz w:val="18"/>
-                <w:szCs w:val="18"/>
-              </w:rPr>
-              <w:t xml:space="preserve"> requerimientos.</w:t>
-            </w:r>
-          </w:p>
-        </w:tc>
-        <w:tc>
-          <w:tcPr>
-            <w:tcW w:w="1017" w:type="dxa"/>
-            <w:vAlign w:val="center"/>
-          </w:tcPr>
-          <w:p>
-            <w:pPr>
-              <w:jc w:val="center"/>
-              <w:rPr>
-                <w:b/>
-                <w:bCs/>
-                <w:sz w:val="18"/>
-                <w:szCs w:val="18"/>
-              </w:rPr>
-            </w:pPr>
-          </w:p>
-        </w:tc>
-        <w:tc>
-          <w:tcPr>
-            <w:tcW w:w="926" w:type="dxa"/>
-            <w:vAlign w:val="center"/>
-          </w:tcPr>
-          <w:p>
-            <w:pPr>
-              <w:jc w:val="center"/>
-              <w:rPr>
-                <w:b/>
-                <w:bCs/>
-                <w:sz w:val="18"/>
-                <w:szCs w:val="18"/>
-              </w:rPr>
-            </w:pPr>
           </w:p>
         </w:tc>
         <w:tc>
@@ -3365,7 +3381,7 @@
                 <w:sz w:val="18"/>
                 <w:szCs w:val="18"/>
               </w:rPr>
-              <w:t>Comunicar en forma oral o escrita, aplicando herramientas lingüístico-pragmáticas y estrategias de comprensión que permiten la solución de problemas comunicativos en los contextos académicos, de acuerdo al marco común de referencia de las lenguas.</w:t>
+              <w:t>Comunicar en forma oral o escrita, aplicando herramientas lingüístico-pragmáticas y estrategias de comprensión que permiten la solución de problemas comunicativos en los contextos académicos, de acuerdo con el marco común de referencia de las lenguas.</w:t>
             </w:r>
           </w:p>
         </w:tc>
@@ -3401,6 +3417,15 @@
                 <w:szCs w:val="18"/>
               </w:rPr>
             </w:pPr>
+            <w:r>
+              <w:rPr>
+                <w:b/>
+                <w:bCs/>
+                <w:sz w:val="28"/>
+                <w:szCs w:val="28"/>
+              </w:rPr>
+              <w:t>x</w:t>
+            </w:r>
           </w:p>
         </w:tc>
         <w:tc>
@@ -3499,25 +3524,7 @@
                 <w:sz w:val="18"/>
                 <w:szCs w:val="18"/>
               </w:rPr>
-              <w:t xml:space="preserve">Comunicarse de forma oral y escrita usando el idioma inglés en situaciones </w:t>
-            </w:r>
-            <w:r>
-              <w:rPr>
-                <w:b/>
-                <w:bCs/>
-                <w:sz w:val="18"/>
-                <w:szCs w:val="18"/>
-              </w:rPr>
-              <w:t>sociolaborales</w:t>
-            </w:r>
-            <w:r>
-              <w:rPr>
-                <w:b/>
-                <w:bCs/>
-                <w:sz w:val="18"/>
-                <w:szCs w:val="18"/>
-              </w:rPr>
-              <w:t xml:space="preserve"> a un nivel intermedio, según la Tabla de </w:t>
+              <w:t xml:space="preserve">Comunicarse de forma oral y escrita usando el idioma inglés en situaciones sociolaborales a un nivel intermedio, según la Tabla de </w:t>
             </w:r>
             <w:r>
               <w:rPr>
@@ -3546,6 +3553,16 @@
                 <w:szCs w:val="18"/>
               </w:rPr>
             </w:pPr>
+            <w:r>
+              <w:rPr>
+                <w:b/>
+                <w:bCs/>
+                <w:sz w:val="28"/>
+                <w:szCs w:val="28"/>
+              </w:rPr>
+              <w:lastRenderedPageBreak/>
+              <w:t>x</w:t>
+            </w:r>
           </w:p>
         </w:tc>
         <w:tc>
@@ -3680,6 +3697,15 @@
                 <w:szCs w:val="18"/>
               </w:rPr>
             </w:pPr>
+            <w:r>
+              <w:rPr>
+                <w:b/>
+                <w:bCs/>
+                <w:sz w:val="28"/>
+                <w:szCs w:val="28"/>
+              </w:rPr>
+              <w:t>x</w:t>
+            </w:r>
           </w:p>
         </w:tc>
         <w:tc>
@@ -3848,6 +3874,15 @@
                 <w:szCs w:val="18"/>
               </w:rPr>
             </w:pPr>
+            <w:r>
+              <w:rPr>
+                <w:b/>
+                <w:bCs/>
+                <w:sz w:val="28"/>
+                <w:szCs w:val="28"/>
+              </w:rPr>
+              <w:t>x</w:t>
+            </w:r>
           </w:p>
         </w:tc>
         <w:tc>
@@ -3929,7 +3964,7 @@
                 <w:sz w:val="18"/>
                 <w:szCs w:val="18"/>
               </w:rPr>
-              <w:t>Elaborar proyectos innovadores que agreguen valor a contextos sociales y productivos, de acuerdo a las necesidades del entorno.</w:t>
+              <w:t>Elaborar proyectos innovadores que agreguen valor a contextos sociales y productivos, de acuerdo con las necesidades del entorno.</w:t>
             </w:r>
           </w:p>
         </w:tc>
@@ -3982,6 +4017,15 @@
                 <w:szCs w:val="18"/>
               </w:rPr>
             </w:pPr>
+            <w:r>
+              <w:rPr>
+                <w:b/>
+                <w:bCs/>
+                <w:sz w:val="28"/>
+                <w:szCs w:val="28"/>
+              </w:rPr>
+              <w:t>x</w:t>
+            </w:r>
           </w:p>
         </w:tc>
         <w:tc>
@@ -4099,6 +4143,15 @@
                 <w:szCs w:val="18"/>
               </w:rPr>
             </w:pPr>
+            <w:r>
+              <w:rPr>
+                <w:b/>
+                <w:bCs/>
+                <w:sz w:val="28"/>
+                <w:szCs w:val="28"/>
+              </w:rPr>
+              <w:t>x</w:t>
+            </w:r>
           </w:p>
         </w:tc>
         <w:tc>
@@ -10306,6 +10359,7 @@
   <w:style w:type="character" w:default="1" w:styleId="Fuentedeprrafopredeter">
     <w:name w:val="Default Paragraph Font"/>
     <w:uiPriority w:val="1"/>
+    <w:semiHidden/>
     <w:unhideWhenUsed/>
   </w:style>
   <w:style w:type="table" w:default="1" w:styleId="Tablanormal">
@@ -11606,6 +11660,10 @@
 </file>
 
 <file path=customXml/item1.xml><?xml version="1.0" encoding="utf-8"?>
+<b:Sources xmlns:b="http://schemas.openxmlformats.org/officeDocument/2006/bibliography" xmlns="http://schemas.openxmlformats.org/officeDocument/2006/bibliography" SelectedStyle="\APASixthEditionOfficeOnline.xsl" StyleName="APA" Version="6"/>
+</file>
+
+<file path=customXml/item2.xml><?xml version="1.0" encoding="utf-8"?>
 <ct:contentTypeSchema xmlns:ct="http://schemas.microsoft.com/office/2006/metadata/contentType" xmlns:ma="http://schemas.microsoft.com/office/2006/metadata/properties/metaAttributes" ct:_="" ma:_="" ma:contentTypeName="Documento" ma:contentTypeID="0x010100E96778489EE7714D8BD12CC105EB918B" ma:contentTypeVersion="2" ma:contentTypeDescription="Crear nuevo documento." ma:contentTypeScope="" ma:versionID="416c5c7ae9b5d54d83875cd3c65194e3">
   <xsd:schema xmlns:xsd="http://www.w3.org/2001/XMLSchema" xmlns:xs="http://www.w3.org/2001/XMLSchema" xmlns:p="http://schemas.microsoft.com/office/2006/metadata/properties" xmlns:ns2="126e8a1c-9ea9-435a-ac89-d06c80d62e30" targetNamespace="http://schemas.microsoft.com/office/2006/metadata/properties" ma:root="true" ma:fieldsID="70a237c842677bd850644f8595079f5e" ns2:_="">
     <xsd:import namespace="126e8a1c-9ea9-435a-ac89-d06c80d62e30"/>
@@ -11737,11 +11795,13 @@
 </ct:contentTypeSchema>
 </file>
 
-<file path=customXml/item2.xml><?xml version="1.0" encoding="utf-8"?>
-<b:Sources xmlns:b="http://schemas.openxmlformats.org/officeDocument/2006/bibliography" xmlns="http://schemas.openxmlformats.org/officeDocument/2006/bibliography" SelectedStyle="\APASixthEditionOfficeOnline.xsl" StyleName="APA" Version="6"/>
+<file path=customXml/item3.xml><?xml version="1.0" encoding="utf-8"?>
+<p:properties xmlns:p="http://schemas.microsoft.com/office/2006/metadata/properties" xmlns:xsi="http://www.w3.org/2001/XMLSchema-instance" xmlns:pc="http://schemas.microsoft.com/office/infopath/2007/PartnerControls">
+  <documentManagement/>
+</p:properties>
 </file>
 
-<file path=customXml/item3.xml><?xml version="1.0" encoding="utf-8"?>
+<file path=customXml/item4.xml><?xml version="1.0" encoding="utf-8"?>
 <?mso-contentType ?>
 <FormTemplates xmlns="http://schemas.microsoft.com/sharepoint/v3/contenttype/forms">
   <Display>DocumentLibraryForm</Display>
@@ -11750,13 +11810,15 @@
 </FormTemplates>
 </file>
 
-<file path=customXml/item4.xml><?xml version="1.0" encoding="utf-8"?>
-<p:properties xmlns:p="http://schemas.microsoft.com/office/2006/metadata/properties" xmlns:xsi="http://www.w3.org/2001/XMLSchema-instance" xmlns:pc="http://schemas.microsoft.com/office/infopath/2007/PartnerControls">
-  <documentManagement/>
-</p:properties>
+<file path=customXml/itemProps1.xml><?xml version="1.0" encoding="utf-8"?>
+<ds:datastoreItem xmlns:ds="http://schemas.openxmlformats.org/officeDocument/2006/customXml" ds:itemID="{6E8A10B9-B765-4F0B-A47F-7CB788CD8F65}">
+  <ds:schemaRefs>
+    <ds:schemaRef ds:uri="http://schemas.openxmlformats.org/officeDocument/2006/bibliography"/>
+  </ds:schemaRefs>
+</ds:datastoreItem>
 </file>
 
-<file path=customXml/itemProps1.xml><?xml version="1.0" encoding="utf-8"?>
+<file path=customXml/itemProps2.xml><?xml version="1.0" encoding="utf-8"?>
 <ds:datastoreItem xmlns:ds="http://schemas.openxmlformats.org/officeDocument/2006/customXml" ds:itemID="{767CD2D5-7A6C-47C3-9B54-C4225C74DD0B}">
   <ds:schemaRefs>
     <ds:schemaRef ds:uri="http://schemas.microsoft.com/office/2006/metadata/contentType"/>
@@ -11774,27 +11836,19 @@
 </ds:datastoreItem>
 </file>
 
-<file path=customXml/itemProps2.xml><?xml version="1.0" encoding="utf-8"?>
-<ds:datastoreItem xmlns:ds="http://schemas.openxmlformats.org/officeDocument/2006/customXml" ds:itemID="{6E8A10B9-B765-4F0B-A47F-7CB788CD8F65}">
-  <ds:schemaRefs>
-    <ds:schemaRef ds:uri="http://schemas.openxmlformats.org/officeDocument/2006/bibliography"/>
-  </ds:schemaRefs>
-</ds:datastoreItem>
-</file>
-
 <file path=customXml/itemProps3.xml><?xml version="1.0" encoding="utf-8"?>
-<ds:datastoreItem xmlns:ds="http://schemas.openxmlformats.org/officeDocument/2006/customXml" ds:itemID="{DABAA964-10BA-4DBC-ABF2-CDEAC0FAF7AA}">
-  <ds:schemaRefs>
-    <ds:schemaRef ds:uri="http://schemas.microsoft.com/sharepoint/v3/contenttype/forms"/>
-  </ds:schemaRefs>
-</ds:datastoreItem>
-</file>
-
-<file path=customXml/itemProps4.xml><?xml version="1.0" encoding="utf-8"?>
 <ds:datastoreItem xmlns:ds="http://schemas.openxmlformats.org/officeDocument/2006/customXml" ds:itemID="{5F1783E3-BA1C-4CA3-8E32-C9B378BBED03}">
   <ds:schemaRefs>
     <ds:schemaRef ds:uri="http://schemas.microsoft.com/office/2006/metadata/properties"/>
     <ds:schemaRef ds:uri="http://schemas.microsoft.com/office/infopath/2007/PartnerControls"/>
   </ds:schemaRefs>
 </ds:datastoreItem>
+</file>
+
+<file path=customXml/itemProps4.xml><?xml version="1.0" encoding="utf-8"?>
+<ds:datastoreItem xmlns:ds="http://schemas.openxmlformats.org/officeDocument/2006/customXml" ds:itemID="{DABAA964-10BA-4DBC-ABF2-CDEAC0FAF7AA}">
+  <ds:schemaRefs>
+    <ds:schemaRef ds:uri="http://schemas.microsoft.com/sharepoint/v3/contenttype/forms"/>
+  </ds:schemaRefs>
+</ds:datastoreItem>
 </file>
--- a/Experiencia_1 - Planificación de proyecto/Actividad-1 - Autoevaluaciones_Grupo2/1.1_APT122_AutoevaluacionCompetenciasFase1 - benjamin nunez.docx
+++ b/Experiencia_1 - Planificación de proyecto/Actividad-1 - Autoevaluaciones_Grupo2/1.1_APT122_AutoevaluacionCompetenciasFase1 - benjamin nunez.docx
@@ -1326,6 +1326,39 @@
         </w:trPr>
         <w:tc>
           <w:tcPr>
+            <w:tcW w:w="9923" w:type="dxa"/>
+            <w:gridSpan w:val="7"/>
+            <w:vAlign w:val="center"/>
+          </w:tcPr>
+          <w:p>
+            <w:pPr>
+              <w:jc w:val="center"/>
+              <w:rPr>
+                <w:b/>
+                <w:bCs/>
+                <w:sz w:val="24"/>
+                <w:szCs w:val="24"/>
+              </w:rPr>
+            </w:pPr>
+            <w:r>
+              <w:rPr>
+                <w:b/>
+                <w:bCs/>
+                <w:sz w:val="24"/>
+                <w:szCs w:val="24"/>
+              </w:rPr>
+              <w:t>Competencias técnicas</w:t>
+            </w:r>
+          </w:p>
+        </w:tc>
+      </w:tr>
+      <w:tr>
+        <w:trPr>
+          <w:trHeight w:val="591"/>
+          <w:jc w:val="center"/>
+        </w:trPr>
+        <w:tc>
+          <w:tcPr>
             <w:tcW w:w="1931" w:type="dxa"/>
             <w:vAlign w:val="center"/>
           </w:tcPr>
@@ -1940,7 +1973,7 @@
                 <w:sz w:val="18"/>
                 <w:szCs w:val="18"/>
               </w:rPr>
-              <w:t xml:space="preserve">Construir programas y rutinas de variada complejidad para dar solución a requerimientos de la organización, acordes a tecnologías de mercado y utilizando </w:t>
+              <w:t xml:space="preserve">Construir programas y rutinas de variada complejidad para dar solución a requerimientos de la organización, acordes </w:t>
             </w:r>
             <w:r>
               <w:rPr>
@@ -1950,7 +1983,7 @@
                 <w:szCs w:val="18"/>
               </w:rPr>
               <w:lastRenderedPageBreak/>
-              <w:t>buenas prácticas de codificación.</w:t>
+              <w:t>a tecnologías de mercado y utilizando buenas prácticas de codificación.</w:t>
             </w:r>
           </w:p>
         </w:tc>
@@ -2931,7 +2964,8 @@
         </w:trPr>
         <w:tc>
           <w:tcPr>
-            <w:tcW w:w="1931" w:type="dxa"/>
+            <w:tcW w:w="9923" w:type="dxa"/>
+            <w:gridSpan w:val="7"/>
             <w:vAlign w:val="center"/>
           </w:tcPr>
           <w:p>
@@ -2948,123 +2982,21 @@
               <w:rPr>
                 <w:b/>
                 <w:bCs/>
-                <w:sz w:val="18"/>
-                <w:szCs w:val="18"/>
+                <w:sz w:val="24"/>
+                <w:szCs w:val="24"/>
               </w:rPr>
               <w:lastRenderedPageBreak/>
-              <w:t>Resolver situaciones problemáticas de la vida cotidiana, educación superior y mundo laboral, utilizando operaciones básicas con números, expresiones algebraicas, razonamiento matemático básico y formas y espacio, de acuerdo con requerimientos.</w:t>
+              <w:t xml:space="preserve">Competencias </w:t>
             </w:r>
-          </w:p>
-        </w:tc>
-        <w:tc>
-          <w:tcPr>
-            <w:tcW w:w="1017" w:type="dxa"/>
-            <w:vAlign w:val="center"/>
-          </w:tcPr>
-          <w:p>
-            <w:pPr>
-              <w:jc w:val="center"/>
-              <w:rPr>
-                <w:b/>
-                <w:bCs/>
-                <w:sz w:val="18"/>
-                <w:szCs w:val="18"/>
-              </w:rPr>
-            </w:pPr>
-          </w:p>
-        </w:tc>
-        <w:tc>
-          <w:tcPr>
-            <w:tcW w:w="926" w:type="dxa"/>
-            <w:vAlign w:val="center"/>
-          </w:tcPr>
-          <w:p>
-            <w:pPr>
-              <w:jc w:val="center"/>
-              <w:rPr>
-                <w:b/>
-                <w:bCs/>
-                <w:sz w:val="18"/>
-                <w:szCs w:val="18"/>
-              </w:rPr>
-            </w:pPr>
             <w:r>
               <w:rPr>
                 <w:b/>
                 <w:bCs/>
-                <w:sz w:val="28"/>
-                <w:szCs w:val="28"/>
-              </w:rPr>
-              <w:t>x</w:t>
+                <w:sz w:val="24"/>
+                <w:szCs w:val="24"/>
+              </w:rPr>
+              <w:t>Genéricas</w:t>
             </w:r>
-          </w:p>
-        </w:tc>
-        <w:tc>
-          <w:tcPr>
-            <w:tcW w:w="1055" w:type="dxa"/>
-            <w:vAlign w:val="center"/>
-          </w:tcPr>
-          <w:p>
-            <w:pPr>
-              <w:jc w:val="center"/>
-              <w:rPr>
-                <w:b/>
-                <w:bCs/>
-                <w:sz w:val="18"/>
-                <w:szCs w:val="18"/>
-              </w:rPr>
-            </w:pPr>
-          </w:p>
-        </w:tc>
-        <w:tc>
-          <w:tcPr>
-            <w:tcW w:w="1187" w:type="dxa"/>
-            <w:vAlign w:val="center"/>
-          </w:tcPr>
-          <w:p>
-            <w:pPr>
-              <w:jc w:val="center"/>
-              <w:rPr>
-                <w:b/>
-                <w:bCs/>
-                <w:sz w:val="18"/>
-                <w:szCs w:val="18"/>
-              </w:rPr>
-            </w:pPr>
-          </w:p>
-        </w:tc>
-        <w:tc>
-          <w:tcPr>
-            <w:tcW w:w="1250" w:type="dxa"/>
-            <w:vAlign w:val="center"/>
-          </w:tcPr>
-          <w:p>
-            <w:pPr>
-              <w:jc w:val="center"/>
-              <w:rPr>
-                <w:b/>
-                <w:bCs/>
-                <w:sz w:val="18"/>
-                <w:szCs w:val="18"/>
-              </w:rPr>
-            </w:pPr>
-          </w:p>
-        </w:tc>
-        <w:tc>
-          <w:tcPr>
-            <w:tcW w:w="2557" w:type="dxa"/>
-            <w:vAlign w:val="center"/>
-          </w:tcPr>
-          <w:p>
-            <w:pPr>
-              <w:jc w:val="center"/>
-              <w:rPr>
-                <w:b/>
-                <w:bCs/>
-                <w:sz w:val="18"/>
-                <w:szCs w:val="18"/>
-              </w:rPr>
-            </w:pPr>
           </w:p>
         </w:tc>
       </w:tr>
@@ -3095,7 +3027,7 @@
                 <w:sz w:val="18"/>
                 <w:szCs w:val="18"/>
               </w:rPr>
-              <w:t>Resolver situaciones problemáticas de la vida cotidiana, educación superior y mundo laboral, utilizando elementos de las matemáticas discretas y relaciones funcionales, de acuerdo con requerimientos.</w:t>
+              <w:t>Resolver situaciones problemáticas de la vida cotidiana, educación superior y mundo laboral, utilizando operaciones básicas con números, expresiones algebraicas, razonamiento matemático básico y formas y espacio, de acuerdo con requerimientos.</w:t>
             </w:r>
           </w:p>
         </w:tc>
@@ -3119,23 +3051,6 @@
         <w:tc>
           <w:tcPr>
             <w:tcW w:w="926" w:type="dxa"/>
-            <w:vAlign w:val="center"/>
-          </w:tcPr>
-          <w:p>
-            <w:pPr>
-              <w:jc w:val="center"/>
-              <w:rPr>
-                <w:b/>
-                <w:bCs/>
-                <w:sz w:val="18"/>
-                <w:szCs w:val="18"/>
-              </w:rPr>
-            </w:pPr>
-          </w:p>
-        </w:tc>
-        <w:tc>
-          <w:tcPr>
-            <w:tcW w:w="1055" w:type="dxa"/>
             <w:vAlign w:val="center"/>
           </w:tcPr>
           <w:p>
@@ -3157,6 +3072,23 @@
               </w:rPr>
               <w:t>x</w:t>
             </w:r>
+          </w:p>
+        </w:tc>
+        <w:tc>
+          <w:tcPr>
+            <w:tcW w:w="1055" w:type="dxa"/>
+            <w:vAlign w:val="center"/>
+          </w:tcPr>
+          <w:p>
+            <w:pPr>
+              <w:jc w:val="center"/>
+              <w:rPr>
+                <w:b/>
+                <w:bCs/>
+                <w:sz w:val="18"/>
+                <w:szCs w:val="18"/>
+              </w:rPr>
+            </w:pPr>
           </w:p>
         </w:tc>
         <w:tc>
@@ -3238,7 +3170,7 @@
                 <w:sz w:val="18"/>
                 <w:szCs w:val="18"/>
               </w:rPr>
-              <w:t>Resolver situaciones problemáticas de la educación superior y mundo laboral, utilizando elementos de la estadística descriptiva, de acuerdo con requerimientos.</w:t>
+              <w:t>Resolver situaciones problemáticas de la vida cotidiana, educación superior y mundo laboral, utilizando elementos de las matemáticas discretas y relaciones funcionales, de acuerdo con requerimientos.</w:t>
             </w:r>
           </w:p>
         </w:tc>
@@ -3262,6 +3194,23 @@
         <w:tc>
           <w:tcPr>
             <w:tcW w:w="926" w:type="dxa"/>
+            <w:vAlign w:val="center"/>
+          </w:tcPr>
+          <w:p>
+            <w:pPr>
+              <w:jc w:val="center"/>
+              <w:rPr>
+                <w:b/>
+                <w:bCs/>
+                <w:sz w:val="18"/>
+                <w:szCs w:val="18"/>
+              </w:rPr>
+            </w:pPr>
+          </w:p>
+        </w:tc>
+        <w:tc>
+          <w:tcPr>
+            <w:tcW w:w="1055" w:type="dxa"/>
             <w:vAlign w:val="center"/>
           </w:tcPr>
           <w:p>
@@ -3283,23 +3232,6 @@
               </w:rPr>
               <w:t>x</w:t>
             </w:r>
-          </w:p>
-        </w:tc>
-        <w:tc>
-          <w:tcPr>
-            <w:tcW w:w="1055" w:type="dxa"/>
-            <w:vAlign w:val="center"/>
-          </w:tcPr>
-          <w:p>
-            <w:pPr>
-              <w:jc w:val="center"/>
-              <w:rPr>
-                <w:b/>
-                <w:bCs/>
-                <w:sz w:val="18"/>
-                <w:szCs w:val="18"/>
-              </w:rPr>
-            </w:pPr>
           </w:p>
         </w:tc>
         <w:tc>
@@ -3381,7 +3313,7 @@
                 <w:sz w:val="18"/>
                 <w:szCs w:val="18"/>
               </w:rPr>
-              <w:t>Comunicar en forma oral o escrita, aplicando herramientas lingüístico-pragmáticas y estrategias de comprensión que permiten la solución de problemas comunicativos en los contextos académicos, de acuerdo con el marco común de referencia de las lenguas.</w:t>
+              <w:t>Resolver situaciones problemáticas de la educación superior y mundo laboral, utilizando elementos de la estadística descriptiva, de acuerdo con requerimientos.</w:t>
             </w:r>
           </w:p>
         </w:tc>
@@ -3524,7 +3456,150 @@
                 <w:sz w:val="18"/>
                 <w:szCs w:val="18"/>
               </w:rPr>
-              <w:t xml:space="preserve">Comunicarse de forma oral y escrita usando el idioma inglés en situaciones sociolaborales a un nivel intermedio, según la Tabla de </w:t>
+              <w:t>Comunicar en forma oral o escrita, aplicando herramientas lingüístico-pragmáticas y estrategias de comprensión que permiten la solución de problemas comunicativos en los contextos académicos, de acuerdo con el marco común de referencia de las lenguas.</w:t>
+            </w:r>
+          </w:p>
+        </w:tc>
+        <w:tc>
+          <w:tcPr>
+            <w:tcW w:w="1017" w:type="dxa"/>
+            <w:vAlign w:val="center"/>
+          </w:tcPr>
+          <w:p>
+            <w:pPr>
+              <w:jc w:val="center"/>
+              <w:rPr>
+                <w:b/>
+                <w:bCs/>
+                <w:sz w:val="18"/>
+                <w:szCs w:val="18"/>
+              </w:rPr>
+            </w:pPr>
+          </w:p>
+        </w:tc>
+        <w:tc>
+          <w:tcPr>
+            <w:tcW w:w="926" w:type="dxa"/>
+            <w:vAlign w:val="center"/>
+          </w:tcPr>
+          <w:p>
+            <w:pPr>
+              <w:jc w:val="center"/>
+              <w:rPr>
+                <w:b/>
+                <w:bCs/>
+                <w:sz w:val="18"/>
+                <w:szCs w:val="18"/>
+              </w:rPr>
+            </w:pPr>
+            <w:r>
+              <w:rPr>
+                <w:b/>
+                <w:bCs/>
+                <w:sz w:val="28"/>
+                <w:szCs w:val="28"/>
+              </w:rPr>
+              <w:t>x</w:t>
+            </w:r>
+          </w:p>
+        </w:tc>
+        <w:tc>
+          <w:tcPr>
+            <w:tcW w:w="1055" w:type="dxa"/>
+            <w:vAlign w:val="center"/>
+          </w:tcPr>
+          <w:p>
+            <w:pPr>
+              <w:jc w:val="center"/>
+              <w:rPr>
+                <w:b/>
+                <w:bCs/>
+                <w:sz w:val="18"/>
+                <w:szCs w:val="18"/>
+              </w:rPr>
+            </w:pPr>
+          </w:p>
+        </w:tc>
+        <w:tc>
+          <w:tcPr>
+            <w:tcW w:w="1187" w:type="dxa"/>
+            <w:vAlign w:val="center"/>
+          </w:tcPr>
+          <w:p>
+            <w:pPr>
+              <w:jc w:val="center"/>
+              <w:rPr>
+                <w:b/>
+                <w:bCs/>
+                <w:sz w:val="18"/>
+                <w:szCs w:val="18"/>
+              </w:rPr>
+            </w:pPr>
+          </w:p>
+        </w:tc>
+        <w:tc>
+          <w:tcPr>
+            <w:tcW w:w="1250" w:type="dxa"/>
+            <w:vAlign w:val="center"/>
+          </w:tcPr>
+          <w:p>
+            <w:pPr>
+              <w:jc w:val="center"/>
+              <w:rPr>
+                <w:b/>
+                <w:bCs/>
+                <w:sz w:val="18"/>
+                <w:szCs w:val="18"/>
+              </w:rPr>
+            </w:pPr>
+          </w:p>
+        </w:tc>
+        <w:tc>
+          <w:tcPr>
+            <w:tcW w:w="2557" w:type="dxa"/>
+            <w:vAlign w:val="center"/>
+          </w:tcPr>
+          <w:p>
+            <w:pPr>
+              <w:jc w:val="center"/>
+              <w:rPr>
+                <w:b/>
+                <w:bCs/>
+                <w:sz w:val="18"/>
+                <w:szCs w:val="18"/>
+              </w:rPr>
+            </w:pPr>
+          </w:p>
+        </w:tc>
+      </w:tr>
+      <w:tr>
+        <w:trPr>
+          <w:trHeight w:val="576"/>
+          <w:jc w:val="center"/>
+        </w:trPr>
+        <w:tc>
+          <w:tcPr>
+            <w:tcW w:w="1931" w:type="dxa"/>
+            <w:vAlign w:val="center"/>
+          </w:tcPr>
+          <w:p>
+            <w:pPr>
+              <w:jc w:val="center"/>
+              <w:rPr>
+                <w:b/>
+                <w:bCs/>
+                <w:sz w:val="18"/>
+                <w:szCs w:val="18"/>
+              </w:rPr>
+            </w:pPr>
+            <w:r>
+              <w:rPr>
+                <w:b/>
+                <w:bCs/>
+                <w:sz w:val="18"/>
+                <w:szCs w:val="18"/>
+              </w:rPr>
+              <w:t xml:space="preserve">Comunicarse de forma oral y escrita usando el idioma inglés en situaciones sociolaborales a un </w:t>
             </w:r>
             <w:r>
               <w:rPr>
@@ -3534,7 +3609,7 @@
                 <w:szCs w:val="18"/>
               </w:rPr>
               <w:lastRenderedPageBreak/>
-              <w:t>Competencias TOEIC y CEFR.</w:t>
+              <w:t>nivel intermedio, según la Tabla de Competencias TOEIC y CEFR.</w:t>
             </w:r>
           </w:p>
         </w:tc>

--- a/Experiencia_1 - Planificación de proyecto/Actividad-1 - Autoevaluaciones_Grupo2/1.1_APT122_AutoevaluacionCompetenciasFase1 - benjamin nunez.docx
+++ b/Experiencia_1 - Planificación de proyecto/Actividad-1 - Autoevaluaciones_Grupo2/1.1_APT122_AutoevaluacionCompetenciasFase1 - benjamin nunez.docx
@@ -1513,6 +1513,15 @@
                 <w:szCs w:val="18"/>
               </w:rPr>
             </w:pPr>
+            <w:r>
+              <w:rPr>
+                <w:b/>
+                <w:bCs/>
+                <w:sz w:val="18"/>
+                <w:szCs w:val="18"/>
+              </w:rPr>
+              <w:t>Esto lo puedo justificar mediante mi logro en la asignatura de BPM, debido a que tuve que analizar procesos ya existentes dentro de una organización y, en base a ello, proporcionar una alternativa conforme a los estándares tecnológicos actuales.</w:t>
+            </w:r>
           </w:p>
         </w:tc>
       </w:tr>
@@ -1657,6 +1666,24 @@
                 <w:szCs w:val="18"/>
               </w:rPr>
             </w:pPr>
+            <w:r>
+              <w:rPr>
+                <w:b/>
+                <w:bCs/>
+                <w:sz w:val="18"/>
+                <w:szCs w:val="18"/>
+              </w:rPr>
+              <w:t>A lo largo de estos años, he explorado diversas técnicas de desarrollo de software, abarcando soluciones web, móviles y de escritorio. También he trabajado con procesos ETL y desarrollo en la nube, reconociendo su gran relevancia actual. Sin embargo, he abordado estos temas de forma general, sin profundizar de manera exhaustiva en</w:t>
+            </w:r>
+            <w:r>
+              <w:rPr>
+                <w:b/>
+                <w:bCs/>
+                <w:sz w:val="18"/>
+                <w:szCs w:val="18"/>
+              </w:rPr>
+              <w:t xml:space="preserve"> una sola tecnología en particular.</w:t>
+            </w:r>
           </w:p>
         </w:tc>
       </w:tr>
@@ -1800,6 +1827,15 @@
                 <w:szCs w:val="18"/>
               </w:rPr>
             </w:pPr>
+            <w:r>
+              <w:rPr>
+                <w:b/>
+                <w:bCs/>
+                <w:sz w:val="18"/>
+                <w:szCs w:val="18"/>
+              </w:rPr>
+              <w:t>Puedo decir que poseo conocimientos relacionados con el modelado de bases de datos, así como del modelo entidad-relación necesario para su correcto funcionamiento. Este aprendizaje fue mi punto de partida para adentrarme en el manejo de datos mediante Oracle Data Modeler.</w:t>
+            </w:r>
           </w:p>
         </w:tc>
       </w:tr>
@@ -1830,7 +1866,17 @@
                 <w:sz w:val="18"/>
                 <w:szCs w:val="18"/>
               </w:rPr>
-              <w:t>Programar consultas o rutinas para manipular información de una base de datos de acuerdo con los requerimientos de la organización.</w:t>
+              <w:t xml:space="preserve">Programar consultas o rutinas para manipular información de una </w:t>
+            </w:r>
+            <w:r>
+              <w:rPr>
+                <w:b/>
+                <w:bCs/>
+                <w:sz w:val="18"/>
+                <w:szCs w:val="18"/>
+              </w:rPr>
+              <w:lastRenderedPageBreak/>
+              <w:t>base de datos de acuerdo con los requerimientos de la organización.</w:t>
             </w:r>
           </w:p>
         </w:tc>
@@ -1856,6 +1902,7 @@
                 <w:sz w:val="28"/>
                 <w:szCs w:val="28"/>
               </w:rPr>
+              <w:lastRenderedPageBreak/>
               <w:t>x</w:t>
             </w:r>
           </w:p>
@@ -1943,6 +1990,25 @@
                 <w:szCs w:val="18"/>
               </w:rPr>
             </w:pPr>
+            <w:r>
+              <w:rPr>
+                <w:b/>
+                <w:bCs/>
+                <w:sz w:val="18"/>
+                <w:szCs w:val="18"/>
+              </w:rPr>
+              <w:t xml:space="preserve">A su vez, después de diseñar la base de datos, tuve que aprender cómo visualizar la </w:t>
+            </w:r>
+            <w:r>
+              <w:rPr>
+                <w:b/>
+                <w:bCs/>
+                <w:sz w:val="18"/>
+                <w:szCs w:val="18"/>
+              </w:rPr>
+              <w:lastRenderedPageBreak/>
+              <w:t>información y desarrollar consultas que me permitieran resolver o modificar las problemáticas propuestas. Además, aprendí a crear y utilizar vistas y procedimientos almacenados utilizando PL/SQL.</w:t>
+            </w:r>
           </w:p>
         </w:tc>
       </w:tr>
@@ -1973,17 +2039,8 @@
                 <w:sz w:val="18"/>
                 <w:szCs w:val="18"/>
               </w:rPr>
-              <w:t xml:space="preserve">Construir programas y rutinas de variada complejidad para dar solución a requerimientos de la organización, acordes </w:t>
-            </w:r>
-            <w:r>
-              <w:rPr>
-                <w:b/>
-                <w:bCs/>
-                <w:sz w:val="18"/>
-                <w:szCs w:val="18"/>
-              </w:rPr>
               <w:lastRenderedPageBreak/>
-              <w:t>a tecnologías de mercado y utilizando buenas prácticas de codificación.</w:t>
+              <w:t>Construir programas y rutinas de variada complejidad para dar solución a requerimientos de la organización, acordes a tecnologías de mercado y utilizando buenas prácticas de codificación.</w:t>
             </w:r>
           </w:p>
         </w:tc>
@@ -2096,6 +2153,15 @@
                 <w:szCs w:val="18"/>
               </w:rPr>
             </w:pPr>
+            <w:r>
+              <w:rPr>
+                <w:b/>
+                <w:bCs/>
+                <w:sz w:val="18"/>
+                <w:szCs w:val="18"/>
+              </w:rPr>
+              <w:t>En cada asignatura adquirí conocimiento sobre las tecnologías que tenían mayor peso en el mercado en ese momento. Sin embargo, entiendo que esto puede variar en la actualidad, ya que la tecnología avanza sin parar y constantemente se generan nuevos estándares.</w:t>
+            </w:r>
           </w:p>
         </w:tc>
       </w:tr>
@@ -2239,6 +2305,15 @@
                 <w:szCs w:val="18"/>
               </w:rPr>
             </w:pPr>
+            <w:r>
+              <w:rPr>
+                <w:b/>
+                <w:bCs/>
+                <w:sz w:val="18"/>
+                <w:szCs w:val="18"/>
+              </w:rPr>
+              <w:t>Cursé la asignatura de Calidad de Software junto con Ciberseguridad, lo cual potenció mi uso de herramientas de prueba como ZAP y Cypress. Además, adquirí los conocimientos necesarios para diseñar y documentar un plan de pruebas efectivo.</w:t>
+            </w:r>
           </w:p>
         </w:tc>
       </w:tr>
@@ -2382,6 +2457,15 @@
                 <w:szCs w:val="18"/>
               </w:rPr>
             </w:pPr>
+            <w:r>
+              <w:rPr>
+                <w:b/>
+                <w:bCs/>
+                <w:sz w:val="18"/>
+                <w:szCs w:val="18"/>
+              </w:rPr>
+              <w:t>Mediante la asignatura de Arquitectura de Software, comprendí que el desarrollo de software profesional requiere adoptar una perspectiva visual a través de diagramas o planos. Estos me proporcionan una visión clara de lo que se debe lograr con el sistema. Para alcanzar esta meta, utilicé el conocido modelo de vistas 4+1, el cual complementé con diagramas en lenguaje UML.</w:t>
+            </w:r>
           </w:p>
         </w:tc>
       </w:tr>
@@ -2525,6 +2609,15 @@
                 <w:szCs w:val="18"/>
               </w:rPr>
             </w:pPr>
+            <w:r>
+              <w:rPr>
+                <w:b/>
+                <w:bCs/>
+                <w:sz w:val="18"/>
+                <w:szCs w:val="18"/>
+              </w:rPr>
+              <w:t>Al igual que en el punto 1, en la asignatura de BPM tuve que analizar procesos ya existentes dentro de una organización y, a partir de ello, proporcionar una alternativa conforme a los estándares tecnológicos actuales, tomando en consideración la automatización de dichos procesos.</w:t>
+            </w:r>
           </w:p>
         </w:tc>
       </w:tr>
@@ -2555,7 +2648,17 @@
                 <w:sz w:val="18"/>
                 <w:szCs w:val="18"/>
               </w:rPr>
-              <w:t>Resolver las vulnerabilidades sistémicas para asegurar que el software construido cumple las normas de seguridad exigidas por la industria.</w:t>
+              <w:t xml:space="preserve">Resolver las vulnerabilidades sistémicas para asegurar que el software construido </w:t>
+            </w:r>
+            <w:r>
+              <w:rPr>
+                <w:b/>
+                <w:bCs/>
+                <w:sz w:val="18"/>
+                <w:szCs w:val="18"/>
+              </w:rPr>
+              <w:lastRenderedPageBreak/>
+              <w:t>cumple las normas de seguridad exigidas por la industria.</w:t>
             </w:r>
           </w:p>
         </w:tc>
@@ -2668,6 +2771,25 @@
                 <w:szCs w:val="18"/>
               </w:rPr>
             </w:pPr>
+            <w:r>
+              <w:rPr>
+                <w:b/>
+                <w:bCs/>
+                <w:sz w:val="18"/>
+                <w:szCs w:val="18"/>
+              </w:rPr>
+              <w:t xml:space="preserve">Mediante el uso de herramientas como ZAP y un entorno virtual en Kali Linux, pude comprender los distintos tipos de vulnerabilidades que </w:t>
+            </w:r>
+            <w:r>
+              <w:rPr>
+                <w:b/>
+                <w:bCs/>
+                <w:sz w:val="18"/>
+                <w:szCs w:val="18"/>
+              </w:rPr>
+              <w:lastRenderedPageBreak/>
+              <w:t>puede presentar un sistema tecnológico, tales como la intercepción de peticiones y la inyección SQL, entre otras.</w:t>
+            </w:r>
           </w:p>
         </w:tc>
       </w:tr>
@@ -2698,6 +2820,7 @@
                 <w:sz w:val="18"/>
                 <w:szCs w:val="18"/>
               </w:rPr>
+              <w:lastRenderedPageBreak/>
               <w:t>Gestionar proyectos informáticos, ofreciendo alternativas para la toma de decisiones de acuerdo con los requerimientos de la organización.</w:t>
             </w:r>
           </w:p>
@@ -2811,6 +2934,15 @@
                 <w:szCs w:val="18"/>
               </w:rPr>
             </w:pPr>
+            <w:r>
+              <w:rPr>
+                <w:b/>
+                <w:bCs/>
+                <w:sz w:val="18"/>
+                <w:szCs w:val="18"/>
+              </w:rPr>
+              <w:t>Con asignaturas como Ingeniería de Software, pude profundizar en distintos métodos sobre cómo gestionar un proyecto informático, tanto con metodologías ágiles como tradicionales. De manera complementaria, en Gestión de Proyectos Informáticos aprendí cómo funciona un proyecto desde una perspectiva económica y, por último, cómo gestionar los posibles riesgos estableciendo mitigaciones predefinidas.</w:t>
+            </w:r>
           </w:p>
         </w:tc>
       </w:tr>
@@ -2954,6 +3086,15 @@
                 <w:szCs w:val="18"/>
               </w:rPr>
             </w:pPr>
+            <w:r>
+              <w:rPr>
+                <w:b/>
+                <w:bCs/>
+                <w:sz w:val="18"/>
+                <w:szCs w:val="18"/>
+              </w:rPr>
+              <w:t>"Mediante la asignatura de Inteligencia de Negocios, adquirí el conocimiento de cómo funcionan los procesos ETL, junto a las estructuras de almacenamiento que permiten generar analítica, como los Data Warehouses. Posteriormente, a través de la asignatura de Big Data, potencié este conocimiento aprendiendo a manejar tanto datos estáticos como dinámicos o generados en tiempo real.</w:t>
+            </w:r>
           </w:p>
         </w:tc>
       </w:tr>
@@ -2985,7 +3126,6 @@
                 <w:sz w:val="24"/>
                 <w:szCs w:val="24"/>
               </w:rPr>
-              <w:lastRenderedPageBreak/>
               <w:t xml:space="preserve">Competencias </w:t>
             </w:r>
             <w:r>
@@ -3170,7 +3310,17 @@
                 <w:sz w:val="18"/>
                 <w:szCs w:val="18"/>
               </w:rPr>
-              <w:t>Resolver situaciones problemáticas de la vida cotidiana, educación superior y mundo laboral, utilizando elementos de las matemáticas discretas y relaciones funcionales, de acuerdo con requerimientos.</w:t>
+              <w:t xml:space="preserve">Resolver situaciones problemáticas de la vida cotidiana, educación superior y mundo laboral, utilizando elementos de las matemáticas </w:t>
+            </w:r>
+            <w:r>
+              <w:rPr>
+                <w:b/>
+                <w:bCs/>
+                <w:sz w:val="18"/>
+                <w:szCs w:val="18"/>
+              </w:rPr>
+              <w:lastRenderedPageBreak/>
+              <w:t>discretas y relaciones funcionales, de acuerdo con requerimientos.</w:t>
             </w:r>
           </w:p>
         </w:tc>
@@ -3599,17 +3749,7 @@
                 <w:sz w:val="18"/>
                 <w:szCs w:val="18"/>
               </w:rPr>
-              <w:t xml:space="preserve">Comunicarse de forma oral y escrita usando el idioma inglés en situaciones sociolaborales a un </w:t>
-            </w:r>
-            <w:r>
-              <w:rPr>
-                <w:b/>
-                <w:bCs/>
-                <w:sz w:val="18"/>
-                <w:szCs w:val="18"/>
-              </w:rPr>
-              <w:lastRenderedPageBreak/>
-              <w:t>nivel intermedio, según la Tabla de Competencias TOEIC y CEFR.</w:t>
+              <w:t>Comunicarse de forma oral y escrita usando el idioma inglés en situaciones sociolaborales a un nivel intermedio, según la Tabla de Competencias TOEIC y CEFR.</w:t>
             </w:r>
           </w:p>
         </w:tc>
@@ -3635,7 +3775,6 @@
                 <w:sz w:val="28"/>
                 <w:szCs w:val="28"/>
               </w:rPr>
-              <w:lastRenderedPageBreak/>
               <w:t>x</w:t>
             </w:r>
           </w:p>
@@ -4039,7 +4178,17 @@
                 <w:sz w:val="18"/>
                 <w:szCs w:val="18"/>
               </w:rPr>
-              <w:t>Elaborar proyectos innovadores que agreguen valor a contextos sociales y productivos, de acuerdo con las necesidades del entorno.</w:t>
+              <w:t xml:space="preserve">Elaborar proyectos innovadores que agreguen valor a </w:t>
+            </w:r>
+            <w:r>
+              <w:rPr>
+                <w:b/>
+                <w:bCs/>
+                <w:sz w:val="18"/>
+                <w:szCs w:val="18"/>
+              </w:rPr>
+              <w:lastRenderedPageBreak/>
+              <w:t>contextos sociales y productivos, de acuerdo con las necesidades del entorno.</w:t>
             </w:r>
           </w:p>
         </w:tc>
@@ -10434,7 +10583,6 @@
   <w:style w:type="character" w:default="1" w:styleId="Fuentedeprrafopredeter">
     <w:name w:val="Default Paragraph Font"/>
     <w:uiPriority w:val="1"/>
-    <w:semiHidden/>
     <w:unhideWhenUsed/>
   </w:style>
   <w:style w:type="table" w:default="1" w:styleId="Tablanormal">
@@ -11735,7 +11883,9 @@
 </file>
 
 <file path=customXml/item1.xml><?xml version="1.0" encoding="utf-8"?>
-<b:Sources xmlns:b="http://schemas.openxmlformats.org/officeDocument/2006/bibliography" xmlns="http://schemas.openxmlformats.org/officeDocument/2006/bibliography" SelectedStyle="\APASixthEditionOfficeOnline.xsl" StyleName="APA" Version="6"/>
+<p:properties xmlns:p="http://schemas.microsoft.com/office/2006/metadata/properties" xmlns:xsi="http://www.w3.org/2001/XMLSchema-instance" xmlns:pc="http://schemas.microsoft.com/office/infopath/2007/PartnerControls">
+  <documentManagement/>
+</p:properties>
 </file>
 
 <file path=customXml/item2.xml><?xml version="1.0" encoding="utf-8"?>
@@ -11871,9 +12021,7 @@
 </file>
 
 <file path=customXml/item3.xml><?xml version="1.0" encoding="utf-8"?>
-<p:properties xmlns:p="http://schemas.microsoft.com/office/2006/metadata/properties" xmlns:xsi="http://www.w3.org/2001/XMLSchema-instance" xmlns:pc="http://schemas.microsoft.com/office/infopath/2007/PartnerControls">
-  <documentManagement/>
-</p:properties>
+<b:Sources xmlns:b="http://schemas.openxmlformats.org/officeDocument/2006/bibliography" xmlns="http://schemas.openxmlformats.org/officeDocument/2006/bibliography" SelectedStyle="\APASixthEditionOfficeOnline.xsl" StyleName="APA" Version="6"/>
 </file>
 
 <file path=customXml/item4.xml><?xml version="1.0" encoding="utf-8"?>
@@ -11886,9 +12034,10 @@
 </file>
 
 <file path=customXml/itemProps1.xml><?xml version="1.0" encoding="utf-8"?>
-<ds:datastoreItem xmlns:ds="http://schemas.openxmlformats.org/officeDocument/2006/customXml" ds:itemID="{6E8A10B9-B765-4F0B-A47F-7CB788CD8F65}">
+<ds:datastoreItem xmlns:ds="http://schemas.openxmlformats.org/officeDocument/2006/customXml" ds:itemID="{5F1783E3-BA1C-4CA3-8E32-C9B378BBED03}">
   <ds:schemaRefs>
-    <ds:schemaRef ds:uri="http://schemas.openxmlformats.org/officeDocument/2006/bibliography"/>
+    <ds:schemaRef ds:uri="http://schemas.microsoft.com/office/2006/metadata/properties"/>
+    <ds:schemaRef ds:uri="http://schemas.microsoft.com/office/infopath/2007/PartnerControls"/>
   </ds:schemaRefs>
 </ds:datastoreItem>
 </file>
@@ -11912,10 +12061,9 @@
 </file>
 
 <file path=customXml/itemProps3.xml><?xml version="1.0" encoding="utf-8"?>
-<ds:datastoreItem xmlns:ds="http://schemas.openxmlformats.org/officeDocument/2006/customXml" ds:itemID="{5F1783E3-BA1C-4CA3-8E32-C9B378BBED03}">
+<ds:datastoreItem xmlns:ds="http://schemas.openxmlformats.org/officeDocument/2006/customXml" ds:itemID="{6E8A10B9-B765-4F0B-A47F-7CB788CD8F65}">
   <ds:schemaRefs>
-    <ds:schemaRef ds:uri="http://schemas.microsoft.com/office/2006/metadata/properties"/>
-    <ds:schemaRef ds:uri="http://schemas.microsoft.com/office/infopath/2007/PartnerControls"/>
+    <ds:schemaRef ds:uri="http://schemas.openxmlformats.org/officeDocument/2006/bibliography"/>
   </ds:schemaRefs>
 </ds:datastoreItem>
 </file>

--- a/Experiencia_1 - Planificación de proyecto/Actividad-1 - Autoevaluaciones_Grupo2/1.1_APT122_AutoevaluacionCompetenciasFase1 - benjamin nunez.docx
+++ b/Experiencia_1 - Planificación de proyecto/Actividad-1 - Autoevaluaciones_Grupo2/1.1_APT122_AutoevaluacionCompetenciasFase1 - benjamin nunez.docx
@@ -938,6 +938,15 @@
                 <w:szCs w:val="24"/>
               </w:rPr>
             </w:pPr>
+            <w:r>
+              <w:rPr>
+                <w:rFonts w:eastAsiaTheme="majorEastAsia"/>
+                <w:color w:val="767171" w:themeColor="background2" w:themeShade="80"/>
+                <w:sz w:val="24"/>
+                <w:szCs w:val="24"/>
+              </w:rPr>
+              <w:t>Estudio Tradicional (por mientras)</w:t>
+            </w:r>
           </w:p>
         </w:tc>
       </w:tr>
@@ -1834,7 +1843,27 @@
                 <w:sz w:val="18"/>
                 <w:szCs w:val="18"/>
               </w:rPr>
-              <w:t>Puedo decir que poseo conocimientos relacionados con el modelado de bases de datos, así como del modelo entidad-relación necesario para su correcto funcionamiento. Este aprendizaje fue mi punto de partida para adentrarme en el manejo de datos mediante Oracle Data Modeler.</w:t>
+              <w:t xml:space="preserve">Puedo decir que poseo conocimientos relacionados con el modelado de bases de datos, así como del modelo entidad-relación necesario para su correcto funcionamiento. Este aprendizaje fue mi punto de partida para adentrarme en el manejo de datos mediante Oracle Data </w:t>
+            </w:r>
+            <w:proofErr w:type="spellStart"/>
+            <w:r>
+              <w:rPr>
+                <w:b/>
+                <w:bCs/>
+                <w:sz w:val="18"/>
+                <w:szCs w:val="18"/>
+              </w:rPr>
+              <w:t>Modeler</w:t>
+            </w:r>
+            <w:proofErr w:type="spellEnd"/>
+            <w:r>
+              <w:rPr>
+                <w:b/>
+                <w:bCs/>
+                <w:sz w:val="18"/>
+                <w:szCs w:val="18"/>
+              </w:rPr>
+              <w:t>.</w:t>
             </w:r>
           </w:p>
         </w:tc>
@@ -3093,7 +3122,27 @@
                 <w:sz w:val="18"/>
                 <w:szCs w:val="18"/>
               </w:rPr>
-              <w:t>"Mediante la asignatura de Inteligencia de Negocios, adquirí el conocimiento de cómo funcionan los procesos ETL, junto a las estructuras de almacenamiento que permiten generar analítica, como los Data Warehouses. Posteriormente, a través de la asignatura de Big Data, potencié este conocimiento aprendiendo a manejar tanto datos estáticos como dinámicos o generados en tiempo real.</w:t>
+              <w:t xml:space="preserve">"Mediante la asignatura de Inteligencia de Negocios, adquirí el conocimiento de cómo funcionan los procesos ETL, junto a las estructuras de almacenamiento que permiten generar analítica, como los Data </w:t>
+            </w:r>
+            <w:proofErr w:type="spellStart"/>
+            <w:r>
+              <w:rPr>
+                <w:b/>
+                <w:bCs/>
+                <w:sz w:val="18"/>
+                <w:szCs w:val="18"/>
+              </w:rPr>
+              <w:t>Warehouses</w:t>
+            </w:r>
+            <w:proofErr w:type="spellEnd"/>
+            <w:r>
+              <w:rPr>
+                <w:b/>
+                <w:bCs/>
+                <w:sz w:val="18"/>
+                <w:szCs w:val="18"/>
+              </w:rPr>
+              <w:t>. Posteriormente, a través de la asignatura de Big Data, potencié este conocimiento aprendiendo a manejar tanto datos estáticos como dinámicos o generados en tiempo real.</w:t>
             </w:r>
           </w:p>
         </w:tc>
@@ -3280,6 +3329,15 @@
                 <w:szCs w:val="18"/>
               </w:rPr>
             </w:pPr>
+            <w:r>
+              <w:rPr>
+                <w:b/>
+                <w:bCs/>
+                <w:sz w:val="18"/>
+                <w:szCs w:val="18"/>
+              </w:rPr>
+              <w:t>A lo largo de mi formación, he superado diversos niveles de matemáticas, comenzando con cursos de nivelación hasta llegar a materias más complejas como estadística descriptiva. Cuento con las bases necesarias para desenvolverme en esta área sin problemas, aunque soy consciente de que mi mayor especialidad reside en otras áreas tecnológicas.</w:t>
+            </w:r>
           </w:p>
         </w:tc>
       </w:tr>
@@ -3356,23 +3414,6 @@
                 <w:szCs w:val="18"/>
               </w:rPr>
             </w:pPr>
-          </w:p>
-        </w:tc>
-        <w:tc>
-          <w:tcPr>
-            <w:tcW w:w="1055" w:type="dxa"/>
-            <w:vAlign w:val="center"/>
-          </w:tcPr>
-          <w:p>
-            <w:pPr>
-              <w:jc w:val="center"/>
-              <w:rPr>
-                <w:b/>
-                <w:bCs/>
-                <w:sz w:val="18"/>
-                <w:szCs w:val="18"/>
-              </w:rPr>
-            </w:pPr>
             <w:r>
               <w:rPr>
                 <w:b/>
@@ -3386,6 +3427,23 @@
         </w:tc>
         <w:tc>
           <w:tcPr>
+            <w:tcW w:w="1055" w:type="dxa"/>
+            <w:vAlign w:val="center"/>
+          </w:tcPr>
+          <w:p>
+            <w:pPr>
+              <w:jc w:val="center"/>
+              <w:rPr>
+                <w:b/>
+                <w:bCs/>
+                <w:sz w:val="18"/>
+                <w:szCs w:val="18"/>
+              </w:rPr>
+            </w:pPr>
+          </w:p>
+        </w:tc>
+        <w:tc>
+          <w:tcPr>
             <w:tcW w:w="1187" w:type="dxa"/>
             <w:vAlign w:val="center"/>
           </w:tcPr>
@@ -3433,6 +3491,25 @@
                 <w:szCs w:val="18"/>
               </w:rPr>
             </w:pPr>
+            <w:r>
+              <w:rPr>
+                <w:b/>
+                <w:bCs/>
+                <w:sz w:val="18"/>
+                <w:szCs w:val="18"/>
+              </w:rPr>
+              <w:t xml:space="preserve">Continuando con lo señalado anteriormente, he experimentado con la creación de funciones utilizando lenguajes como Python, además de trabajar con el </w:t>
+            </w:r>
+            <w:r>
+              <w:rPr>
+                <w:b/>
+                <w:bCs/>
+                <w:sz w:val="18"/>
+                <w:szCs w:val="18"/>
+              </w:rPr>
+              <w:lastRenderedPageBreak/>
+              <w:t>manejo de matrices, entre otros aspectos.</w:t>
+            </w:r>
           </w:p>
         </w:tc>
       </w:tr>
@@ -3463,6 +3540,7 @@
                 <w:sz w:val="18"/>
                 <w:szCs w:val="18"/>
               </w:rPr>
+              <w:lastRenderedPageBreak/>
               <w:t>Resolver situaciones problemáticas de la educación superior y mundo laboral, utilizando elementos de la estadística descriptiva, de acuerdo con requerimientos.</w:t>
             </w:r>
           </w:p>
@@ -3576,6 +3654,26 @@
                 <w:szCs w:val="18"/>
               </w:rPr>
             </w:pPr>
+            <w:proofErr w:type="gramStart"/>
+            <w:r>
+              <w:rPr>
+                <w:b/>
+                <w:bCs/>
+                <w:sz w:val="18"/>
+                <w:szCs w:val="18"/>
+              </w:rPr>
+              <w:t>Y</w:t>
+            </w:r>
+            <w:proofErr w:type="gramEnd"/>
+            <w:r>
+              <w:rPr>
+                <w:b/>
+                <w:bCs/>
+                <w:sz w:val="18"/>
+                <w:szCs w:val="18"/>
+              </w:rPr>
+              <w:t xml:space="preserve"> por último, poseo conocimientos para realizar visualizaciones de datos estadísticos mediante Excel, además de nociones básicas de minería de datos. En este proceso, aplico fundamentos como la moda, la mediana, la desviación estándar y la selección del tipo de gráfico adecuado.</w:t>
+            </w:r>
           </w:p>
         </w:tc>
       </w:tr>
@@ -3719,6 +3817,15 @@
                 <w:szCs w:val="18"/>
               </w:rPr>
             </w:pPr>
+            <w:r>
+              <w:rPr>
+                <w:b/>
+                <w:bCs/>
+                <w:sz w:val="18"/>
+                <w:szCs w:val="18"/>
+              </w:rPr>
+              <w:t>A lo largo de estos cuatro años de formación, he desarrollado habilidades de comunicación efectiva. Mi capacidad para transmitir ideas de forma clara se evidencia en las diversas presentaciones de proyectos que he estructurado y defendido con éxito.</w:t>
+            </w:r>
           </w:p>
         </w:tc>
       </w:tr>
@@ -3862,6 +3969,15 @@
                 <w:szCs w:val="18"/>
               </w:rPr>
             </w:pPr>
+            <w:r>
+              <w:rPr>
+                <w:b/>
+                <w:bCs/>
+                <w:sz w:val="18"/>
+                <w:szCs w:val="18"/>
+              </w:rPr>
+              <w:t>Tengo la habilidad de establecer una comunicación formal en inglés con otros colaboradores o superiores. Como respaldo, en el examen TOEIC obtuve un total de 890 puntos.</w:t>
+            </w:r>
           </w:p>
         </w:tc>
       </w:tr>
@@ -4005,6 +4121,177 @@
                 <w:szCs w:val="18"/>
               </w:rPr>
             </w:pPr>
+            <w:r>
+              <w:rPr>
+                <w:b/>
+                <w:bCs/>
+                <w:sz w:val="18"/>
+                <w:szCs w:val="18"/>
+              </w:rPr>
+              <w:t>Tengo la habilidad de establecer una comunicación formal en inglés con otros colaboradores o superiores. Como respaldo, en el examen TOEIC obtuve un total de 890 puntos.</w:t>
+            </w:r>
+          </w:p>
+        </w:tc>
+      </w:tr>
+      <w:tr>
+        <w:trPr>
+          <w:trHeight w:val="494"/>
+          <w:jc w:val="center"/>
+        </w:trPr>
+        <w:tc>
+          <w:tcPr>
+            <w:tcW w:w="1931" w:type="dxa"/>
+            <w:vAlign w:val="center"/>
+          </w:tcPr>
+          <w:p>
+            <w:pPr>
+              <w:jc w:val="center"/>
+              <w:rPr>
+                <w:b/>
+                <w:bCs/>
+                <w:sz w:val="18"/>
+                <w:szCs w:val="18"/>
+              </w:rPr>
+            </w:pPr>
+            <w:r>
+              <w:rPr>
+                <w:b/>
+                <w:bCs/>
+                <w:sz w:val="18"/>
+                <w:szCs w:val="18"/>
+              </w:rPr>
+              <w:t>Desarrollar la propia habilidad emprendedora, a través de experiencias en el ámbito de la especialidad.</w:t>
+            </w:r>
+          </w:p>
+        </w:tc>
+        <w:tc>
+          <w:tcPr>
+            <w:tcW w:w="1017" w:type="dxa"/>
+            <w:vAlign w:val="center"/>
+          </w:tcPr>
+          <w:p>
+            <w:pPr>
+              <w:jc w:val="center"/>
+              <w:rPr>
+                <w:b/>
+                <w:bCs/>
+                <w:sz w:val="18"/>
+                <w:szCs w:val="18"/>
+              </w:rPr>
+            </w:pPr>
+          </w:p>
+        </w:tc>
+        <w:tc>
+          <w:tcPr>
+            <w:tcW w:w="926" w:type="dxa"/>
+            <w:vAlign w:val="center"/>
+          </w:tcPr>
+          <w:p>
+            <w:pPr>
+              <w:jc w:val="center"/>
+              <w:rPr>
+                <w:b/>
+                <w:bCs/>
+                <w:sz w:val="18"/>
+                <w:szCs w:val="18"/>
+              </w:rPr>
+            </w:pPr>
+          </w:p>
+        </w:tc>
+        <w:tc>
+          <w:tcPr>
+            <w:tcW w:w="1055" w:type="dxa"/>
+            <w:vAlign w:val="center"/>
+          </w:tcPr>
+          <w:p>
+            <w:pPr>
+              <w:jc w:val="center"/>
+              <w:rPr>
+                <w:b/>
+                <w:bCs/>
+                <w:sz w:val="18"/>
+                <w:szCs w:val="18"/>
+              </w:rPr>
+            </w:pPr>
+            <w:r>
+              <w:rPr>
+                <w:b/>
+                <w:bCs/>
+                <w:sz w:val="28"/>
+                <w:szCs w:val="28"/>
+              </w:rPr>
+              <w:t>x</w:t>
+            </w:r>
+          </w:p>
+        </w:tc>
+        <w:tc>
+          <w:tcPr>
+            <w:tcW w:w="1187" w:type="dxa"/>
+            <w:vAlign w:val="center"/>
+          </w:tcPr>
+          <w:p>
+            <w:pPr>
+              <w:jc w:val="center"/>
+              <w:rPr>
+                <w:b/>
+                <w:bCs/>
+                <w:sz w:val="18"/>
+                <w:szCs w:val="18"/>
+              </w:rPr>
+            </w:pPr>
+          </w:p>
+        </w:tc>
+        <w:tc>
+          <w:tcPr>
+            <w:tcW w:w="1250" w:type="dxa"/>
+            <w:vAlign w:val="center"/>
+          </w:tcPr>
+          <w:p>
+            <w:pPr>
+              <w:jc w:val="center"/>
+              <w:rPr>
+                <w:b/>
+                <w:bCs/>
+                <w:sz w:val="18"/>
+                <w:szCs w:val="18"/>
+              </w:rPr>
+            </w:pPr>
+          </w:p>
+        </w:tc>
+        <w:tc>
+          <w:tcPr>
+            <w:tcW w:w="2557" w:type="dxa"/>
+            <w:vAlign w:val="center"/>
+          </w:tcPr>
+          <w:p>
+            <w:pPr>
+              <w:jc w:val="center"/>
+              <w:rPr>
+                <w:b/>
+                <w:bCs/>
+                <w:sz w:val="18"/>
+                <w:szCs w:val="18"/>
+              </w:rPr>
+            </w:pPr>
+            <w:r>
+              <w:rPr>
+                <w:b/>
+                <w:bCs/>
+                <w:sz w:val="18"/>
+                <w:szCs w:val="18"/>
+              </w:rPr>
+              <w:t xml:space="preserve">He podido generar y estructurar ideas viables para un emprendimiento, lo cual quedó reflejado en mi desempeño en la asignatura de Mentalidad Emprendedora. Sin embargo, soy consciente de </w:t>
+            </w:r>
+            <w:r>
+              <w:rPr>
+                <w:b/>
+                <w:bCs/>
+                <w:sz w:val="18"/>
+                <w:szCs w:val="18"/>
+              </w:rPr>
+              <w:lastRenderedPageBreak/>
+              <w:t>que en el mundo real esto es un reto mayor, ya que la mayoría de los problemas parecen tener soluciones ya existentes en el mercado.</w:t>
+            </w:r>
           </w:p>
         </w:tc>
       </w:tr>
@@ -4035,7 +4322,8 @@
                 <w:sz w:val="18"/>
                 <w:szCs w:val="18"/>
               </w:rPr>
-              <w:t>Desarrollar la propia habilidad emprendedora, a través de experiencias en el ámbito de la especialidad.</w:t>
+              <w:lastRenderedPageBreak/>
+              <w:t>Elaborar proyectos innovadores que agreguen valor a contextos sociales y productivos, de acuerdo con las necesidades del entorno.</w:t>
             </w:r>
           </w:p>
         </w:tc>
@@ -4148,6 +4436,15 @@
                 <w:szCs w:val="18"/>
               </w:rPr>
             </w:pPr>
+            <w:r>
+              <w:rPr>
+                <w:b/>
+                <w:bCs/>
+                <w:sz w:val="18"/>
+                <w:szCs w:val="18"/>
+              </w:rPr>
+              <w:t>Como describí anteriormente, aunque no puedo decir que mi propuesta comparta características con proyectos ya existentes, de alguna manera logra resolver una problemática que otros no han podido abarcar, lo cual considero un avance considerable.</w:t>
+            </w:r>
           </w:p>
         </w:tc>
       </w:tr>
@@ -4178,17 +4475,7 @@
                 <w:sz w:val="18"/>
                 <w:szCs w:val="18"/>
               </w:rPr>
-              <w:t xml:space="preserve">Elaborar proyectos innovadores que agreguen valor a </w:t>
-            </w:r>
-            <w:r>
-              <w:rPr>
-                <w:b/>
-                <w:bCs/>
-                <w:sz w:val="18"/>
-                <w:szCs w:val="18"/>
-              </w:rPr>
-              <w:lastRenderedPageBreak/>
-              <w:t>contextos sociales y productivos, de acuerdo con las necesidades del entorno.</w:t>
+              <w:t>Reconocer un desempeño correcto en situaciones de la profesión o especialidad en el área de la informática.</w:t>
             </w:r>
           </w:p>
         </w:tc>
@@ -4301,29 +4588,6 @@
                 <w:szCs w:val="18"/>
               </w:rPr>
             </w:pPr>
-          </w:p>
-        </w:tc>
-      </w:tr>
-      <w:tr>
-        <w:trPr>
-          <w:trHeight w:val="576"/>
-          <w:jc w:val="center"/>
-        </w:trPr>
-        <w:tc>
-          <w:tcPr>
-            <w:tcW w:w="1931" w:type="dxa"/>
-            <w:vAlign w:val="center"/>
-          </w:tcPr>
-          <w:p>
-            <w:pPr>
-              <w:jc w:val="center"/>
-              <w:rPr>
-                <w:b/>
-                <w:bCs/>
-                <w:sz w:val="18"/>
-                <w:szCs w:val="18"/>
-              </w:rPr>
-            </w:pPr>
             <w:r>
               <w:rPr>
                 <w:b/>
@@ -4331,119 +4595,8 @@
                 <w:sz w:val="18"/>
                 <w:szCs w:val="18"/>
               </w:rPr>
-              <w:t>Reconocer un desempeño correcto en situaciones de la profesión o especialidad en el área de la informática.</w:t>
+              <w:t>Si bien aún me encuentro en busca de mi primera experiencia profesional en la industria, mi trayectoria académica ha sido muy positiva y constante. Actualmente curso mi último semestre de carrera, con las bases necesarias para llevar mis conocimientos al mundo laboral.</w:t>
             </w:r>
-          </w:p>
-        </w:tc>
-        <w:tc>
-          <w:tcPr>
-            <w:tcW w:w="1017" w:type="dxa"/>
-            <w:vAlign w:val="center"/>
-          </w:tcPr>
-          <w:p>
-            <w:pPr>
-              <w:jc w:val="center"/>
-              <w:rPr>
-                <w:b/>
-                <w:bCs/>
-                <w:sz w:val="18"/>
-                <w:szCs w:val="18"/>
-              </w:rPr>
-            </w:pPr>
-          </w:p>
-        </w:tc>
-        <w:tc>
-          <w:tcPr>
-            <w:tcW w:w="926" w:type="dxa"/>
-            <w:vAlign w:val="center"/>
-          </w:tcPr>
-          <w:p>
-            <w:pPr>
-              <w:jc w:val="center"/>
-              <w:rPr>
-                <w:b/>
-                <w:bCs/>
-                <w:sz w:val="18"/>
-                <w:szCs w:val="18"/>
-              </w:rPr>
-            </w:pPr>
-            <w:r>
-              <w:rPr>
-                <w:b/>
-                <w:bCs/>
-                <w:sz w:val="28"/>
-                <w:szCs w:val="28"/>
-              </w:rPr>
-              <w:t>x</w:t>
-            </w:r>
-          </w:p>
-        </w:tc>
-        <w:tc>
-          <w:tcPr>
-            <w:tcW w:w="1055" w:type="dxa"/>
-            <w:vAlign w:val="center"/>
-          </w:tcPr>
-          <w:p>
-            <w:pPr>
-              <w:jc w:val="center"/>
-              <w:rPr>
-                <w:b/>
-                <w:bCs/>
-                <w:sz w:val="18"/>
-                <w:szCs w:val="18"/>
-              </w:rPr>
-            </w:pPr>
-          </w:p>
-        </w:tc>
-        <w:tc>
-          <w:tcPr>
-            <w:tcW w:w="1187" w:type="dxa"/>
-            <w:vAlign w:val="center"/>
-          </w:tcPr>
-          <w:p>
-            <w:pPr>
-              <w:jc w:val="center"/>
-              <w:rPr>
-                <w:b/>
-                <w:bCs/>
-                <w:sz w:val="18"/>
-                <w:szCs w:val="18"/>
-              </w:rPr>
-            </w:pPr>
-          </w:p>
-        </w:tc>
-        <w:tc>
-          <w:tcPr>
-            <w:tcW w:w="1250" w:type="dxa"/>
-            <w:vAlign w:val="center"/>
-          </w:tcPr>
-          <w:p>
-            <w:pPr>
-              <w:jc w:val="center"/>
-              <w:rPr>
-                <w:b/>
-                <w:bCs/>
-                <w:sz w:val="18"/>
-                <w:szCs w:val="18"/>
-              </w:rPr>
-            </w:pPr>
-          </w:p>
-        </w:tc>
-        <w:tc>
-          <w:tcPr>
-            <w:tcW w:w="2557" w:type="dxa"/>
-            <w:vAlign w:val="center"/>
-          </w:tcPr>
-          <w:p>
-            <w:pPr>
-              <w:jc w:val="center"/>
-              <w:rPr>
-                <w:b/>
-                <w:bCs/>
-                <w:sz w:val="18"/>
-                <w:szCs w:val="18"/>
-              </w:rPr>
-            </w:pPr>
           </w:p>
         </w:tc>
       </w:tr>
@@ -11883,12 +12036,6 @@
 </file>
 
 <file path=customXml/item1.xml><?xml version="1.0" encoding="utf-8"?>
-<p:properties xmlns:p="http://schemas.microsoft.com/office/2006/metadata/properties" xmlns:xsi="http://www.w3.org/2001/XMLSchema-instance" xmlns:pc="http://schemas.microsoft.com/office/infopath/2007/PartnerControls">
-  <documentManagement/>
-</p:properties>
-</file>
-
-<file path=customXml/item2.xml><?xml version="1.0" encoding="utf-8"?>
 <ct:contentTypeSchema xmlns:ct="http://schemas.microsoft.com/office/2006/metadata/contentType" xmlns:ma="http://schemas.microsoft.com/office/2006/metadata/properties/metaAttributes" ct:_="" ma:_="" ma:contentTypeName="Documento" ma:contentTypeID="0x010100E96778489EE7714D8BD12CC105EB918B" ma:contentTypeVersion="2" ma:contentTypeDescription="Crear nuevo documento." ma:contentTypeScope="" ma:versionID="416c5c7ae9b5d54d83875cd3c65194e3">
   <xsd:schema xmlns:xsd="http://www.w3.org/2001/XMLSchema" xmlns:xs="http://www.w3.org/2001/XMLSchema" xmlns:p="http://schemas.microsoft.com/office/2006/metadata/properties" xmlns:ns2="126e8a1c-9ea9-435a-ac89-d06c80d62e30" targetNamespace="http://schemas.microsoft.com/office/2006/metadata/properties" ma:root="true" ma:fieldsID="70a237c842677bd850644f8595079f5e" ns2:_="">
     <xsd:import namespace="126e8a1c-9ea9-435a-ac89-d06c80d62e30"/>
@@ -12020,11 +12167,13 @@
 </ct:contentTypeSchema>
 </file>
 
-<file path=customXml/item3.xml><?xml version="1.0" encoding="utf-8"?>
-<b:Sources xmlns:b="http://schemas.openxmlformats.org/officeDocument/2006/bibliography" xmlns="http://schemas.openxmlformats.org/officeDocument/2006/bibliography" SelectedStyle="\APASixthEditionOfficeOnline.xsl" StyleName="APA" Version="6"/>
+<file path=customXml/item2.xml><?xml version="1.0" encoding="utf-8"?>
+<p:properties xmlns:p="http://schemas.microsoft.com/office/2006/metadata/properties" xmlns:xsi="http://www.w3.org/2001/XMLSchema-instance" xmlns:pc="http://schemas.microsoft.com/office/infopath/2007/PartnerControls">
+  <documentManagement/>
+</p:properties>
 </file>
 
-<file path=customXml/item4.xml><?xml version="1.0" encoding="utf-8"?>
+<file path=customXml/item3.xml><?xml version="1.0" encoding="utf-8"?>
 <?mso-contentType ?>
 <FormTemplates xmlns="http://schemas.microsoft.com/sharepoint/v3/contenttype/forms">
   <Display>DocumentLibraryForm</Display>
@@ -12033,16 +12182,11 @@
 </FormTemplates>
 </file>
 
-<file path=customXml/itemProps1.xml><?xml version="1.0" encoding="utf-8"?>
-<ds:datastoreItem xmlns:ds="http://schemas.openxmlformats.org/officeDocument/2006/customXml" ds:itemID="{5F1783E3-BA1C-4CA3-8E32-C9B378BBED03}">
-  <ds:schemaRefs>
-    <ds:schemaRef ds:uri="http://schemas.microsoft.com/office/2006/metadata/properties"/>
-    <ds:schemaRef ds:uri="http://schemas.microsoft.com/office/infopath/2007/PartnerControls"/>
-  </ds:schemaRefs>
-</ds:datastoreItem>
+<file path=customXml/item4.xml><?xml version="1.0" encoding="utf-8"?>
+<b:Sources xmlns:b="http://schemas.openxmlformats.org/officeDocument/2006/bibliography" xmlns="http://schemas.openxmlformats.org/officeDocument/2006/bibliography" SelectedStyle="\APASixthEditionOfficeOnline.xsl" StyleName="APA" Version="6"/>
 </file>
 
-<file path=customXml/itemProps2.xml><?xml version="1.0" encoding="utf-8"?>
+<file path=customXml/itemProps1.xml><?xml version="1.0" encoding="utf-8"?>
 <ds:datastoreItem xmlns:ds="http://schemas.openxmlformats.org/officeDocument/2006/customXml" ds:itemID="{767CD2D5-7A6C-47C3-9B54-C4225C74DD0B}">
   <ds:schemaRefs>
     <ds:schemaRef ds:uri="http://schemas.microsoft.com/office/2006/metadata/contentType"/>
@@ -12060,18 +12204,27 @@
 </ds:datastoreItem>
 </file>
 
+<file path=customXml/itemProps2.xml><?xml version="1.0" encoding="utf-8"?>
+<ds:datastoreItem xmlns:ds="http://schemas.openxmlformats.org/officeDocument/2006/customXml" ds:itemID="{5F1783E3-BA1C-4CA3-8E32-C9B378BBED03}">
+  <ds:schemaRefs>
+    <ds:schemaRef ds:uri="http://schemas.microsoft.com/office/2006/metadata/properties"/>
+    <ds:schemaRef ds:uri="http://schemas.microsoft.com/office/infopath/2007/PartnerControls"/>
+  </ds:schemaRefs>
+</ds:datastoreItem>
+</file>
+
 <file path=customXml/itemProps3.xml><?xml version="1.0" encoding="utf-8"?>
+<ds:datastoreItem xmlns:ds="http://schemas.openxmlformats.org/officeDocument/2006/customXml" ds:itemID="{DABAA964-10BA-4DBC-ABF2-CDEAC0FAF7AA}">
+  <ds:schemaRefs>
+    <ds:schemaRef ds:uri="http://schemas.microsoft.com/sharepoint/v3/contenttype/forms"/>
+  </ds:schemaRefs>
+</ds:datastoreItem>
+</file>
+
+<file path=customXml/itemProps4.xml><?xml version="1.0" encoding="utf-8"?>
 <ds:datastoreItem xmlns:ds="http://schemas.openxmlformats.org/officeDocument/2006/customXml" ds:itemID="{6E8A10B9-B765-4F0B-A47F-7CB788CD8F65}">
   <ds:schemaRefs>
     <ds:schemaRef ds:uri="http://schemas.openxmlformats.org/officeDocument/2006/bibliography"/>
   </ds:schemaRefs>
 </ds:datastoreItem>
-</file>
-
-<file path=customXml/itemProps4.xml><?xml version="1.0" encoding="utf-8"?>
-<ds:datastoreItem xmlns:ds="http://schemas.openxmlformats.org/officeDocument/2006/customXml" ds:itemID="{DABAA964-10BA-4DBC-ABF2-CDEAC0FAF7AA}">
-  <ds:schemaRefs>
-    <ds:schemaRef ds:uri="http://schemas.microsoft.com/sharepoint/v3/contenttype/forms"/>
-  </ds:schemaRefs>
-</ds:datastoreItem>
 </file>